--- a/deliverables/BiblioFlow-CR-BF-01-consegna-2026-10-13/documenti/01 - Report finale CR-BF-01.docx
+++ b/deliverables/BiblioFlow-CR-BF-01-consegna-2026-10-13/documenti/01 - Report finale CR-BF-01.docx
@@ -86,7 +86,7 @@
         <w:rPr>
           <w:rStyle w:val="VerbatimChar"/>
         </w:rPr>
-        <w:t>066f198</w:t>
+        <w:t>20efb4b</w:t>
       </w:r>
     </w:p>
     <w:p>
@@ -156,7 +156,7 @@
             </w:rPr>
             <w:fldChar w:fldCharType="separate"/>
           </w:r>
-          <w:hyperlink w:anchor="__RefHeading___Toc7552_3672760668">
+          <w:hyperlink w:anchor="__RefHeading___Toc7603_4122350189">
             <w:r>
               <w:rPr>
                 <w:webHidden/>
@@ -177,7 +177,7 @@
             </w:tabs>
             <w:rPr/>
           </w:pPr>
-          <w:hyperlink w:anchor="__RefHeading___Toc7554_3672760668">
+          <w:hyperlink w:anchor="__RefHeading___Toc7605_4122350189">
             <w:r>
               <w:rPr>
                 <w:webHidden/>
@@ -198,7 +198,7 @@
             </w:tabs>
             <w:rPr/>
           </w:pPr>
-          <w:hyperlink w:anchor="__RefHeading___Toc7556_3672760668">
+          <w:hyperlink w:anchor="__RefHeading___Toc7607_4122350189">
             <w:r>
               <w:rPr>
                 <w:webHidden/>
@@ -219,7 +219,7 @@
             </w:tabs>
             <w:rPr/>
           </w:pPr>
-          <w:hyperlink w:anchor="__RefHeading___Toc7558_3672760668">
+          <w:hyperlink w:anchor="__RefHeading___Toc7609_4122350189">
             <w:r>
               <w:rPr>
                 <w:webHidden/>
@@ -240,7 +240,7 @@
             </w:tabs>
             <w:rPr/>
           </w:pPr>
-          <w:hyperlink w:anchor="__RefHeading___Toc7560_3672760668">
+          <w:hyperlink w:anchor="__RefHeading___Toc7611_4122350189">
             <w:r>
               <w:rPr>
                 <w:webHidden/>
@@ -261,7 +261,7 @@
             </w:tabs>
             <w:rPr/>
           </w:pPr>
-          <w:hyperlink w:anchor="__RefHeading___Toc7562_3672760668">
+          <w:hyperlink w:anchor="__RefHeading___Toc7613_4122350189">
             <w:r>
               <w:rPr>
                 <w:webHidden/>
@@ -282,7 +282,7 @@
             </w:tabs>
             <w:rPr/>
           </w:pPr>
-          <w:hyperlink w:anchor="__RefHeading___Toc7564_3672760668">
+          <w:hyperlink w:anchor="__RefHeading___Toc7615_4122350189">
             <w:r>
               <w:rPr>
                 <w:webHidden/>
@@ -303,7 +303,7 @@
             </w:tabs>
             <w:rPr/>
           </w:pPr>
-          <w:hyperlink w:anchor="__RefHeading___Toc7566_3672760668">
+          <w:hyperlink w:anchor="__RefHeading___Toc7617_4122350189">
             <w:r>
               <w:rPr>
                 <w:webHidden/>
@@ -324,7 +324,7 @@
             </w:tabs>
             <w:rPr/>
           </w:pPr>
-          <w:hyperlink w:anchor="__RefHeading___Toc7568_3672760668">
+          <w:hyperlink w:anchor="__RefHeading___Toc7619_4122350189">
             <w:r>
               <w:rPr>
                 <w:webHidden/>
@@ -345,7 +345,7 @@
             </w:tabs>
             <w:rPr/>
           </w:pPr>
-          <w:hyperlink w:anchor="__RefHeading___Toc7570_3672760668">
+          <w:hyperlink w:anchor="__RefHeading___Toc7621_4122350189">
             <w:r>
               <w:rPr>
                 <w:webHidden/>
@@ -366,7 +366,7 @@
             </w:tabs>
             <w:rPr/>
           </w:pPr>
-          <w:hyperlink w:anchor="__RefHeading___Toc7572_3672760668">
+          <w:hyperlink w:anchor="__RefHeading___Toc7623_4122350189">
             <w:r>
               <w:rPr>
                 <w:webHidden/>
@@ -387,7 +387,7 @@
             </w:tabs>
             <w:rPr/>
           </w:pPr>
-          <w:hyperlink w:anchor="__RefHeading___Toc7574_3672760668">
+          <w:hyperlink w:anchor="__RefHeading___Toc7625_4122350189">
             <w:r>
               <w:rPr>
                 <w:webHidden/>
@@ -408,7 +408,7 @@
             </w:tabs>
             <w:rPr/>
           </w:pPr>
-          <w:hyperlink w:anchor="__RefHeading___Toc7576_3672760668">
+          <w:hyperlink w:anchor="__RefHeading___Toc7627_4122350189">
             <w:r>
               <w:rPr>
                 <w:webHidden/>
@@ -429,7 +429,7 @@
             </w:tabs>
             <w:rPr/>
           </w:pPr>
-          <w:hyperlink w:anchor="__RefHeading___Toc7578_3672760668">
+          <w:hyperlink w:anchor="__RefHeading___Toc7629_4122350189">
             <w:r>
               <w:rPr>
                 <w:webHidden/>
@@ -450,7 +450,7 @@
             </w:tabs>
             <w:rPr/>
           </w:pPr>
-          <w:hyperlink w:anchor="__RefHeading___Toc7580_3672760668">
+          <w:hyperlink w:anchor="__RefHeading___Toc7631_4122350189">
             <w:r>
               <w:rPr>
                 <w:webHidden/>
@@ -471,7 +471,7 @@
             </w:tabs>
             <w:rPr/>
           </w:pPr>
-          <w:hyperlink w:anchor="__RefHeading___Toc7582_3672760668">
+          <w:hyperlink w:anchor="__RefHeading___Toc7633_4122350189">
             <w:r>
               <w:rPr>
                 <w:webHidden/>
@@ -492,7 +492,7 @@
             </w:tabs>
             <w:rPr/>
           </w:pPr>
-          <w:hyperlink w:anchor="__RefHeading___Toc7584_3672760668">
+          <w:hyperlink w:anchor="__RefHeading___Toc7635_4122350189">
             <w:r>
               <w:rPr>
                 <w:webHidden/>
@@ -513,7 +513,7 @@
             </w:tabs>
             <w:rPr/>
           </w:pPr>
-          <w:hyperlink w:anchor="__RefHeading___Toc7586_3672760668">
+          <w:hyperlink w:anchor="__RefHeading___Toc7637_4122350189">
             <w:r>
               <w:rPr>
                 <w:webHidden/>
@@ -534,7 +534,7 @@
             </w:tabs>
             <w:rPr/>
           </w:pPr>
-          <w:hyperlink w:anchor="__RefHeading___Toc7588_3672760668">
+          <w:hyperlink w:anchor="__RefHeading___Toc7639_4122350189">
             <w:r>
               <w:rPr>
                 <w:webHidden/>
@@ -555,7 +555,7 @@
             </w:tabs>
             <w:rPr/>
           </w:pPr>
-          <w:hyperlink w:anchor="__RefHeading___Toc7590_3672760668">
+          <w:hyperlink w:anchor="__RefHeading___Toc7641_4122350189">
             <w:r>
               <w:rPr>
                 <w:webHidden/>
@@ -576,7 +576,7 @@
             </w:tabs>
             <w:rPr/>
           </w:pPr>
-          <w:hyperlink w:anchor="__RefHeading___Toc7592_3672760668">
+          <w:hyperlink w:anchor="__RefHeading___Toc7643_4122350189">
             <w:r>
               <w:rPr>
                 <w:webHidden/>
@@ -597,7 +597,7 @@
             </w:tabs>
             <w:rPr/>
           </w:pPr>
-          <w:hyperlink w:anchor="__RefHeading___Toc7594_3672760668">
+          <w:hyperlink w:anchor="__RefHeading___Toc7645_4122350189">
             <w:r>
               <w:rPr>
                 <w:webHidden/>
@@ -618,7 +618,7 @@
             </w:tabs>
             <w:rPr/>
           </w:pPr>
-          <w:hyperlink w:anchor="__RefHeading___Toc7596_3672760668">
+          <w:hyperlink w:anchor="__RefHeading___Toc7647_4122350189">
             <w:r>
               <w:rPr>
                 <w:webHidden/>
@@ -639,7 +639,7 @@
             </w:tabs>
             <w:rPr/>
           </w:pPr>
-          <w:hyperlink w:anchor="__RefHeading___Toc7598_3672760668">
+          <w:hyperlink w:anchor="__RefHeading___Toc7649_4122350189">
             <w:r>
               <w:rPr>
                 <w:webHidden/>
@@ -660,7 +660,7 @@
             </w:tabs>
             <w:rPr/>
           </w:pPr>
-          <w:hyperlink w:anchor="__RefHeading___Toc7600_3672760668">
+          <w:hyperlink w:anchor="__RefHeading___Toc7651_4122350189">
             <w:r>
               <w:rPr>
                 <w:webHidden/>
@@ -681,7 +681,7 @@
             </w:tabs>
             <w:rPr/>
           </w:pPr>
-          <w:hyperlink w:anchor="__RefHeading___Toc7602_3672760668">
+          <w:hyperlink w:anchor="__RefHeading___Toc7653_4122350189">
             <w:r>
               <w:rPr>
                 <w:webHidden/>
@@ -702,7 +702,7 @@
             </w:tabs>
             <w:rPr/>
           </w:pPr>
-          <w:hyperlink w:anchor="__RefHeading___Toc7604_3672760668">
+          <w:hyperlink w:anchor="__RefHeading___Toc7655_4122350189">
             <w:r>
               <w:rPr>
                 <w:webHidden/>
@@ -723,7 +723,7 @@
             </w:tabs>
             <w:rPr/>
           </w:pPr>
-          <w:hyperlink w:anchor="__RefHeading___Toc7606_3672760668">
+          <w:hyperlink w:anchor="__RefHeading___Toc7657_4122350189">
             <w:r>
               <w:rPr>
                 <w:webHidden/>
@@ -744,7 +744,7 @@
             </w:tabs>
             <w:rPr/>
           </w:pPr>
-          <w:hyperlink w:anchor="__RefHeading___Toc7608_3672760668">
+          <w:hyperlink w:anchor="__RefHeading___Toc7659_4122350189">
             <w:r>
               <w:rPr>
                 <w:webHidden/>
@@ -765,7 +765,7 @@
             </w:tabs>
             <w:rPr/>
           </w:pPr>
-          <w:hyperlink w:anchor="__RefHeading___Toc7610_3672760668">
+          <w:hyperlink w:anchor="__RefHeading___Toc7661_4122350189">
             <w:r>
               <w:rPr>
                 <w:webHidden/>
@@ -786,7 +786,7 @@
             </w:tabs>
             <w:rPr/>
           </w:pPr>
-          <w:hyperlink w:anchor="__RefHeading___Toc7612_3672760668">
+          <w:hyperlink w:anchor="__RefHeading___Toc7663_4122350189">
             <w:r>
               <w:rPr>
                 <w:webHidden/>
@@ -807,7 +807,7 @@
             </w:tabs>
             <w:rPr/>
           </w:pPr>
-          <w:hyperlink w:anchor="__RefHeading___Toc7614_3672760668">
+          <w:hyperlink w:anchor="__RefHeading___Toc7665_4122350189">
             <w:r>
               <w:rPr>
                 <w:webHidden/>
@@ -828,7 +828,7 @@
             </w:tabs>
             <w:rPr/>
           </w:pPr>
-          <w:hyperlink w:anchor="__RefHeading___Toc7616_3672760668">
+          <w:hyperlink w:anchor="__RefHeading___Toc7667_4122350189">
             <w:r>
               <w:rPr>
                 <w:webHidden/>
@@ -849,7 +849,7 @@
             </w:tabs>
             <w:rPr/>
           </w:pPr>
-          <w:hyperlink w:anchor="__RefHeading___Toc7618_3672760668">
+          <w:hyperlink w:anchor="__RefHeading___Toc7669_4122350189">
             <w:r>
               <w:rPr>
                 <w:webHidden/>
@@ -897,7 +897,7 @@
         <w:spacing w:before="0" w:after="120"/>
         <w:rPr/>
       </w:pPr>
-      <w:bookmarkStart w:id="0" w:name="__RefHeading___Toc7552_3672760668"/>
+      <w:bookmarkStart w:id="0" w:name="__RefHeading___Toc7603_4122350189"/>
       <w:bookmarkEnd w:id="0"/>
       <w:r>
         <w:rPr/>
@@ -1560,7 +1560,7 @@
         <w:pStyle w:val="Heading1"/>
         <w:rPr/>
       </w:pPr>
-      <w:bookmarkStart w:id="2" w:name="__RefHeading___Toc7554_3672760668"/>
+      <w:bookmarkStart w:id="2" w:name="__RefHeading___Toc7605_4122350189"/>
       <w:bookmarkEnd w:id="2"/>
       <w:r>
         <w:rPr/>
@@ -1690,7 +1690,7 @@
         <w:pStyle w:val="Heading1"/>
         <w:rPr/>
       </w:pPr>
-      <w:bookmarkStart w:id="3" w:name="__RefHeading___Toc7556_3672760668"/>
+      <w:bookmarkStart w:id="3" w:name="__RefHeading___Toc7607_4122350189"/>
       <w:bookmarkStart w:id="4" w:name="processo-di-impact-analysis"/>
       <w:bookmarkEnd w:id="3"/>
       <w:r>
@@ -1703,7 +1703,7 @@
         <w:pStyle w:val="Heading2"/>
         <w:rPr/>
       </w:pPr>
-      <w:bookmarkStart w:id="5" w:name="__RefHeading___Toc7558_3672760668"/>
+      <w:bookmarkStart w:id="5" w:name="__RefHeading___Toc7609_4122350189"/>
       <w:bookmarkStart w:id="6" w:name="metodo-seguito"/>
       <w:bookmarkEnd w:id="5"/>
       <w:r>
@@ -1884,7 +1884,7 @@
         <w:pStyle w:val="Heading2"/>
         <w:rPr/>
       </w:pPr>
-      <w:bookmarkStart w:id="7" w:name="__RefHeading___Toc7560_3672760668"/>
+      <w:bookmarkStart w:id="7" w:name="__RefHeading___Toc7611_4122350189"/>
       <w:bookmarkStart w:id="8" w:name="evidenze-as-is"/>
       <w:bookmarkEnd w:id="7"/>
       <w:r>
@@ -2055,7 +2055,7 @@
         <w:pStyle w:val="Heading2"/>
         <w:rPr/>
       </w:pPr>
-      <w:bookmarkStart w:id="10" w:name="__RefHeading___Toc7562_3672760668"/>
+      <w:bookmarkStart w:id="10" w:name="__RefHeading___Toc7613_4122350189"/>
       <w:bookmarkEnd w:id="10"/>
       <w:r>
         <w:rPr/>
@@ -2691,7 +2691,7 @@
         <w:pStyle w:val="Heading2"/>
         <w:rPr/>
       </w:pPr>
-      <w:bookmarkStart w:id="12" w:name="__RefHeading___Toc7564_3672760668"/>
+      <w:bookmarkStart w:id="12" w:name="__RefHeading___Toc7615_4122350189"/>
       <w:bookmarkEnd w:id="12"/>
       <w:r>
         <w:rPr/>
@@ -3665,7 +3665,7 @@
         <w:pStyle w:val="Heading1"/>
         <w:rPr/>
       </w:pPr>
-      <w:bookmarkStart w:id="14" w:name="__RefHeading___Toc7566_3672760668"/>
+      <w:bookmarkStart w:id="14" w:name="__RefHeading___Toc7617_4122350189"/>
       <w:bookmarkStart w:id="15" w:name="progettazione-to-be"/>
       <w:bookmarkEnd w:id="14"/>
       <w:r>
@@ -3678,7 +3678,7 @@
         <w:pStyle w:val="Heading2"/>
         <w:rPr/>
       </w:pPr>
-      <w:bookmarkStart w:id="16" w:name="__RefHeading___Toc7568_3672760668"/>
+      <w:bookmarkStart w:id="16" w:name="__RefHeading___Toc7619_4122350189"/>
       <w:bookmarkStart w:id="17" w:name="servizio-di-dominio-unico"/>
       <w:bookmarkEnd w:id="16"/>
       <w:r>
@@ -3809,7 +3809,7 @@
         <w:pStyle w:val="Heading2"/>
         <w:rPr/>
       </w:pPr>
-      <w:bookmarkStart w:id="19" w:name="__RefHeading___Toc7570_3672760668"/>
+      <w:bookmarkStart w:id="19" w:name="__RefHeading___Toc7621_4122350189"/>
       <w:bookmarkStart w:id="20" w:name="atomicità-e-concorrenza"/>
       <w:bookmarkEnd w:id="19"/>
       <w:r>
@@ -3882,7 +3882,7 @@
         <w:pStyle w:val="Heading2"/>
         <w:rPr/>
       </w:pPr>
-      <w:bookmarkStart w:id="22" w:name="__RefHeading___Toc7572_3672760668"/>
+      <w:bookmarkStart w:id="22" w:name="__RefHeading___Toc7623_4122350189"/>
       <w:bookmarkStart w:id="23" w:name="modello-della-lista-dattesa"/>
       <w:bookmarkEnd w:id="22"/>
       <w:r>
@@ -3983,7 +3983,7 @@
         <w:pStyle w:val="Heading2"/>
         <w:rPr/>
       </w:pPr>
-      <w:bookmarkStart w:id="25" w:name="__RefHeading___Toc7574_3672760668"/>
+      <w:bookmarkStart w:id="25" w:name="__RefHeading___Toc7625_4122350189"/>
       <w:bookmarkStart w:id="26" w:name="identità-ruoli-e-ownership"/>
       <w:bookmarkEnd w:id="25"/>
       <w:r>
@@ -4088,7 +4088,7 @@
         <w:pStyle w:val="Heading2"/>
         <w:rPr/>
       </w:pPr>
-      <w:bookmarkStart w:id="28" w:name="__RefHeading___Toc7576_3672760668"/>
+      <w:bookmarkStart w:id="28" w:name="__RefHeading___Toc7627_4122350189"/>
       <w:bookmarkStart w:id="29" w:name="log-notifiche-e-aggiornamento-client"/>
       <w:bookmarkEnd w:id="28"/>
       <w:r>
@@ -4152,7 +4152,7 @@
         <w:pStyle w:val="Heading2"/>
         <w:rPr/>
       </w:pPr>
-      <w:bookmarkStart w:id="30" w:name="__RefHeading___Toc7578_3672760668"/>
+      <w:bookmarkStart w:id="30" w:name="__RefHeading___Toc7629_4122350189"/>
       <w:bookmarkStart w:id="31" w:name="diagrammi"/>
       <w:bookmarkEnd w:id="30"/>
       <w:r>
@@ -4273,7 +4273,7 @@
         <w:pStyle w:val="Heading1"/>
         <w:rPr/>
       </w:pPr>
-      <w:bookmarkStart w:id="34" w:name="__RefHeading___Toc7580_3672760668"/>
+      <w:bookmarkStart w:id="34" w:name="__RefHeading___Toc7631_4122350189"/>
       <w:bookmarkStart w:id="35" w:name="realizzazione-incrementale"/>
       <w:bookmarkEnd w:id="34"/>
       <w:r>
@@ -4286,7 +4286,7 @@
         <w:pStyle w:val="Heading2"/>
         <w:rPr/>
       </w:pPr>
-      <w:bookmarkStart w:id="36" w:name="__RefHeading___Toc7582_3672760668"/>
+      <w:bookmarkStart w:id="36" w:name="__RefHeading___Toc7633_4122350189"/>
       <w:bookmarkEnd w:id="36"/>
       <w:r>
         <w:rPr/>
@@ -5250,7 +5250,7 @@
         <w:pStyle w:val="Heading2"/>
         <w:rPr/>
       </w:pPr>
-      <w:bookmarkStart w:id="38" w:name="__RefHeading___Toc7584_3672760668"/>
+      <w:bookmarkStart w:id="38" w:name="__RefHeading___Toc7635_4122350189"/>
       <w:bookmarkEnd w:id="38"/>
       <w:r>
         <w:rPr/>
@@ -6006,7 +6006,7 @@
         <w:pStyle w:val="Heading2"/>
         <w:rPr/>
       </w:pPr>
-      <w:bookmarkStart w:id="39" w:name="__RefHeading___Toc7586_3672760668"/>
+      <w:bookmarkStart w:id="39" w:name="__RefHeading___Toc7637_4122350189"/>
       <w:bookmarkStart w:id="40" w:name="cronologia-git-sintetica"/>
       <w:bookmarkEnd w:id="39"/>
       <w:r>
@@ -7343,7 +7343,7 @@
         <w:pStyle w:val="Heading1"/>
         <w:rPr/>
       </w:pPr>
-      <w:bookmarkStart w:id="43" w:name="__RefHeading___Toc7588_3672760668"/>
+      <w:bookmarkStart w:id="43" w:name="__RefHeading___Toc7639_4122350189"/>
       <w:bookmarkStart w:id="44" w:name="criteri-di-accettazione-ed-evidenze"/>
       <w:bookmarkEnd w:id="43"/>
       <w:r>
@@ -8133,7 +8133,7 @@
         <w:pStyle w:val="Heading1"/>
         <w:rPr/>
       </w:pPr>
-      <w:bookmarkStart w:id="46" w:name="__RefHeading___Toc7590_3672760668"/>
+      <w:bookmarkStart w:id="46" w:name="__RefHeading___Toc7641_4122350189"/>
       <w:bookmarkStart w:id="47" w:name="strategia-ed-esiti-di-test"/>
       <w:bookmarkEnd w:id="46"/>
       <w:r>
@@ -8146,7 +8146,7 @@
         <w:pStyle w:val="Heading2"/>
         <w:rPr/>
       </w:pPr>
-      <w:bookmarkStart w:id="48" w:name="__RefHeading___Toc7592_3672760668"/>
+      <w:bookmarkStart w:id="48" w:name="__RefHeading___Toc7643_4122350189"/>
       <w:bookmarkEnd w:id="48"/>
       <w:r>
         <w:rPr/>
@@ -8671,7 +8671,7 @@
         <w:pStyle w:val="Heading2"/>
         <w:rPr/>
       </w:pPr>
-      <w:bookmarkStart w:id="50" w:name="__RefHeading___Toc7594_3672760668"/>
+      <w:bookmarkStart w:id="50" w:name="__RefHeading___Toc7645_4122350189"/>
       <w:bookmarkEnd w:id="50"/>
       <w:r>
         <w:rPr/>
@@ -8842,7 +8842,7 @@
         <w:pStyle w:val="Heading1"/>
         <w:rPr/>
       </w:pPr>
-      <w:bookmarkStart w:id="51" w:name="__RefHeading___Toc7596_3672760668"/>
+      <w:bookmarkStart w:id="51" w:name="__RefHeading___Toc7647_4122350189"/>
       <w:bookmarkStart w:id="52" w:name="anomalie-e-limiti-osservati"/>
       <w:bookmarkEnd w:id="51"/>
       <w:r>
@@ -8983,6 +8983,120 @@
         <w:rPr/>
         <w:t>) senza fix compatibile pubblicato. Non entra nel bundle di produzione.</w:t>
       </w:r>
+    </w:p>
+    <w:p>
+      <w:pPr>
+        <w:pStyle w:val="Compact"/>
+        <w:numPr>
+          <w:ilvl w:val="0"/>
+          <w:numId w:val="66"/>
+        </w:numPr>
+        <w:rPr/>
+      </w:pPr>
+      <w:r>
+        <w:rPr/>
+        <w:t xml:space="preserve">La verifica dal vivo dell’applicazione pubblicata (13 ottobre 2026) ha rilevato un difetto preesistente e indipendente dalla CR: nel catalogo </w:t>
+      </w:r>
+      <w:r>
+        <w:rPr>
+          <w:rStyle w:val="VerbatimChar"/>
+        </w:rPr>
+        <w:t>/libri</w:t>
+      </w:r>
+      <w:r>
+        <w:rPr/>
+        <w:t xml:space="preserve"> tutti i libri risultavano “Non disponibile” anche con copie libere, con anno e posizione vuoti, perché </w:t>
+      </w:r>
+      <w:r>
+        <w:rPr>
+          <w:rStyle w:val="VerbatimChar"/>
+        </w:rPr>
+        <w:t>GET /api/libri</w:t>
+      </w:r>
+      <w:r>
+        <w:rPr/>
+        <w:t xml:space="preserve"> restituiva il modello Prisma grezzo (</w:t>
+      </w:r>
+      <w:r>
+        <w:rPr>
+          <w:rStyle w:val="VerbatimChar"/>
+        </w:rPr>
+        <w:t>anno</w:t>
+      </w:r>
+      <w:r>
+        <w:rPr/>
+        <w:t xml:space="preserve">, </w:t>
+      </w:r>
+      <w:r>
+        <w:rPr>
+          <w:rStyle w:val="VerbatimChar"/>
+        </w:rPr>
+        <w:t>scaffale</w:t>
+      </w:r>
+      <w:r>
+        <w:rPr/>
+        <w:t xml:space="preserve">, </w:t>
+      </w:r>
+      <w:r>
+        <w:rPr>
+          <w:rStyle w:val="VerbatimChar"/>
+        </w:rPr>
+        <w:t>piano</w:t>
+      </w:r>
+      <w:r>
+        <w:rPr/>
+        <w:t xml:space="preserve">) mentre la pagina legge </w:t>
+      </w:r>
+      <w:r>
+        <w:rPr>
+          <w:rStyle w:val="VerbatimChar"/>
+        </w:rPr>
+        <w:t>disponibile</w:t>
+      </w:r>
+      <w:r>
+        <w:rPr/>
+        <w:t xml:space="preserve">, </w:t>
+      </w:r>
+      <w:r>
+        <w:rPr>
+          <w:rStyle w:val="VerbatimChar"/>
+        </w:rPr>
+        <w:t>annoPubblicazione</w:t>
+      </w:r>
+      <w:r>
+        <w:rPr/>
+        <w:t xml:space="preserve"> e </w:t>
+      </w:r>
+      <w:r>
+        <w:rPr>
+          <w:rStyle w:val="VerbatimChar"/>
+        </w:rPr>
+        <w:t>posizione</w:t>
+      </w:r>
+      <w:r>
+        <w:rPr/>
+        <w:t>. Il difetto non tocca prenotazioni, lista d’attesa e concorrenza. È corretto dalla PR #85 (</w:t>
+      </w:r>
+      <w:r>
+        <w:rPr>
+          <w:rStyle w:val="VerbatimChar"/>
+        </w:rPr>
+        <w:t>arricchisciLibro</w:t>
+      </w:r>
+      <w:r>
+        <w:rPr/>
+        <w:t xml:space="preserve"> in </w:t>
+      </w:r>
+      <w:r>
+        <w:rPr>
+          <w:rStyle w:val="VerbatimChar"/>
+        </w:rPr>
+        <w:t>src/lib/catalogo-libri.ts</w:t>
+      </w:r>
+      <w:r>
+        <w:rPr/>
+        <w:t>, con cinque test unitari), tenuta separata dalla PR #84 già verificata.</w:t>
+      </w:r>
       <w:bookmarkEnd w:id="52"/>
     </w:p>
     <w:p>
@@ -8990,7 +9104,7 @@
         <w:pStyle w:val="Heading1"/>
         <w:rPr/>
       </w:pPr>
-      <w:bookmarkStart w:id="53" w:name="__RefHeading___Toc7598_3672760668"/>
+      <w:bookmarkStart w:id="53" w:name="__RefHeading___Toc7649_4122350189"/>
       <w:bookmarkStart w:id="54" w:name="valutazione-finale"/>
       <w:bookmarkEnd w:id="53"/>
       <w:bookmarkEnd w:id="54"/>
@@ -9122,7 +9236,7 @@
         <w:spacing w:before="0" w:after="120"/>
         <w:rPr/>
       </w:pPr>
-      <w:bookmarkStart w:id="57" w:name="__RefHeading___Toc7600_3672760668"/>
+      <w:bookmarkStart w:id="57" w:name="__RefHeading___Toc7651_4122350189"/>
       <w:bookmarkStart w:id="58" w:name="X6b26a8375254fc4564533c6c3d12e0b5fffed05"/>
       <w:bookmarkEnd w:id="57"/>
       <w:bookmarkEnd w:id="58"/>
@@ -9136,7 +9250,7 @@
         <w:pStyle w:val="Heading2"/>
         <w:rPr/>
       </w:pPr>
-      <w:bookmarkStart w:id="59" w:name="__RefHeading___Toc7602_3672760668"/>
+      <w:bookmarkStart w:id="59" w:name="__RefHeading___Toc7653_4122350189"/>
       <w:bookmarkStart w:id="60" w:name="X345180dfa60e3e14b3fa4fce5fb6f823680a80f"/>
       <w:bookmarkEnd w:id="59"/>
       <w:r>
@@ -9190,7 +9304,7 @@
         <w:pStyle w:val="Compact"/>
         <w:numPr>
           <w:ilvl w:val="0"/>
-          <w:numId w:val="66"/>
+          <w:numId w:val="67"/>
         </w:numPr>
         <w:rPr/>
       </w:pPr>
@@ -9212,33 +9326,13 @@
         <w:pStyle w:val="Compact"/>
         <w:numPr>
           <w:ilvl w:val="0"/>
-          <w:numId w:val="67"/>
-        </w:numPr>
-        <w:rPr/>
-      </w:pPr>
-      <w:r>
-        <w:rPr/>
-        <w:t>Responsabile operativo: Renato Mancino, subentrato a Mario Celzo</w:t>
-      </w:r>
-    </w:p>
-    <w:p>
-      <w:pPr>
-        <w:pStyle w:val="Compact"/>
-        <w:numPr>
-          <w:ilvl w:val="0"/>
           <w:numId w:val="68"/>
         </w:numPr>
         <w:rPr/>
       </w:pPr>
       <w:r>
         <w:rPr/>
-        <w:t xml:space="preserve">Baseline funzionale: tag </w:t>
-      </w:r>
-      <w:r>
-        <w:rPr>
-          <w:rStyle w:val="VerbatimChar"/>
-        </w:rPr>
-        <w:t>baseline-pre-cr-bf-01</w:t>
+        <w:t>Responsabile operativo: Renato Mancino, subentrato a Mario Celzo</w:t>
       </w:r>
     </w:p>
     <w:p>
@@ -9252,7 +9346,13 @@
       </w:pPr>
       <w:r>
         <w:rPr/>
-        <w:t>Criteri di accettazione CR-BF-01: nessuno specifico; il documento alimenta l’impact analysis</w:t>
+        <w:t xml:space="preserve">Baseline funzionale: tag </w:t>
+      </w:r>
+      <w:r>
+        <w:rPr>
+          <w:rStyle w:val="VerbatimChar"/>
+        </w:rPr>
+        <w:t>baseline-pre-cr-bf-01</w:t>
       </w:r>
     </w:p>
     <w:p>
@@ -9266,7 +9366,7 @@
       </w:pPr>
       <w:r>
         <w:rPr/>
-        <w:t>Documento complementare: BIB-17 — diagramma delle transizioni di stato</w:t>
+        <w:t>Criteri di accettazione CR-BF-01: nessuno specifico; il documento alimenta l’impact analysis</w:t>
       </w:r>
     </w:p>
     <w:p>
@@ -9275,6 +9375,20 @@
         <w:numPr>
           <w:ilvl w:val="0"/>
           <w:numId w:val="71"/>
+        </w:numPr>
+        <w:rPr/>
+      </w:pPr>
+      <w:r>
+        <w:rPr/>
+        <w:t>Documento complementare: BIB-17 — diagramma delle transizioni di stato</w:t>
+      </w:r>
+    </w:p>
+    <w:p>
+      <w:pPr>
+        <w:pStyle w:val="Compact"/>
+        <w:numPr>
+          <w:ilvl w:val="0"/>
+          <w:numId w:val="72"/>
         </w:numPr>
         <w:rPr/>
       </w:pPr>
@@ -9782,7 +9896,7 @@
         <w:pStyle w:val="Compact"/>
         <w:numPr>
           <w:ilvl w:val="0"/>
-          <w:numId w:val="72"/>
+          <w:numId w:val="73"/>
         </w:numPr>
         <w:rPr/>
       </w:pPr>
@@ -9813,7 +9927,7 @@
         <w:pStyle w:val="Compact"/>
         <w:numPr>
           <w:ilvl w:val="0"/>
-          <w:numId w:val="73"/>
+          <w:numId w:val="74"/>
         </w:numPr>
         <w:rPr/>
       </w:pPr>
@@ -9844,7 +9958,7 @@
         <w:pStyle w:val="Compact"/>
         <w:numPr>
           <w:ilvl w:val="0"/>
-          <w:numId w:val="74"/>
+          <w:numId w:val="75"/>
         </w:numPr>
         <w:rPr/>
       </w:pPr>
@@ -9865,7 +9979,7 @@
         <w:pStyle w:val="Compact"/>
         <w:numPr>
           <w:ilvl w:val="0"/>
-          <w:numId w:val="75"/>
+          <w:numId w:val="76"/>
         </w:numPr>
         <w:rPr/>
       </w:pPr>
@@ -9890,7 +10004,7 @@
         <w:pStyle w:val="Compact"/>
         <w:numPr>
           <w:ilvl w:val="0"/>
-          <w:numId w:val="76"/>
+          <w:numId w:val="77"/>
         </w:numPr>
         <w:rPr/>
       </w:pPr>
@@ -9921,7 +10035,7 @@
         <w:rPr/>
         <w:drawing>
           <wp:inline distT="0" distB="0" distL="0" distR="0">
-            <wp:extent cx="5760085" cy="4246245"/>
+            <wp:extent cx="5760085" cy="4217035"/>
             <wp:effectExtent l="0" t="0" r="0" b="0"/>
             <wp:docPr id="1" name="Picture" descr=""/>
             <wp:cNvGraphicFramePr>
@@ -9945,7 +10059,7 @@
                   <pic:spPr bwMode="auto">
                     <a:xfrm>
                       <a:off x="0" y="0"/>
-                      <a:ext cx="5760085" cy="4246245"/>
+                      <a:ext cx="5760085" cy="4217035"/>
                     </a:xfrm>
                     <a:prstGeom prst="rect">
                       <a:avLst/>
@@ -13008,7 +13122,7 @@
         <w:pStyle w:val="Compact"/>
         <w:numPr>
           <w:ilvl w:val="0"/>
-          <w:numId w:val="77"/>
+          <w:numId w:val="78"/>
         </w:numPr>
         <w:rPr/>
       </w:pPr>
@@ -13059,7 +13173,7 @@
         <w:pStyle w:val="Compact"/>
         <w:numPr>
           <w:ilvl w:val="0"/>
-          <w:numId w:val="78"/>
+          <w:numId w:val="79"/>
         </w:numPr>
         <w:rPr/>
       </w:pPr>
@@ -13080,7 +13194,7 @@
         <w:pStyle w:val="Compact"/>
         <w:numPr>
           <w:ilvl w:val="0"/>
-          <w:numId w:val="79"/>
+          <w:numId w:val="80"/>
         </w:numPr>
         <w:rPr/>
       </w:pPr>
@@ -13101,7 +13215,7 @@
         <w:pStyle w:val="Compact"/>
         <w:numPr>
           <w:ilvl w:val="0"/>
-          <w:numId w:val="80"/>
+          <w:numId w:val="81"/>
         </w:numPr>
         <w:rPr/>
       </w:pPr>
@@ -13133,7 +13247,7 @@
         <w:pStyle w:val="Compact"/>
         <w:numPr>
           <w:ilvl w:val="0"/>
-          <w:numId w:val="81"/>
+          <w:numId w:val="82"/>
         </w:numPr>
         <w:rPr/>
       </w:pPr>
@@ -13154,7 +13268,7 @@
         <w:pStyle w:val="Compact"/>
         <w:numPr>
           <w:ilvl w:val="0"/>
-          <w:numId w:val="82"/>
+          <w:numId w:val="83"/>
         </w:numPr>
         <w:rPr/>
       </w:pPr>
@@ -13205,7 +13319,7 @@
         <w:pStyle w:val="Compact"/>
         <w:numPr>
           <w:ilvl w:val="0"/>
-          <w:numId w:val="83"/>
+          <w:numId w:val="84"/>
         </w:numPr>
         <w:rPr/>
       </w:pPr>
@@ -13226,7 +13340,7 @@
         <w:pStyle w:val="Compact"/>
         <w:numPr>
           <w:ilvl w:val="0"/>
-          <w:numId w:val="84"/>
+          <w:numId w:val="85"/>
         </w:numPr>
         <w:rPr/>
       </w:pPr>
@@ -13247,7 +13361,7 @@
         <w:pStyle w:val="Compact"/>
         <w:numPr>
           <w:ilvl w:val="0"/>
-          <w:numId w:val="85"/>
+          <w:numId w:val="86"/>
         </w:numPr>
         <w:rPr/>
       </w:pPr>
@@ -13268,7 +13382,7 @@
         <w:pStyle w:val="Compact"/>
         <w:numPr>
           <w:ilvl w:val="0"/>
-          <w:numId w:val="86"/>
+          <w:numId w:val="87"/>
         </w:numPr>
         <w:rPr/>
       </w:pPr>
@@ -13289,7 +13403,7 @@
         <w:pStyle w:val="Compact"/>
         <w:numPr>
           <w:ilvl w:val="0"/>
-          <w:numId w:val="87"/>
+          <w:numId w:val="88"/>
         </w:numPr>
         <w:rPr/>
       </w:pPr>
@@ -13344,7 +13458,7 @@
         <w:pStyle w:val="Heading2"/>
         <w:rPr/>
       </w:pPr>
-      <w:bookmarkStart w:id="69" w:name="__RefHeading___Toc7604_3672760668"/>
+      <w:bookmarkStart w:id="69" w:name="__RefHeading___Toc7655_4122350189"/>
       <w:bookmarkStart w:id="70" w:name="stati-di-prenotazione-as-is"/>
       <w:bookmarkEnd w:id="69"/>
       <w:r>
@@ -13412,7 +13526,7 @@
         <w:rPr/>
         <w:drawing>
           <wp:inline distT="0" distB="0" distL="0" distR="0">
-            <wp:extent cx="5760085" cy="1322070"/>
+            <wp:extent cx="5760085" cy="1351915"/>
             <wp:effectExtent l="0" t="0" r="0" b="0"/>
             <wp:docPr id="2" name="Image2" descr=""/>
             <wp:cNvGraphicFramePr>
@@ -13436,7 +13550,7 @@
                   <pic:spPr bwMode="auto">
                     <a:xfrm>
                       <a:off x="0" y="0"/>
-                      <a:ext cx="5760085" cy="1322070"/>
+                      <a:ext cx="5760085" cy="1351915"/>
                     </a:xfrm>
                     <a:prstGeom prst="rect">
                       <a:avLst/>
@@ -15481,7 +15595,7 @@
         <w:pStyle w:val="Heading2"/>
         <w:rPr/>
       </w:pPr>
-      <w:bookmarkStart w:id="72" w:name="__RefHeading___Toc7606_3672760668"/>
+      <w:bookmarkStart w:id="72" w:name="__RefHeading___Toc7657_4122350189"/>
       <w:bookmarkStart w:id="73" w:name="matrice-ruoli-operazioni-as-is"/>
       <w:bookmarkEnd w:id="72"/>
       <w:bookmarkEnd w:id="73"/>
@@ -15556,7 +15670,7 @@
         <w:pStyle w:val="Compact"/>
         <w:numPr>
           <w:ilvl w:val="0"/>
-          <w:numId w:val="88"/>
+          <w:numId w:val="89"/>
         </w:numPr>
         <w:rPr/>
       </w:pPr>
@@ -15578,43 +15692,13 @@
         <w:pStyle w:val="Compact"/>
         <w:numPr>
           <w:ilvl w:val="0"/>
-          <w:numId w:val="89"/>
-        </w:numPr>
-        <w:rPr/>
-      </w:pPr>
-      <w:r>
-        <w:rPr/>
-        <w:t>Responsabile operativo: Renato Mancino, subentrato ad Alfonso Ferrara</w:t>
-      </w:r>
-    </w:p>
-    <w:p>
-      <w:pPr>
-        <w:pStyle w:val="Compact"/>
-        <w:numPr>
-          <w:ilvl w:val="0"/>
           <w:numId w:val="90"/>
         </w:numPr>
         <w:rPr/>
       </w:pPr>
       <w:r>
         <w:rPr/>
-        <w:t xml:space="preserve">Ambito completo: </w:t>
-      </w:r>
-      <w:r>
-        <w:rPr>
-          <w:rStyle w:val="VerbatimChar"/>
-        </w:rPr>
-        <w:t>src/app/api/prenotazioni/**</w:t>
-      </w:r>
-      <w:r>
-        <w:rPr/>
-        <w:t xml:space="preserve"> e </w:t>
-      </w:r>
-      <w:r>
-        <w:rPr>
-          <w:rStyle w:val="VerbatimChar"/>
-        </w:rPr>
-        <w:t>src/app/api/admin/**</w:t>
+        <w:t>Responsabile operativo: Renato Mancino, subentrato ad Alfonso Ferrara</w:t>
       </w:r>
     </w:p>
     <w:p>
@@ -15628,7 +15712,23 @@
       </w:pPr>
       <w:r>
         <w:rPr/>
-        <w:t>Inventario: 16 file route, 23 operazioni HTTP</w:t>
+        <w:t xml:space="preserve">Ambito completo: </w:t>
+      </w:r>
+      <w:r>
+        <w:rPr>
+          <w:rStyle w:val="VerbatimChar"/>
+        </w:rPr>
+        <w:t>src/app/api/prenotazioni/**</w:t>
+      </w:r>
+      <w:r>
+        <w:rPr/>
+        <w:t xml:space="preserve"> e </w:t>
+      </w:r>
+      <w:r>
+        <w:rPr>
+          <w:rStyle w:val="VerbatimChar"/>
+        </w:rPr>
+        <w:t>src/app/api/admin/**</w:t>
       </w:r>
     </w:p>
     <w:p>
@@ -15637,6 +15737,20 @@
         <w:numPr>
           <w:ilvl w:val="0"/>
           <w:numId w:val="92"/>
+        </w:numPr>
+        <w:rPr/>
+      </w:pPr>
+      <w:r>
+        <w:rPr/>
+        <w:t>Inventario: 16 file route, 23 operazioni HTTP</w:t>
+      </w:r>
+    </w:p>
+    <w:p>
+      <w:pPr>
+        <w:pStyle w:val="Compact"/>
+        <w:numPr>
+          <w:ilvl w:val="0"/>
+          <w:numId w:val="93"/>
         </w:numPr>
         <w:rPr/>
       </w:pPr>
@@ -22806,7 +22920,7 @@
         <w:pStyle w:val="Compact"/>
         <w:numPr>
           <w:ilvl w:val="0"/>
-          <w:numId w:val="93"/>
+          <w:numId w:val="94"/>
         </w:numPr>
         <w:rPr/>
       </w:pPr>
@@ -22826,7 +22940,7 @@
         <w:pStyle w:val="Compact"/>
         <w:numPr>
           <w:ilvl w:val="0"/>
-          <w:numId w:val="94"/>
+          <w:numId w:val="95"/>
         </w:numPr>
         <w:rPr/>
       </w:pPr>
@@ -24888,7 +25002,7 @@
         <w:pStyle w:val="Compact"/>
         <w:numPr>
           <w:ilvl w:val="0"/>
-          <w:numId w:val="95"/>
+          <w:numId w:val="96"/>
         </w:numPr>
         <w:rPr/>
       </w:pPr>
@@ -24902,7 +25016,7 @@
         <w:pStyle w:val="Compact"/>
         <w:numPr>
           <w:ilvl w:val="0"/>
-          <w:numId w:val="96"/>
+          <w:numId w:val="97"/>
         </w:numPr>
         <w:rPr/>
       </w:pPr>
@@ -24924,7 +25038,7 @@
         <w:pStyle w:val="Compact"/>
         <w:numPr>
           <w:ilvl w:val="0"/>
-          <w:numId w:val="97"/>
+          <w:numId w:val="98"/>
         </w:numPr>
         <w:rPr/>
       </w:pPr>
@@ -24990,7 +25104,7 @@
         <w:spacing w:before="0" w:after="120"/>
         <w:rPr/>
       </w:pPr>
-      <w:bookmarkStart w:id="88" w:name="__RefHeading___Toc7608_3672760668"/>
+      <w:bookmarkStart w:id="88" w:name="__RefHeading___Toc7659_4122350189"/>
       <w:bookmarkStart w:id="89" w:name="appendice-b-progettazione-to-be"/>
       <w:bookmarkEnd w:id="88"/>
       <w:bookmarkEnd w:id="89"/>
@@ -25004,7 +25118,7 @@
         <w:pStyle w:val="Heading2"/>
         <w:rPr/>
       </w:pPr>
-      <w:bookmarkStart w:id="90" w:name="__RefHeading___Toc7610_3672760668"/>
+      <w:bookmarkStart w:id="90" w:name="__RefHeading___Toc7661_4122350189"/>
       <w:bookmarkStart w:id="91" w:name="Xd6a0c6f01f596988a6401a90c655cfdd37ac9a6"/>
       <w:bookmarkEnd w:id="90"/>
       <w:r>
@@ -25058,7 +25172,7 @@
         <w:pStyle w:val="Compact"/>
         <w:numPr>
           <w:ilvl w:val="0"/>
-          <w:numId w:val="98"/>
+          <w:numId w:val="99"/>
         </w:numPr>
         <w:rPr/>
       </w:pPr>
@@ -25080,7 +25194,7 @@
         <w:pStyle w:val="Compact"/>
         <w:numPr>
           <w:ilvl w:val="0"/>
-          <w:numId w:val="99"/>
+          <w:numId w:val="100"/>
         </w:numPr>
         <w:rPr/>
       </w:pPr>
@@ -25093,20 +25207,6 @@
           <w:rStyle w:val="VerbatimChar"/>
         </w:rPr>
         <w:t>main</w:t>
-      </w:r>
-    </w:p>
-    <w:p>
-      <w:pPr>
-        <w:pStyle w:val="Compact"/>
-        <w:numPr>
-          <w:ilvl w:val="0"/>
-          <w:numId w:val="100"/>
-        </w:numPr>
-        <w:rPr/>
-      </w:pPr>
-      <w:r>
-        <w:rPr/>
-        <w:t>Vista complementare: stati TO-BE</w:t>
       </w:r>
     </w:p>
     <w:p>
@@ -25118,6 +25218,20 @@
         </w:numPr>
         <w:rPr/>
       </w:pPr>
+      <w:r>
+        <w:rPr/>
+        <w:t>Vista complementare: stati TO-BE</w:t>
+      </w:r>
+    </w:p>
+    <w:p>
+      <w:pPr>
+        <w:pStyle w:val="Compact"/>
+        <w:numPr>
+          <w:ilvl w:val="0"/>
+          <w:numId w:val="102"/>
+        </w:numPr>
+        <w:rPr/>
+      </w:pPr>
       <w:bookmarkStart w:id="93" w:name="scopo-e-riferimenti"/>
       <w:r>
         <w:rPr/>
@@ -25147,7 +25261,7 @@
         <w:rPr/>
         <w:drawing>
           <wp:inline distT="0" distB="0" distL="0" distR="0">
-            <wp:extent cx="5760085" cy="4628515"/>
+            <wp:extent cx="5760085" cy="4540250"/>
             <wp:effectExtent l="0" t="0" r="0" b="0"/>
             <wp:docPr id="3" name="Image3" descr=""/>
             <wp:cNvGraphicFramePr>
@@ -25171,7 +25285,7 @@
                   <pic:spPr bwMode="auto">
                     <a:xfrm>
                       <a:off x="0" y="0"/>
-                      <a:ext cx="5760085" cy="4628515"/>
+                      <a:ext cx="5760085" cy="4540250"/>
                     </a:xfrm>
                     <a:prstGeom prst="rect">
                       <a:avLst/>
@@ -26327,47 +26441,13 @@
         <w:pStyle w:val="Compact"/>
         <w:numPr>
           <w:ilvl w:val="0"/>
-          <w:numId w:val="102"/>
-        </w:numPr>
-        <w:rPr/>
-      </w:pPr>
-      <w:r>
-        <w:rPr/>
-        <w:t>La route di creazione ricava l’utente dalla sessione e delega la scrittura atomica al servizio di dominio; il vincolo PostgreSQL resta l’ultima difesa.</w:t>
-      </w:r>
-    </w:p>
-    <w:p>
-      <w:pPr>
-        <w:pStyle w:val="Compact"/>
-        <w:numPr>
-          <w:ilvl w:val="0"/>
           <w:numId w:val="103"/>
         </w:numPr>
         <w:rPr/>
       </w:pPr>
       <w:r>
         <w:rPr/>
-        <w:t xml:space="preserve">In caso di intervallo occupato, la UI propone la coda e la route dedicata crea una </w:t>
-      </w:r>
-      <w:r>
-        <w:rPr>
-          <w:rStyle w:val="VerbatimChar"/>
-        </w:rPr>
-        <w:t>ListaAttesa</w:t>
-      </w:r>
-      <w:r>
-        <w:rPr/>
-        <w:t xml:space="preserve"> </w:t>
-      </w:r>
-      <w:r>
-        <w:rPr>
-          <w:rStyle w:val="VerbatimChar"/>
-        </w:rPr>
-        <w:t>IN_ATTESA</w:t>
-      </w:r>
-      <w:r>
-        <w:rPr/>
-        <w:t>, con posizione FIFO calcolata dal dominio.</w:t>
+        <w:t>La route di creazione ricava l’utente dalla sessione e delega la scrittura atomica al servizio di dominio; il vincolo PostgreSQL resta l’ultima difesa.</w:t>
       </w:r>
     </w:p>
     <w:p>
@@ -26381,37 +26461,27 @@
       </w:pPr>
       <w:r>
         <w:rPr/>
-        <w:t xml:space="preserve">Cancellazione del personale o no-show liberano lo slot e invocano la stessa funzione </w:t>
+        <w:t xml:space="preserve">In caso di intervallo occupato, la UI propone la coda e la route dedicata crea una </w:t>
       </w:r>
       <w:r>
         <w:rPr>
           <w:rStyle w:val="VerbatimChar"/>
         </w:rPr>
-        <w:t>promuoviPrimoInCoda</w:t>
-      </w:r>
-      <w:r>
-        <w:rPr/>
-        <w:t xml:space="preserve">; la promozione crea una </w:t>
+        <w:t>ListaAttesa</w:t>
+      </w:r>
+      <w:r>
+        <w:rPr/>
+        <w:t xml:space="preserve"> </w:t>
       </w:r>
       <w:r>
         <w:rPr>
           <w:rStyle w:val="VerbatimChar"/>
         </w:rPr>
-        <w:t>Prenotazione</w:t>
-      </w:r>
-      <w:r>
-        <w:rPr/>
-        <w:t xml:space="preserve">, aggiorna la richiesta e registra </w:t>
-      </w:r>
-      <w:r>
-        <w:rPr>
-          <w:rStyle w:val="VerbatimChar"/>
-        </w:rPr>
-        <w:t>CODA_PROMOZIONE</w:t>
-      </w:r>
-      <w:r>
-        <w:rPr/>
-        <w:t xml:space="preserve"> nella medesima transazione.</w:t>
+        <w:t>IN_ATTESA</w:t>
+      </w:r>
+      <w:r>
+        <w:rPr/>
+        <w:t>, con posizione FIFO calcolata dal dominio.</w:t>
       </w:r>
     </w:p>
     <w:p>
@@ -26425,7 +26495,37 @@
       </w:pPr>
       <w:r>
         <w:rPr/>
-        <w:t>Una promozione non confermata tramite check-in scade; automazione, notifica, audit e promozione del successivo chiudono il ciclo della coda.</w:t>
+        <w:t xml:space="preserve">Cancellazione del personale o no-show liberano lo slot e invocano la stessa funzione </w:t>
+      </w:r>
+      <w:r>
+        <w:rPr>
+          <w:rStyle w:val="VerbatimChar"/>
+        </w:rPr>
+        <w:t>promuoviPrimoInCoda</w:t>
+      </w:r>
+      <w:r>
+        <w:rPr/>
+        <w:t xml:space="preserve">; la promozione crea una </w:t>
+      </w:r>
+      <w:r>
+        <w:rPr>
+          <w:rStyle w:val="VerbatimChar"/>
+        </w:rPr>
+        <w:t>Prenotazione</w:t>
+      </w:r>
+      <w:r>
+        <w:rPr/>
+        <w:t xml:space="preserve">, aggiorna la richiesta e registra </w:t>
+      </w:r>
+      <w:r>
+        <w:rPr>
+          <w:rStyle w:val="VerbatimChar"/>
+        </w:rPr>
+        <w:t>CODA_PROMOZIONE</w:t>
+      </w:r>
+      <w:r>
+        <w:rPr/>
+        <w:t xml:space="preserve"> nella medesima transazione.</w:t>
       </w:r>
     </w:p>
     <w:p>
@@ -26439,104 +26539,7 @@
       </w:pPr>
       <w:r>
         <w:rPr/>
-        <w:t>La UI rilegge disponibilità e notifiche tramite API autenticate; i dettagli personali restano nelle notifiche persistenti del solo destinatario.</w:t>
-      </w:r>
-    </w:p>
-    <w:p>
-      <w:pPr>
-        <w:pStyle w:val="Heading3"/>
-        <w:rPr/>
-      </w:pPr>
-      <w:bookmarkStart w:id="97" w:name="confini"/>
-      <w:r>
-        <w:rPr/>
-        <w:t>Confini</w:t>
-      </w:r>
-    </w:p>
-    <w:p>
-      <w:pPr>
-        <w:pStyle w:val="FirstParagraph"/>
-        <w:rPr/>
-      </w:pPr>
-      <w:r>
-        <w:rPr/>
-        <w:t xml:space="preserve">Il diagramma rappresenta dipendenze presenti nel codice finale. Non attribuisce a </w:t>
-      </w:r>
-      <w:r>
-        <w:rPr>
-          <w:rStyle w:val="VerbatimChar"/>
-        </w:rPr>
-        <w:t>ListaAttesa</w:t>
-      </w:r>
-      <w:r>
-        <w:rPr/>
-        <w:t xml:space="preserve"> lo stato di una prenotazione: le due entità mantengono cicli di vita separati e vengono correlate dall’audit </w:t>
-      </w:r>
-      <w:r>
-        <w:rPr>
-          <w:rStyle w:val="VerbatimChar"/>
-        </w:rPr>
-        <w:t>CODA_PROMOZIONE</w:t>
-      </w:r>
-      <w:r>
-        <w:rPr/>
-        <w:t>.</w:t>
-      </w:r>
-      <w:bookmarkEnd w:id="91"/>
-      <w:bookmarkEnd w:id="97"/>
-    </w:p>
-    <w:p>
-      <w:pPr>
-        <w:pStyle w:val="Heading2"/>
-        <w:rPr/>
-      </w:pPr>
-      <w:bookmarkStart w:id="98" w:name="__RefHeading___Toc7612_3672760668"/>
-      <w:bookmarkStart w:id="99" w:name="X2850bc93332866d7b33826adee665ca4a2d23cd"/>
-      <w:bookmarkEnd w:id="98"/>
-      <w:r>
-        <w:rPr/>
-        <w:t>Stati di prenotazione e lista d’attesa — TO-BE</w:t>
-      </w:r>
-    </w:p>
-    <w:p>
-      <w:pPr>
-        <w:pStyle w:val="Heading3"/>
-        <w:rPr/>
-      </w:pPr>
-      <w:bookmarkStart w:id="100" w:name="scopo-e-convenzioni"/>
-      <w:r>
-        <w:rPr/>
-        <w:t>Scopo e convenzioni</w:t>
-      </w:r>
-    </w:p>
-    <w:p>
-      <w:pPr>
-        <w:pStyle w:val="FirstParagraph"/>
-        <w:rPr/>
-      </w:pPr>
-      <w:r>
-        <w:rPr/>
-        <w:t xml:space="preserve">Il TO-BE distingue le due entità persistenti introdotte o modificate dalla CR-BF-01. </w:t>
-      </w:r>
-      <w:r>
-        <w:rPr>
-          <w:rStyle w:val="VerbatimChar"/>
-        </w:rPr>
-        <w:t>ListaAttesa</w:t>
-      </w:r>
-      <w:r>
-        <w:rPr/>
-        <w:t xml:space="preserve"> non è uno stato di </w:t>
-      </w:r>
-      <w:r>
-        <w:rPr>
-          <w:rStyle w:val="VerbatimChar"/>
-        </w:rPr>
-        <w:t>Prenotazione</w:t>
-      </w:r>
-      <w:r>
-        <w:rPr/>
-        <w:t>: una prenotazione nasce solo dalla creazione diretta riuscita o da una promozione FIFO.</w:t>
+        <w:t>Una promozione non confermata tramite check-in scade; automazione, notifica, audit e promozione del successivo chiudono il ciclo della coda.</w:t>
       </w:r>
     </w:p>
     <w:p>
@@ -26550,7 +26553,104 @@
       </w:pPr>
       <w:r>
         <w:rPr/>
-        <w:t>Analisi precedente: stati Prenotazione AS-IS</w:t>
+        <w:t>La UI rilegge disponibilità e notifiche tramite API autenticate; i dettagli personali restano nelle notifiche persistenti del solo destinatario.</w:t>
+      </w:r>
+    </w:p>
+    <w:p>
+      <w:pPr>
+        <w:pStyle w:val="Heading3"/>
+        <w:rPr/>
+      </w:pPr>
+      <w:bookmarkStart w:id="97" w:name="confini"/>
+      <w:r>
+        <w:rPr/>
+        <w:t>Confini</w:t>
+      </w:r>
+    </w:p>
+    <w:p>
+      <w:pPr>
+        <w:pStyle w:val="FirstParagraph"/>
+        <w:rPr/>
+      </w:pPr>
+      <w:r>
+        <w:rPr/>
+        <w:t xml:space="preserve">Il diagramma rappresenta dipendenze presenti nel codice finale. Non attribuisce a </w:t>
+      </w:r>
+      <w:r>
+        <w:rPr>
+          <w:rStyle w:val="VerbatimChar"/>
+        </w:rPr>
+        <w:t>ListaAttesa</w:t>
+      </w:r>
+      <w:r>
+        <w:rPr/>
+        <w:t xml:space="preserve"> lo stato di una prenotazione: le due entità mantengono cicli di vita separati e vengono correlate dall’audit </w:t>
+      </w:r>
+      <w:r>
+        <w:rPr>
+          <w:rStyle w:val="VerbatimChar"/>
+        </w:rPr>
+        <w:t>CODA_PROMOZIONE</w:t>
+      </w:r>
+      <w:r>
+        <w:rPr/>
+        <w:t>.</w:t>
+      </w:r>
+      <w:bookmarkEnd w:id="91"/>
+      <w:bookmarkEnd w:id="97"/>
+    </w:p>
+    <w:p>
+      <w:pPr>
+        <w:pStyle w:val="Heading2"/>
+        <w:rPr/>
+      </w:pPr>
+      <w:bookmarkStart w:id="98" w:name="__RefHeading___Toc7663_4122350189"/>
+      <w:bookmarkStart w:id="99" w:name="X2850bc93332866d7b33826adee665ca4a2d23cd"/>
+      <w:bookmarkEnd w:id="98"/>
+      <w:r>
+        <w:rPr/>
+        <w:t>Stati di prenotazione e lista d’attesa — TO-BE</w:t>
+      </w:r>
+    </w:p>
+    <w:p>
+      <w:pPr>
+        <w:pStyle w:val="Heading3"/>
+        <w:rPr/>
+      </w:pPr>
+      <w:bookmarkStart w:id="100" w:name="scopo-e-convenzioni"/>
+      <w:r>
+        <w:rPr/>
+        <w:t>Scopo e convenzioni</w:t>
+      </w:r>
+    </w:p>
+    <w:p>
+      <w:pPr>
+        <w:pStyle w:val="FirstParagraph"/>
+        <w:rPr/>
+      </w:pPr>
+      <w:r>
+        <w:rPr/>
+        <w:t xml:space="preserve">Il TO-BE distingue le due entità persistenti introdotte o modificate dalla CR-BF-01. </w:t>
+      </w:r>
+      <w:r>
+        <w:rPr>
+          <w:rStyle w:val="VerbatimChar"/>
+        </w:rPr>
+        <w:t>ListaAttesa</w:t>
+      </w:r>
+      <w:r>
+        <w:rPr/>
+        <w:t xml:space="preserve"> non è uno stato di </w:t>
+      </w:r>
+      <w:r>
+        <w:rPr>
+          <w:rStyle w:val="VerbatimChar"/>
+        </w:rPr>
+        <w:t>Prenotazione</w:t>
+      </w:r>
+      <w:r>
+        <w:rPr/>
+        <w:t>: una prenotazione nasce solo dalla creazione diretta riuscita o da una promozione FIFO.</w:t>
       </w:r>
     </w:p>
     <w:p>
@@ -26564,7 +26664,7 @@
       </w:pPr>
       <w:r>
         <w:rPr/>
-        <w:t>Architettura aggiornata: componenti TO-BE</w:t>
+        <w:t>Analisi precedente: stati Prenotazione AS-IS</w:t>
       </w:r>
     </w:p>
     <w:p>
@@ -26576,6 +26676,20 @@
         </w:numPr>
         <w:rPr/>
       </w:pPr>
+      <w:r>
+        <w:rPr/>
+        <w:t>Architettura aggiornata: componenti TO-BE</w:t>
+      </w:r>
+    </w:p>
+    <w:p>
+      <w:pPr>
+        <w:pStyle w:val="Compact"/>
+        <w:numPr>
+          <w:ilvl w:val="0"/>
+          <w:numId w:val="110"/>
+        </w:numPr>
+        <w:rPr/>
+      </w:pPr>
       <w:bookmarkStart w:id="101" w:name="scopo-e-convenzioni"/>
       <w:r>
         <w:rPr/>
@@ -26605,7 +26719,7 @@
         <w:rPr/>
         <w:drawing>
           <wp:inline distT="0" distB="0" distL="0" distR="0">
-            <wp:extent cx="5760085" cy="1763395"/>
+            <wp:extent cx="5760085" cy="1816100"/>
             <wp:effectExtent l="0" t="0" r="0" b="0"/>
             <wp:docPr id="4" name="Image4" descr=""/>
             <wp:cNvGraphicFramePr>
@@ -26629,7 +26743,7 @@
                   <pic:spPr bwMode="auto">
                     <a:xfrm>
                       <a:off x="0" y="0"/>
-                      <a:ext cx="5760085" cy="1763395"/>
+                      <a:ext cx="5760085" cy="1816100"/>
                     </a:xfrm>
                     <a:prstGeom prst="rect">
                       <a:avLst/>
@@ -26665,7 +26779,7 @@
         <w:rPr/>
         <w:drawing>
           <wp:inline distT="0" distB="0" distL="0" distR="0">
-            <wp:extent cx="5760085" cy="1410335"/>
+            <wp:extent cx="5760085" cy="1478280"/>
             <wp:effectExtent l="0" t="0" r="0" b="0"/>
             <wp:docPr id="5" name="Image5" descr=""/>
             <wp:cNvGraphicFramePr>
@@ -26689,7 +26803,7 @@
                   <pic:spPr bwMode="auto">
                     <a:xfrm>
                       <a:off x="0" y="0"/>
-                      <a:ext cx="5760085" cy="1410335"/>
+                      <a:ext cx="5760085" cy="1478280"/>
                     </a:xfrm>
                     <a:prstGeom prst="rect">
                       <a:avLst/>
@@ -26725,7 +26839,7 @@
         <w:rPr/>
         <w:drawing>
           <wp:inline distT="0" distB="0" distL="0" distR="0">
-            <wp:extent cx="5760085" cy="3300095"/>
+            <wp:extent cx="5760085" cy="3285490"/>
             <wp:effectExtent l="0" t="0" r="0" b="0"/>
             <wp:docPr id="6" name="Image6" descr=""/>
             <wp:cNvGraphicFramePr>
@@ -26749,7 +26863,7 @@
                   <pic:spPr bwMode="auto">
                     <a:xfrm>
                       <a:off x="0" y="0"/>
-                      <a:ext cx="5760085" cy="3300095"/>
+                      <a:ext cx="5760085" cy="3285490"/>
                     </a:xfrm>
                     <a:prstGeom prst="rect">
                       <a:avLst/>
@@ -28956,7 +29070,7 @@
         <w:pStyle w:val="Heading2"/>
         <w:rPr/>
       </w:pPr>
-      <w:bookmarkStart w:id="111" w:name="__RefHeading___Toc7614_3672760668"/>
+      <w:bookmarkStart w:id="111" w:name="__RefHeading___Toc7665_4122350189"/>
       <w:bookmarkStart w:id="112" w:name="X5a14547f53ee4b9de1bdbf19b5a613b8dbcf22b"/>
       <w:bookmarkEnd w:id="111"/>
       <w:bookmarkEnd w:id="112"/>
@@ -31606,7 +31720,7 @@
         <w:rPr/>
         <w:drawing>
           <wp:inline distT="0" distB="0" distL="0" distR="0">
-            <wp:extent cx="5760085" cy="3476625"/>
+            <wp:extent cx="5760085" cy="3467735"/>
             <wp:effectExtent l="0" t="0" r="0" b="0"/>
             <wp:docPr id="7" name="Image7" descr=""/>
             <wp:cNvGraphicFramePr>
@@ -31630,7 +31744,7 @@
                   <pic:spPr bwMode="auto">
                     <a:xfrm>
                       <a:off x="0" y="0"/>
-                      <a:ext cx="5760085" cy="3476625"/>
+                      <a:ext cx="5760085" cy="3467735"/>
                     </a:xfrm>
                     <a:prstGeom prst="rect">
                       <a:avLst/>
@@ -31659,27 +31773,13 @@
         <w:pStyle w:val="Compact"/>
         <w:numPr>
           <w:ilvl w:val="0"/>
-          <w:numId w:val="110"/>
-        </w:numPr>
-        <w:rPr/>
-      </w:pPr>
-      <w:r>
-        <w:rPr/>
-        <w:t>Creazione, estensione e controllo conflitti condividono la semantica degli intervalli; il database impedisce sovrapposizioni anche in concorrenza.</w:t>
-      </w:r>
-    </w:p>
-    <w:p>
-      <w:pPr>
-        <w:pStyle w:val="Compact"/>
-        <w:numPr>
-          <w:ilvl w:val="0"/>
           <w:numId w:val="111"/>
         </w:numPr>
         <w:rPr/>
       </w:pPr>
       <w:r>
         <w:rPr/>
-        <w:t>Check-in e ownership non accettano richieste in coda come prenotazioni.</w:t>
+        <w:t>Creazione, estensione e controllo conflitti condividono la semantica degli intervalli; il database impedisce sovrapposizioni anche in concorrenza.</w:t>
       </w:r>
     </w:p>
     <w:p>
@@ -31693,7 +31793,7 @@
       </w:pPr>
       <w:r>
         <w:rPr/>
-        <w:t>Cancellazione del personale, no-show e scadenza convergono sulla stessa promozione, senza duplicarne l’algoritmo FIFO.</w:t>
+        <w:t>Check-in e ownership non accettano richieste in coda come prenotazioni.</w:t>
       </w:r>
     </w:p>
     <w:p>
@@ -31707,7 +31807,7 @@
       </w:pPr>
       <w:r>
         <w:rPr/>
-        <w:t>Cron e transizioni usano lock o guardie di stato per non duplicare promozioni, notifiche e log.</w:t>
+        <w:t>Cancellazione del personale, no-show e scadenza convergono sulla stessa promozione, senza duplicarne l’algoritmo FIFO.</w:t>
       </w:r>
     </w:p>
     <w:p>
@@ -31721,7 +31821,7 @@
       </w:pPr>
       <w:r>
         <w:rPr/>
-        <w:t>Le notifiche della coda sono persistenti e collegate alla prenotazione; il badge le rileva tramite polling senza mantenere connessioni SSE serverless.</w:t>
+        <w:t>Cron e transizioni usano lock o guardie di stato per non duplicare promozioni, notifiche e log.</w:t>
       </w:r>
     </w:p>
     <w:p>
@@ -31733,33 +31833,9 @@
         </w:numPr>
         <w:rPr/>
       </w:pPr>
-      <w:bookmarkStart w:id="117" w:name="ripple-effect-chiusi"/>
-      <w:r>
-        <w:rPr/>
-        <w:t>Le statistiche distinguono gli eventi della coda dai conteggi storici.</w:t>
-      </w:r>
-      <w:bookmarkEnd w:id="117"/>
-    </w:p>
-    <w:p>
-      <w:pPr>
-        <w:pStyle w:val="Heading3"/>
-        <w:rPr/>
-      </w:pPr>
-      <w:bookmarkStart w:id="118" w:name="evidenza-di-verifica"/>
-      <w:bookmarkEnd w:id="118"/>
-      <w:r>
-        <w:rPr/>
-        <w:t>Evidenza di verifica</w:t>
-      </w:r>
-    </w:p>
-    <w:p>
-      <w:pPr>
-        <w:pStyle w:val="FirstParagraph"/>
-        <w:rPr/>
-      </w:pPr>
-      <w:r>
-        <w:rPr/>
-        <w:t>La coerenza del TO-BE è supportata dai documenti di Fase 6:</w:t>
+      <w:r>
+        <w:rPr/>
+        <w:t>Le notifiche della coda sono persistenti e collegate alla prenotazione; il badge le rileva tramite polling senza mantenere connessioni SSE serverless.</w:t>
       </w:r>
     </w:p>
     <w:p>
@@ -31771,9 +31847,33 @@
         </w:numPr>
         <w:rPr/>
       </w:pPr>
-      <w:r>
-        <w:rPr/>
-        <w:t>specifica dei test post-modifica;</w:t>
+      <w:bookmarkStart w:id="117" w:name="ripple-effect-chiusi"/>
+      <w:r>
+        <w:rPr/>
+        <w:t>Le statistiche distinguono gli eventi della coda dai conteggi storici.</w:t>
+      </w:r>
+      <w:bookmarkEnd w:id="117"/>
+    </w:p>
+    <w:p>
+      <w:pPr>
+        <w:pStyle w:val="Heading3"/>
+        <w:rPr/>
+      </w:pPr>
+      <w:bookmarkStart w:id="118" w:name="evidenza-di-verifica"/>
+      <w:bookmarkEnd w:id="118"/>
+      <w:r>
+        <w:rPr/>
+        <w:t>Evidenza di verifica</w:t>
+      </w:r>
+    </w:p>
+    <w:p>
+      <w:pPr>
+        <w:pStyle w:val="FirstParagraph"/>
+        <w:rPr/>
+      </w:pPr>
+      <w:r>
+        <w:rPr/>
+        <w:t>La coerenza del TO-BE è supportata dai documenti di Fase 6:</w:t>
       </w:r>
     </w:p>
     <w:p>
@@ -31787,7 +31887,7 @@
       </w:pPr>
       <w:r>
         <w:rPr/>
-        <w:t>report delle parti modificate;</w:t>
+        <w:t>specifica dei test post-modifica;</w:t>
       </w:r>
     </w:p>
     <w:p>
@@ -31801,7 +31901,7 @@
       </w:pPr>
       <w:r>
         <w:rPr/>
-        <w:t>report di regressione;</w:t>
+        <w:t>report delle parti modificate;</w:t>
       </w:r>
     </w:p>
     <w:p>
@@ -31810,6 +31910,20 @@
         <w:numPr>
           <w:ilvl w:val="0"/>
           <w:numId w:val="119"/>
+        </w:numPr>
+        <w:rPr/>
+      </w:pPr>
+      <w:r>
+        <w:rPr/>
+        <w:t>report di regressione;</w:t>
+      </w:r>
+    </w:p>
+    <w:p>
+      <w:pPr>
+        <w:pStyle w:val="Compact"/>
+        <w:numPr>
+          <w:ilvl w:val="0"/>
+          <w:numId w:val="120"/>
         </w:numPr>
         <w:rPr/>
       </w:pPr>
@@ -31855,7 +31969,7 @@
         <w:spacing w:before="0" w:after="120"/>
         <w:rPr/>
       </w:pPr>
-      <w:bookmarkStart w:id="125" w:name="__RefHeading___Toc7616_3672760668"/>
+      <w:bookmarkStart w:id="125" w:name="__RefHeading___Toc7667_4122350189"/>
       <w:bookmarkEnd w:id="125"/>
       <w:r>
         <w:rPr/>
@@ -31867,7 +31981,7 @@
         <w:pStyle w:val="Heading2"/>
         <w:rPr/>
       </w:pPr>
-      <w:bookmarkStart w:id="126" w:name="__RefHeading___Toc7618_3672760668"/>
+      <w:bookmarkStart w:id="126" w:name="__RefHeading___Toc7669_4122350189"/>
       <w:bookmarkEnd w:id="126"/>
       <w:r>
         <w:rPr/>
@@ -35406,7 +35520,7 @@
         <w:pStyle w:val="Compact"/>
         <w:numPr>
           <w:ilvl w:val="0"/>
-          <w:numId w:val="120"/>
+          <w:numId w:val="121"/>
         </w:numPr>
         <w:rPr/>
       </w:pPr>
@@ -35419,40 +35533,6 @@
           <w:rStyle w:val="VerbatimChar"/>
         </w:rPr>
         <w:t>GET /api/admin/posti/[id]</w:t>
-      </w:r>
-      <w:r>
-        <w:rPr/>
-        <w:t>;</w:t>
-      </w:r>
-    </w:p>
-    <w:p>
-      <w:pPr>
-        <w:pStyle w:val="Compact"/>
-        <w:numPr>
-          <w:ilvl w:val="0"/>
-          <w:numId w:val="121"/>
-        </w:numPr>
-        <w:rPr/>
-      </w:pPr>
-      <w:r>
-        <w:rPr/>
-        <w:t xml:space="preserve">applicare autenticazione e ruolo staff a </w:t>
-      </w:r>
-      <w:r>
-        <w:rPr>
-          <w:rStyle w:val="VerbatimChar"/>
-        </w:rPr>
-        <w:t>GET</w:t>
-      </w:r>
-      <w:r>
-        <w:rPr/>
-        <w:t xml:space="preserve"> e </w:t>
-      </w:r>
-      <w:r>
-        <w:rPr>
-          <w:rStyle w:val="VerbatimChar"/>
-        </w:rPr>
-        <w:t>PATCH /api/admin/richieste</w:t>
       </w:r>
       <w:r>
         <w:rPr/>
@@ -35470,6 +35550,40 @@
       </w:pPr>
       <w:r>
         <w:rPr/>
+        <w:t xml:space="preserve">applicare autenticazione e ruolo staff a </w:t>
+      </w:r>
+      <w:r>
+        <w:rPr>
+          <w:rStyle w:val="VerbatimChar"/>
+        </w:rPr>
+        <w:t>GET</w:t>
+      </w:r>
+      <w:r>
+        <w:rPr/>
+        <w:t xml:space="preserve"> e </w:t>
+      </w:r>
+      <w:r>
+        <w:rPr>
+          <w:rStyle w:val="VerbatimChar"/>
+        </w:rPr>
+        <w:t>PATCH /api/admin/richieste</w:t>
+      </w:r>
+      <w:r>
+        <w:rPr/>
+        <w:t>;</w:t>
+      </w:r>
+    </w:p>
+    <w:p>
+      <w:pPr>
+        <w:pStyle w:val="Compact"/>
+        <w:numPr>
+          <w:ilvl w:val="0"/>
+          <w:numId w:val="123"/>
+        </w:numPr>
+        <w:rPr/>
+      </w:pPr>
+      <w:r>
+        <w:rPr/>
         <w:t xml:space="preserve">convertire </w:t>
       </w:r>
       <w:r>
@@ -35508,7 +35622,7 @@
         <w:pStyle w:val="Compact"/>
         <w:numPr>
           <w:ilvl w:val="0"/>
-          <w:numId w:val="123"/>
+          <w:numId w:val="124"/>
         </w:numPr>
         <w:rPr/>
       </w:pPr>
@@ -36639,144 +36753,13 @@
         <w:pStyle w:val="Compact"/>
         <w:numPr>
           <w:ilvl w:val="0"/>
-          <w:numId w:val="124"/>
-        </w:numPr>
-        <w:rPr/>
-      </w:pPr>
-      <w:r>
-        <w:rPr/>
-        <w:t>due richieste simultanee ripetute internamente su tre round;</w:t>
-      </w:r>
-    </w:p>
-    <w:p>
-      <w:pPr>
-        <w:pStyle w:val="Compact"/>
-        <w:numPr>
-          <w:ilvl w:val="0"/>
           <w:numId w:val="125"/>
         </w:numPr>
         <w:rPr/>
       </w:pPr>
       <w:r>
         <w:rPr/>
-        <w:t>N richieste simultanee con controllo dell’unico vincitore e assenza di record fantasma.</w:t>
-      </w:r>
-    </w:p>
-    <w:p>
-      <w:pPr>
-        <w:pStyle w:val="FirstParagraph"/>
-        <w:rPr/>
-      </w:pPr>
-      <w:r>
-        <w:rPr/>
-        <w:t>Esito aggregato:</w:t>
-      </w:r>
-    </w:p>
-    <w:p>
-      <w:pPr>
-        <w:pStyle w:val="SourceCode"/>
-        <w:rPr/>
-      </w:pPr>
-      <w:r>
-        <w:rPr>
-          <w:rStyle w:val="VerbatimChar"/>
-        </w:rPr>
-        <w:t>RUN 1..5: exit 0</w:t>
-      </w:r>
-      <w:r>
-        <w:rPr/>
-        <w:br/>
-      </w:r>
-      <w:r>
-        <w:rPr>
-          <w:rStyle w:val="VerbatimChar"/>
-        </w:rPr>
-        <w:t>Test Files  1 passed (1) per esecuzione</w:t>
-      </w:r>
-      <w:r>
-        <w:rPr/>
-        <w:br/>
-      </w:r>
-      <w:r>
-        <w:rPr>
-          <w:rStyle w:val="VerbatimChar"/>
-        </w:rPr>
-        <w:t>Tests       2 passed (2) per esecuzione</w:t>
-      </w:r>
-      <w:r>
-        <w:rPr/>
-        <w:br/>
-      </w:r>
-      <w:r>
-        <w:rPr>
-          <w:rStyle w:val="VerbatimChar"/>
-        </w:rPr>
-        <w:t>Totale      10/10 passati</w:t>
-      </w:r>
-    </w:p>
-    <w:p>
-      <w:pPr>
-        <w:pStyle w:val="FirstParagraph"/>
-        <w:rPr/>
-      </w:pPr>
-      <w:bookmarkStart w:id="134" w:name="ca-02-concorrenza-verificato"/>
-      <w:r>
-        <w:rPr/>
-        <w:t>I messaggi Prisma relativi a write conflict, deadlock o violazione del vincolo di esclusione sono attesi: rappresentano le richieste perdenti che il dominio traduce in conflitto, non fallimenti del test.</w:t>
-      </w:r>
-      <w:bookmarkEnd w:id="134"/>
-    </w:p>
-    <w:p>
-      <w:pPr>
-        <w:pStyle w:val="Heading3"/>
-        <w:rPr/>
-      </w:pPr>
-      <w:bookmarkStart w:id="135" w:name="ca-03-ca-04-e-ca-05-verificati"/>
-      <w:r>
-        <w:rPr/>
-        <w:t>CA-03, CA-04 e CA-05 — verificati</w:t>
-      </w:r>
-    </w:p>
-    <w:p>
-      <w:pPr>
-        <w:pStyle w:val="FirstParagraph"/>
-        <w:rPr/>
-      </w:pPr>
-      <w:r>
-        <w:rPr/>
-        <w:t>Una selezione di dieci file focalizzati su lista d’attesa, dominio, riassegnazione, automazioni, notifiche e realtime ha prodotto:</w:t>
-      </w:r>
-    </w:p>
-    <w:p>
-      <w:pPr>
-        <w:pStyle w:val="SourceCode"/>
-        <w:rPr/>
-      </w:pPr>
-      <w:r>
-        <w:rPr>
-          <w:rStyle w:val="VerbatimChar"/>
-        </w:rPr>
-        <w:t>Test Files  10 passed (10)</w:t>
-      </w:r>
-      <w:r>
-        <w:rPr/>
-        <w:br/>
-      </w:r>
-      <w:r>
-        <w:rPr>
-          <w:rStyle w:val="VerbatimChar"/>
-        </w:rPr>
-        <w:t>Tests       113 passed (113)</w:t>
-      </w:r>
-    </w:p>
-    <w:p>
-      <w:pPr>
-        <w:pStyle w:val="FirstParagraph"/>
-        <w:rPr/>
-      </w:pPr>
-      <w:r>
-        <w:rPr/>
-        <w:t>Le evidenze includono:</w:t>
+        <w:t>due richieste simultanee ripetute internamente su tre round;</w:t>
       </w:r>
     </w:p>
     <w:p>
@@ -36790,7 +36773,124 @@
       </w:pPr>
       <w:r>
         <w:rPr/>
-        <w:t>unicità DB della richiesta in coda e nessun duplicato;</w:t>
+        <w:t>N richieste simultanee con controllo dell’unico vincitore e assenza di record fantasma.</w:t>
+      </w:r>
+    </w:p>
+    <w:p>
+      <w:pPr>
+        <w:pStyle w:val="FirstParagraph"/>
+        <w:rPr/>
+      </w:pPr>
+      <w:r>
+        <w:rPr/>
+        <w:t>Esito aggregato:</w:t>
+      </w:r>
+    </w:p>
+    <w:p>
+      <w:pPr>
+        <w:pStyle w:val="SourceCode"/>
+        <w:rPr/>
+      </w:pPr>
+      <w:r>
+        <w:rPr>
+          <w:rStyle w:val="VerbatimChar"/>
+        </w:rPr>
+        <w:t>RUN 1..5: exit 0</w:t>
+      </w:r>
+      <w:r>
+        <w:rPr/>
+        <w:br/>
+      </w:r>
+      <w:r>
+        <w:rPr>
+          <w:rStyle w:val="VerbatimChar"/>
+        </w:rPr>
+        <w:t>Test Files  1 passed (1) per esecuzione</w:t>
+      </w:r>
+      <w:r>
+        <w:rPr/>
+        <w:br/>
+      </w:r>
+      <w:r>
+        <w:rPr>
+          <w:rStyle w:val="VerbatimChar"/>
+        </w:rPr>
+        <w:t>Tests       2 passed (2) per esecuzione</w:t>
+      </w:r>
+      <w:r>
+        <w:rPr/>
+        <w:br/>
+      </w:r>
+      <w:r>
+        <w:rPr>
+          <w:rStyle w:val="VerbatimChar"/>
+        </w:rPr>
+        <w:t>Totale      10/10 passati</w:t>
+      </w:r>
+    </w:p>
+    <w:p>
+      <w:pPr>
+        <w:pStyle w:val="FirstParagraph"/>
+        <w:rPr/>
+      </w:pPr>
+      <w:bookmarkStart w:id="134" w:name="ca-02-concorrenza-verificato"/>
+      <w:r>
+        <w:rPr/>
+        <w:t>I messaggi Prisma relativi a write conflict, deadlock o violazione del vincolo di esclusione sono attesi: rappresentano le richieste perdenti che il dominio traduce in conflitto, non fallimenti del test.</w:t>
+      </w:r>
+      <w:bookmarkEnd w:id="134"/>
+    </w:p>
+    <w:p>
+      <w:pPr>
+        <w:pStyle w:val="Heading3"/>
+        <w:rPr/>
+      </w:pPr>
+      <w:bookmarkStart w:id="135" w:name="ca-03-ca-04-e-ca-05-verificati"/>
+      <w:r>
+        <w:rPr/>
+        <w:t>CA-03, CA-04 e CA-05 — verificati</w:t>
+      </w:r>
+    </w:p>
+    <w:p>
+      <w:pPr>
+        <w:pStyle w:val="FirstParagraph"/>
+        <w:rPr/>
+      </w:pPr>
+      <w:r>
+        <w:rPr/>
+        <w:t>Una selezione di dieci file focalizzati su lista d’attesa, dominio, riassegnazione, automazioni, notifiche e realtime ha prodotto:</w:t>
+      </w:r>
+    </w:p>
+    <w:p>
+      <w:pPr>
+        <w:pStyle w:val="SourceCode"/>
+        <w:rPr/>
+      </w:pPr>
+      <w:r>
+        <w:rPr>
+          <w:rStyle w:val="VerbatimChar"/>
+        </w:rPr>
+        <w:t>Test Files  10 passed (10)</w:t>
+      </w:r>
+      <w:r>
+        <w:rPr/>
+        <w:br/>
+      </w:r>
+      <w:r>
+        <w:rPr>
+          <w:rStyle w:val="VerbatimChar"/>
+        </w:rPr>
+        <w:t>Tests       113 passed (113)</w:t>
+      </w:r>
+    </w:p>
+    <w:p>
+      <w:pPr>
+        <w:pStyle w:val="FirstParagraph"/>
+        <w:rPr/>
+      </w:pPr>
+      <w:r>
+        <w:rPr/>
+        <w:t>Le evidenze includono:</w:t>
       </w:r>
     </w:p>
     <w:p>
@@ -36804,27 +36904,7 @@
       </w:pPr>
       <w:r>
         <w:rPr/>
-        <w:t xml:space="preserve">ordinamento deterministico per </w:t>
-      </w:r>
-      <w:r>
-        <w:rPr>
-          <w:rStyle w:val="VerbatimChar"/>
-        </w:rPr>
-        <w:t>createdAt</w:t>
-      </w:r>
-      <w:r>
-        <w:rPr/>
-        <w:t xml:space="preserve"> con </w:t>
-      </w:r>
-      <w:r>
-        <w:rPr>
-          <w:rStyle w:val="VerbatimChar"/>
-        </w:rPr>
-        <w:t>id</w:t>
-      </w:r>
-      <w:r>
-        <w:rPr/>
-        <w:t xml:space="preserve"> come tie-breaker;</w:t>
+        <w:t>unicità DB della richiesta in coda e nessun duplicato;</w:t>
       </w:r>
     </w:p>
     <w:p>
@@ -36838,7 +36918,27 @@
       </w:pPr>
       <w:r>
         <w:rPr/>
-        <w:t>promozione transazionale senza sovrapposizioni;</w:t>
+        <w:t xml:space="preserve">ordinamento deterministico per </w:t>
+      </w:r>
+      <w:r>
+        <w:rPr>
+          <w:rStyle w:val="VerbatimChar"/>
+        </w:rPr>
+        <w:t>createdAt</w:t>
+      </w:r>
+      <w:r>
+        <w:rPr/>
+        <w:t xml:space="preserve"> con </w:t>
+      </w:r>
+      <w:r>
+        <w:rPr>
+          <w:rStyle w:val="VerbatimChar"/>
+        </w:rPr>
+        <w:t>id</w:t>
+      </w:r>
+      <w:r>
+        <w:rPr/>
+        <w:t xml:space="preserve"> come tie-breaker;</w:t>
       </w:r>
     </w:p>
     <w:p>
@@ -36852,7 +36952,7 @@
       </w:pPr>
       <w:r>
         <w:rPr/>
-        <w:t>idempotenza di lock cron, scadenza e promozione;</w:t>
+        <w:t>promozione transazionale senza sovrapposizioni;</w:t>
       </w:r>
     </w:p>
     <w:p>
@@ -36866,7 +36966,7 @@
       </w:pPr>
       <w:r>
         <w:rPr/>
-        <w:t>log correlati e notifiche per ingresso, uscita, promozione e scadenza;</w:t>
+        <w:t>idempotenza di lock cron, scadenza e promozione;</w:t>
       </w:r>
     </w:p>
     <w:p>
@@ -36878,6 +36978,20 @@
         </w:numPr>
         <w:rPr/>
       </w:pPr>
+      <w:r>
+        <w:rPr/>
+        <w:t>log correlati e notifiche per ingresso, uscita, promozione e scadenza;</w:t>
+      </w:r>
+    </w:p>
+    <w:p>
+      <w:pPr>
+        <w:pStyle w:val="Compact"/>
+        <w:numPr>
+          <w:ilvl w:val="0"/>
+          <w:numId w:val="132"/>
+        </w:numPr>
+        <w:rPr/>
+      </w:pPr>
       <w:bookmarkStart w:id="136" w:name="ca-03-ca-04-e-ca-05-verificati"/>
       <w:r>
         <w:rPr/>
@@ -36986,37 +37100,13 @@
         <w:pStyle w:val="Compact"/>
         <w:numPr>
           <w:ilvl w:val="0"/>
-          <w:numId w:val="132"/>
-        </w:numPr>
-        <w:rPr/>
-      </w:pPr>
-      <w:r>
-        <w:rPr/>
-        <w:t>10 riesecuzioni complete consecutive: tutte verdi;</w:t>
-      </w:r>
-    </w:p>
-    <w:p>
-      <w:pPr>
-        <w:pStyle w:val="Compact"/>
-        <w:numPr>
-          <w:ilvl w:val="0"/>
           <w:numId w:val="133"/>
         </w:numPr>
         <w:rPr/>
       </w:pPr>
       <w:r>
         <w:rPr/>
-        <w:t xml:space="preserve">ultima esecuzione dopo ricreazione del container, 7/7 migrazioni e fixture pulita: 179 passati, 2 </w:t>
-      </w:r>
-      <w:r>
-        <w:rPr>
-          <w:rStyle w:val="VerbatimChar"/>
-        </w:rPr>
-        <w:t>expected fail</w:t>
-      </w:r>
-      <w:r>
-        <w:rPr/>
-        <w:t>, 0 fallimenti inattesi;</w:t>
+        <w:t>10 riesecuzioni complete consecutive: tutte verdi;</w:t>
       </w:r>
     </w:p>
     <w:p>
@@ -37030,30 +37120,17 @@
       </w:pPr>
       <w:r>
         <w:rPr/>
-        <w:t>suite concorrenza isolata: 5/5 esecuzioni verdi.</w:t>
-      </w:r>
-    </w:p>
-    <w:p>
-      <w:pPr>
-        <w:pStyle w:val="FirstParagraph"/>
-        <w:rPr/>
-      </w:pPr>
-      <w:bookmarkStart w:id="139" w:name="stabilità-della-suite-completa"/>
-      <w:r>
-        <w:rPr/>
-        <w:t>Il dato è registrato per trasparenza come probabile contaminazione dello stato di test durante la sessione esplorativa. Non c’è al momento un fallimento riproducibile da aprire come regressione; se ricompare in CI va conservato il log completo e aperta una task di stabilizzazione del test database.</w:t>
-      </w:r>
-      <w:bookmarkEnd w:id="139"/>
-    </w:p>
-    <w:p>
-      <w:pPr>
-        <w:pStyle w:val="Heading3"/>
-        <w:rPr/>
-      </w:pPr>
-      <w:bookmarkStart w:id="140" w:name="stato-consigliato"/>
-      <w:r>
-        <w:rPr/>
-        <w:t>Stato consigliato</w:t>
+        <w:t xml:space="preserve">ultima esecuzione dopo ricreazione del container, 7/7 migrazioni e fixture pulita: 179 passati, 2 </w:t>
+      </w:r>
+      <w:r>
+        <w:rPr>
+          <w:rStyle w:val="VerbatimChar"/>
+        </w:rPr>
+        <w:t>expected fail</w:t>
+      </w:r>
+      <w:r>
+        <w:rPr/>
+        <w:t>, 0 fallimenti inattesi;</w:t>
       </w:r>
     </w:p>
     <w:p>
@@ -37067,6 +37144,43 @@
       </w:pPr>
       <w:r>
         <w:rPr/>
+        <w:t>suite concorrenza isolata: 5/5 esecuzioni verdi.</w:t>
+      </w:r>
+    </w:p>
+    <w:p>
+      <w:pPr>
+        <w:pStyle w:val="FirstParagraph"/>
+        <w:rPr/>
+      </w:pPr>
+      <w:bookmarkStart w:id="139" w:name="stabilità-della-suite-completa"/>
+      <w:r>
+        <w:rPr/>
+        <w:t>Il dato è registrato per trasparenza come probabile contaminazione dello stato di test durante la sessione esplorativa. Non c’è al momento un fallimento riproducibile da aprire come regressione; se ricompare in CI va conservato il log completo e aperta una task di stabilizzazione del test database.</w:t>
+      </w:r>
+      <w:bookmarkEnd w:id="139"/>
+    </w:p>
+    <w:p>
+      <w:pPr>
+        <w:pStyle w:val="Heading3"/>
+        <w:rPr/>
+      </w:pPr>
+      <w:bookmarkStart w:id="140" w:name="stato-consigliato"/>
+      <w:r>
+        <w:rPr/>
+        <w:t>Stato consigliato</w:t>
+      </w:r>
+    </w:p>
+    <w:p>
+      <w:pPr>
+        <w:pStyle w:val="Compact"/>
+        <w:numPr>
+          <w:ilvl w:val="0"/>
+          <w:numId w:val="136"/>
+        </w:numPr>
+        <w:rPr/>
+      </w:pPr>
+      <w:r>
+        <w:rPr/>
         <w:t xml:space="preserve">BIB-63: </w:t>
       </w:r>
       <w:r>
@@ -37086,27 +37200,13 @@
         <w:pStyle w:val="Compact"/>
         <w:numPr>
           <w:ilvl w:val="0"/>
-          <w:numId w:val="136"/>
-        </w:numPr>
-        <w:rPr/>
-      </w:pPr>
-      <w:r>
-        <w:rPr/>
-        <w:t>BIB-68: correzione implementata e verificata (401/403/422 su tutte e tre le route, 36/36 test focalizzati, 187/187 sulla suite completa); in revisione.</w:t>
-      </w:r>
-    </w:p>
-    <w:p>
-      <w:pPr>
-        <w:pStyle w:val="Compact"/>
-        <w:numPr>
-          <w:ilvl w:val="0"/>
           <w:numId w:val="137"/>
         </w:numPr>
         <w:rPr/>
       </w:pPr>
       <w:r>
         <w:rPr/>
-        <w:t>BIB-7 (epic Fase 6): chiudibile dopo il merge della PR di BIB-68.</w:t>
+        <w:t>BIB-68: correzione implementata e verificata (401/403/422 su tutte e tre le route, 36/36 test focalizzati, 187/187 sulla suite completa); in revisione.</w:t>
       </w:r>
     </w:p>
     <w:p>
@@ -37115,6 +37215,20 @@
         <w:numPr>
           <w:ilvl w:val="0"/>
           <w:numId w:val="138"/>
+        </w:numPr>
+        <w:rPr/>
+      </w:pPr>
+      <w:r>
+        <w:rPr/>
+        <w:t>BIB-7 (epic Fase 6): chiudibile dopo il merge della PR di BIB-68.</w:t>
+      </w:r>
+    </w:p>
+    <w:p>
+      <w:pPr>
+        <w:pStyle w:val="Compact"/>
+        <w:numPr>
+          <w:ilvl w:val="0"/>
+          <w:numId w:val="139"/>
         </w:numPr>
         <w:rPr/>
       </w:pPr>
@@ -41480,7 +41594,7 @@
     <w:abstractNumId w:val="1"/>
   </w:num>
   <w:num w:numId="66">
-    <w:abstractNumId w:val="3"/>
+    <w:abstractNumId w:val="1"/>
   </w:num>
   <w:num w:numId="67">
     <w:abstractNumId w:val="3"/>
@@ -41513,13 +41627,13 @@
     <w:abstractNumId w:val="3"/>
   </w:num>
   <w:num w:numId="77">
+    <w:abstractNumId w:val="3"/>
+  </w:num>
+  <w:num w:numId="78">
     <w:abstractNumId w:val="1"/>
     <w:lvlOverride w:ilvl="0">
       <w:startOverride w:val="1"/>
     </w:lvlOverride>
-  </w:num>
-  <w:num w:numId="78">
-    <w:abstractNumId w:val="1"/>
   </w:num>
   <w:num w:numId="79">
     <w:abstractNumId w:val="1"/>
@@ -41529,12 +41643,12 @@
   </w:num>
   <w:num w:numId="81">
     <w:abstractNumId w:val="1"/>
+  </w:num>
+  <w:num w:numId="82">
+    <w:abstractNumId w:val="1"/>
     <w:lvlOverride w:ilvl="0">
       <w:startOverride w:val="1"/>
     </w:lvlOverride>
-  </w:num>
-  <w:num w:numId="82">
-    <w:abstractNumId w:val="1"/>
   </w:num>
   <w:num w:numId="83">
     <w:abstractNumId w:val="1"/>
@@ -41552,7 +41666,7 @@
     <w:abstractNumId w:val="1"/>
   </w:num>
   <w:num w:numId="88">
-    <w:abstractNumId w:val="3"/>
+    <w:abstractNumId w:val="1"/>
   </w:num>
   <w:num w:numId="89">
     <w:abstractNumId w:val="3"/>
@@ -41567,16 +41681,16 @@
     <w:abstractNumId w:val="3"/>
   </w:num>
   <w:num w:numId="93">
+    <w:abstractNumId w:val="3"/>
+  </w:num>
+  <w:num w:numId="94">
     <w:abstractNumId w:val="1"/>
     <w:lvlOverride w:ilvl="0">
       <w:startOverride w:val="1"/>
     </w:lvlOverride>
   </w:num>
-  <w:num w:numId="94">
+  <w:num w:numId="95">
     <w:abstractNumId w:val="1"/>
-  </w:num>
-  <w:num w:numId="95">
-    <w:abstractNumId w:val="3"/>
   </w:num>
   <w:num w:numId="96">
     <w:abstractNumId w:val="3"/>
@@ -41597,13 +41711,13 @@
     <w:abstractNumId w:val="3"/>
   </w:num>
   <w:num w:numId="102">
+    <w:abstractNumId w:val="3"/>
+  </w:num>
+  <w:num w:numId="103">
     <w:abstractNumId w:val="1"/>
     <w:lvlOverride w:ilvl="0">
       <w:startOverride w:val="1"/>
     </w:lvlOverride>
-  </w:num>
-  <w:num w:numId="103">
-    <w:abstractNumId w:val="1"/>
   </w:num>
   <w:num w:numId="104">
     <w:abstractNumId w:val="1"/>
@@ -41615,7 +41729,7 @@
     <w:abstractNumId w:val="1"/>
   </w:num>
   <w:num w:numId="107">
-    <w:abstractNumId w:val="3"/>
+    <w:abstractNumId w:val="1"/>
   </w:num>
   <w:num w:numId="108">
     <w:abstractNumId w:val="3"/>
@@ -41624,13 +41738,13 @@
     <w:abstractNumId w:val="3"/>
   </w:num>
   <w:num w:numId="110">
+    <w:abstractNumId w:val="3"/>
+  </w:num>
+  <w:num w:numId="111">
     <w:abstractNumId w:val="1"/>
     <w:lvlOverride w:ilvl="0">
       <w:startOverride w:val="1"/>
     </w:lvlOverride>
-  </w:num>
-  <w:num w:numId="111">
-    <w:abstractNumId w:val="1"/>
   </w:num>
   <w:num w:numId="112">
     <w:abstractNumId w:val="1"/>
@@ -41645,7 +41759,7 @@
     <w:abstractNumId w:val="1"/>
   </w:num>
   <w:num w:numId="116">
-    <w:abstractNumId w:val="3"/>
+    <w:abstractNumId w:val="1"/>
   </w:num>
   <w:num w:numId="117">
     <w:abstractNumId w:val="3"/>
@@ -41657,13 +41771,13 @@
     <w:abstractNumId w:val="3"/>
   </w:num>
   <w:num w:numId="120">
+    <w:abstractNumId w:val="3"/>
+  </w:num>
+  <w:num w:numId="121">
     <w:abstractNumId w:val="1"/>
     <w:lvlOverride w:ilvl="0">
       <w:startOverride w:val="1"/>
     </w:lvlOverride>
-  </w:num>
-  <w:num w:numId="121">
-    <w:abstractNumId w:val="1"/>
   </w:num>
   <w:num w:numId="122">
     <w:abstractNumId w:val="1"/>
@@ -41672,7 +41786,7 @@
     <w:abstractNumId w:val="1"/>
   </w:num>
   <w:num w:numId="124">
-    <w:abstractNumId w:val="3"/>
+    <w:abstractNumId w:val="1"/>
   </w:num>
   <w:num w:numId="125">
     <w:abstractNumId w:val="3"/>
@@ -41714,6 +41828,9 @@
     <w:abstractNumId w:val="3"/>
   </w:num>
   <w:num w:numId="138">
+    <w:abstractNumId w:val="3"/>
+  </w:num>
+  <w:num w:numId="139">
     <w:abstractNumId w:val="3"/>
   </w:num>
 </w:numbering>

--- a/deliverables/BiblioFlow-CR-BF-01-consegna-2026-10-13/documenti/01 - Report finale CR-BF-01.docx
+++ b/deliverables/BiblioFlow-CR-BF-01-consegna-2026-10-13/documenti/01 - Report finale CR-BF-01.docx
@@ -86,7 +86,7 @@
         <w:rPr>
           <w:rStyle w:val="VerbatimChar"/>
         </w:rPr>
-        <w:t>20efb4b</w:t>
+        <w:t>1730b23</w:t>
       </w:r>
     </w:p>
     <w:p>
@@ -156,7 +156,7 @@
             </w:rPr>
             <w:fldChar w:fldCharType="separate"/>
           </w:r>
-          <w:hyperlink w:anchor="__RefHeading___Toc7603_4122350189">
+          <w:hyperlink w:anchor="__RefHeading___Toc7638_2049021629">
             <w:r>
               <w:rPr>
                 <w:webHidden/>
@@ -177,7 +177,7 @@
             </w:tabs>
             <w:rPr/>
           </w:pPr>
-          <w:hyperlink w:anchor="__RefHeading___Toc7605_4122350189">
+          <w:hyperlink w:anchor="__RefHeading___Toc7640_2049021629">
             <w:r>
               <w:rPr>
                 <w:webHidden/>
@@ -198,7 +198,7 @@
             </w:tabs>
             <w:rPr/>
           </w:pPr>
-          <w:hyperlink w:anchor="__RefHeading___Toc7607_4122350189">
+          <w:hyperlink w:anchor="__RefHeading___Toc7642_2049021629">
             <w:r>
               <w:rPr>
                 <w:webHidden/>
@@ -219,7 +219,7 @@
             </w:tabs>
             <w:rPr/>
           </w:pPr>
-          <w:hyperlink w:anchor="__RefHeading___Toc7609_4122350189">
+          <w:hyperlink w:anchor="__RefHeading___Toc7644_2049021629">
             <w:r>
               <w:rPr>
                 <w:webHidden/>
@@ -240,7 +240,7 @@
             </w:tabs>
             <w:rPr/>
           </w:pPr>
-          <w:hyperlink w:anchor="__RefHeading___Toc7611_4122350189">
+          <w:hyperlink w:anchor="__RefHeading___Toc7646_2049021629">
             <w:r>
               <w:rPr>
                 <w:webHidden/>
@@ -261,7 +261,7 @@
             </w:tabs>
             <w:rPr/>
           </w:pPr>
-          <w:hyperlink w:anchor="__RefHeading___Toc7613_4122350189">
+          <w:hyperlink w:anchor="__RefHeading___Toc7648_2049021629">
             <w:r>
               <w:rPr>
                 <w:webHidden/>
@@ -282,7 +282,7 @@
             </w:tabs>
             <w:rPr/>
           </w:pPr>
-          <w:hyperlink w:anchor="__RefHeading___Toc7615_4122350189">
+          <w:hyperlink w:anchor="__RefHeading___Toc7650_2049021629">
             <w:r>
               <w:rPr>
                 <w:webHidden/>
@@ -303,7 +303,7 @@
             </w:tabs>
             <w:rPr/>
           </w:pPr>
-          <w:hyperlink w:anchor="__RefHeading___Toc7617_4122350189">
+          <w:hyperlink w:anchor="__RefHeading___Toc7652_2049021629">
             <w:r>
               <w:rPr>
                 <w:webHidden/>
@@ -324,7 +324,7 @@
             </w:tabs>
             <w:rPr/>
           </w:pPr>
-          <w:hyperlink w:anchor="__RefHeading___Toc7619_4122350189">
+          <w:hyperlink w:anchor="__RefHeading___Toc7654_2049021629">
             <w:r>
               <w:rPr>
                 <w:webHidden/>
@@ -345,7 +345,7 @@
             </w:tabs>
             <w:rPr/>
           </w:pPr>
-          <w:hyperlink w:anchor="__RefHeading___Toc7621_4122350189">
+          <w:hyperlink w:anchor="__RefHeading___Toc7656_2049021629">
             <w:r>
               <w:rPr>
                 <w:webHidden/>
@@ -366,7 +366,7 @@
             </w:tabs>
             <w:rPr/>
           </w:pPr>
-          <w:hyperlink w:anchor="__RefHeading___Toc7623_4122350189">
+          <w:hyperlink w:anchor="__RefHeading___Toc7658_2049021629">
             <w:r>
               <w:rPr>
                 <w:webHidden/>
@@ -387,7 +387,7 @@
             </w:tabs>
             <w:rPr/>
           </w:pPr>
-          <w:hyperlink w:anchor="__RefHeading___Toc7625_4122350189">
+          <w:hyperlink w:anchor="__RefHeading___Toc7660_2049021629">
             <w:r>
               <w:rPr>
                 <w:webHidden/>
@@ -408,7 +408,7 @@
             </w:tabs>
             <w:rPr/>
           </w:pPr>
-          <w:hyperlink w:anchor="__RefHeading___Toc7627_4122350189">
+          <w:hyperlink w:anchor="__RefHeading___Toc7662_2049021629">
             <w:r>
               <w:rPr>
                 <w:webHidden/>
@@ -429,7 +429,7 @@
             </w:tabs>
             <w:rPr/>
           </w:pPr>
-          <w:hyperlink w:anchor="__RefHeading___Toc7629_4122350189">
+          <w:hyperlink w:anchor="__RefHeading___Toc7664_2049021629">
             <w:r>
               <w:rPr>
                 <w:webHidden/>
@@ -450,7 +450,7 @@
             </w:tabs>
             <w:rPr/>
           </w:pPr>
-          <w:hyperlink w:anchor="__RefHeading___Toc7631_4122350189">
+          <w:hyperlink w:anchor="__RefHeading___Toc7666_2049021629">
             <w:r>
               <w:rPr>
                 <w:webHidden/>
@@ -471,7 +471,7 @@
             </w:tabs>
             <w:rPr/>
           </w:pPr>
-          <w:hyperlink w:anchor="__RefHeading___Toc7633_4122350189">
+          <w:hyperlink w:anchor="__RefHeading___Toc7668_2049021629">
             <w:r>
               <w:rPr>
                 <w:webHidden/>
@@ -492,7 +492,7 @@
             </w:tabs>
             <w:rPr/>
           </w:pPr>
-          <w:hyperlink w:anchor="__RefHeading___Toc7635_4122350189">
+          <w:hyperlink w:anchor="__RefHeading___Toc7670_2049021629">
             <w:r>
               <w:rPr>
                 <w:webHidden/>
@@ -513,7 +513,7 @@
             </w:tabs>
             <w:rPr/>
           </w:pPr>
-          <w:hyperlink w:anchor="__RefHeading___Toc7637_4122350189">
+          <w:hyperlink w:anchor="__RefHeading___Toc7672_2049021629">
             <w:r>
               <w:rPr>
                 <w:webHidden/>
@@ -534,7 +534,7 @@
             </w:tabs>
             <w:rPr/>
           </w:pPr>
-          <w:hyperlink w:anchor="__RefHeading___Toc7639_4122350189">
+          <w:hyperlink w:anchor="__RefHeading___Toc7674_2049021629">
             <w:r>
               <w:rPr>
                 <w:webHidden/>
@@ -555,7 +555,7 @@
             </w:tabs>
             <w:rPr/>
           </w:pPr>
-          <w:hyperlink w:anchor="__RefHeading___Toc7641_4122350189">
+          <w:hyperlink w:anchor="__RefHeading___Toc7676_2049021629">
             <w:r>
               <w:rPr>
                 <w:webHidden/>
@@ -576,7 +576,7 @@
             </w:tabs>
             <w:rPr/>
           </w:pPr>
-          <w:hyperlink w:anchor="__RefHeading___Toc7643_4122350189">
+          <w:hyperlink w:anchor="__RefHeading___Toc7678_2049021629">
             <w:r>
               <w:rPr>
                 <w:webHidden/>
@@ -597,7 +597,7 @@
             </w:tabs>
             <w:rPr/>
           </w:pPr>
-          <w:hyperlink w:anchor="__RefHeading___Toc7645_4122350189">
+          <w:hyperlink w:anchor="__RefHeading___Toc7680_2049021629">
             <w:r>
               <w:rPr>
                 <w:webHidden/>
@@ -618,7 +618,7 @@
             </w:tabs>
             <w:rPr/>
           </w:pPr>
-          <w:hyperlink w:anchor="__RefHeading___Toc7647_4122350189">
+          <w:hyperlink w:anchor="__RefHeading___Toc7682_2049021629">
             <w:r>
               <w:rPr>
                 <w:webHidden/>
@@ -639,7 +639,7 @@
             </w:tabs>
             <w:rPr/>
           </w:pPr>
-          <w:hyperlink w:anchor="__RefHeading___Toc7649_4122350189">
+          <w:hyperlink w:anchor="__RefHeading___Toc7684_2049021629">
             <w:r>
               <w:rPr>
                 <w:webHidden/>
@@ -660,7 +660,7 @@
             </w:tabs>
             <w:rPr/>
           </w:pPr>
-          <w:hyperlink w:anchor="__RefHeading___Toc7651_4122350189">
+          <w:hyperlink w:anchor="__RefHeading___Toc7686_2049021629">
             <w:r>
               <w:rPr>
                 <w:webHidden/>
@@ -668,7 +668,7 @@
               </w:rPr>
               <w:t>Appendice A — Analisi AS-IS e impact analysis</w:t>
               <w:tab/>
-              <w:t>11</w:t>
+              <w:t>12</w:t>
             </w:r>
           </w:hyperlink>
         </w:p>
@@ -681,7 +681,7 @@
             </w:tabs>
             <w:rPr/>
           </w:pPr>
-          <w:hyperlink w:anchor="__RefHeading___Toc7653_4122350189">
+          <w:hyperlink w:anchor="__RefHeading___Toc7688_2049021629">
             <w:r>
               <w:rPr>
                 <w:webHidden/>
@@ -689,7 +689,7 @@
               </w:rPr>
               <w:t>Componenti del sottosistema prenotazione — AS-IS</w:t>
               <w:tab/>
-              <w:t>11</w:t>
+              <w:t>12</w:t>
             </w:r>
           </w:hyperlink>
         </w:p>
@@ -702,7 +702,7 @@
             </w:tabs>
             <w:rPr/>
           </w:pPr>
-          <w:hyperlink w:anchor="__RefHeading___Toc7655_4122350189">
+          <w:hyperlink w:anchor="__RefHeading___Toc7690_2049021629">
             <w:r>
               <w:rPr>
                 <w:webHidden/>
@@ -710,7 +710,7 @@
               </w:rPr>
               <w:t>Stati di Prenotazione — AS-IS</w:t>
               <w:tab/>
-              <w:t>14</w:t>
+              <w:t>15</w:t>
             </w:r>
           </w:hyperlink>
         </w:p>
@@ -723,7 +723,7 @@
             </w:tabs>
             <w:rPr/>
           </w:pPr>
-          <w:hyperlink w:anchor="__RefHeading___Toc7657_4122350189">
+          <w:hyperlink w:anchor="__RefHeading___Toc7692_2049021629">
             <w:r>
               <w:rPr>
                 <w:webHidden/>
@@ -731,7 +731,7 @@
               </w:rPr>
               <w:t>Matrice ruoli-operazioni — AS-IS</w:t>
               <w:tab/>
-              <w:t>15</w:t>
+              <w:t>16</w:t>
             </w:r>
           </w:hyperlink>
         </w:p>
@@ -744,7 +744,7 @@
             </w:tabs>
             <w:rPr/>
           </w:pPr>
-          <w:hyperlink w:anchor="__RefHeading___Toc7659_4122350189">
+          <w:hyperlink w:anchor="__RefHeading___Toc7694_2049021629">
             <w:r>
               <w:rPr>
                 <w:webHidden/>
@@ -752,7 +752,7 @@
               </w:rPr>
               <w:t>Appendice B — Progettazione TO-BE</w:t>
               <w:tab/>
-              <w:t>21</w:t>
+              <w:t>22</w:t>
             </w:r>
           </w:hyperlink>
         </w:p>
@@ -765,7 +765,7 @@
             </w:tabs>
             <w:rPr/>
           </w:pPr>
-          <w:hyperlink w:anchor="__RefHeading___Toc7661_4122350189">
+          <w:hyperlink w:anchor="__RefHeading___Toc7696_2049021629">
             <w:r>
               <w:rPr>
                 <w:webHidden/>
@@ -773,7 +773,7 @@
               </w:rPr>
               <w:t>Componenti del sottosistema prenotazione — TO-BE</w:t>
               <w:tab/>
-              <w:t>21</w:t>
+              <w:t>22</w:t>
             </w:r>
           </w:hyperlink>
         </w:p>
@@ -786,7 +786,7 @@
             </w:tabs>
             <w:rPr/>
           </w:pPr>
-          <w:hyperlink w:anchor="__RefHeading___Toc7663_4122350189">
+          <w:hyperlink w:anchor="__RefHeading___Toc7698_2049021629">
             <w:r>
               <w:rPr>
                 <w:webHidden/>
@@ -794,7 +794,7 @@
               </w:rPr>
               <w:t>Stati di prenotazione e lista d’attesa — TO-BE</w:t>
               <w:tab/>
-              <w:t>22</w:t>
+              <w:t>23</w:t>
             </w:r>
           </w:hyperlink>
         </w:p>
@@ -807,7 +807,7 @@
             </w:tabs>
             <w:rPr/>
           </w:pPr>
-          <w:hyperlink w:anchor="__RefHeading___Toc7665_4122350189">
+          <w:hyperlink w:anchor="__RefHeading___Toc7700_2049021629">
             <w:r>
               <w:rPr>
                 <w:webHidden/>
@@ -815,7 +815,7 @@
               </w:rPr>
               <w:t>Sottosistema prenotazioni — confronto AS-IS / TO-BE</w:t>
               <w:tab/>
-              <w:t>24</w:t>
+              <w:t>25</w:t>
             </w:r>
           </w:hyperlink>
         </w:p>
@@ -828,7 +828,7 @@
             </w:tabs>
             <w:rPr/>
           </w:pPr>
-          <w:hyperlink w:anchor="__RefHeading___Toc7667_4122350189">
+          <w:hyperlink w:anchor="__RefHeading___Toc7702_2049021629">
             <w:r>
               <w:rPr>
                 <w:webHidden/>
@@ -836,7 +836,7 @@
               </w:rPr>
               <w:t>Appendice C — Verifica finale dei criteri di accettazione</w:t>
               <w:tab/>
-              <w:t>27</w:t>
+              <w:t>28</w:t>
             </w:r>
           </w:hyperlink>
         </w:p>
@@ -849,7 +849,7 @@
             </w:tabs>
             <w:rPr/>
           </w:pPr>
-          <w:hyperlink w:anchor="__RefHeading___Toc7669_4122350189">
+          <w:hyperlink w:anchor="__RefHeading___Toc7704_2049021629">
             <w:r>
               <w:rPr>
                 <w:webHidden/>
@@ -857,7 +857,7 @@
               </w:rPr>
               <w:t>Verifica finale dei criteri di accettazione — CR-BF-01</w:t>
               <w:tab/>
-              <w:t>27</w:t>
+              <w:t>28</w:t>
             </w:r>
           </w:hyperlink>
           <w:r>
@@ -897,7 +897,7 @@
         <w:spacing w:before="0" w:after="120"/>
         <w:rPr/>
       </w:pPr>
-      <w:bookmarkStart w:id="0" w:name="__RefHeading___Toc7603_4122350189"/>
+      <w:bookmarkStart w:id="0" w:name="__RefHeading___Toc7638_2049021629"/>
       <w:bookmarkEnd w:id="0"/>
       <w:r>
         <w:rPr/>
@@ -1560,7 +1560,7 @@
         <w:pStyle w:val="Heading1"/>
         <w:rPr/>
       </w:pPr>
-      <w:bookmarkStart w:id="2" w:name="__RefHeading___Toc7605_4122350189"/>
+      <w:bookmarkStart w:id="2" w:name="__RefHeading___Toc7640_2049021629"/>
       <w:bookmarkEnd w:id="2"/>
       <w:r>
         <w:rPr/>
@@ -1582,7 +1582,7 @@
         <w:pStyle w:val="Compact"/>
         <w:numPr>
           <w:ilvl w:val="0"/>
-          <w:numId w:val="29"/>
+          <w:numId w:val="31"/>
         </w:numPr>
         <w:rPr/>
       </w:pPr>
@@ -1596,7 +1596,7 @@
         <w:pStyle w:val="Compact"/>
         <w:numPr>
           <w:ilvl w:val="0"/>
-          <w:numId w:val="1"/>
+          <w:numId w:val="2"/>
         </w:numPr>
         <w:rPr/>
       </w:pPr>
@@ -1610,7 +1610,7 @@
         <w:pStyle w:val="Compact"/>
         <w:numPr>
           <w:ilvl w:val="0"/>
-          <w:numId w:val="1"/>
+          <w:numId w:val="2"/>
         </w:numPr>
         <w:rPr/>
       </w:pPr>
@@ -1624,7 +1624,7 @@
         <w:pStyle w:val="Compact"/>
         <w:numPr>
           <w:ilvl w:val="0"/>
-          <w:numId w:val="1"/>
+          <w:numId w:val="2"/>
         </w:numPr>
         <w:rPr/>
       </w:pPr>
@@ -1638,7 +1638,7 @@
         <w:pStyle w:val="Compact"/>
         <w:numPr>
           <w:ilvl w:val="0"/>
-          <w:numId w:val="1"/>
+          <w:numId w:val="2"/>
         </w:numPr>
         <w:rPr/>
       </w:pPr>
@@ -1652,7 +1652,7 @@
         <w:pStyle w:val="Compact"/>
         <w:numPr>
           <w:ilvl w:val="0"/>
-          <w:numId w:val="1"/>
+          <w:numId w:val="2"/>
         </w:numPr>
         <w:rPr/>
       </w:pPr>
@@ -1666,7 +1666,7 @@
         <w:pStyle w:val="Compact"/>
         <w:numPr>
           <w:ilvl w:val="0"/>
-          <w:numId w:val="1"/>
+          <w:numId w:val="2"/>
         </w:numPr>
         <w:rPr/>
       </w:pPr>
@@ -1690,7 +1690,7 @@
         <w:pStyle w:val="Heading1"/>
         <w:rPr/>
       </w:pPr>
-      <w:bookmarkStart w:id="3" w:name="__RefHeading___Toc7607_4122350189"/>
+      <w:bookmarkStart w:id="3" w:name="__RefHeading___Toc7642_2049021629"/>
       <w:bookmarkStart w:id="4" w:name="processo-di-impact-analysis"/>
       <w:bookmarkEnd w:id="3"/>
       <w:r>
@@ -1703,7 +1703,7 @@
         <w:pStyle w:val="Heading2"/>
         <w:rPr/>
       </w:pPr>
-      <w:bookmarkStart w:id="5" w:name="__RefHeading___Toc7609_4122350189"/>
+      <w:bookmarkStart w:id="5" w:name="__RefHeading___Toc7644_2049021629"/>
       <w:bookmarkStart w:id="6" w:name="metodo-seguito"/>
       <w:bookmarkEnd w:id="5"/>
       <w:r>
@@ -1726,7 +1726,7 @@
         <w:pStyle w:val="Compact"/>
         <w:numPr>
           <w:ilvl w:val="0"/>
-          <w:numId w:val="30"/>
+          <w:numId w:val="32"/>
         </w:numPr>
         <w:rPr/>
       </w:pPr>
@@ -1757,7 +1757,7 @@
         <w:pStyle w:val="Compact"/>
         <w:numPr>
           <w:ilvl w:val="0"/>
-          <w:numId w:val="31"/>
+          <w:numId w:val="33"/>
         </w:numPr>
         <w:rPr/>
       </w:pPr>
@@ -1778,7 +1778,7 @@
         <w:pStyle w:val="Compact"/>
         <w:numPr>
           <w:ilvl w:val="0"/>
-          <w:numId w:val="32"/>
+          <w:numId w:val="34"/>
         </w:numPr>
         <w:rPr/>
       </w:pPr>
@@ -1799,7 +1799,7 @@
         <w:pStyle w:val="Compact"/>
         <w:numPr>
           <w:ilvl w:val="0"/>
-          <w:numId w:val="33"/>
+          <w:numId w:val="35"/>
         </w:numPr>
         <w:rPr/>
       </w:pPr>
@@ -1820,7 +1820,7 @@
         <w:pStyle w:val="Compact"/>
         <w:numPr>
           <w:ilvl w:val="0"/>
-          <w:numId w:val="34"/>
+          <w:numId w:val="36"/>
         </w:numPr>
         <w:rPr/>
       </w:pPr>
@@ -1841,7 +1841,7 @@
         <w:pStyle w:val="Compact"/>
         <w:numPr>
           <w:ilvl w:val="0"/>
-          <w:numId w:val="35"/>
+          <w:numId w:val="37"/>
         </w:numPr>
         <w:rPr/>
       </w:pPr>
@@ -1862,7 +1862,7 @@
         <w:pStyle w:val="Compact"/>
         <w:numPr>
           <w:ilvl w:val="0"/>
-          <w:numId w:val="36"/>
+          <w:numId w:val="38"/>
         </w:numPr>
         <w:rPr/>
       </w:pPr>
@@ -1884,7 +1884,7 @@
         <w:pStyle w:val="Heading2"/>
         <w:rPr/>
       </w:pPr>
-      <w:bookmarkStart w:id="7" w:name="__RefHeading___Toc7611_4122350189"/>
+      <w:bookmarkStart w:id="7" w:name="__RefHeading___Toc7646_2049021629"/>
       <w:bookmarkStart w:id="8" w:name="evidenze-as-is"/>
       <w:bookmarkEnd w:id="7"/>
       <w:r>
@@ -1907,7 +1907,7 @@
         <w:pStyle w:val="Compact"/>
         <w:numPr>
           <w:ilvl w:val="0"/>
-          <w:numId w:val="3"/>
+          <w:numId w:val="4"/>
         </w:numPr>
         <w:rPr/>
       </w:pPr>
@@ -1921,7 +1921,7 @@
         <w:pStyle w:val="Compact"/>
         <w:numPr>
           <w:ilvl w:val="0"/>
-          <w:numId w:val="3"/>
+          <w:numId w:val="4"/>
         </w:numPr>
         <w:rPr/>
       </w:pPr>
@@ -1935,7 +1935,7 @@
         <w:pStyle w:val="Compact"/>
         <w:numPr>
           <w:ilvl w:val="0"/>
-          <w:numId w:val="3"/>
+          <w:numId w:val="4"/>
         </w:numPr>
         <w:rPr/>
       </w:pPr>
@@ -1949,7 +1949,7 @@
         <w:pStyle w:val="Compact"/>
         <w:numPr>
           <w:ilvl w:val="0"/>
-          <w:numId w:val="3"/>
+          <w:numId w:val="4"/>
         </w:numPr>
         <w:rPr/>
       </w:pPr>
@@ -1963,7 +1963,7 @@
         <w:pStyle w:val="Compact"/>
         <w:numPr>
           <w:ilvl w:val="0"/>
-          <w:numId w:val="3"/>
+          <w:numId w:val="4"/>
         </w:numPr>
         <w:rPr/>
       </w:pPr>
@@ -1980,44 +1980,6 @@
       <w:r>
         <w:rPr/>
         <w:t>L’analisi ha evidenziato quattro cause principali:</w:t>
-      </w:r>
-    </w:p>
-    <w:p>
-      <w:pPr>
-        <w:pStyle w:val="Compact"/>
-        <w:numPr>
-          <w:ilvl w:val="0"/>
-          <w:numId w:val="37"/>
-        </w:numPr>
-        <w:rPr/>
-      </w:pPr>
-      <w:r>
-        <w:rPr/>
-        <w:t xml:space="preserve">alcune route si fidavano di </w:t>
-      </w:r>
-      <w:r>
-        <w:rPr>
-          <w:rStyle w:val="VerbatimChar"/>
-        </w:rPr>
-        <w:t>userId</w:t>
-      </w:r>
-      <w:r>
-        <w:rPr/>
-        <w:t xml:space="preserve"> proveniente da payload o query string;</w:t>
-      </w:r>
-    </w:p>
-    <w:p>
-      <w:pPr>
-        <w:pStyle w:val="Compact"/>
-        <w:numPr>
-          <w:ilvl w:val="0"/>
-          <w:numId w:val="38"/>
-        </w:numPr>
-        <w:rPr/>
-      </w:pPr>
-      <w:r>
-        <w:rPr/>
-        <w:t>creazione ed estensione duplicavano regole di validazione;</w:t>
       </w:r>
     </w:p>
     <w:p>
@@ -2031,7 +1993,17 @@
       </w:pPr>
       <w:r>
         <w:rPr/>
-        <w:t>controllo della disponibilità e creazione non costituivano un’operazione atomica e il database non impediva le sovrapposizioni;</w:t>
+        <w:t xml:space="preserve">alcune route si fidavano di </w:t>
+      </w:r>
+      <w:r>
+        <w:rPr>
+          <w:rStyle w:val="VerbatimChar"/>
+        </w:rPr>
+        <w:t>userId</w:t>
+      </w:r>
+      <w:r>
+        <w:rPr/>
+        <w:t xml:space="preserve"> proveniente da payload o query string;</w:t>
       </w:r>
     </w:p>
     <w:p>
@@ -2043,6 +2015,34 @@
         </w:numPr>
         <w:rPr/>
       </w:pPr>
+      <w:r>
+        <w:rPr/>
+        <w:t>creazione ed estensione duplicavano regole di validazione;</w:t>
+      </w:r>
+    </w:p>
+    <w:p>
+      <w:pPr>
+        <w:pStyle w:val="Compact"/>
+        <w:numPr>
+          <w:ilvl w:val="0"/>
+          <w:numId w:val="41"/>
+        </w:numPr>
+        <w:rPr/>
+      </w:pPr>
+      <w:r>
+        <w:rPr/>
+        <w:t>controllo della disponibilità e creazione non costituivano un’operazione atomica e il database non impediva le sovrapposizioni;</w:t>
+      </w:r>
+    </w:p>
+    <w:p>
+      <w:pPr>
+        <w:pStyle w:val="Compact"/>
+        <w:numPr>
+          <w:ilvl w:val="0"/>
+          <w:numId w:val="42"/>
+        </w:numPr>
+        <w:rPr/>
+      </w:pPr>
       <w:bookmarkStart w:id="9" w:name="evidenze-as-is"/>
       <w:r>
         <w:rPr/>
@@ -2055,7 +2055,7 @@
         <w:pStyle w:val="Heading2"/>
         <w:rPr/>
       </w:pPr>
-      <w:bookmarkStart w:id="10" w:name="__RefHeading___Toc7613_4122350189"/>
+      <w:bookmarkStart w:id="10" w:name="__RefHeading___Toc7648_2049021629"/>
       <w:bookmarkEnd w:id="10"/>
       <w:r>
         <w:rPr/>
@@ -2691,7 +2691,7 @@
         <w:pStyle w:val="Heading2"/>
         <w:rPr/>
       </w:pPr>
-      <w:bookmarkStart w:id="12" w:name="__RefHeading___Toc7615_4122350189"/>
+      <w:bookmarkStart w:id="12" w:name="__RefHeading___Toc7650_2049021629"/>
       <w:bookmarkEnd w:id="12"/>
       <w:r>
         <w:rPr/>
@@ -3665,7 +3665,7 @@
         <w:pStyle w:val="Heading1"/>
         <w:rPr/>
       </w:pPr>
-      <w:bookmarkStart w:id="14" w:name="__RefHeading___Toc7617_4122350189"/>
+      <w:bookmarkStart w:id="14" w:name="__RefHeading___Toc7652_2049021629"/>
       <w:bookmarkStart w:id="15" w:name="progettazione-to-be"/>
       <w:bookmarkEnd w:id="14"/>
       <w:r>
@@ -3678,7 +3678,7 @@
         <w:pStyle w:val="Heading2"/>
         <w:rPr/>
       </w:pPr>
-      <w:bookmarkStart w:id="16" w:name="__RefHeading___Toc7619_4122350189"/>
+      <w:bookmarkStart w:id="16" w:name="__RefHeading___Toc7654_2049021629"/>
       <w:bookmarkStart w:id="17" w:name="servizio-di-dominio-unico"/>
       <w:bookmarkEnd w:id="16"/>
       <w:r>
@@ -3720,34 +3720,6 @@
       <w:r>
         <w:rPr/>
         <w:t>, quindi gli endpoint traducono soltanto input, sessione ed errori HTTP. Il servizio controlla:</w:t>
-      </w:r>
-    </w:p>
-    <w:p>
-      <w:pPr>
-        <w:pStyle w:val="Compact"/>
-        <w:numPr>
-          <w:ilvl w:val="0"/>
-          <w:numId w:val="41"/>
-        </w:numPr>
-        <w:rPr/>
-      </w:pPr>
-      <w:r>
-        <w:rPr/>
-        <w:t>data non passata, ordine degli orari e durata massima;</w:t>
-      </w:r>
-    </w:p>
-    <w:p>
-      <w:pPr>
-        <w:pStyle w:val="Compact"/>
-        <w:numPr>
-          <w:ilvl w:val="0"/>
-          <w:numId w:val="42"/>
-        </w:numPr>
-        <w:rPr/>
-      </w:pPr>
-      <w:r>
-        <w:rPr/>
-        <w:t>apertura della sala e stato attivo/non in manutenzione del posto;</w:t>
       </w:r>
     </w:p>
     <w:p>
@@ -3761,7 +3733,7 @@
       </w:pPr>
       <w:r>
         <w:rPr/>
-        <w:t>sovrapposizioni sullo stesso posto;</w:t>
+        <w:t>data non passata, ordine degli orari e durata massima;</w:t>
       </w:r>
     </w:p>
     <w:p>
@@ -3775,7 +3747,7 @@
       </w:pPr>
       <w:r>
         <w:rPr/>
-        <w:t>ingresso, annullamento e posizione FIFO della richiesta;</w:t>
+        <w:t>apertura della sala e stato attivo/non in manutenzione del posto;</w:t>
       </w:r>
     </w:p>
     <w:p>
@@ -3789,42 +3761,7 @@
       </w:pPr>
       <w:r>
         <w:rPr/>
-        <w:t>promozione del primo utente eleggibile.</w:t>
-      </w:r>
-    </w:p>
-    <w:p>
-      <w:pPr>
-        <w:pStyle w:val="FirstParagraph"/>
-        <w:rPr/>
-      </w:pPr>
-      <w:bookmarkStart w:id="18" w:name="servizio-di-dominio-unico"/>
-      <w:r>
-        <w:rPr/>
-        <w:t>Gli errori hanno codice stabile e messaggio non tecnico. Creazione ed estensione non possono quindi divergere silenziosamente nell’interpretazione dello stesso intervallo.</w:t>
-      </w:r>
-      <w:bookmarkEnd w:id="18"/>
-    </w:p>
-    <w:p>
-      <w:pPr>
-        <w:pStyle w:val="Heading2"/>
-        <w:rPr/>
-      </w:pPr>
-      <w:bookmarkStart w:id="19" w:name="__RefHeading___Toc7621_4122350189"/>
-      <w:bookmarkStart w:id="20" w:name="atomicità-e-concorrenza"/>
-      <w:bookmarkEnd w:id="19"/>
-      <w:r>
-        <w:rPr/>
-        <w:t>4.2 Atomicità e concorrenza</w:t>
-      </w:r>
-    </w:p>
-    <w:p>
-      <w:pPr>
-        <w:pStyle w:val="FirstParagraph"/>
-        <w:rPr/>
-      </w:pPr>
-      <w:r>
-        <w:rPr/>
-        <w:t>La sola verifica applicativa non è sufficiente: due richieste possono leggere contemporaneamente lo stesso stato libero. La soluzione usa due livelli:</w:t>
+        <w:t>sovrapposizioni sullo stesso posto;</w:t>
       </w:r>
     </w:p>
     <w:p>
@@ -3838,17 +3775,7 @@
       </w:pPr>
       <w:r>
         <w:rPr/>
-        <w:t xml:space="preserve">transazioni Prisma con isolamento </w:t>
-      </w:r>
-      <w:r>
-        <w:rPr>
-          <w:rStyle w:val="VerbatimChar"/>
-        </w:rPr>
-        <w:t>Serializable</w:t>
-      </w:r>
-      <w:r>
-        <w:rPr/>
-        <w:t xml:space="preserve"> per mantenere verifica e scrittura nella stessa unità atomica;</w:t>
+        <w:t>ingresso, annullamento e posizione FIFO della richiesta;</w:t>
       </w:r>
     </w:p>
     <w:p>
@@ -3862,7 +3789,7 @@
       </w:pPr>
       <w:r>
         <w:rPr/>
-        <w:t>exclusion constraint PostgreSQL sull’intervallo delle prenotazioni attive, come ultima garanzia anche per scritture esterne all’applicazione.</w:t>
+        <w:t>promozione del primo utente eleggibile.</w:t>
       </w:r>
     </w:p>
     <w:p>
@@ -3870,24 +3797,24 @@
         <w:pStyle w:val="FirstParagraph"/>
         <w:rPr/>
       </w:pPr>
-      <w:bookmarkStart w:id="21" w:name="atomicità-e-concorrenza"/>
-      <w:r>
-        <w:rPr/>
-        <w:t>Le violazioni di vincolo e i conflitti serializzabili vengono tradotti in un errore di dominio gestito. Il chiamante può proporre l’ingresso in lista d’attesa senza esporre dettagli del database.</w:t>
-      </w:r>
-      <w:bookmarkEnd w:id="21"/>
+      <w:bookmarkStart w:id="18" w:name="servizio-di-dominio-unico"/>
+      <w:r>
+        <w:rPr/>
+        <w:t>Gli errori hanno codice stabile e messaggio non tecnico. Creazione ed estensione non possono quindi divergere silenziosamente nell’interpretazione dello stesso intervallo.</w:t>
+      </w:r>
+      <w:bookmarkEnd w:id="18"/>
     </w:p>
     <w:p>
       <w:pPr>
         <w:pStyle w:val="Heading2"/>
         <w:rPr/>
       </w:pPr>
-      <w:bookmarkStart w:id="22" w:name="__RefHeading___Toc7623_4122350189"/>
-      <w:bookmarkStart w:id="23" w:name="modello-della-lista-dattesa"/>
-      <w:bookmarkEnd w:id="22"/>
-      <w:r>
-        <w:rPr/>
-        <w:t>4.3 Modello della lista d’attesa</w:t>
+      <w:bookmarkStart w:id="19" w:name="__RefHeading___Toc7656_2049021629"/>
+      <w:bookmarkStart w:id="20" w:name="atomicità-e-concorrenza"/>
+      <w:bookmarkEnd w:id="19"/>
+      <w:r>
+        <w:rPr/>
+        <w:t>4.2 Atomicità e concorrenza</w:t>
       </w:r>
     </w:p>
     <w:p>
@@ -3896,109 +3823,8 @@
         <w:rPr/>
       </w:pPr>
       <w:r>
-        <w:rPr>
-          <w:rStyle w:val="VerbatimChar"/>
-        </w:rPr>
-        <w:t>ListaAttesa</w:t>
-      </w:r>
-      <w:r>
-        <w:rPr/>
-        <w:t xml:space="preserve"> collega utente, posto, data e intervallo e usa gli stati </w:t>
-      </w:r>
-      <w:r>
-        <w:rPr>
-          <w:rStyle w:val="VerbatimChar"/>
-        </w:rPr>
-        <w:t>IN_ATTESA</w:t>
-      </w:r>
-      <w:r>
-        <w:rPr/>
-        <w:t xml:space="preserve">, </w:t>
-      </w:r>
-      <w:r>
-        <w:rPr>
-          <w:rStyle w:val="VerbatimChar"/>
-        </w:rPr>
-        <w:t>PROMOSSA</w:t>
-      </w:r>
-      <w:r>
-        <w:rPr/>
-        <w:t xml:space="preserve">, </w:t>
-      </w:r>
-      <w:r>
-        <w:rPr>
-          <w:rStyle w:val="VerbatimChar"/>
-        </w:rPr>
-        <w:t>SCADUTA</w:t>
-      </w:r>
-      <w:r>
-        <w:rPr/>
-        <w:t xml:space="preserve"> e </w:t>
-      </w:r>
-      <w:r>
-        <w:rPr>
-          <w:rStyle w:val="VerbatimChar"/>
-        </w:rPr>
-        <w:t>ANNULLATA</w:t>
-      </w:r>
-      <w:r>
-        <w:rPr/>
-        <w:t xml:space="preserve">. L’ordine è deterministico: prima </w:t>
-      </w:r>
-      <w:r>
-        <w:rPr>
-          <w:rStyle w:val="VerbatimChar"/>
-        </w:rPr>
-        <w:t>createdAt</w:t>
-      </w:r>
-      <w:r>
-        <w:rPr/>
-        <w:t xml:space="preserve">, poi </w:t>
-      </w:r>
-      <w:r>
-        <w:rPr>
-          <w:rStyle w:val="VerbatimChar"/>
-        </w:rPr>
-        <w:t>id</w:t>
-      </w:r>
-      <w:r>
-        <w:rPr/>
-        <w:t xml:space="preserve"> come criterio di spareggio. Il vincolo sui record attivi impedisce allo stesso utente di accodarsi due volte per lo stesso intervallo senza impedire la conservazione dello storico terminale.</w:t>
-      </w:r>
-    </w:p>
-    <w:p>
-      <w:pPr>
-        <w:pStyle w:val="BodyText"/>
-        <w:rPr/>
-      </w:pPr>
-      <w:bookmarkStart w:id="24" w:name="modello-della-lista-dattesa"/>
-      <w:r>
-        <w:rPr/>
-        <w:t>La promozione seleziona il primo eleggibile, crea la prenotazione e aggiorna la richiesta nella stessa operazione transazionale. Chiamate ripetute non producono una seconda prenotazione.</w:t>
-      </w:r>
-      <w:bookmarkEnd w:id="24"/>
-    </w:p>
-    <w:p>
-      <w:pPr>
-        <w:pStyle w:val="Heading2"/>
-        <w:rPr/>
-      </w:pPr>
-      <w:bookmarkStart w:id="25" w:name="__RefHeading___Toc7625_4122350189"/>
-      <w:bookmarkStart w:id="26" w:name="identità-ruoli-e-ownership"/>
-      <w:bookmarkEnd w:id="25"/>
-      <w:r>
-        <w:rPr/>
-        <w:t>4.4 Identità, ruoli e ownership</w:t>
-      </w:r>
-    </w:p>
-    <w:p>
-      <w:pPr>
-        <w:pStyle w:val="FirstParagraph"/>
-        <w:rPr/>
-      </w:pPr>
-      <w:r>
-        <w:rPr/>
-        <w:t>L’identità operativa deriva sempre dalla sessione. Il client può indicare una risorsa, ma non scegliere l’attore. Gli helper comuni distinguono:</w:t>
+        <w:rPr/>
+        <w:t>La sola verifica applicativa non è sufficiente: due richieste possono leggere contemporaneamente lo stesso stato libero. La soluzione usa due livelli:</w:t>
       </w:r>
     </w:p>
     <w:p>
@@ -4011,14 +3837,18 @@
         <w:rPr/>
       </w:pPr>
       <w:r>
+        <w:rPr/>
+        <w:t xml:space="preserve">transazioni Prisma con isolamento </w:t>
+      </w:r>
+      <w:r>
         <w:rPr>
           <w:rStyle w:val="VerbatimChar"/>
         </w:rPr>
-        <w:t>401</w:t>
-      </w:r>
-      <w:r>
-        <w:rPr/>
-        <w:t xml:space="preserve"> quando manca una sessione valida;</w:t>
+        <w:t>Serializable</w:t>
+      </w:r>
+      <w:r>
+        <w:rPr/>
+        <w:t xml:space="preserve"> per mantenere verifica e scrittura nella stessa unità atomica;</w:t>
       </w:r>
     </w:p>
     <w:p>
@@ -4031,14 +3861,144 @@
         <w:rPr/>
       </w:pPr>
       <w:r>
+        <w:rPr/>
+        <w:t>exclusion constraint PostgreSQL sull’intervallo delle prenotazioni attive, come ultima garanzia anche per scritture esterne all’applicazione.</w:t>
+      </w:r>
+    </w:p>
+    <w:p>
+      <w:pPr>
+        <w:pStyle w:val="FirstParagraph"/>
+        <w:rPr/>
+      </w:pPr>
+      <w:bookmarkStart w:id="21" w:name="atomicità-e-concorrenza"/>
+      <w:r>
+        <w:rPr/>
+        <w:t>Le violazioni di vincolo e i conflitti serializzabili vengono tradotti in un errore di dominio gestito. Il chiamante può proporre l’ingresso in lista d’attesa senza esporre dettagli del database.</w:t>
+      </w:r>
+      <w:bookmarkEnd w:id="21"/>
+    </w:p>
+    <w:p>
+      <w:pPr>
+        <w:pStyle w:val="Heading2"/>
+        <w:rPr/>
+      </w:pPr>
+      <w:bookmarkStart w:id="22" w:name="__RefHeading___Toc7658_2049021629"/>
+      <w:bookmarkStart w:id="23" w:name="modello-della-lista-dattesa"/>
+      <w:bookmarkEnd w:id="22"/>
+      <w:r>
+        <w:rPr/>
+        <w:t>4.3 Modello della lista d’attesa</w:t>
+      </w:r>
+    </w:p>
+    <w:p>
+      <w:pPr>
+        <w:pStyle w:val="FirstParagraph"/>
+        <w:rPr/>
+      </w:pPr>
+      <w:r>
         <w:rPr>
           <w:rStyle w:val="VerbatimChar"/>
         </w:rPr>
-        <w:t>403</w:t>
-      </w:r>
-      <w:r>
-        <w:rPr/>
-        <w:t xml:space="preserve"> quando il ruolo non permette l’operazione;</w:t>
+        <w:t>ListaAttesa</w:t>
+      </w:r>
+      <w:r>
+        <w:rPr/>
+        <w:t xml:space="preserve"> collega utente, posto, data e intervallo e usa gli stati </w:t>
+      </w:r>
+      <w:r>
+        <w:rPr>
+          <w:rStyle w:val="VerbatimChar"/>
+        </w:rPr>
+        <w:t>IN_ATTESA</w:t>
+      </w:r>
+      <w:r>
+        <w:rPr/>
+        <w:t xml:space="preserve">, </w:t>
+      </w:r>
+      <w:r>
+        <w:rPr>
+          <w:rStyle w:val="VerbatimChar"/>
+        </w:rPr>
+        <w:t>PROMOSSA</w:t>
+      </w:r>
+      <w:r>
+        <w:rPr/>
+        <w:t xml:space="preserve">, </w:t>
+      </w:r>
+      <w:r>
+        <w:rPr>
+          <w:rStyle w:val="VerbatimChar"/>
+        </w:rPr>
+        <w:t>SCADUTA</w:t>
+      </w:r>
+      <w:r>
+        <w:rPr/>
+        <w:t xml:space="preserve"> e </w:t>
+      </w:r>
+      <w:r>
+        <w:rPr>
+          <w:rStyle w:val="VerbatimChar"/>
+        </w:rPr>
+        <w:t>ANNULLATA</w:t>
+      </w:r>
+      <w:r>
+        <w:rPr/>
+        <w:t xml:space="preserve">. L’ordine è deterministico: prima </w:t>
+      </w:r>
+      <w:r>
+        <w:rPr>
+          <w:rStyle w:val="VerbatimChar"/>
+        </w:rPr>
+        <w:t>createdAt</w:t>
+      </w:r>
+      <w:r>
+        <w:rPr/>
+        <w:t xml:space="preserve">, poi </w:t>
+      </w:r>
+      <w:r>
+        <w:rPr>
+          <w:rStyle w:val="VerbatimChar"/>
+        </w:rPr>
+        <w:t>id</w:t>
+      </w:r>
+      <w:r>
+        <w:rPr/>
+        <w:t xml:space="preserve"> come criterio di spareggio. Il vincolo sui record attivi impedisce allo stesso utente di accodarsi due volte per lo stesso intervallo senza impedire la conservazione dello storico terminale.</w:t>
+      </w:r>
+    </w:p>
+    <w:p>
+      <w:pPr>
+        <w:pStyle w:val="BodyText"/>
+        <w:rPr/>
+      </w:pPr>
+      <w:bookmarkStart w:id="24" w:name="modello-della-lista-dattesa"/>
+      <w:r>
+        <w:rPr/>
+        <w:t>La promozione seleziona il primo eleggibile, crea la prenotazione e aggiorna la richiesta nella stessa operazione transazionale. Chiamate ripetute non producono una seconda prenotazione.</w:t>
+      </w:r>
+      <w:bookmarkEnd w:id="24"/>
+    </w:p>
+    <w:p>
+      <w:pPr>
+        <w:pStyle w:val="Heading2"/>
+        <w:rPr/>
+      </w:pPr>
+      <w:bookmarkStart w:id="25" w:name="__RefHeading___Toc7660_2049021629"/>
+      <w:bookmarkStart w:id="26" w:name="identità-ruoli-e-ownership"/>
+      <w:bookmarkEnd w:id="25"/>
+      <w:r>
+        <w:rPr/>
+        <w:t>4.4 Identità, ruoli e ownership</w:t>
+      </w:r>
+    </w:p>
+    <w:p>
+      <w:pPr>
+        <w:pStyle w:val="FirstParagraph"/>
+        <w:rPr/>
+      </w:pPr>
+      <w:r>
+        <w:rPr/>
+        <w:t>L’identità operativa deriva sempre dalla sessione. Il client può indicare una risorsa, ma non scegliere l’attore. Gli helper comuni distinguono:</w:t>
       </w:r>
     </w:p>
     <w:p>
@@ -4054,6 +4014,46 @@
         <w:rPr>
           <w:rStyle w:val="VerbatimChar"/>
         </w:rPr>
+        <w:t>401</w:t>
+      </w:r>
+      <w:r>
+        <w:rPr/>
+        <w:t xml:space="preserve"> quando manca una sessione valida;</w:t>
+      </w:r>
+    </w:p>
+    <w:p>
+      <w:pPr>
+        <w:pStyle w:val="Compact"/>
+        <w:numPr>
+          <w:ilvl w:val="0"/>
+          <w:numId w:val="51"/>
+        </w:numPr>
+        <w:rPr/>
+      </w:pPr>
+      <w:r>
+        <w:rPr>
+          <w:rStyle w:val="VerbatimChar"/>
+        </w:rPr>
+        <w:t>403</w:t>
+      </w:r>
+      <w:r>
+        <w:rPr/>
+        <w:t xml:space="preserve"> quando il ruolo non permette l’operazione;</w:t>
+      </w:r>
+    </w:p>
+    <w:p>
+      <w:pPr>
+        <w:pStyle w:val="Compact"/>
+        <w:numPr>
+          <w:ilvl w:val="0"/>
+          <w:numId w:val="52"/>
+        </w:numPr>
+        <w:rPr/>
+      </w:pPr>
+      <w:r>
+        <w:rPr>
+          <w:rStyle w:val="VerbatimChar"/>
+        </w:rPr>
         <w:t>403</w:t>
       </w:r>
       <w:r>
@@ -4088,7 +4088,7 @@
         <w:pStyle w:val="Heading2"/>
         <w:rPr/>
       </w:pPr>
-      <w:bookmarkStart w:id="28" w:name="__RefHeading___Toc7627_4122350189"/>
+      <w:bookmarkStart w:id="28" w:name="__RefHeading___Toc7662_2049021629"/>
       <w:bookmarkStart w:id="29" w:name="log-notifiche-e-aggiornamento-client"/>
       <w:bookmarkEnd w:id="28"/>
       <w:r>
@@ -4152,7 +4152,7 @@
         <w:pStyle w:val="Heading2"/>
         <w:rPr/>
       </w:pPr>
-      <w:bookmarkStart w:id="30" w:name="__RefHeading___Toc7629_4122350189"/>
+      <w:bookmarkStart w:id="30" w:name="__RefHeading___Toc7664_2049021629"/>
       <w:bookmarkStart w:id="31" w:name="diagrammi"/>
       <w:bookmarkEnd w:id="30"/>
       <w:r>
@@ -4197,7 +4197,7 @@
         <w:pStyle w:val="Compact"/>
         <w:numPr>
           <w:ilvl w:val="0"/>
-          <w:numId w:val="51"/>
+          <w:numId w:val="53"/>
         </w:numPr>
         <w:rPr/>
       </w:pPr>
@@ -4211,7 +4211,7 @@
         <w:pStyle w:val="Compact"/>
         <w:numPr>
           <w:ilvl w:val="0"/>
-          <w:numId w:val="52"/>
+          <w:numId w:val="54"/>
         </w:numPr>
         <w:rPr/>
       </w:pPr>
@@ -4245,7 +4245,7 @@
         <w:pStyle w:val="Compact"/>
         <w:numPr>
           <w:ilvl w:val="0"/>
-          <w:numId w:val="53"/>
+          <w:numId w:val="55"/>
         </w:numPr>
         <w:rPr/>
       </w:pPr>
@@ -4273,7 +4273,7 @@
         <w:pStyle w:val="Heading1"/>
         <w:rPr/>
       </w:pPr>
-      <w:bookmarkStart w:id="34" w:name="__RefHeading___Toc7631_4122350189"/>
+      <w:bookmarkStart w:id="34" w:name="__RefHeading___Toc7666_2049021629"/>
       <w:bookmarkStart w:id="35" w:name="realizzazione-incrementale"/>
       <w:bookmarkEnd w:id="34"/>
       <w:r>
@@ -4286,7 +4286,7 @@
         <w:pStyle w:val="Heading2"/>
         <w:rPr/>
       </w:pPr>
-      <w:bookmarkStart w:id="36" w:name="__RefHeading___Toc7633_4122350189"/>
+      <w:bookmarkStart w:id="36" w:name="__RefHeading___Toc7668_2049021629"/>
       <w:bookmarkEnd w:id="36"/>
       <w:r>
         <w:rPr/>
@@ -5250,7 +5250,7 @@
         <w:pStyle w:val="Heading2"/>
         <w:rPr/>
       </w:pPr>
-      <w:bookmarkStart w:id="38" w:name="__RefHeading___Toc7635_4122350189"/>
+      <w:bookmarkStart w:id="38" w:name="__RefHeading___Toc7670_2049021629"/>
       <w:bookmarkEnd w:id="38"/>
       <w:r>
         <w:rPr/>
@@ -6006,7 +6006,7 @@
         <w:pStyle w:val="Heading2"/>
         <w:rPr/>
       </w:pPr>
-      <w:bookmarkStart w:id="39" w:name="__RefHeading___Toc7637_4122350189"/>
+      <w:bookmarkStart w:id="39" w:name="__RefHeading___Toc7672_2049021629"/>
       <w:bookmarkStart w:id="40" w:name="cronologia-git-sintetica"/>
       <w:bookmarkEnd w:id="39"/>
       <w:r>
@@ -7343,7 +7343,7 @@
         <w:pStyle w:val="Heading1"/>
         <w:rPr/>
       </w:pPr>
-      <w:bookmarkStart w:id="43" w:name="__RefHeading___Toc7639_4122350189"/>
+      <w:bookmarkStart w:id="43" w:name="__RefHeading___Toc7674_2049021629"/>
       <w:bookmarkStart w:id="44" w:name="criteri-di-accettazione-ed-evidenze"/>
       <w:bookmarkEnd w:id="43"/>
       <w:r>
@@ -8133,7 +8133,7 @@
         <w:pStyle w:val="Heading1"/>
         <w:rPr/>
       </w:pPr>
-      <w:bookmarkStart w:id="46" w:name="__RefHeading___Toc7641_4122350189"/>
+      <w:bookmarkStart w:id="46" w:name="__RefHeading___Toc7676_2049021629"/>
       <w:bookmarkStart w:id="47" w:name="strategia-ed-esiti-di-test"/>
       <w:bookmarkEnd w:id="46"/>
       <w:r>
@@ -8146,7 +8146,7 @@
         <w:pStyle w:val="Heading2"/>
         <w:rPr/>
       </w:pPr>
-      <w:bookmarkStart w:id="48" w:name="__RefHeading___Toc7643_4122350189"/>
+      <w:bookmarkStart w:id="48" w:name="__RefHeading___Toc7678_2049021629"/>
       <w:bookmarkEnd w:id="48"/>
       <w:r>
         <w:rPr/>
@@ -8671,39 +8671,11 @@
         <w:pStyle w:val="Heading2"/>
         <w:rPr/>
       </w:pPr>
-      <w:bookmarkStart w:id="50" w:name="__RefHeading___Toc7645_4122350189"/>
+      <w:bookmarkStart w:id="50" w:name="__RefHeading___Toc7680_2049021629"/>
       <w:bookmarkEnd w:id="50"/>
       <w:r>
         <w:rPr/>
         <w:t>7.2 Risultati consolidati</w:t>
-      </w:r>
-    </w:p>
-    <w:p>
-      <w:pPr>
-        <w:pStyle w:val="Compact"/>
-        <w:numPr>
-          <w:ilvl w:val="0"/>
-          <w:numId w:val="54"/>
-        </w:numPr>
-        <w:rPr/>
-      </w:pPr>
-      <w:r>
-        <w:rPr/>
-        <w:t>La specifica post-modifica registra 181 casi aggiunti, 14 modificati, 20 invariati e nessun caso eliminato alla prima esecuzione di Fase 6.</w:t>
-      </w:r>
-    </w:p>
-    <w:p>
-      <w:pPr>
-        <w:pStyle w:val="Compact"/>
-        <w:numPr>
-          <w:ilvl w:val="0"/>
-          <w:numId w:val="55"/>
-        </w:numPr>
-        <w:rPr/>
-      </w:pPr>
-      <w:r>
-        <w:rPr/>
-        <w:t>Il report delle parti modificate ha prodotto 179 pass e 2 target di sicurezza inizialmente attesi come fallimenti.</w:t>
       </w:r>
     </w:p>
     <w:p>
@@ -8717,6 +8689,34 @@
       </w:pPr>
       <w:r>
         <w:rPr/>
+        <w:t>La specifica post-modifica registra 181 casi aggiunti, 14 modificati, 20 invariati e nessun caso eliminato alla prima esecuzione di Fase 6.</w:t>
+      </w:r>
+    </w:p>
+    <w:p>
+      <w:pPr>
+        <w:pStyle w:val="Compact"/>
+        <w:numPr>
+          <w:ilvl w:val="0"/>
+          <w:numId w:val="57"/>
+        </w:numPr>
+        <w:rPr/>
+      </w:pPr>
+      <w:r>
+        <w:rPr/>
+        <w:t>Il report delle parti modificate ha prodotto 179 pass e 2 target di sicurezza inizialmente attesi come fallimenti.</w:t>
+      </w:r>
+    </w:p>
+    <w:p>
+      <w:pPr>
+        <w:pStyle w:val="Compact"/>
+        <w:numPr>
+          <w:ilvl w:val="0"/>
+          <w:numId w:val="58"/>
+        </w:numPr>
+        <w:rPr/>
+      </w:pPr>
+      <w:r>
+        <w:rPr/>
         <w:t xml:space="preserve">La candidata 2026-10-13 supera </w:t>
       </w:r>
       <w:r>
@@ -8736,7 +8736,7 @@
         <w:pStyle w:val="Compact"/>
         <w:numPr>
           <w:ilvl w:val="0"/>
-          <w:numId w:val="57"/>
+          <w:numId w:val="59"/>
         </w:numPr>
         <w:rPr/>
       </w:pPr>
@@ -8761,7 +8761,7 @@
         <w:pStyle w:val="Compact"/>
         <w:numPr>
           <w:ilvl w:val="0"/>
-          <w:numId w:val="58"/>
+          <w:numId w:val="60"/>
         </w:numPr>
         <w:rPr/>
       </w:pPr>
@@ -8786,7 +8786,7 @@
         <w:pStyle w:val="Compact"/>
         <w:numPr>
           <w:ilvl w:val="0"/>
-          <w:numId w:val="59"/>
+          <w:numId w:val="61"/>
         </w:numPr>
         <w:rPr/>
       </w:pPr>
@@ -8842,7 +8842,7 @@
         <w:pStyle w:val="Heading1"/>
         <w:rPr/>
       </w:pPr>
-      <w:bookmarkStart w:id="51" w:name="__RefHeading___Toc7647_4122350189"/>
+      <w:bookmarkStart w:id="51" w:name="__RefHeading___Toc7682_2049021629"/>
       <w:bookmarkStart w:id="52" w:name="anomalie-e-limiti-osservati"/>
       <w:bookmarkEnd w:id="51"/>
       <w:r>
@@ -8852,35 +8852,7 @@
     </w:p>
     <w:p>
       <w:pPr>
-        <w:pStyle w:val="Compact"/>
-        <w:numPr>
-          <w:ilvl w:val="0"/>
-          <w:numId w:val="60"/>
-        </w:numPr>
-        <w:rPr/>
-      </w:pPr>
-      <w:r>
-        <w:rPr/>
-        <w:t>La prima verifica finale aveva rilevato tre varchi amministrativi relativi a 401/403. Sono stati documentati prima della correzione e chiusi da BIB-68.</w:t>
-      </w:r>
-    </w:p>
-    <w:p>
-      <w:pPr>
-        <w:pStyle w:val="Compact"/>
-        <w:numPr>
-          <w:ilvl w:val="0"/>
-          <w:numId w:val="61"/>
-        </w:numPr>
-        <w:rPr/>
-      </w:pPr>
-      <w:r>
-        <w:rPr/>
-        <w:t>Una singola esecuzione esplorativa della suite ha mostrato un errore non riproducibile dopo ricreazione del database; dieci esecuzioni complete consecutive e cinque esecuzioni della concorrenza sono risultate verdi.</w:t>
-      </w:r>
-    </w:p>
-    <w:p>
-      <w:pPr>
-        <w:pStyle w:val="Compact"/>
+        <w:pStyle w:val="Normal"/>
         <w:numPr>
           <w:ilvl w:val="0"/>
           <w:numId w:val="62"/>
@@ -8889,12 +8861,12 @@
       </w:pPr>
       <w:r>
         <w:rPr/>
-        <w:t>La baseline PWA dichiarava due screenshot assenti e proteggeva alcuni asset prima del login. Il confronto Git dimostra che si tratta di limiti storici, non di regressioni della CR.</w:t>
+        <w:t>La prima verifica finale aveva rilevato tre varchi amministrativi relativi a 401/403. Sono stati documentati prima della correzione e chiusi da BIB-68.</w:t>
       </w:r>
     </w:p>
     <w:p>
       <w:pPr>
-        <w:pStyle w:val="Compact"/>
+        <w:pStyle w:val="Normal"/>
         <w:numPr>
           <w:ilvl w:val="0"/>
           <w:numId w:val="63"/>
@@ -8903,12 +8875,12 @@
       </w:pPr>
       <w:r>
         <w:rPr/>
-        <w:t>I test di caratterizzazione pre-modifica sono intenzionalmente separati dalla suite corrente: eseguirli indiscriminatamente sul codice TO-BE confonderebbe differenze volute e regressioni.</w:t>
+        <w:t>Una singola esecuzione esplorativa della suite ha mostrato un errore non riproducibile dopo ricreazione del database; dieci esecuzioni complete consecutive e cinque esecuzioni della concorrenza sono risultate verdi.</w:t>
       </w:r>
     </w:p>
     <w:p>
       <w:pPr>
-        <w:pStyle w:val="Compact"/>
+        <w:pStyle w:val="Normal"/>
         <w:numPr>
           <w:ilvl w:val="0"/>
           <w:numId w:val="64"/>
@@ -8917,6 +8889,34 @@
       </w:pPr>
       <w:r>
         <w:rPr/>
+        <w:t>La baseline PWA dichiarava due screenshot assenti e proteggeva alcuni asset prima del login. Il confronto Git dimostra che si tratta di limiti storici, non di regressioni della CR.</w:t>
+      </w:r>
+    </w:p>
+    <w:p>
+      <w:pPr>
+        <w:pStyle w:val="Normal"/>
+        <w:numPr>
+          <w:ilvl w:val="0"/>
+          <w:numId w:val="65"/>
+        </w:numPr>
+        <w:rPr/>
+      </w:pPr>
+      <w:r>
+        <w:rPr/>
+        <w:t>I test di caratterizzazione pre-modifica sono intenzionalmente separati dalla suite corrente: eseguirli indiscriminatamente sul codice TO-BE confonderebbe differenze volute e regressioni.</w:t>
+      </w:r>
+    </w:p>
+    <w:p>
+      <w:pPr>
+        <w:pStyle w:val="Normal"/>
+        <w:numPr>
+          <w:ilvl w:val="0"/>
+          <w:numId w:val="66"/>
+        </w:numPr>
+        <w:rPr/>
+      </w:pPr>
+      <w:r>
+        <w:rPr/>
         <w:t xml:space="preserve">Il rate limiter è in memoria per singola istanza serverless: riduce gli abusi evidenti ma non è un limite globale. </w:t>
       </w:r>
       <w:r>
@@ -8932,10 +8932,10 @@
     </w:p>
     <w:p>
       <w:pPr>
-        <w:pStyle w:val="Compact"/>
+        <w:pStyle w:val="Normal"/>
         <w:numPr>
           <w:ilvl w:val="0"/>
-          <w:numId w:val="65"/>
+          <w:numId w:val="67"/>
         </w:numPr>
         <w:rPr/>
       </w:pPr>
@@ -8986,16 +8986,30 @@
     </w:p>
     <w:p>
       <w:pPr>
+        <w:pStyle w:val="Normal"/>
+        <w:numPr>
+          <w:ilvl w:val="0"/>
+          <w:numId w:val="68"/>
+        </w:numPr>
+        <w:rPr/>
+      </w:pPr>
+      <w:r>
+        <w:rPr/>
+        <w:t>La verifica dal vivo dell’applicazione (13 ottobre 2026) ha rilevato difetti preesistenti e indipendenti dalla CR, che non toccano prenotazioni, lista d’attesa e concorrenza. Tutti sono corretti dalla PR #85, tenuta separata dalla PR #84 già verificata (tracciati in BIB-69):</w:t>
+      </w:r>
+    </w:p>
+    <w:p>
+      <w:pPr>
         <w:pStyle w:val="Compact"/>
         <w:numPr>
-          <w:ilvl w:val="0"/>
-          <w:numId w:val="66"/>
+          <w:ilvl w:val="1"/>
+          <w:numId w:val="69"/>
         </w:numPr>
         <w:rPr/>
       </w:pPr>
       <w:r>
         <w:rPr/>
-        <w:t xml:space="preserve">La verifica dal vivo dell’applicazione pubblicata (13 ottobre 2026) ha rilevato un difetto preesistente e indipendente dalla CR: nel catalogo </w:t>
+        <w:t xml:space="preserve">catalogo </w:t>
       </w:r>
       <w:r>
         <w:rPr>
@@ -9005,7 +9019,7 @@
       </w:r>
       <w:r>
         <w:rPr/>
-        <w:t xml:space="preserve"> tutti i libri risultavano “Non disponibile” anche con copie libere, con anno e posizione vuoti, perché </w:t>
+        <w:t xml:space="preserve">: tutti i libri “Non disponibile” e anno/posizione vuoti, perché </w:t>
       </w:r>
       <w:r>
         <w:rPr>
@@ -9065,7 +9079,7 @@
       </w:r>
       <w:r>
         <w:rPr/>
-        <w:t xml:space="preserve"> e </w:t>
+        <w:t xml:space="preserve">, </w:t>
       </w:r>
       <w:r>
         <w:rPr>
@@ -9075,7 +9089,7 @@
       </w:r>
       <w:r>
         <w:rPr/>
-        <w:t>. Il difetto non tocca prenotazioni, lista d’attesa e concorrenza. È corretto dalla PR #85 (</w:t>
+        <w:t xml:space="preserve"> (</w:t>
       </w:r>
       <w:r>
         <w:rPr>
@@ -9085,29 +9099,90 @@
       </w:r>
       <w:r>
         <w:rPr/>
-        <w:t xml:space="preserve"> in </w:t>
-      </w:r>
-      <w:r>
-        <w:rPr>
-          <w:rStyle w:val="VerbatimChar"/>
-        </w:rPr>
-        <w:t>src/lib/catalogo-libri.ts</w:t>
-      </w:r>
-      <w:r>
-        <w:rPr/>
-        <w:t>, con cinque test unitari), tenuta separata dalla PR #84 già verificata.</w:t>
-      </w:r>
-      <w:bookmarkEnd w:id="52"/>
+        <w:t>, 5 test CAT-001..005);</w:t>
+      </w:r>
     </w:p>
     <w:p>
       <w:pPr>
+        <w:pStyle w:val="Compact"/>
+        <w:numPr>
+          <w:ilvl w:val="1"/>
+          <w:numId w:val="70"/>
+        </w:numPr>
+        <w:rPr/>
+      </w:pPr>
+      <w:r>
+        <w:rPr/>
+        <w:t>home: “Libri consigliati” e “Posti preferiti” erano dati scritti nel codice (un libro assente dal catalogo, sale inesistenti, link a id non validi); ora i libri vengono dal catalogo reale e i posti finti sono stati rimossi;</w:t>
+      </w:r>
+    </w:p>
+    <w:p>
+      <w:pPr>
+        <w:pStyle w:val="Compact"/>
+        <w:numPr>
+          <w:ilvl w:val="1"/>
+          <w:numId w:val="71"/>
+        </w:numPr>
+        <w:rPr/>
+      </w:pPr>
+      <w:r>
+        <w:rPr/>
+        <w:t>home: i posti in manutenzione contavano come occupati (2% di occupazione con la biblioteca vuota); ora sono esclusi dal denominatore;</w:t>
+      </w:r>
+    </w:p>
+    <w:p>
+      <w:pPr>
+        <w:pStyle w:val="Compact"/>
+        <w:numPr>
+          <w:ilvl w:val="1"/>
+          <w:numId w:val="72"/>
+        </w:numPr>
+        <w:rPr/>
+      </w:pPr>
+      <w:r>
+        <w:rPr/>
+        <w:t>mappa e griglia mobile: mancava la voce “Manutenzione” in legenda e i posti erano ordinati come testo (G1, G10 … G19, G2); ora ordine naturale;</w:t>
+      </w:r>
+    </w:p>
+    <w:p>
+      <w:pPr>
+        <w:pStyle w:val="Compact"/>
+        <w:numPr>
+          <w:ilvl w:val="1"/>
+          <w:numId w:val="73"/>
+        </w:numPr>
+        <w:rPr/>
+      </w:pPr>
+      <w:r>
+        <w:rPr/>
+        <w:t>admin posti: l’elenco era troncato a 100 righe senza avviso (122 posti totali) e su telefono la colonna Azioni usciva dallo schermo.</w:t>
+      </w:r>
+    </w:p>
+    <w:p>
+      <w:pPr>
+        <w:pStyle w:val="Normal"/>
+        <w:numPr>
+          <w:ilvl w:val="0"/>
+          <w:numId w:val="1"/>
+        </w:numPr>
+        <w:rPr/>
+      </w:pPr>
+      <w:bookmarkStart w:id="53" w:name="anomalie-e-limiti-osservati"/>
+      <w:r>
+        <w:rPr/>
+        <w:t>Il flusso principale è stato riprovato in locale con dati fittizi: messa in manutenzione di due posti (esclusi dalla disponibilità della sala e dai contatori), prenotazione, ingresso in lista d’attesa, annullo del proprietario e promozione automatica con le notifiche corrispondenti.</w:t>
+      </w:r>
+      <w:bookmarkEnd w:id="53"/>
+    </w:p>
+    <w:p>
+      <w:pPr>
         <w:pStyle w:val="Heading1"/>
         <w:rPr/>
       </w:pPr>
-      <w:bookmarkStart w:id="53" w:name="__RefHeading___Toc7649_4122350189"/>
-      <w:bookmarkStart w:id="54" w:name="valutazione-finale"/>
-      <w:bookmarkEnd w:id="53"/>
+      <w:bookmarkStart w:id="54" w:name="__RefHeading___Toc7684_2049021629"/>
+      <w:bookmarkStart w:id="55" w:name="valutazione-finale"/>
       <w:bookmarkEnd w:id="54"/>
+      <w:bookmarkEnd w:id="55"/>
       <w:r>
         <w:rPr/>
         <w:t>9. Valutazione finale</w:t>
@@ -9223,9 +9298,9 @@
       <w:r>
         <w:rPr/>
       </w:r>
-      <w:bookmarkStart w:id="55" w:name="valutazione-finale"/>
       <w:bookmarkStart w:id="56" w:name="valutazione-finale"/>
-      <w:bookmarkEnd w:id="56"/>
+      <w:bookmarkStart w:id="57" w:name="valutazione-finale"/>
+      <w:bookmarkEnd w:id="57"/>
       <w:r>
         <w:br w:type="page"/>
       </w:r>
@@ -9236,10 +9311,10 @@
         <w:spacing w:before="0" w:after="120"/>
         <w:rPr/>
       </w:pPr>
-      <w:bookmarkStart w:id="57" w:name="__RefHeading___Toc7651_4122350189"/>
-      <w:bookmarkStart w:id="58" w:name="X6b26a8375254fc4564533c6c3d12e0b5fffed05"/>
-      <w:bookmarkEnd w:id="57"/>
+      <w:bookmarkStart w:id="58" w:name="__RefHeading___Toc7686_2049021629"/>
+      <w:bookmarkStart w:id="59" w:name="X6b26a8375254fc4564533c6c3d12e0b5fffed05"/>
       <w:bookmarkEnd w:id="58"/>
+      <w:bookmarkEnd w:id="59"/>
       <w:r>
         <w:rPr/>
         <w:t>Appendice A — Analisi AS-IS e impact analysis</w:t>
@@ -9250,9 +9325,9 @@
         <w:pStyle w:val="Heading2"/>
         <w:rPr/>
       </w:pPr>
-      <w:bookmarkStart w:id="59" w:name="__RefHeading___Toc7653_4122350189"/>
-      <w:bookmarkStart w:id="60" w:name="X345180dfa60e3e14b3fa4fce5fb6f823680a80f"/>
-      <w:bookmarkEnd w:id="59"/>
+      <w:bookmarkStart w:id="60" w:name="__RefHeading___Toc7688_2049021629"/>
+      <w:bookmarkStart w:id="61" w:name="X345180dfa60e3e14b3fa4fce5fb6f823680a80f"/>
+      <w:bookmarkEnd w:id="60"/>
       <w:r>
         <w:rPr/>
         <w:t>Componenti del sottosistema prenotazione — AS-IS</w:t>
@@ -9263,7 +9338,7 @@
         <w:pStyle w:val="Heading3"/>
         <w:rPr/>
       </w:pPr>
-      <w:bookmarkStart w:id="61" w:name="scopo"/>
+      <w:bookmarkStart w:id="62" w:name="scopo"/>
       <w:r>
         <w:rPr/>
         <w:t>Scopo</w:t>
@@ -9304,7 +9379,7 @@
         <w:pStyle w:val="Compact"/>
         <w:numPr>
           <w:ilvl w:val="0"/>
-          <w:numId w:val="67"/>
+          <w:numId w:val="74"/>
         </w:numPr>
         <w:rPr/>
       </w:pPr>
@@ -9326,7 +9401,7 @@
         <w:pStyle w:val="Compact"/>
         <w:numPr>
           <w:ilvl w:val="0"/>
-          <w:numId w:val="68"/>
+          <w:numId w:val="75"/>
         </w:numPr>
         <w:rPr/>
       </w:pPr>
@@ -9340,7 +9415,7 @@
         <w:pStyle w:val="Compact"/>
         <w:numPr>
           <w:ilvl w:val="0"/>
-          <w:numId w:val="69"/>
+          <w:numId w:val="76"/>
         </w:numPr>
         <w:rPr/>
       </w:pPr>
@@ -9360,7 +9435,7 @@
         <w:pStyle w:val="Compact"/>
         <w:numPr>
           <w:ilvl w:val="0"/>
-          <w:numId w:val="70"/>
+          <w:numId w:val="77"/>
         </w:numPr>
         <w:rPr/>
       </w:pPr>
@@ -9374,7 +9449,7 @@
         <w:pStyle w:val="Compact"/>
         <w:numPr>
           <w:ilvl w:val="0"/>
-          <w:numId w:val="71"/>
+          <w:numId w:val="78"/>
         </w:numPr>
         <w:rPr/>
       </w:pPr>
@@ -9388,16 +9463,16 @@
         <w:pStyle w:val="Compact"/>
         <w:numPr>
           <w:ilvl w:val="0"/>
-          <w:numId w:val="72"/>
+          <w:numId w:val="79"/>
         </w:numPr>
         <w:rPr/>
       </w:pPr>
-      <w:bookmarkStart w:id="62" w:name="scopo"/>
+      <w:bookmarkStart w:id="63" w:name="scopo"/>
       <w:r>
         <w:rPr/>
         <w:t>Evidenza di regressione collegata: specifica dei test pre-modifica, integrata dalla task BIB-19</w:t>
       </w:r>
-      <w:bookmarkEnd w:id="62"/>
+      <w:bookmarkEnd w:id="63"/>
     </w:p>
     <w:p>
       <w:pPr>
@@ -9875,8 +9950,8 @@
               </w:rPr>
               <w:t>Mappa UI → API → servizi → Prisma, con accessi R/W/D e punti di impatto della CR.</w:t>
             </w:r>
-            <w:bookmarkStart w:id="63" w:name="relazione-con-lanalisi-as-is-esistente"/>
-            <w:bookmarkEnd w:id="63"/>
+            <w:bookmarkStart w:id="64" w:name="relazione-con-lanalisi-as-is-esistente"/>
+            <w:bookmarkEnd w:id="64"/>
           </w:p>
         </w:tc>
       </w:tr>
@@ -9896,7 +9971,7 @@
         <w:pStyle w:val="Compact"/>
         <w:numPr>
           <w:ilvl w:val="0"/>
-          <w:numId w:val="73"/>
+          <w:numId w:val="80"/>
         </w:numPr>
         <w:rPr/>
       </w:pPr>
@@ -9927,7 +10002,7 @@
         <w:pStyle w:val="Compact"/>
         <w:numPr>
           <w:ilvl w:val="0"/>
-          <w:numId w:val="74"/>
+          <w:numId w:val="81"/>
         </w:numPr>
         <w:rPr/>
       </w:pPr>
@@ -9958,7 +10033,7 @@
         <w:pStyle w:val="Compact"/>
         <w:numPr>
           <w:ilvl w:val="0"/>
-          <w:numId w:val="75"/>
+          <w:numId w:val="82"/>
         </w:numPr>
         <w:rPr/>
       </w:pPr>
@@ -9979,7 +10054,7 @@
         <w:pStyle w:val="Compact"/>
         <w:numPr>
           <w:ilvl w:val="0"/>
-          <w:numId w:val="76"/>
+          <w:numId w:val="83"/>
         </w:numPr>
         <w:rPr/>
       </w:pPr>
@@ -10004,7 +10079,7 @@
         <w:pStyle w:val="Compact"/>
         <w:numPr>
           <w:ilvl w:val="0"/>
-          <w:numId w:val="77"/>
+          <w:numId w:val="84"/>
         </w:numPr>
         <w:rPr/>
       </w:pPr>
@@ -10018,7 +10093,7 @@
         <w:pStyle w:val="Heading3"/>
         <w:rPr/>
       </w:pPr>
-      <w:bookmarkStart w:id="64" w:name="diagramma-dei-componenti"/>
+      <w:bookmarkStart w:id="65" w:name="diagramma-dei-componenti"/>
       <w:r>
         <w:rPr/>
         <w:t>Diagramma dei componenti</w:t>
@@ -10030,7 +10105,7 @@
         <w:jc w:val="center"/>
         <w:rPr/>
       </w:pPr>
-      <w:bookmarkStart w:id="65" w:name="diagramma-dei-componenti"/>
+      <w:bookmarkStart w:id="66" w:name="diagramma-dei-componenti"/>
       <w:r>
         <w:rPr/>
         <w:drawing>
@@ -10071,7 +10146,7 @@
           </wp:inline>
         </w:drawing>
       </w:r>
-      <w:bookmarkEnd w:id="65"/>
+      <w:bookmarkEnd w:id="66"/>
     </w:p>
     <w:p>
       <w:pPr>
@@ -11964,8 +12039,8 @@
               </w:rPr>
               <w:t>La disponibilità futura dovrà distinguere confermate e richieste in attesa.</w:t>
             </w:r>
-            <w:bookmarkStart w:id="66" w:name="accessi-al-modello-prenotazione"/>
-            <w:bookmarkEnd w:id="66"/>
+            <w:bookmarkStart w:id="67" w:name="accessi-al-modello-prenotazione"/>
+            <w:bookmarkEnd w:id="67"/>
           </w:p>
         </w:tc>
       </w:tr>
@@ -13122,7 +13197,7 @@
         <w:pStyle w:val="Compact"/>
         <w:numPr>
           <w:ilvl w:val="0"/>
-          <w:numId w:val="78"/>
+          <w:numId w:val="85"/>
         </w:numPr>
         <w:rPr/>
       </w:pPr>
@@ -13173,7 +13248,7 @@
         <w:pStyle w:val="Compact"/>
         <w:numPr>
           <w:ilvl w:val="0"/>
-          <w:numId w:val="79"/>
+          <w:numId w:val="86"/>
         </w:numPr>
         <w:rPr/>
       </w:pPr>
@@ -13194,7 +13269,7 @@
         <w:pStyle w:val="Compact"/>
         <w:numPr>
           <w:ilvl w:val="0"/>
-          <w:numId w:val="80"/>
+          <w:numId w:val="87"/>
         </w:numPr>
         <w:rPr/>
       </w:pPr>
@@ -13215,7 +13290,7 @@
         <w:pStyle w:val="Compact"/>
         <w:numPr>
           <w:ilvl w:val="0"/>
-          <w:numId w:val="81"/>
+          <w:numId w:val="88"/>
         </w:numPr>
         <w:rPr/>
       </w:pPr>
@@ -13236,7 +13311,7 @@
         <w:pStyle w:val="Heading3"/>
         <w:rPr/>
       </w:pPr>
-      <w:bookmarkStart w:id="67" w:name="X9faa5b16ff964926f00effc154f560962da41c4"/>
+      <w:bookmarkStart w:id="68" w:name="X9faa5b16ff964926f00effc154f560962da41c4"/>
       <w:r>
         <w:rPr/>
         <w:t>Ripple effect da dimostrare nelle fasi successive</w:t>
@@ -13247,7 +13322,7 @@
         <w:pStyle w:val="Compact"/>
         <w:numPr>
           <w:ilvl w:val="0"/>
-          <w:numId w:val="82"/>
+          <w:numId w:val="89"/>
         </w:numPr>
         <w:rPr/>
       </w:pPr>
@@ -13268,7 +13343,7 @@
         <w:pStyle w:val="Compact"/>
         <w:numPr>
           <w:ilvl w:val="0"/>
-          <w:numId w:val="83"/>
+          <w:numId w:val="90"/>
         </w:numPr>
         <w:rPr/>
       </w:pPr>
@@ -13319,7 +13394,7 @@
         <w:pStyle w:val="Compact"/>
         <w:numPr>
           <w:ilvl w:val="0"/>
-          <w:numId w:val="84"/>
+          <w:numId w:val="91"/>
         </w:numPr>
         <w:rPr/>
       </w:pPr>
@@ -13340,7 +13415,7 @@
         <w:pStyle w:val="Compact"/>
         <w:numPr>
           <w:ilvl w:val="0"/>
-          <w:numId w:val="85"/>
+          <w:numId w:val="92"/>
         </w:numPr>
         <w:rPr/>
       </w:pPr>
@@ -13361,7 +13436,7 @@
         <w:pStyle w:val="Compact"/>
         <w:numPr>
           <w:ilvl w:val="0"/>
-          <w:numId w:val="86"/>
+          <w:numId w:val="93"/>
         </w:numPr>
         <w:rPr/>
       </w:pPr>
@@ -13382,7 +13457,7 @@
         <w:pStyle w:val="Compact"/>
         <w:numPr>
           <w:ilvl w:val="0"/>
-          <w:numId w:val="87"/>
+          <w:numId w:val="94"/>
         </w:numPr>
         <w:rPr/>
       </w:pPr>
@@ -13403,7 +13478,7 @@
         <w:pStyle w:val="Compact"/>
         <w:numPr>
           <w:ilvl w:val="0"/>
-          <w:numId w:val="88"/>
+          <w:numId w:val="95"/>
         </w:numPr>
         <w:rPr/>
       </w:pPr>
@@ -13418,14 +13493,14 @@
         <w:rPr/>
         <w:t xml:space="preserve"> le route e le automazioni li scrivono insieme alle transizioni, spesso fuori da una transazione; i nuovi eventi devono restare coerenti con lo stato persistito.</w:t>
       </w:r>
-      <w:bookmarkEnd w:id="67"/>
+      <w:bookmarkEnd w:id="68"/>
     </w:p>
     <w:p>
       <w:pPr>
         <w:pStyle w:val="Heading3"/>
         <w:rPr/>
       </w:pPr>
-      <w:bookmarkStart w:id="68" w:name="confini-del-documento"/>
+      <w:bookmarkStart w:id="69" w:name="confini-del-documento"/>
       <w:r>
         <w:rPr/>
         <w:t>Confini del documento</w:t>
@@ -13450,17 +13525,17 @@
         <w:rPr/>
         <w:t>, la lista d’attesa o nuovi enum: questi appartengono ai diagrammi TO-BE e alle fasi di implementazione. Nessun file applicativo è stato modificato per produrre questa analisi.</w:t>
       </w:r>
-      <w:bookmarkEnd w:id="60"/>
-      <w:bookmarkEnd w:id="68"/>
+      <w:bookmarkEnd w:id="61"/>
+      <w:bookmarkEnd w:id="69"/>
     </w:p>
     <w:p>
       <w:pPr>
         <w:pStyle w:val="Heading2"/>
         <w:rPr/>
       </w:pPr>
-      <w:bookmarkStart w:id="69" w:name="__RefHeading___Toc7655_4122350189"/>
-      <w:bookmarkStart w:id="70" w:name="stati-di-prenotazione-as-is"/>
-      <w:bookmarkEnd w:id="69"/>
+      <w:bookmarkStart w:id="70" w:name="__RefHeading___Toc7690_2049021629"/>
+      <w:bookmarkStart w:id="71" w:name="stati-di-prenotazione-as-is"/>
+      <w:bookmarkEnd w:id="70"/>
       <w:r>
         <w:rPr/>
         <w:t xml:space="preserve">Stati di </w:t>
@@ -15497,8 +15572,8 @@
               </w:rPr>
               <w:t>. Queste transizioni sono quindi tecnicamente raggiungibili.</w:t>
             </w:r>
-            <w:bookmarkStart w:id="71" w:name="evidenze-nel-codice"/>
-            <w:bookmarkEnd w:id="71"/>
+            <w:bookmarkStart w:id="72" w:name="evidenze-nel-codice"/>
+            <w:bookmarkEnd w:id="72"/>
           </w:p>
         </w:tc>
       </w:tr>
@@ -15588,17 +15663,17 @@
         <w:rPr/>
         <w:t xml:space="preserve"> elimina fisicamente il record senza assegnare uno stato dell’enum; per questo non è rappresentata come transizione di stato.</w:t>
       </w:r>
-      <w:bookmarkEnd w:id="70"/>
+      <w:bookmarkEnd w:id="71"/>
     </w:p>
     <w:p>
       <w:pPr>
         <w:pStyle w:val="Heading2"/>
         <w:rPr/>
       </w:pPr>
-      <w:bookmarkStart w:id="72" w:name="__RefHeading___Toc7657_4122350189"/>
-      <w:bookmarkStart w:id="73" w:name="matrice-ruoli-operazioni-as-is"/>
-      <w:bookmarkEnd w:id="72"/>
+      <w:bookmarkStart w:id="73" w:name="__RefHeading___Toc7692_2049021629"/>
+      <w:bookmarkStart w:id="74" w:name="matrice-ruoli-operazioni-as-is"/>
       <w:bookmarkEnd w:id="73"/>
+      <w:bookmarkEnd w:id="74"/>
       <w:r>
         <w:rPr/>
         <w:t>Matrice ruoli-operazioni — AS-IS</w:t>
@@ -15609,7 +15684,7 @@
         <w:pStyle w:val="Heading3"/>
         <w:rPr/>
       </w:pPr>
-      <w:bookmarkStart w:id="74" w:name="scopo-e-baseline"/>
+      <w:bookmarkStart w:id="75" w:name="scopo-e-baseline"/>
       <w:r>
         <w:rPr/>
         <w:t>Scopo e baseline</w:t>
@@ -15670,7 +15745,7 @@
         <w:pStyle w:val="Compact"/>
         <w:numPr>
           <w:ilvl w:val="0"/>
-          <w:numId w:val="89"/>
+          <w:numId w:val="96"/>
         </w:numPr>
         <w:rPr/>
       </w:pPr>
@@ -15692,7 +15767,7 @@
         <w:pStyle w:val="Compact"/>
         <w:numPr>
           <w:ilvl w:val="0"/>
-          <w:numId w:val="90"/>
+          <w:numId w:val="97"/>
         </w:numPr>
         <w:rPr/>
       </w:pPr>
@@ -15706,7 +15781,7 @@
         <w:pStyle w:val="Compact"/>
         <w:numPr>
           <w:ilvl w:val="0"/>
-          <w:numId w:val="91"/>
+          <w:numId w:val="98"/>
         </w:numPr>
         <w:rPr/>
       </w:pPr>
@@ -15736,7 +15811,7 @@
         <w:pStyle w:val="Compact"/>
         <w:numPr>
           <w:ilvl w:val="0"/>
-          <w:numId w:val="92"/>
+          <w:numId w:val="99"/>
         </w:numPr>
         <w:rPr/>
       </w:pPr>
@@ -15750,23 +15825,23 @@
         <w:pStyle w:val="Compact"/>
         <w:numPr>
           <w:ilvl w:val="0"/>
-          <w:numId w:val="93"/>
+          <w:numId w:val="100"/>
         </w:numPr>
         <w:rPr/>
       </w:pPr>
-      <w:bookmarkStart w:id="75" w:name="scopo-e-baseline"/>
+      <w:bookmarkStart w:id="76" w:name="scopo-e-baseline"/>
       <w:r>
         <w:rPr/>
         <w:t>Criteri di accettazione CR-BF-01: nessuno specifico; la matrice prepara i test negativi di autorizzazione e la futura verifica di CA-01</w:t>
       </w:r>
-      <w:bookmarkEnd w:id="75"/>
+      <w:bookmarkEnd w:id="76"/>
     </w:p>
     <w:p>
       <w:pPr>
         <w:pStyle w:val="Heading3"/>
         <w:rPr/>
       </w:pPr>
-      <w:bookmarkStart w:id="76" w:name="come-leggere-la-matrice"/>
+      <w:bookmarkStart w:id="77" w:name="come-leggere-la-matrice"/>
       <w:r>
         <w:rPr/>
         <w:t>Come leggere la matrice</w:t>
@@ -16310,14 +16385,14 @@
         <w:rPr/>
         <w:t>, la sola presenza del cookie consente di raggiungere la logica applicativa. Per questo ⚠️ non equivale a un’autorizzazione verificata.</w:t>
       </w:r>
-      <w:bookmarkEnd w:id="76"/>
+      <w:bookmarkEnd w:id="77"/>
     </w:p>
     <w:p>
       <w:pPr>
         <w:pStyle w:val="Heading3"/>
         <w:rPr/>
       </w:pPr>
-      <w:bookmarkStart w:id="77" w:name="area-prenotazioni"/>
+      <w:bookmarkStart w:id="78" w:name="area-prenotazioni"/>
       <w:r>
         <w:rPr/>
         <w:t>Area prenotazioni</w:t>
@@ -18784,19 +18859,19 @@
         <w:pStyle w:val="FirstParagraph"/>
         <w:rPr/>
       </w:pPr>
-      <w:bookmarkStart w:id="78" w:name="area-prenotazioni"/>
+      <w:bookmarkStart w:id="79" w:name="area-prenotazioni"/>
       <w:r>
         <w:rPr/>
         <w:t>Solo il check-in dedicato lega l’operazione alla sessione e verifica l’ownership. Tutte le altre operazioni possono essere eseguite da qualunque ruolo che superi il controllo di presenza del cookie del middleware; GET, PATCH, DELETE ed estensione non impediscono l’accesso a prenotazioni altrui.</w:t>
       </w:r>
-      <w:bookmarkEnd w:id="78"/>
+      <w:bookmarkEnd w:id="79"/>
     </w:p>
     <w:p>
       <w:pPr>
         <w:pStyle w:val="Heading3"/>
         <w:rPr/>
       </w:pPr>
-      <w:bookmarkStart w:id="79" w:name="area-admin"/>
+      <w:bookmarkStart w:id="80" w:name="area-admin"/>
       <w:r>
         <w:rPr/>
         <w:t>Area admin</w:t>
@@ -22920,7 +22995,7 @@
         <w:pStyle w:val="Compact"/>
         <w:numPr>
           <w:ilvl w:val="0"/>
-          <w:numId w:val="94"/>
+          <w:numId w:val="101"/>
         </w:numPr>
         <w:rPr/>
       </w:pPr>
@@ -22940,7 +23015,7 @@
         <w:pStyle w:val="Compact"/>
         <w:numPr>
           <w:ilvl w:val="0"/>
-          <w:numId w:val="95"/>
+          <w:numId w:val="102"/>
         </w:numPr>
         <w:rPr/>
       </w:pPr>
@@ -22974,7 +23049,7 @@
         <w:rPr/>
         <w:t xml:space="preserve"> e dipendono soltanto dalla presenza del cookie controllata dal middleware.</w:t>
       </w:r>
-      <w:bookmarkEnd w:id="79"/>
+      <w:bookmarkEnd w:id="80"/>
     </w:p>
     <w:p>
       <w:pPr>
@@ -23824,8 +23899,8 @@
               </w:rPr>
               <w:t>Un cookie non vuoto raggiunge il handler; la validità della sessione non è verificata localmente.</w:t>
             </w:r>
-            <w:bookmarkStart w:id="80" w:name="X1e78bb1c794ed2691753b28a3d7ae61a1d43532"/>
-            <w:bookmarkEnd w:id="80"/>
+            <w:bookmarkStart w:id="81" w:name="X1e78bb1c794ed2691753b28a3d7ae61a1d43532"/>
+            <w:bookmarkEnd w:id="81"/>
           </w:p>
         </w:tc>
       </w:tr>
@@ -25002,7 +25077,7 @@
         <w:pStyle w:val="Compact"/>
         <w:numPr>
           <w:ilvl w:val="0"/>
-          <w:numId w:val="96"/>
+          <w:numId w:val="103"/>
         </w:numPr>
         <w:rPr/>
       </w:pPr>
@@ -25016,7 +25091,7 @@
         <w:pStyle w:val="Compact"/>
         <w:numPr>
           <w:ilvl w:val="0"/>
-          <w:numId w:val="97"/>
+          <w:numId w:val="104"/>
         </w:numPr>
         <w:rPr/>
       </w:pPr>
@@ -25038,7 +25113,7 @@
         <w:pStyle w:val="Compact"/>
         <w:numPr>
           <w:ilvl w:val="0"/>
-          <w:numId w:val="98"/>
+          <w:numId w:val="105"/>
         </w:numPr>
         <w:rPr/>
       </w:pPr>
@@ -25060,8 +25135,8 @@
         <w:pStyle w:val="Heading3"/>
         <w:rPr/>
       </w:pPr>
-      <w:bookmarkStart w:id="81" w:name="confini-del-documento-1"/>
-      <w:bookmarkEnd w:id="81"/>
+      <w:bookmarkStart w:id="82" w:name="confini-del-documento-1"/>
+      <w:bookmarkEnd w:id="82"/>
       <w:r>
         <w:rPr/>
         <w:t>Confini del documento</w:t>
@@ -25085,15 +25160,15 @@
       <w:r>
         <w:rPr/>
       </w:r>
-      <w:bookmarkStart w:id="82" w:name="X6b26a8375254fc4564533c6c3d12e0b5fffed05"/>
-      <w:bookmarkStart w:id="83" w:name="matrice-ruoli-operazioni-as-is"/>
-      <w:bookmarkStart w:id="84" w:name="confini-del-documento-1"/>
-      <w:bookmarkStart w:id="85" w:name="X6b26a8375254fc4564533c6c3d12e0b5fffed05"/>
-      <w:bookmarkStart w:id="86" w:name="matrice-ruoli-operazioni-as-is"/>
-      <w:bookmarkStart w:id="87" w:name="confini-del-documento-1"/>
-      <w:bookmarkEnd w:id="85"/>
+      <w:bookmarkStart w:id="83" w:name="X6b26a8375254fc4564533c6c3d12e0b5fffed05"/>
+      <w:bookmarkStart w:id="84" w:name="matrice-ruoli-operazioni-as-is"/>
+      <w:bookmarkStart w:id="85" w:name="confini-del-documento-1"/>
+      <w:bookmarkStart w:id="86" w:name="X6b26a8375254fc4564533c6c3d12e0b5fffed05"/>
+      <w:bookmarkStart w:id="87" w:name="matrice-ruoli-operazioni-as-is"/>
+      <w:bookmarkStart w:id="88" w:name="confini-del-documento-1"/>
       <w:bookmarkEnd w:id="86"/>
       <w:bookmarkEnd w:id="87"/>
+      <w:bookmarkEnd w:id="88"/>
       <w:r>
         <w:br w:type="page"/>
       </w:r>
@@ -25104,10 +25179,10 @@
         <w:spacing w:before="0" w:after="120"/>
         <w:rPr/>
       </w:pPr>
-      <w:bookmarkStart w:id="88" w:name="__RefHeading___Toc7659_4122350189"/>
-      <w:bookmarkStart w:id="89" w:name="appendice-b-progettazione-to-be"/>
-      <w:bookmarkEnd w:id="88"/>
+      <w:bookmarkStart w:id="89" w:name="__RefHeading___Toc7694_2049021629"/>
+      <w:bookmarkStart w:id="90" w:name="appendice-b-progettazione-to-be"/>
       <w:bookmarkEnd w:id="89"/>
+      <w:bookmarkEnd w:id="90"/>
       <w:r>
         <w:rPr/>
         <w:t>Appendice B — Progettazione TO-BE</w:t>
@@ -25118,9 +25193,9 @@
         <w:pStyle w:val="Heading2"/>
         <w:rPr/>
       </w:pPr>
-      <w:bookmarkStart w:id="90" w:name="__RefHeading___Toc7661_4122350189"/>
-      <w:bookmarkStart w:id="91" w:name="Xd6a0c6f01f596988a6401a90c655cfdd37ac9a6"/>
-      <w:bookmarkEnd w:id="90"/>
+      <w:bookmarkStart w:id="91" w:name="__RefHeading___Toc7696_2049021629"/>
+      <w:bookmarkStart w:id="92" w:name="Xd6a0c6f01f596988a6401a90c655cfdd37ac9a6"/>
+      <w:bookmarkEnd w:id="91"/>
       <w:r>
         <w:rPr/>
         <w:t>Componenti del sottosistema prenotazione — TO-BE</w:t>
@@ -25131,7 +25206,7 @@
         <w:pStyle w:val="Heading3"/>
         <w:rPr/>
       </w:pPr>
-      <w:bookmarkStart w:id="92" w:name="scopo-e-riferimenti"/>
+      <w:bookmarkStart w:id="93" w:name="scopo-e-riferimenti"/>
       <w:r>
         <w:rPr/>
         <w:t>Scopo e riferimenti</w:t>
@@ -25172,7 +25247,7 @@
         <w:pStyle w:val="Compact"/>
         <w:numPr>
           <w:ilvl w:val="0"/>
-          <w:numId w:val="99"/>
+          <w:numId w:val="106"/>
         </w:numPr>
         <w:rPr/>
       </w:pPr>
@@ -25194,7 +25269,7 @@
         <w:pStyle w:val="Compact"/>
         <w:numPr>
           <w:ilvl w:val="0"/>
-          <w:numId w:val="100"/>
+          <w:numId w:val="107"/>
         </w:numPr>
         <w:rPr/>
       </w:pPr>
@@ -25214,7 +25289,7 @@
         <w:pStyle w:val="Compact"/>
         <w:numPr>
           <w:ilvl w:val="0"/>
-          <w:numId w:val="101"/>
+          <w:numId w:val="108"/>
         </w:numPr>
         <w:rPr/>
       </w:pPr>
@@ -25228,23 +25303,23 @@
         <w:pStyle w:val="Compact"/>
         <w:numPr>
           <w:ilvl w:val="0"/>
-          <w:numId w:val="102"/>
+          <w:numId w:val="109"/>
         </w:numPr>
         <w:rPr/>
       </w:pPr>
-      <w:bookmarkStart w:id="93" w:name="scopo-e-riferimenti"/>
+      <w:bookmarkStart w:id="94" w:name="scopo-e-riferimenti"/>
       <w:r>
         <w:rPr/>
         <w:t>Confronto sintetico: AS-IS / TO-BE</w:t>
       </w:r>
-      <w:bookmarkEnd w:id="93"/>
+      <w:bookmarkEnd w:id="94"/>
     </w:p>
     <w:p>
       <w:pPr>
         <w:pStyle w:val="Heading3"/>
         <w:rPr/>
       </w:pPr>
-      <w:bookmarkStart w:id="94" w:name="diagramma-dei-componenti-1"/>
+      <w:bookmarkStart w:id="95" w:name="diagramma-dei-componenti-1"/>
       <w:r>
         <w:rPr/>
         <w:t>Diagramma dei componenti</w:t>
@@ -25256,7 +25331,7 @@
         <w:jc w:val="center"/>
         <w:rPr/>
       </w:pPr>
-      <w:bookmarkStart w:id="95" w:name="diagramma-dei-componenti-1"/>
+      <w:bookmarkStart w:id="96" w:name="diagramma-dei-componenti-1"/>
       <w:r>
         <w:rPr/>
         <w:drawing>
@@ -25297,7 +25372,7 @@
           </wp:inline>
         </w:drawing>
       </w:r>
-      <w:bookmarkEnd w:id="95"/>
+      <w:bookmarkEnd w:id="96"/>
     </w:p>
     <w:p>
       <w:pPr>
@@ -26420,8 +26495,8 @@
               </w:rPr>
               <w:t>CA-05 e correlazione delle catene automatiche</w:t>
             </w:r>
-            <w:bookmarkStart w:id="96" w:name="responsabilità-consolidate"/>
-            <w:bookmarkEnd w:id="96"/>
+            <w:bookmarkStart w:id="97" w:name="responsabilità-consolidate"/>
+            <w:bookmarkEnd w:id="97"/>
           </w:p>
         </w:tc>
       </w:tr>
@@ -26434,251 +26509,6 @@
       <w:r>
         <w:rPr/>
         <w:t>Flussi principali</w:t>
-      </w:r>
-    </w:p>
-    <w:p>
-      <w:pPr>
-        <w:pStyle w:val="Compact"/>
-        <w:numPr>
-          <w:ilvl w:val="0"/>
-          <w:numId w:val="103"/>
-        </w:numPr>
-        <w:rPr/>
-      </w:pPr>
-      <w:r>
-        <w:rPr/>
-        <w:t>La route di creazione ricava l’utente dalla sessione e delega la scrittura atomica al servizio di dominio; il vincolo PostgreSQL resta l’ultima difesa.</w:t>
-      </w:r>
-    </w:p>
-    <w:p>
-      <w:pPr>
-        <w:pStyle w:val="Compact"/>
-        <w:numPr>
-          <w:ilvl w:val="0"/>
-          <w:numId w:val="104"/>
-        </w:numPr>
-        <w:rPr/>
-      </w:pPr>
-      <w:r>
-        <w:rPr/>
-        <w:t xml:space="preserve">In caso di intervallo occupato, la UI propone la coda e la route dedicata crea una </w:t>
-      </w:r>
-      <w:r>
-        <w:rPr>
-          <w:rStyle w:val="VerbatimChar"/>
-        </w:rPr>
-        <w:t>ListaAttesa</w:t>
-      </w:r>
-      <w:r>
-        <w:rPr/>
-        <w:t xml:space="preserve"> </w:t>
-      </w:r>
-      <w:r>
-        <w:rPr>
-          <w:rStyle w:val="VerbatimChar"/>
-        </w:rPr>
-        <w:t>IN_ATTESA</w:t>
-      </w:r>
-      <w:r>
-        <w:rPr/>
-        <w:t>, con posizione FIFO calcolata dal dominio.</w:t>
-      </w:r>
-    </w:p>
-    <w:p>
-      <w:pPr>
-        <w:pStyle w:val="Compact"/>
-        <w:numPr>
-          <w:ilvl w:val="0"/>
-          <w:numId w:val="105"/>
-        </w:numPr>
-        <w:rPr/>
-      </w:pPr>
-      <w:r>
-        <w:rPr/>
-        <w:t xml:space="preserve">Cancellazione del personale o no-show liberano lo slot e invocano la stessa funzione </w:t>
-      </w:r>
-      <w:r>
-        <w:rPr>
-          <w:rStyle w:val="VerbatimChar"/>
-        </w:rPr>
-        <w:t>promuoviPrimoInCoda</w:t>
-      </w:r>
-      <w:r>
-        <w:rPr/>
-        <w:t xml:space="preserve">; la promozione crea una </w:t>
-      </w:r>
-      <w:r>
-        <w:rPr>
-          <w:rStyle w:val="VerbatimChar"/>
-        </w:rPr>
-        <w:t>Prenotazione</w:t>
-      </w:r>
-      <w:r>
-        <w:rPr/>
-        <w:t xml:space="preserve">, aggiorna la richiesta e registra </w:t>
-      </w:r>
-      <w:r>
-        <w:rPr>
-          <w:rStyle w:val="VerbatimChar"/>
-        </w:rPr>
-        <w:t>CODA_PROMOZIONE</w:t>
-      </w:r>
-      <w:r>
-        <w:rPr/>
-        <w:t xml:space="preserve"> nella medesima transazione.</w:t>
-      </w:r>
-    </w:p>
-    <w:p>
-      <w:pPr>
-        <w:pStyle w:val="Compact"/>
-        <w:numPr>
-          <w:ilvl w:val="0"/>
-          <w:numId w:val="106"/>
-        </w:numPr>
-        <w:rPr/>
-      </w:pPr>
-      <w:r>
-        <w:rPr/>
-        <w:t>Una promozione non confermata tramite check-in scade; automazione, notifica, audit e promozione del successivo chiudono il ciclo della coda.</w:t>
-      </w:r>
-    </w:p>
-    <w:p>
-      <w:pPr>
-        <w:pStyle w:val="Compact"/>
-        <w:numPr>
-          <w:ilvl w:val="0"/>
-          <w:numId w:val="107"/>
-        </w:numPr>
-        <w:rPr/>
-      </w:pPr>
-      <w:r>
-        <w:rPr/>
-        <w:t>La UI rilegge disponibilità e notifiche tramite API autenticate; i dettagli personali restano nelle notifiche persistenti del solo destinatario.</w:t>
-      </w:r>
-    </w:p>
-    <w:p>
-      <w:pPr>
-        <w:pStyle w:val="Heading3"/>
-        <w:rPr/>
-      </w:pPr>
-      <w:bookmarkStart w:id="97" w:name="confini"/>
-      <w:r>
-        <w:rPr/>
-        <w:t>Confini</w:t>
-      </w:r>
-    </w:p>
-    <w:p>
-      <w:pPr>
-        <w:pStyle w:val="FirstParagraph"/>
-        <w:rPr/>
-      </w:pPr>
-      <w:r>
-        <w:rPr/>
-        <w:t xml:space="preserve">Il diagramma rappresenta dipendenze presenti nel codice finale. Non attribuisce a </w:t>
-      </w:r>
-      <w:r>
-        <w:rPr>
-          <w:rStyle w:val="VerbatimChar"/>
-        </w:rPr>
-        <w:t>ListaAttesa</w:t>
-      </w:r>
-      <w:r>
-        <w:rPr/>
-        <w:t xml:space="preserve"> lo stato di una prenotazione: le due entità mantengono cicli di vita separati e vengono correlate dall’audit </w:t>
-      </w:r>
-      <w:r>
-        <w:rPr>
-          <w:rStyle w:val="VerbatimChar"/>
-        </w:rPr>
-        <w:t>CODA_PROMOZIONE</w:t>
-      </w:r>
-      <w:r>
-        <w:rPr/>
-        <w:t>.</w:t>
-      </w:r>
-      <w:bookmarkEnd w:id="91"/>
-      <w:bookmarkEnd w:id="97"/>
-    </w:p>
-    <w:p>
-      <w:pPr>
-        <w:pStyle w:val="Heading2"/>
-        <w:rPr/>
-      </w:pPr>
-      <w:bookmarkStart w:id="98" w:name="__RefHeading___Toc7663_4122350189"/>
-      <w:bookmarkStart w:id="99" w:name="X2850bc93332866d7b33826adee665ca4a2d23cd"/>
-      <w:bookmarkEnd w:id="98"/>
-      <w:r>
-        <w:rPr/>
-        <w:t>Stati di prenotazione e lista d’attesa — TO-BE</w:t>
-      </w:r>
-    </w:p>
-    <w:p>
-      <w:pPr>
-        <w:pStyle w:val="Heading3"/>
-        <w:rPr/>
-      </w:pPr>
-      <w:bookmarkStart w:id="100" w:name="scopo-e-convenzioni"/>
-      <w:r>
-        <w:rPr/>
-        <w:t>Scopo e convenzioni</w:t>
-      </w:r>
-    </w:p>
-    <w:p>
-      <w:pPr>
-        <w:pStyle w:val="FirstParagraph"/>
-        <w:rPr/>
-      </w:pPr>
-      <w:r>
-        <w:rPr/>
-        <w:t xml:space="preserve">Il TO-BE distingue le due entità persistenti introdotte o modificate dalla CR-BF-01. </w:t>
-      </w:r>
-      <w:r>
-        <w:rPr>
-          <w:rStyle w:val="VerbatimChar"/>
-        </w:rPr>
-        <w:t>ListaAttesa</w:t>
-      </w:r>
-      <w:r>
-        <w:rPr/>
-        <w:t xml:space="preserve"> non è uno stato di </w:t>
-      </w:r>
-      <w:r>
-        <w:rPr>
-          <w:rStyle w:val="VerbatimChar"/>
-        </w:rPr>
-        <w:t>Prenotazione</w:t>
-      </w:r>
-      <w:r>
-        <w:rPr/>
-        <w:t>: una prenotazione nasce solo dalla creazione diretta riuscita o da una promozione FIFO.</w:t>
-      </w:r>
-    </w:p>
-    <w:p>
-      <w:pPr>
-        <w:pStyle w:val="Compact"/>
-        <w:numPr>
-          <w:ilvl w:val="0"/>
-          <w:numId w:val="108"/>
-        </w:numPr>
-        <w:rPr/>
-      </w:pPr>
-      <w:r>
-        <w:rPr/>
-        <w:t>Analisi precedente: stati Prenotazione AS-IS</w:t>
-      </w:r>
-    </w:p>
-    <w:p>
-      <w:pPr>
-        <w:pStyle w:val="Compact"/>
-        <w:numPr>
-          <w:ilvl w:val="0"/>
-          <w:numId w:val="109"/>
-        </w:numPr>
-        <w:rPr/>
-      </w:pPr>
-      <w:r>
-        <w:rPr/>
-        <w:t>Architettura aggiornata: componenti TO-BE</w:t>
       </w:r>
     </w:p>
     <w:p>
@@ -26690,31 +26520,276 @@
         </w:numPr>
         <w:rPr/>
       </w:pPr>
-      <w:bookmarkStart w:id="101" w:name="scopo-e-convenzioni"/>
-      <w:r>
-        <w:rPr/>
-        <w:t>Confronto: AS-IS / TO-BE</w:t>
-      </w:r>
-      <w:bookmarkEnd w:id="101"/>
+      <w:r>
+        <w:rPr/>
+        <w:t>La route di creazione ricava l’utente dalla sessione e delega la scrittura atomica al servizio di dominio; il vincolo PostgreSQL resta l’ultima difesa.</w:t>
+      </w:r>
     </w:p>
     <w:p>
       <w:pPr>
-        <w:pStyle w:val="Heading3"/>
-        <w:rPr/>
-      </w:pPr>
-      <w:bookmarkStart w:id="102" w:name="ciclo-della-prenotazione"/>
-      <w:r>
-        <w:rPr/>
-        <w:t>Ciclo della prenotazione</w:t>
+        <w:pStyle w:val="Compact"/>
+        <w:numPr>
+          <w:ilvl w:val="0"/>
+          <w:numId w:val="111"/>
+        </w:numPr>
+        <w:rPr/>
+      </w:pPr>
+      <w:r>
+        <w:rPr/>
+        <w:t xml:space="preserve">In caso di intervallo occupato, la UI propone la coda e la route dedicata crea una </w:t>
+      </w:r>
+      <w:r>
+        <w:rPr>
+          <w:rStyle w:val="VerbatimChar"/>
+        </w:rPr>
+        <w:t>ListaAttesa</w:t>
+      </w:r>
+      <w:r>
+        <w:rPr/>
+        <w:t xml:space="preserve"> </w:t>
+      </w:r>
+      <w:r>
+        <w:rPr>
+          <w:rStyle w:val="VerbatimChar"/>
+        </w:rPr>
+        <w:t>IN_ATTESA</w:t>
+      </w:r>
+      <w:r>
+        <w:rPr/>
+        <w:t>, con posizione FIFO calcolata dal dominio.</w:t>
       </w:r>
     </w:p>
     <w:p>
       <w:pPr>
+        <w:pStyle w:val="Compact"/>
+        <w:numPr>
+          <w:ilvl w:val="0"/>
+          <w:numId w:val="112"/>
+        </w:numPr>
+        <w:rPr/>
+      </w:pPr>
+      <w:r>
+        <w:rPr/>
+        <w:t xml:space="preserve">Cancellazione del personale o no-show liberano lo slot e invocano la stessa funzione </w:t>
+      </w:r>
+      <w:r>
+        <w:rPr>
+          <w:rStyle w:val="VerbatimChar"/>
+        </w:rPr>
+        <w:t>promuoviPrimoInCoda</w:t>
+      </w:r>
+      <w:r>
+        <w:rPr/>
+        <w:t xml:space="preserve">; la promozione crea una </w:t>
+      </w:r>
+      <w:r>
+        <w:rPr>
+          <w:rStyle w:val="VerbatimChar"/>
+        </w:rPr>
+        <w:t>Prenotazione</w:t>
+      </w:r>
+      <w:r>
+        <w:rPr/>
+        <w:t xml:space="preserve">, aggiorna la richiesta e registra </w:t>
+      </w:r>
+      <w:r>
+        <w:rPr>
+          <w:rStyle w:val="VerbatimChar"/>
+        </w:rPr>
+        <w:t>CODA_PROMOZIONE</w:t>
+      </w:r>
+      <w:r>
+        <w:rPr/>
+        <w:t xml:space="preserve"> nella medesima transazione.</w:t>
+      </w:r>
+    </w:p>
+    <w:p>
+      <w:pPr>
+        <w:pStyle w:val="Compact"/>
+        <w:numPr>
+          <w:ilvl w:val="0"/>
+          <w:numId w:val="113"/>
+        </w:numPr>
+        <w:rPr/>
+      </w:pPr>
+      <w:r>
+        <w:rPr/>
+        <w:t>Una promozione non confermata tramite check-in scade; automazione, notifica, audit e promozione del successivo chiudono il ciclo della coda.</w:t>
+      </w:r>
+    </w:p>
+    <w:p>
+      <w:pPr>
+        <w:pStyle w:val="Compact"/>
+        <w:numPr>
+          <w:ilvl w:val="0"/>
+          <w:numId w:val="114"/>
+        </w:numPr>
+        <w:rPr/>
+      </w:pPr>
+      <w:r>
+        <w:rPr/>
+        <w:t>La UI rilegge disponibilità e notifiche tramite API autenticate; i dettagli personali restano nelle notifiche persistenti del solo destinatario.</w:t>
+      </w:r>
+    </w:p>
+    <w:p>
+      <w:pPr>
+        <w:pStyle w:val="Heading3"/>
+        <w:rPr/>
+      </w:pPr>
+      <w:bookmarkStart w:id="98" w:name="confini"/>
+      <w:r>
+        <w:rPr/>
+        <w:t>Confini</w:t>
+      </w:r>
+    </w:p>
+    <w:p>
+      <w:pPr>
+        <w:pStyle w:val="FirstParagraph"/>
+        <w:rPr/>
+      </w:pPr>
+      <w:r>
+        <w:rPr/>
+        <w:t xml:space="preserve">Il diagramma rappresenta dipendenze presenti nel codice finale. Non attribuisce a </w:t>
+      </w:r>
+      <w:r>
+        <w:rPr>
+          <w:rStyle w:val="VerbatimChar"/>
+        </w:rPr>
+        <w:t>ListaAttesa</w:t>
+      </w:r>
+      <w:r>
+        <w:rPr/>
+        <w:t xml:space="preserve"> lo stato di una prenotazione: le due entità mantengono cicli di vita separati e vengono correlate dall’audit </w:t>
+      </w:r>
+      <w:r>
+        <w:rPr>
+          <w:rStyle w:val="VerbatimChar"/>
+        </w:rPr>
+        <w:t>CODA_PROMOZIONE</w:t>
+      </w:r>
+      <w:r>
+        <w:rPr/>
+        <w:t>.</w:t>
+      </w:r>
+      <w:bookmarkEnd w:id="92"/>
+      <w:bookmarkEnd w:id="98"/>
+    </w:p>
+    <w:p>
+      <w:pPr>
+        <w:pStyle w:val="Heading2"/>
+        <w:rPr/>
+      </w:pPr>
+      <w:bookmarkStart w:id="99" w:name="__RefHeading___Toc7698_2049021629"/>
+      <w:bookmarkStart w:id="100" w:name="X2850bc93332866d7b33826adee665ca4a2d23cd"/>
+      <w:bookmarkEnd w:id="99"/>
+      <w:r>
+        <w:rPr/>
+        <w:t>Stati di prenotazione e lista d’attesa — TO-BE</w:t>
+      </w:r>
+    </w:p>
+    <w:p>
+      <w:pPr>
+        <w:pStyle w:val="Heading3"/>
+        <w:rPr/>
+      </w:pPr>
+      <w:bookmarkStart w:id="101" w:name="scopo-e-convenzioni"/>
+      <w:r>
+        <w:rPr/>
+        <w:t>Scopo e convenzioni</w:t>
+      </w:r>
+    </w:p>
+    <w:p>
+      <w:pPr>
+        <w:pStyle w:val="FirstParagraph"/>
+        <w:rPr/>
+      </w:pPr>
+      <w:r>
+        <w:rPr/>
+        <w:t xml:space="preserve">Il TO-BE distingue le due entità persistenti introdotte o modificate dalla CR-BF-01. </w:t>
+      </w:r>
+      <w:r>
+        <w:rPr>
+          <w:rStyle w:val="VerbatimChar"/>
+        </w:rPr>
+        <w:t>ListaAttesa</w:t>
+      </w:r>
+      <w:r>
+        <w:rPr/>
+        <w:t xml:space="preserve"> non è uno stato di </w:t>
+      </w:r>
+      <w:r>
+        <w:rPr>
+          <w:rStyle w:val="VerbatimChar"/>
+        </w:rPr>
+        <w:t>Prenotazione</w:t>
+      </w:r>
+      <w:r>
+        <w:rPr/>
+        <w:t>: una prenotazione nasce solo dalla creazione diretta riuscita o da una promozione FIFO.</w:t>
+      </w:r>
+    </w:p>
+    <w:p>
+      <w:pPr>
+        <w:pStyle w:val="Compact"/>
+        <w:numPr>
+          <w:ilvl w:val="0"/>
+          <w:numId w:val="115"/>
+        </w:numPr>
+        <w:rPr/>
+      </w:pPr>
+      <w:r>
+        <w:rPr/>
+        <w:t>Analisi precedente: stati Prenotazione AS-IS</w:t>
+      </w:r>
+    </w:p>
+    <w:p>
+      <w:pPr>
+        <w:pStyle w:val="Compact"/>
+        <w:numPr>
+          <w:ilvl w:val="0"/>
+          <w:numId w:val="116"/>
+        </w:numPr>
+        <w:rPr/>
+      </w:pPr>
+      <w:r>
+        <w:rPr/>
+        <w:t>Architettura aggiornata: componenti TO-BE</w:t>
+      </w:r>
+    </w:p>
+    <w:p>
+      <w:pPr>
+        <w:pStyle w:val="Compact"/>
+        <w:numPr>
+          <w:ilvl w:val="0"/>
+          <w:numId w:val="117"/>
+        </w:numPr>
+        <w:rPr/>
+      </w:pPr>
+      <w:bookmarkStart w:id="102" w:name="scopo-e-convenzioni"/>
+      <w:r>
+        <w:rPr/>
+        <w:t>Confronto: AS-IS / TO-BE</w:t>
+      </w:r>
+      <w:bookmarkEnd w:id="102"/>
+    </w:p>
+    <w:p>
+      <w:pPr>
+        <w:pStyle w:val="Heading3"/>
+        <w:rPr/>
+      </w:pPr>
+      <w:bookmarkStart w:id="103" w:name="ciclo-della-prenotazione"/>
+      <w:r>
+        <w:rPr/>
+        <w:t>Ciclo della prenotazione</w:t>
+      </w:r>
+    </w:p>
+    <w:p>
+      <w:pPr>
         <w:pStyle w:val="FirstParagraph"/>
         <w:jc w:val="center"/>
         <w:rPr/>
       </w:pPr>
-      <w:bookmarkStart w:id="103" w:name="ciclo-della-prenotazione"/>
+      <w:bookmarkStart w:id="104" w:name="ciclo-della-prenotazione"/>
       <w:r>
         <w:rPr/>
         <w:drawing>
@@ -26755,14 +26830,14 @@
           </wp:inline>
         </w:drawing>
       </w:r>
-      <w:bookmarkEnd w:id="103"/>
+      <w:bookmarkEnd w:id="104"/>
     </w:p>
     <w:p>
       <w:pPr>
         <w:pStyle w:val="Heading3"/>
         <w:rPr/>
       </w:pPr>
-      <w:bookmarkStart w:id="104" w:name="ciclo-della-lista-dattesa"/>
+      <w:bookmarkStart w:id="105" w:name="ciclo-della-lista-dattesa"/>
       <w:r>
         <w:rPr/>
         <w:t>Ciclo della lista d’attesa</w:t>
@@ -26774,7 +26849,7 @@
         <w:jc w:val="center"/>
         <w:rPr/>
       </w:pPr>
-      <w:bookmarkStart w:id="105" w:name="ciclo-della-lista-dattesa"/>
+      <w:bookmarkStart w:id="106" w:name="ciclo-della-lista-dattesa"/>
       <w:r>
         <w:rPr/>
         <w:drawing>
@@ -26815,14 +26890,14 @@
           </wp:inline>
         </w:drawing>
       </w:r>
-      <w:bookmarkEnd w:id="105"/>
+      <w:bookmarkEnd w:id="106"/>
     </w:p>
     <w:p>
       <w:pPr>
         <w:pStyle w:val="Heading3"/>
         <w:rPr/>
       </w:pPr>
-      <w:bookmarkStart w:id="106" w:name="coordinamento-fra-i-due-cicli"/>
+      <w:bookmarkStart w:id="107" w:name="coordinamento-fra-i-due-cicli"/>
       <w:r>
         <w:rPr/>
         <w:t>Coordinamento fra i due cicli</w:t>
@@ -26834,7 +26909,7 @@
         <w:jc w:val="center"/>
         <w:rPr/>
       </w:pPr>
-      <w:bookmarkStart w:id="107" w:name="coordinamento-fra-i-due-cicli"/>
+      <w:bookmarkStart w:id="108" w:name="coordinamento-fra-i-due-cicli"/>
       <w:r>
         <w:rPr/>
         <w:drawing>
@@ -26875,14 +26950,14 @@
           </wp:inline>
         </w:drawing>
       </w:r>
-      <w:bookmarkEnd w:id="107"/>
+      <w:bookmarkEnd w:id="108"/>
     </w:p>
     <w:p>
       <w:pPr>
         <w:pStyle w:val="Heading3"/>
         <w:rPr/>
       </w:pPr>
-      <w:bookmarkStart w:id="108" w:name="transizioni-e-garanzie"/>
+      <w:bookmarkStart w:id="109" w:name="transizioni-e-garanzie"/>
       <w:r>
         <w:rPr/>
         <w:t>Transizioni e garanzie</w:t>
@@ -29056,24 +29131,24 @@
         <w:pStyle w:val="BodyText"/>
         <w:rPr/>
       </w:pPr>
-      <w:bookmarkStart w:id="109" w:name="X2850bc93332866d7b33826adee665ca4a2d23cd"/>
-      <w:bookmarkStart w:id="110" w:name="transizioni-e-garanzie"/>
+      <w:bookmarkStart w:id="110" w:name="X2850bc93332866d7b33826adee665ca4a2d23cd"/>
+      <w:bookmarkStart w:id="111" w:name="transizioni-e-garanzie"/>
       <w:r>
         <w:rPr/>
         <w:t>Le transizioni automatiche usano guardie sullo stato atteso e transazioni Serializable. Un secondo run non ripete gli effetti già persistiti; il vincolo di esclusione impedisce comunque due prenotazioni attive sovrapposte.</w:t>
       </w:r>
-      <w:bookmarkEnd w:id="109"/>
       <w:bookmarkEnd w:id="110"/>
+      <w:bookmarkEnd w:id="111"/>
     </w:p>
     <w:p>
       <w:pPr>
         <w:pStyle w:val="Heading2"/>
         <w:rPr/>
       </w:pPr>
-      <w:bookmarkStart w:id="111" w:name="__RefHeading___Toc7665_4122350189"/>
-      <w:bookmarkStart w:id="112" w:name="X5a14547f53ee4b9de1bdbf19b5a613b8dbcf22b"/>
-      <w:bookmarkEnd w:id="111"/>
+      <w:bookmarkStart w:id="112" w:name="__RefHeading___Toc7700_2049021629"/>
+      <w:bookmarkStart w:id="113" w:name="X5a14547f53ee4b9de1bdbf19b5a613b8dbcf22b"/>
       <w:bookmarkEnd w:id="112"/>
+      <w:bookmarkEnd w:id="113"/>
       <w:r>
         <w:rPr/>
         <w:t>Sottosistema prenotazioni — confronto AS-IS / TO-BE</w:t>
@@ -29084,7 +29159,7 @@
         <w:pStyle w:val="Heading3"/>
         <w:rPr/>
       </w:pPr>
-      <w:bookmarkStart w:id="113" w:name="vista-affiancata"/>
+      <w:bookmarkStart w:id="114" w:name="vista-affiancata"/>
       <w:r>
         <w:rPr/>
         <w:t>Vista affiancata</w:t>
@@ -29583,12 +29658,12 @@
         <w:pStyle w:val="BodyText"/>
         <w:rPr/>
       </w:pPr>
-      <w:bookmarkStart w:id="114" w:name="vista-affiancata"/>
+      <w:bookmarkStart w:id="115" w:name="vista-affiancata"/>
       <w:r>
         <w:rPr/>
         <w:t>I diagrammi AS-IS restano immutati come fotografia della baseline. I documenti TO-BE rappresentano invece le dipendenze e le transizioni osservabili nel codice finale; questa pagina li mette in relazione senza duplicarne il dettaglio.</w:t>
       </w:r>
-      <w:bookmarkEnd w:id="114"/>
+      <w:bookmarkEnd w:id="115"/>
     </w:p>
     <w:p>
       <w:pPr>
@@ -31694,8 +31769,8 @@
               </w:rPr>
               <w:t>API e pagina statistiche</w:t>
             </w:r>
-            <w:bookmarkStart w:id="115" w:name="differenze-architetturali"/>
-            <w:bookmarkEnd w:id="115"/>
+            <w:bookmarkStart w:id="116" w:name="differenze-architetturali"/>
+            <w:bookmarkEnd w:id="116"/>
           </w:p>
         </w:tc>
       </w:tr>
@@ -31762,132 +31837,10 @@
         <w:pStyle w:val="Heading3"/>
         <w:rPr/>
       </w:pPr>
-      <w:bookmarkStart w:id="116" w:name="ripple-effect-chiusi"/>
+      <w:bookmarkStart w:id="117" w:name="ripple-effect-chiusi"/>
       <w:r>
         <w:rPr/>
         <w:t>Ripple effect chiusi</w:t>
-      </w:r>
-    </w:p>
-    <w:p>
-      <w:pPr>
-        <w:pStyle w:val="Compact"/>
-        <w:numPr>
-          <w:ilvl w:val="0"/>
-          <w:numId w:val="111"/>
-        </w:numPr>
-        <w:rPr/>
-      </w:pPr>
-      <w:r>
-        <w:rPr/>
-        <w:t>Creazione, estensione e controllo conflitti condividono la semantica degli intervalli; il database impedisce sovrapposizioni anche in concorrenza.</w:t>
-      </w:r>
-    </w:p>
-    <w:p>
-      <w:pPr>
-        <w:pStyle w:val="Compact"/>
-        <w:numPr>
-          <w:ilvl w:val="0"/>
-          <w:numId w:val="112"/>
-        </w:numPr>
-        <w:rPr/>
-      </w:pPr>
-      <w:r>
-        <w:rPr/>
-        <w:t>Check-in e ownership non accettano richieste in coda come prenotazioni.</w:t>
-      </w:r>
-    </w:p>
-    <w:p>
-      <w:pPr>
-        <w:pStyle w:val="Compact"/>
-        <w:numPr>
-          <w:ilvl w:val="0"/>
-          <w:numId w:val="113"/>
-        </w:numPr>
-        <w:rPr/>
-      </w:pPr>
-      <w:r>
-        <w:rPr/>
-        <w:t>Cancellazione del personale, no-show e scadenza convergono sulla stessa promozione, senza duplicarne l’algoritmo FIFO.</w:t>
-      </w:r>
-    </w:p>
-    <w:p>
-      <w:pPr>
-        <w:pStyle w:val="Compact"/>
-        <w:numPr>
-          <w:ilvl w:val="0"/>
-          <w:numId w:val="114"/>
-        </w:numPr>
-        <w:rPr/>
-      </w:pPr>
-      <w:r>
-        <w:rPr/>
-        <w:t>Cron e transizioni usano lock o guardie di stato per non duplicare promozioni, notifiche e log.</w:t>
-      </w:r>
-    </w:p>
-    <w:p>
-      <w:pPr>
-        <w:pStyle w:val="Compact"/>
-        <w:numPr>
-          <w:ilvl w:val="0"/>
-          <w:numId w:val="115"/>
-        </w:numPr>
-        <w:rPr/>
-      </w:pPr>
-      <w:r>
-        <w:rPr/>
-        <w:t>Le notifiche della coda sono persistenti e collegate alla prenotazione; il badge le rileva tramite polling senza mantenere connessioni SSE serverless.</w:t>
-      </w:r>
-    </w:p>
-    <w:p>
-      <w:pPr>
-        <w:pStyle w:val="Compact"/>
-        <w:numPr>
-          <w:ilvl w:val="0"/>
-          <w:numId w:val="116"/>
-        </w:numPr>
-        <w:rPr/>
-      </w:pPr>
-      <w:bookmarkStart w:id="117" w:name="ripple-effect-chiusi"/>
-      <w:r>
-        <w:rPr/>
-        <w:t>Le statistiche distinguono gli eventi della coda dai conteggi storici.</w:t>
-      </w:r>
-      <w:bookmarkEnd w:id="117"/>
-    </w:p>
-    <w:p>
-      <w:pPr>
-        <w:pStyle w:val="Heading3"/>
-        <w:rPr/>
-      </w:pPr>
-      <w:bookmarkStart w:id="118" w:name="evidenza-di-verifica"/>
-      <w:bookmarkEnd w:id="118"/>
-      <w:r>
-        <w:rPr/>
-        <w:t>Evidenza di verifica</w:t>
-      </w:r>
-    </w:p>
-    <w:p>
-      <w:pPr>
-        <w:pStyle w:val="FirstParagraph"/>
-        <w:rPr/>
-      </w:pPr>
-      <w:r>
-        <w:rPr/>
-        <w:t>La coerenza del TO-BE è supportata dai documenti di Fase 6:</w:t>
-      </w:r>
-    </w:p>
-    <w:p>
-      <w:pPr>
-        <w:pStyle w:val="Compact"/>
-        <w:numPr>
-          <w:ilvl w:val="0"/>
-          <w:numId w:val="117"/>
-        </w:numPr>
-        <w:rPr/>
-      </w:pPr>
-      <w:r>
-        <w:rPr/>
-        <w:t>specifica dei test post-modifica;</w:t>
       </w:r>
     </w:p>
     <w:p>
@@ -31901,7 +31854,7 @@
       </w:pPr>
       <w:r>
         <w:rPr/>
-        <w:t>report delle parti modificate;</w:t>
+        <w:t>Creazione, estensione e controllo conflitti condividono la semantica degli intervalli; il database impedisce sovrapposizioni anche in concorrenza.</w:t>
       </w:r>
     </w:p>
     <w:p>
@@ -31915,7 +31868,7 @@
       </w:pPr>
       <w:r>
         <w:rPr/>
-        <w:t>report di regressione;</w:t>
+        <w:t>Check-in e ownership non accettano richieste in coda come prenotazioni.</w:t>
       </w:r>
     </w:p>
     <w:p>
@@ -31929,36 +31882,158 @@
       </w:pPr>
       <w:r>
         <w:rPr/>
-        <w:t>verifica finale dei criteri.</w:t>
+        <w:t>Cancellazione del personale, no-show e scadenza convergono sulla stessa promozione, senza duplicarne l’algoritmo FIFO.</w:t>
       </w:r>
     </w:p>
     <w:p>
       <w:pPr>
-        <w:pStyle w:val="FirstParagraph"/>
-        <w:rPr/>
-      </w:pPr>
-      <w:r>
-        <w:rPr/>
-        <w:t>Questi report costituiscono l’evidenza eseguibile; i diagrammi ne rappresentano la struttura e non introducono nuovi requisiti o comportamenti.</w:t>
+        <w:pStyle w:val="Compact"/>
+        <w:numPr>
+          <w:ilvl w:val="0"/>
+          <w:numId w:val="121"/>
+        </w:numPr>
+        <w:rPr/>
+      </w:pPr>
+      <w:r>
+        <w:rPr/>
+        <w:t>Cron e transizioni usano lock o guardie di stato per non duplicare promozioni, notifiche e log.</w:t>
       </w:r>
     </w:p>
     <w:p>
       <w:pPr>
+        <w:pStyle w:val="Compact"/>
+        <w:numPr>
+          <w:ilvl w:val="0"/>
+          <w:numId w:val="122"/>
+        </w:numPr>
+        <w:rPr/>
+      </w:pPr>
+      <w:r>
+        <w:rPr/>
+        <w:t>Le notifiche della coda sono persistenti e collegate alla prenotazione; il badge le rileva tramite polling senza mantenere connessioni SSE serverless.</w:t>
+      </w:r>
+    </w:p>
+    <w:p>
+      <w:pPr>
+        <w:pStyle w:val="Compact"/>
+        <w:numPr>
+          <w:ilvl w:val="0"/>
+          <w:numId w:val="123"/>
+        </w:numPr>
+        <w:rPr/>
+      </w:pPr>
+      <w:bookmarkStart w:id="118" w:name="ripple-effect-chiusi"/>
+      <w:r>
+        <w:rPr/>
+        <w:t>Le statistiche distinguono gli eventi della coda dai conteggi storici.</w:t>
+      </w:r>
+      <w:bookmarkEnd w:id="118"/>
+    </w:p>
+    <w:p>
+      <w:pPr>
+        <w:pStyle w:val="Heading3"/>
+        <w:rPr/>
+      </w:pPr>
+      <w:bookmarkStart w:id="119" w:name="evidenza-di-verifica"/>
+      <w:bookmarkEnd w:id="119"/>
+      <w:r>
+        <w:rPr/>
+        <w:t>Evidenza di verifica</w:t>
+      </w:r>
+    </w:p>
+    <w:p>
+      <w:pPr>
+        <w:pStyle w:val="FirstParagraph"/>
+        <w:rPr/>
+      </w:pPr>
+      <w:r>
+        <w:rPr/>
+        <w:t>La coerenza del TO-BE è supportata dai documenti di Fase 6:</w:t>
+      </w:r>
+    </w:p>
+    <w:p>
+      <w:pPr>
+        <w:pStyle w:val="Compact"/>
+        <w:numPr>
+          <w:ilvl w:val="0"/>
+          <w:numId w:val="124"/>
+        </w:numPr>
+        <w:rPr/>
+      </w:pPr>
+      <w:r>
+        <w:rPr/>
+        <w:t>specifica dei test post-modifica;</w:t>
+      </w:r>
+    </w:p>
+    <w:p>
+      <w:pPr>
+        <w:pStyle w:val="Compact"/>
+        <w:numPr>
+          <w:ilvl w:val="0"/>
+          <w:numId w:val="125"/>
+        </w:numPr>
+        <w:rPr/>
+      </w:pPr>
+      <w:r>
+        <w:rPr/>
+        <w:t>report delle parti modificate;</w:t>
+      </w:r>
+    </w:p>
+    <w:p>
+      <w:pPr>
+        <w:pStyle w:val="Compact"/>
+        <w:numPr>
+          <w:ilvl w:val="0"/>
+          <w:numId w:val="126"/>
+        </w:numPr>
+        <w:rPr/>
+      </w:pPr>
+      <w:r>
+        <w:rPr/>
+        <w:t>report di regressione;</w:t>
+      </w:r>
+    </w:p>
+    <w:p>
+      <w:pPr>
+        <w:pStyle w:val="Compact"/>
+        <w:numPr>
+          <w:ilvl w:val="0"/>
+          <w:numId w:val="127"/>
+        </w:numPr>
+        <w:rPr/>
+      </w:pPr>
+      <w:r>
+        <w:rPr/>
+        <w:t>verifica finale dei criteri.</w:t>
+      </w:r>
+    </w:p>
+    <w:p>
+      <w:pPr>
+        <w:pStyle w:val="FirstParagraph"/>
+        <w:rPr/>
+      </w:pPr>
+      <w:r>
+        <w:rPr/>
+        <w:t>Questi report costituiscono l’evidenza eseguibile; i diagrammi ne rappresentano la struttura e non introducono nuovi requisiti o comportamenti.</w:t>
+      </w:r>
+    </w:p>
+    <w:p>
+      <w:pPr>
         <w:pStyle w:val="Normal"/>
         <w:rPr/>
       </w:pPr>
       <w:r>
         <w:rPr/>
       </w:r>
-      <w:bookmarkStart w:id="119" w:name="appendice-b-progettazione-to-be"/>
-      <w:bookmarkStart w:id="120" w:name="X5a14547f53ee4b9de1bdbf19b5a613b8dbcf22b"/>
-      <w:bookmarkStart w:id="121" w:name="evidenza-di-verifica"/>
-      <w:bookmarkStart w:id="122" w:name="appendice-b-progettazione-to-be"/>
-      <w:bookmarkStart w:id="123" w:name="X5a14547f53ee4b9de1bdbf19b5a613b8dbcf22b"/>
-      <w:bookmarkStart w:id="124" w:name="evidenza-di-verifica"/>
-      <w:bookmarkEnd w:id="122"/>
+      <w:bookmarkStart w:id="120" w:name="appendice-b-progettazione-to-be"/>
+      <w:bookmarkStart w:id="121" w:name="X5a14547f53ee4b9de1bdbf19b5a613b8dbcf22b"/>
+      <w:bookmarkStart w:id="122" w:name="evidenza-di-verifica"/>
+      <w:bookmarkStart w:id="123" w:name="appendice-b-progettazione-to-be"/>
+      <w:bookmarkStart w:id="124" w:name="X5a14547f53ee4b9de1bdbf19b5a613b8dbcf22b"/>
+      <w:bookmarkStart w:id="125" w:name="evidenza-di-verifica"/>
       <w:bookmarkEnd w:id="123"/>
       <w:bookmarkEnd w:id="124"/>
+      <w:bookmarkEnd w:id="125"/>
       <w:r>
         <w:br w:type="page"/>
       </w:r>
@@ -31969,8 +32044,8 @@
         <w:spacing w:before="0" w:after="120"/>
         <w:rPr/>
       </w:pPr>
-      <w:bookmarkStart w:id="125" w:name="__RefHeading___Toc7667_4122350189"/>
-      <w:bookmarkEnd w:id="125"/>
+      <w:bookmarkStart w:id="126" w:name="__RefHeading___Toc7702_2049021629"/>
+      <w:bookmarkEnd w:id="126"/>
       <w:r>
         <w:rPr/>
         <w:t>Appendice C — Verifica finale dei criteri di accettazione</w:t>
@@ -31981,8 +32056,8 @@
         <w:pStyle w:val="Heading2"/>
         <w:rPr/>
       </w:pPr>
-      <w:bookmarkStart w:id="126" w:name="__RefHeading___Toc7669_4122350189"/>
-      <w:bookmarkEnd w:id="126"/>
+      <w:bookmarkStart w:id="127" w:name="__RefHeading___Toc7704_2049021629"/>
+      <w:bookmarkEnd w:id="127"/>
       <w:r>
         <w:rPr/>
         <w:t>Verifica finale dei criteri di accettazione — CR-BF-01</w:t>
@@ -32555,8 +32630,8 @@
               </w:rPr>
               <w:t>CONFORME — 6 criteri verificati su 6</w:t>
             </w:r>
-            <w:bookmarkStart w:id="127" w:name="identificazione-1"/>
-            <w:bookmarkEnd w:id="127"/>
+            <w:bookmarkStart w:id="128" w:name="identificazione-1"/>
+            <w:bookmarkEnd w:id="128"/>
           </w:p>
         </w:tc>
       </w:tr>
@@ -33769,8 +33844,8 @@
               </w:rPr>
               <w:t>Verificato</w:t>
             </w:r>
-            <w:bookmarkStart w:id="128" w:name="matrice-finale"/>
-            <w:bookmarkEnd w:id="128"/>
+            <w:bookmarkStart w:id="129" w:name="matrice-finale"/>
+            <w:bookmarkEnd w:id="129"/>
           </w:p>
         </w:tc>
       </w:tr>
@@ -34663,7 +34738,7 @@
         <w:pStyle w:val="Heading3"/>
         <w:rPr/>
       </w:pPr>
-      <w:bookmarkStart w:id="129" w:name="ca-01-accesso-verificato-dopo-bib-68"/>
+      <w:bookmarkStart w:id="130" w:name="ca-01-accesso-verificato-dopo-bib-68"/>
       <w:r>
         <w:rPr/>
         <w:t>CA-01 — accesso: verificato (dopo BIB-68)</w:t>
@@ -34674,7 +34749,7 @@
         <w:pStyle w:val="Heading4"/>
         <w:rPr/>
       </w:pPr>
-      <w:bookmarkStart w:id="130" w:name="Xd5a1c1a2e6e79ea6081ca872d036f095af34bd2"/>
+      <w:bookmarkStart w:id="131" w:name="Xd5a1c1a2e6e79ea6081ca872d036f095af34bd2"/>
       <w:r>
         <w:rPr/>
         <w:t>Prima verifica (BIB-63, 2026-09-04) — non conforme</w:t>
@@ -35520,7 +35595,7 @@
         <w:pStyle w:val="Compact"/>
         <w:numPr>
           <w:ilvl w:val="0"/>
-          <w:numId w:val="121"/>
+          <w:numId w:val="128"/>
         </w:numPr>
         <w:rPr/>
       </w:pPr>
@@ -35544,7 +35619,7 @@
         <w:pStyle w:val="Compact"/>
         <w:numPr>
           <w:ilvl w:val="0"/>
-          <w:numId w:val="122"/>
+          <w:numId w:val="129"/>
         </w:numPr>
         <w:rPr/>
       </w:pPr>
@@ -35578,7 +35653,7 @@
         <w:pStyle w:val="Compact"/>
         <w:numPr>
           <w:ilvl w:val="0"/>
-          <w:numId w:val="123"/>
+          <w:numId w:val="130"/>
         </w:numPr>
         <w:rPr/>
       </w:pPr>
@@ -35622,7 +35697,7 @@
         <w:pStyle w:val="Compact"/>
         <w:numPr>
           <w:ilvl w:val="0"/>
-          <w:numId w:val="124"/>
+          <w:numId w:val="131"/>
         </w:numPr>
         <w:rPr/>
       </w:pPr>
@@ -35636,19 +35711,19 @@
         <w:pStyle w:val="FirstParagraph"/>
         <w:rPr/>
       </w:pPr>
-      <w:bookmarkStart w:id="131" w:name="Xd5a1c1a2e6e79ea6081ca872d036f095af34bd2"/>
+      <w:bookmarkStart w:id="132" w:name="Xd5a1c1a2e6e79ea6081ca872d036f095af34bd2"/>
       <w:r>
         <w:rPr/>
         <w:t>La correzione non era stata effettuata in BIB-63 per rispettare sia il perimetro di una task di verifica sia la responsabilità dell’area admin/UI.</w:t>
       </w:r>
-      <w:bookmarkEnd w:id="131"/>
+      <w:bookmarkEnd w:id="132"/>
     </w:p>
     <w:p>
       <w:pPr>
         <w:pStyle w:val="Heading4"/>
         <w:rPr/>
       </w:pPr>
-      <w:bookmarkStart w:id="132" w:name="X2eb61451333d787227a6c1f7edd28e07fa38ad2"/>
+      <w:bookmarkStart w:id="133" w:name="X2eb61451333d787227a6c1f7edd28e07fa38ad2"/>
       <w:r>
         <w:rPr/>
         <w:t>Correzione (BIB-68) e verifica finale — conforme</w:t>
@@ -36718,15 +36793,15 @@
         <w:rPr/>
         <w:t xml:space="preserve"> secondo lo stesso criterio applicato agli altri cinque.</w:t>
       </w:r>
-      <w:bookmarkEnd w:id="129"/>
-      <w:bookmarkEnd w:id="132"/>
+      <w:bookmarkEnd w:id="130"/>
+      <w:bookmarkEnd w:id="133"/>
     </w:p>
     <w:p>
       <w:pPr>
         <w:pStyle w:val="Heading3"/>
         <w:rPr/>
       </w:pPr>
-      <w:bookmarkStart w:id="133" w:name="ca-02-concorrenza-verificato"/>
+      <w:bookmarkStart w:id="134" w:name="ca-02-concorrenza-verificato"/>
       <w:r>
         <w:rPr/>
         <w:t>CA-02 — concorrenza: verificato</w:t>
@@ -36746,241 +36821,6 @@
       <w:r>
         <w:rPr/>
         <w:t xml:space="preserve"> è stato eseguito cinque volte in sequenza contro PostgreSQL reale. Ogni esecuzione comprende:</w:t>
-      </w:r>
-    </w:p>
-    <w:p>
-      <w:pPr>
-        <w:pStyle w:val="Compact"/>
-        <w:numPr>
-          <w:ilvl w:val="0"/>
-          <w:numId w:val="125"/>
-        </w:numPr>
-        <w:rPr/>
-      </w:pPr>
-      <w:r>
-        <w:rPr/>
-        <w:t>due richieste simultanee ripetute internamente su tre round;</w:t>
-      </w:r>
-    </w:p>
-    <w:p>
-      <w:pPr>
-        <w:pStyle w:val="Compact"/>
-        <w:numPr>
-          <w:ilvl w:val="0"/>
-          <w:numId w:val="126"/>
-        </w:numPr>
-        <w:rPr/>
-      </w:pPr>
-      <w:r>
-        <w:rPr/>
-        <w:t>N richieste simultanee con controllo dell’unico vincitore e assenza di record fantasma.</w:t>
-      </w:r>
-    </w:p>
-    <w:p>
-      <w:pPr>
-        <w:pStyle w:val="FirstParagraph"/>
-        <w:rPr/>
-      </w:pPr>
-      <w:r>
-        <w:rPr/>
-        <w:t>Esito aggregato:</w:t>
-      </w:r>
-    </w:p>
-    <w:p>
-      <w:pPr>
-        <w:pStyle w:val="SourceCode"/>
-        <w:rPr/>
-      </w:pPr>
-      <w:r>
-        <w:rPr>
-          <w:rStyle w:val="VerbatimChar"/>
-        </w:rPr>
-        <w:t>RUN 1..5: exit 0</w:t>
-      </w:r>
-      <w:r>
-        <w:rPr/>
-        <w:br/>
-      </w:r>
-      <w:r>
-        <w:rPr>
-          <w:rStyle w:val="VerbatimChar"/>
-        </w:rPr>
-        <w:t>Test Files  1 passed (1) per esecuzione</w:t>
-      </w:r>
-      <w:r>
-        <w:rPr/>
-        <w:br/>
-      </w:r>
-      <w:r>
-        <w:rPr>
-          <w:rStyle w:val="VerbatimChar"/>
-        </w:rPr>
-        <w:t>Tests       2 passed (2) per esecuzione</w:t>
-      </w:r>
-      <w:r>
-        <w:rPr/>
-        <w:br/>
-      </w:r>
-      <w:r>
-        <w:rPr>
-          <w:rStyle w:val="VerbatimChar"/>
-        </w:rPr>
-        <w:t>Totale      10/10 passati</w:t>
-      </w:r>
-    </w:p>
-    <w:p>
-      <w:pPr>
-        <w:pStyle w:val="FirstParagraph"/>
-        <w:rPr/>
-      </w:pPr>
-      <w:bookmarkStart w:id="134" w:name="ca-02-concorrenza-verificato"/>
-      <w:r>
-        <w:rPr/>
-        <w:t>I messaggi Prisma relativi a write conflict, deadlock o violazione del vincolo di esclusione sono attesi: rappresentano le richieste perdenti che il dominio traduce in conflitto, non fallimenti del test.</w:t>
-      </w:r>
-      <w:bookmarkEnd w:id="134"/>
-    </w:p>
-    <w:p>
-      <w:pPr>
-        <w:pStyle w:val="Heading3"/>
-        <w:rPr/>
-      </w:pPr>
-      <w:bookmarkStart w:id="135" w:name="ca-03-ca-04-e-ca-05-verificati"/>
-      <w:r>
-        <w:rPr/>
-        <w:t>CA-03, CA-04 e CA-05 — verificati</w:t>
-      </w:r>
-    </w:p>
-    <w:p>
-      <w:pPr>
-        <w:pStyle w:val="FirstParagraph"/>
-        <w:rPr/>
-      </w:pPr>
-      <w:r>
-        <w:rPr/>
-        <w:t>Una selezione di dieci file focalizzati su lista d’attesa, dominio, riassegnazione, automazioni, notifiche e realtime ha prodotto:</w:t>
-      </w:r>
-    </w:p>
-    <w:p>
-      <w:pPr>
-        <w:pStyle w:val="SourceCode"/>
-        <w:rPr/>
-      </w:pPr>
-      <w:r>
-        <w:rPr>
-          <w:rStyle w:val="VerbatimChar"/>
-        </w:rPr>
-        <w:t>Test Files  10 passed (10)</w:t>
-      </w:r>
-      <w:r>
-        <w:rPr/>
-        <w:br/>
-      </w:r>
-      <w:r>
-        <w:rPr>
-          <w:rStyle w:val="VerbatimChar"/>
-        </w:rPr>
-        <w:t>Tests       113 passed (113)</w:t>
-      </w:r>
-    </w:p>
-    <w:p>
-      <w:pPr>
-        <w:pStyle w:val="FirstParagraph"/>
-        <w:rPr/>
-      </w:pPr>
-      <w:r>
-        <w:rPr/>
-        <w:t>Le evidenze includono:</w:t>
-      </w:r>
-    </w:p>
-    <w:p>
-      <w:pPr>
-        <w:pStyle w:val="Compact"/>
-        <w:numPr>
-          <w:ilvl w:val="0"/>
-          <w:numId w:val="127"/>
-        </w:numPr>
-        <w:rPr/>
-      </w:pPr>
-      <w:r>
-        <w:rPr/>
-        <w:t>unicità DB della richiesta in coda e nessun duplicato;</w:t>
-      </w:r>
-    </w:p>
-    <w:p>
-      <w:pPr>
-        <w:pStyle w:val="Compact"/>
-        <w:numPr>
-          <w:ilvl w:val="0"/>
-          <w:numId w:val="128"/>
-        </w:numPr>
-        <w:rPr/>
-      </w:pPr>
-      <w:r>
-        <w:rPr/>
-        <w:t xml:space="preserve">ordinamento deterministico per </w:t>
-      </w:r>
-      <w:r>
-        <w:rPr>
-          <w:rStyle w:val="VerbatimChar"/>
-        </w:rPr>
-        <w:t>createdAt</w:t>
-      </w:r>
-      <w:r>
-        <w:rPr/>
-        <w:t xml:space="preserve"> con </w:t>
-      </w:r>
-      <w:r>
-        <w:rPr>
-          <w:rStyle w:val="VerbatimChar"/>
-        </w:rPr>
-        <w:t>id</w:t>
-      </w:r>
-      <w:r>
-        <w:rPr/>
-        <w:t xml:space="preserve"> come tie-breaker;</w:t>
-      </w:r>
-    </w:p>
-    <w:p>
-      <w:pPr>
-        <w:pStyle w:val="Compact"/>
-        <w:numPr>
-          <w:ilvl w:val="0"/>
-          <w:numId w:val="129"/>
-        </w:numPr>
-        <w:rPr/>
-      </w:pPr>
-      <w:r>
-        <w:rPr/>
-        <w:t>promozione transazionale senza sovrapposizioni;</w:t>
-      </w:r>
-    </w:p>
-    <w:p>
-      <w:pPr>
-        <w:pStyle w:val="Compact"/>
-        <w:numPr>
-          <w:ilvl w:val="0"/>
-          <w:numId w:val="130"/>
-        </w:numPr>
-        <w:rPr/>
-      </w:pPr>
-      <w:r>
-        <w:rPr/>
-        <w:t>idempotenza di lock cron, scadenza e promozione;</w:t>
-      </w:r>
-    </w:p>
-    <w:p>
-      <w:pPr>
-        <w:pStyle w:val="Compact"/>
-        <w:numPr>
-          <w:ilvl w:val="0"/>
-          <w:numId w:val="131"/>
-        </w:numPr>
-        <w:rPr/>
-      </w:pPr>
-      <w:r>
-        <w:rPr/>
-        <w:t>log correlati e notifiche per ingresso, uscita, promozione e scadenza;</w:t>
       </w:r>
     </w:p>
     <w:p>
@@ -36992,19 +36832,254 @@
         </w:numPr>
         <w:rPr/>
       </w:pPr>
-      <w:bookmarkStart w:id="136" w:name="ca-03-ca-04-e-ca-05-verificati"/>
-      <w:r>
-        <w:rPr/>
-        <w:t>propagazione realtime ai soli canali previsti.</w:t>
-      </w:r>
-      <w:bookmarkEnd w:id="136"/>
+      <w:r>
+        <w:rPr/>
+        <w:t>due richieste simultanee ripetute internamente su tre round;</w:t>
+      </w:r>
     </w:p>
     <w:p>
       <w:pPr>
+        <w:pStyle w:val="Compact"/>
+        <w:numPr>
+          <w:ilvl w:val="0"/>
+          <w:numId w:val="133"/>
+        </w:numPr>
+        <w:rPr/>
+      </w:pPr>
+      <w:r>
+        <w:rPr/>
+        <w:t>N richieste simultanee con controllo dell’unico vincitore e assenza di record fantasma.</w:t>
+      </w:r>
+    </w:p>
+    <w:p>
+      <w:pPr>
+        <w:pStyle w:val="FirstParagraph"/>
+        <w:rPr/>
+      </w:pPr>
+      <w:r>
+        <w:rPr/>
+        <w:t>Esito aggregato:</w:t>
+      </w:r>
+    </w:p>
+    <w:p>
+      <w:pPr>
+        <w:pStyle w:val="SourceCode"/>
+        <w:rPr/>
+      </w:pPr>
+      <w:r>
+        <w:rPr>
+          <w:rStyle w:val="VerbatimChar"/>
+        </w:rPr>
+        <w:t>RUN 1..5: exit 0</w:t>
+      </w:r>
+      <w:r>
+        <w:rPr/>
+        <w:br/>
+      </w:r>
+      <w:r>
+        <w:rPr>
+          <w:rStyle w:val="VerbatimChar"/>
+        </w:rPr>
+        <w:t>Test Files  1 passed (1) per esecuzione</w:t>
+      </w:r>
+      <w:r>
+        <w:rPr/>
+        <w:br/>
+      </w:r>
+      <w:r>
+        <w:rPr>
+          <w:rStyle w:val="VerbatimChar"/>
+        </w:rPr>
+        <w:t>Tests       2 passed (2) per esecuzione</w:t>
+      </w:r>
+      <w:r>
+        <w:rPr/>
+        <w:br/>
+      </w:r>
+      <w:r>
+        <w:rPr>
+          <w:rStyle w:val="VerbatimChar"/>
+        </w:rPr>
+        <w:t>Totale      10/10 passati</w:t>
+      </w:r>
+    </w:p>
+    <w:p>
+      <w:pPr>
+        <w:pStyle w:val="FirstParagraph"/>
+        <w:rPr/>
+      </w:pPr>
+      <w:bookmarkStart w:id="135" w:name="ca-02-concorrenza-verificato"/>
+      <w:r>
+        <w:rPr/>
+        <w:t>I messaggi Prisma relativi a write conflict, deadlock o violazione del vincolo di esclusione sono attesi: rappresentano le richieste perdenti che il dominio traduce in conflitto, non fallimenti del test.</w:t>
+      </w:r>
+      <w:bookmarkEnd w:id="135"/>
+    </w:p>
+    <w:p>
+      <w:pPr>
         <w:pStyle w:val="Heading3"/>
         <w:rPr/>
       </w:pPr>
-      <w:bookmarkStart w:id="137" w:name="ca-06-regressione-verificato"/>
+      <w:bookmarkStart w:id="136" w:name="ca-03-ca-04-e-ca-05-verificati"/>
+      <w:r>
+        <w:rPr/>
+        <w:t>CA-03, CA-04 e CA-05 — verificati</w:t>
+      </w:r>
+    </w:p>
+    <w:p>
+      <w:pPr>
+        <w:pStyle w:val="FirstParagraph"/>
+        <w:rPr/>
+      </w:pPr>
+      <w:r>
+        <w:rPr/>
+        <w:t>Una selezione di dieci file focalizzati su lista d’attesa, dominio, riassegnazione, automazioni, notifiche e realtime ha prodotto:</w:t>
+      </w:r>
+    </w:p>
+    <w:p>
+      <w:pPr>
+        <w:pStyle w:val="SourceCode"/>
+        <w:rPr/>
+      </w:pPr>
+      <w:r>
+        <w:rPr>
+          <w:rStyle w:val="VerbatimChar"/>
+        </w:rPr>
+        <w:t>Test Files  10 passed (10)</w:t>
+      </w:r>
+      <w:r>
+        <w:rPr/>
+        <w:br/>
+      </w:r>
+      <w:r>
+        <w:rPr>
+          <w:rStyle w:val="VerbatimChar"/>
+        </w:rPr>
+        <w:t>Tests       113 passed (113)</w:t>
+      </w:r>
+    </w:p>
+    <w:p>
+      <w:pPr>
+        <w:pStyle w:val="FirstParagraph"/>
+        <w:rPr/>
+      </w:pPr>
+      <w:r>
+        <w:rPr/>
+        <w:t>Le evidenze includono:</w:t>
+      </w:r>
+    </w:p>
+    <w:p>
+      <w:pPr>
+        <w:pStyle w:val="Compact"/>
+        <w:numPr>
+          <w:ilvl w:val="0"/>
+          <w:numId w:val="134"/>
+        </w:numPr>
+        <w:rPr/>
+      </w:pPr>
+      <w:r>
+        <w:rPr/>
+        <w:t>unicità DB della richiesta in coda e nessun duplicato;</w:t>
+      </w:r>
+    </w:p>
+    <w:p>
+      <w:pPr>
+        <w:pStyle w:val="Compact"/>
+        <w:numPr>
+          <w:ilvl w:val="0"/>
+          <w:numId w:val="135"/>
+        </w:numPr>
+        <w:rPr/>
+      </w:pPr>
+      <w:r>
+        <w:rPr/>
+        <w:t xml:space="preserve">ordinamento deterministico per </w:t>
+      </w:r>
+      <w:r>
+        <w:rPr>
+          <w:rStyle w:val="VerbatimChar"/>
+        </w:rPr>
+        <w:t>createdAt</w:t>
+      </w:r>
+      <w:r>
+        <w:rPr/>
+        <w:t xml:space="preserve"> con </w:t>
+      </w:r>
+      <w:r>
+        <w:rPr>
+          <w:rStyle w:val="VerbatimChar"/>
+        </w:rPr>
+        <w:t>id</w:t>
+      </w:r>
+      <w:r>
+        <w:rPr/>
+        <w:t xml:space="preserve"> come tie-breaker;</w:t>
+      </w:r>
+    </w:p>
+    <w:p>
+      <w:pPr>
+        <w:pStyle w:val="Compact"/>
+        <w:numPr>
+          <w:ilvl w:val="0"/>
+          <w:numId w:val="136"/>
+        </w:numPr>
+        <w:rPr/>
+      </w:pPr>
+      <w:r>
+        <w:rPr/>
+        <w:t>promozione transazionale senza sovrapposizioni;</w:t>
+      </w:r>
+    </w:p>
+    <w:p>
+      <w:pPr>
+        <w:pStyle w:val="Compact"/>
+        <w:numPr>
+          <w:ilvl w:val="0"/>
+          <w:numId w:val="137"/>
+        </w:numPr>
+        <w:rPr/>
+      </w:pPr>
+      <w:r>
+        <w:rPr/>
+        <w:t>idempotenza di lock cron, scadenza e promozione;</w:t>
+      </w:r>
+    </w:p>
+    <w:p>
+      <w:pPr>
+        <w:pStyle w:val="Compact"/>
+        <w:numPr>
+          <w:ilvl w:val="0"/>
+          <w:numId w:val="138"/>
+        </w:numPr>
+        <w:rPr/>
+      </w:pPr>
+      <w:r>
+        <w:rPr/>
+        <w:t>log correlati e notifiche per ingresso, uscita, promozione e scadenza;</w:t>
+      </w:r>
+    </w:p>
+    <w:p>
+      <w:pPr>
+        <w:pStyle w:val="Compact"/>
+        <w:numPr>
+          <w:ilvl w:val="0"/>
+          <w:numId w:val="139"/>
+        </w:numPr>
+        <w:rPr/>
+      </w:pPr>
+      <w:bookmarkStart w:id="137" w:name="ca-03-ca-04-e-ca-05-verificati"/>
+      <w:r>
+        <w:rPr/>
+        <w:t>propagazione realtime ai soli canali previsti.</w:t>
+      </w:r>
+      <w:bookmarkEnd w:id="137"/>
+    </w:p>
+    <w:p>
+      <w:pPr>
+        <w:pStyle w:val="Heading3"/>
+        <w:rPr/>
+      </w:pPr>
+      <w:bookmarkStart w:id="138" w:name="ca-06-regressione-verificato"/>
       <w:r>
         <w:rPr/>
         <w:t>CA-06 — regressione: verificato</w:t>
@@ -37072,14 +37147,14 @@
         <w:rPr/>
         <w:t>, mentre i limiti PWA osservati esistevano già nella baseline. Non risultano regressioni introdotte dalla CR-BF-01 nel perimetro definito.</w:t>
       </w:r>
-      <w:bookmarkEnd w:id="137"/>
+      <w:bookmarkEnd w:id="138"/>
     </w:p>
     <w:p>
       <w:pPr>
         <w:pStyle w:val="Heading3"/>
         <w:rPr/>
       </w:pPr>
-      <w:bookmarkStart w:id="138" w:name="stabilità-della-suite-completa"/>
+      <w:bookmarkStart w:id="139" w:name="stabilità-della-suite-completa"/>
       <w:r>
         <w:rPr/>
         <w:t>Stabilità della suite completa</w:t>
@@ -37100,7 +37175,7 @@
         <w:pStyle w:val="Compact"/>
         <w:numPr>
           <w:ilvl w:val="0"/>
-          <w:numId w:val="133"/>
+          <w:numId w:val="140"/>
         </w:numPr>
         <w:rPr/>
       </w:pPr>
@@ -37114,7 +37189,7 @@
         <w:pStyle w:val="Compact"/>
         <w:numPr>
           <w:ilvl w:val="0"/>
-          <w:numId w:val="134"/>
+          <w:numId w:val="141"/>
         </w:numPr>
         <w:rPr/>
       </w:pPr>
@@ -37138,7 +37213,7 @@
         <w:pStyle w:val="Compact"/>
         <w:numPr>
           <w:ilvl w:val="0"/>
-          <w:numId w:val="135"/>
+          <w:numId w:val="142"/>
         </w:numPr>
         <w:rPr/>
       </w:pPr>
@@ -37152,19 +37227,19 @@
         <w:pStyle w:val="FirstParagraph"/>
         <w:rPr/>
       </w:pPr>
-      <w:bookmarkStart w:id="139" w:name="stabilità-della-suite-completa"/>
+      <w:bookmarkStart w:id="140" w:name="stabilità-della-suite-completa"/>
       <w:r>
         <w:rPr/>
         <w:t>Il dato è registrato per trasparenza come probabile contaminazione dello stato di test durante la sessione esplorativa. Non c’è al momento un fallimento riproducibile da aprire come regressione; se ricompare in CI va conservato il log completo e aperta una task di stabilizzazione del test database.</w:t>
       </w:r>
-      <w:bookmarkEnd w:id="139"/>
+      <w:bookmarkEnd w:id="140"/>
     </w:p>
     <w:p>
       <w:pPr>
         <w:pStyle w:val="Heading3"/>
         <w:rPr/>
       </w:pPr>
-      <w:bookmarkStart w:id="140" w:name="stato-consigliato"/>
+      <w:bookmarkStart w:id="141" w:name="stato-consigliato"/>
       <w:r>
         <w:rPr/>
         <w:t>Stato consigliato</w:t>
@@ -37175,7 +37250,7 @@
         <w:pStyle w:val="Compact"/>
         <w:numPr>
           <w:ilvl w:val="0"/>
-          <w:numId w:val="136"/>
+          <w:numId w:val="143"/>
         </w:numPr>
         <w:rPr/>
       </w:pPr>
@@ -37200,7 +37275,7 @@
         <w:pStyle w:val="Compact"/>
         <w:numPr>
           <w:ilvl w:val="0"/>
-          <w:numId w:val="137"/>
+          <w:numId w:val="144"/>
         </w:numPr>
         <w:rPr/>
       </w:pPr>
@@ -37214,7 +37289,7 @@
         <w:pStyle w:val="Compact"/>
         <w:numPr>
           <w:ilvl w:val="0"/>
-          <w:numId w:val="138"/>
+          <w:numId w:val="145"/>
         </w:numPr>
         <w:rPr/>
       </w:pPr>
@@ -37228,16 +37303,16 @@
         <w:pStyle w:val="Compact"/>
         <w:numPr>
           <w:ilvl w:val="0"/>
-          <w:numId w:val="139"/>
+          <w:numId w:val="146"/>
         </w:numPr>
         <w:rPr/>
       </w:pPr>
-      <w:bookmarkStart w:id="141" w:name="stato-consigliato"/>
+      <w:bookmarkStart w:id="142" w:name="stato-consigliato"/>
       <w:r>
         <w:rPr/>
         <w:t>BIB-60, BIB-61 e BIB-62: documenti disponibili nelle rispettive PR e pagine Confluence, invariati da questo aggiornamento.</w:t>
       </w:r>
-      <w:bookmarkEnd w:id="141"/>
+      <w:bookmarkEnd w:id="142"/>
     </w:p>
     <w:p>
       <w:pPr>
@@ -37614,12 +37689,12 @@
               </w:rPr>
               <w:t>.</w:t>
             </w:r>
-            <w:bookmarkStart w:id="142" w:name="Xcc2f976ac4dbfe182d234daad2955e4c9478f93"/>
-            <w:bookmarkStart w:id="143" w:name="Xd0727cf2e7c1586d4df30b8ca39aafdb7f200ca"/>
-            <w:bookmarkStart w:id="144" w:name="cronologia"/>
-            <w:bookmarkEnd w:id="142"/>
+            <w:bookmarkStart w:id="143" w:name="Xcc2f976ac4dbfe182d234daad2955e4c9478f93"/>
+            <w:bookmarkStart w:id="144" w:name="Xd0727cf2e7c1586d4df30b8ca39aafdb7f200ca"/>
+            <w:bookmarkStart w:id="145" w:name="cronologia"/>
             <w:bookmarkEnd w:id="143"/>
             <w:bookmarkEnd w:id="144"/>
+            <w:bookmarkEnd w:id="145"/>
           </w:p>
         </w:tc>
       </w:tr>
@@ -37688,7 +37763,7 @@
     </w:r>
     <w:r>
       <w:rPr/>
-      <w:t>30</w:t>
+      <w:t>31</w:t>
     </w:r>
     <w:r>
       <w:rPr/>
@@ -37767,9 +37842,8 @@
 <w:numbering xmlns:w="http://schemas.openxmlformats.org/wordprocessingml/2006/main" xmlns:o="urn:schemas-microsoft-com:office:office" xmlns:r="http://schemas.openxmlformats.org/officeDocument/2006/relationships" xmlns:v="urn:schemas-microsoft-com:vml" xmlns:mc="http://schemas.openxmlformats.org/markup-compatibility/2006" xmlns:w14="http://schemas.microsoft.com/office/word/2010/wordml" mc:Ignorable="w14">
   <w:abstractNum w:abstractNumId="1">
     <w:lvl w:ilvl="0">
-      <w:start w:val="1"/>
-      <w:numFmt w:val="decimal"/>
-      <w:lvlText w:val="%1."/>
+      <w:numFmt w:val="bullet"/>
+      <w:lvlText w:val=""/>
       <w:lvlJc w:val="left"/>
       <w:pPr>
         <w:tabs>
@@ -37777,12 +37851,14 @@
         </w:tabs>
         <w:ind w:left="720" w:hanging="480"/>
       </w:pPr>
-      <w:rPr/>
+      <w:rPr>
+        <w:rFonts w:ascii="Symbol" w:hAnsi="Symbol" w:cs="Symbol" w:hint="default"/>
+      </w:rPr>
     </w:lvl>
     <w:lvl w:ilvl="1">
-      <w:start w:val="1"/>
-      <w:numFmt w:val="decimal"/>
-      <w:lvlText w:val="%2."/>
+      <w:start w:val="0"/>
+      <w:numFmt w:val="bullet"/>
+      <w:lvlText w:val=""/>
       <w:lvlJc w:val="left"/>
       <w:pPr>
         <w:tabs>
@@ -37790,12 +37866,14 @@
         </w:tabs>
         <w:ind w:left="1440" w:hanging="480"/>
       </w:pPr>
-      <w:rPr/>
+      <w:rPr>
+        <w:rFonts w:ascii="Symbol" w:hAnsi="Symbol" w:cs="Symbol" w:hint="default"/>
+      </w:rPr>
     </w:lvl>
     <w:lvl w:ilvl="2">
-      <w:start w:val="1"/>
-      <w:numFmt w:val="decimal"/>
-      <w:lvlText w:val="%3."/>
+      <w:start w:val="0"/>
+      <w:numFmt w:val="bullet"/>
+      <w:lvlText w:val=""/>
       <w:lvlJc w:val="left"/>
       <w:pPr>
         <w:tabs>
@@ -37803,12 +37881,14 @@
         </w:tabs>
         <w:ind w:left="2160" w:hanging="480"/>
       </w:pPr>
-      <w:rPr/>
+      <w:rPr>
+        <w:rFonts w:ascii="Symbol" w:hAnsi="Symbol" w:cs="Symbol" w:hint="default"/>
+      </w:rPr>
     </w:lvl>
     <w:lvl w:ilvl="3">
-      <w:start w:val="1"/>
-      <w:numFmt w:val="decimal"/>
-      <w:lvlText w:val="%4."/>
+      <w:start w:val="0"/>
+      <w:numFmt w:val="bullet"/>
+      <w:lvlText w:val=""/>
       <w:lvlJc w:val="left"/>
       <w:pPr>
         <w:tabs>
@@ -37816,12 +37896,14 @@
         </w:tabs>
         <w:ind w:left="2880" w:hanging="480"/>
       </w:pPr>
-      <w:rPr/>
+      <w:rPr>
+        <w:rFonts w:ascii="Symbol" w:hAnsi="Symbol" w:cs="Symbol" w:hint="default"/>
+      </w:rPr>
     </w:lvl>
     <w:lvl w:ilvl="4">
-      <w:start w:val="1"/>
-      <w:numFmt w:val="decimal"/>
-      <w:lvlText w:val="%5."/>
+      <w:start w:val="0"/>
+      <w:numFmt w:val="bullet"/>
+      <w:lvlText w:val=""/>
       <w:lvlJc w:val="left"/>
       <w:pPr>
         <w:tabs>
@@ -37829,12 +37911,14 @@
         </w:tabs>
         <w:ind w:left="3600" w:hanging="480"/>
       </w:pPr>
-      <w:rPr/>
+      <w:rPr>
+        <w:rFonts w:ascii="Symbol" w:hAnsi="Symbol" w:cs="Symbol" w:hint="default"/>
+      </w:rPr>
     </w:lvl>
     <w:lvl w:ilvl="5">
-      <w:start w:val="1"/>
-      <w:numFmt w:val="decimal"/>
-      <w:lvlText w:val="%6."/>
+      <w:start w:val="0"/>
+      <w:numFmt w:val="bullet"/>
+      <w:lvlText w:val=""/>
       <w:lvlJc w:val="left"/>
       <w:pPr>
         <w:tabs>
@@ -37842,12 +37926,14 @@
         </w:tabs>
         <w:ind w:left="4320" w:hanging="480"/>
       </w:pPr>
-      <w:rPr/>
+      <w:rPr>
+        <w:rFonts w:ascii="Symbol" w:hAnsi="Symbol" w:cs="Symbol" w:hint="default"/>
+      </w:rPr>
     </w:lvl>
     <w:lvl w:ilvl="6">
-      <w:start w:val="1"/>
-      <w:numFmt w:val="decimal"/>
-      <w:lvlText w:val="%7."/>
+      <w:start w:val="0"/>
+      <w:numFmt w:val="bullet"/>
+      <w:lvlText w:val=""/>
       <w:lvlJc w:val="left"/>
       <w:pPr>
         <w:tabs>
@@ -37855,12 +37941,14 @@
         </w:tabs>
         <w:ind w:left="5040" w:hanging="480"/>
       </w:pPr>
-      <w:rPr/>
+      <w:rPr>
+        <w:rFonts w:ascii="Symbol" w:hAnsi="Symbol" w:cs="Symbol" w:hint="default"/>
+      </w:rPr>
     </w:lvl>
     <w:lvl w:ilvl="7">
-      <w:start w:val="1"/>
-      <w:numFmt w:val="decimal"/>
-      <w:lvlText w:val="%8."/>
+      <w:start w:val="0"/>
+      <w:numFmt w:val="bullet"/>
+      <w:lvlText w:val=""/>
       <w:lvlJc w:val="left"/>
       <w:pPr>
         <w:tabs>
@@ -37868,12 +37956,14 @@
         </w:tabs>
         <w:ind w:left="5760" w:hanging="480"/>
       </w:pPr>
-      <w:rPr/>
+      <w:rPr>
+        <w:rFonts w:ascii="Symbol" w:hAnsi="Symbol" w:cs="Symbol" w:hint="default"/>
+      </w:rPr>
     </w:lvl>
     <w:lvl w:ilvl="8">
-      <w:start w:val="1"/>
-      <w:numFmt w:val="decimal"/>
-      <w:lvlText w:val="%9."/>
+      <w:start w:val="0"/>
+      <w:numFmt w:val="bullet"/>
+      <w:lvlText w:val=""/>
       <w:lvlJc w:val="left"/>
       <w:pPr>
         <w:tabs>
@@ -37881,7 +37971,9 @@
         </w:tabs>
         <w:ind w:left="6480" w:hanging="480"/>
       </w:pPr>
-      <w:rPr/>
+      <w:rPr>
+        <w:rFonts w:ascii="Symbol" w:hAnsi="Symbol" w:cs="Symbol" w:hint="default"/>
+      </w:rPr>
     </w:lvl>
   </w:abstractNum>
   <w:abstractNum w:abstractNumId="2">
@@ -38005,8 +38097,9 @@
   </w:abstractNum>
   <w:abstractNum w:abstractNumId="3">
     <w:lvl w:ilvl="0">
-      <w:numFmt w:val="bullet"/>
-      <w:lvlText w:val=""/>
+      <w:start w:val="1"/>
+      <w:numFmt w:val="decimal"/>
+      <w:lvlText w:val="%1."/>
       <w:lvlJc w:val="left"/>
       <w:pPr>
         <w:tabs>
@@ -38014,14 +38107,12 @@
         </w:tabs>
         <w:ind w:left="720" w:hanging="480"/>
       </w:pPr>
-      <w:rPr>
-        <w:rFonts w:ascii="Symbol" w:hAnsi="Symbol" w:cs="Symbol" w:hint="default"/>
-      </w:rPr>
+      <w:rPr/>
     </w:lvl>
     <w:lvl w:ilvl="1">
-      <w:start w:val="0"/>
-      <w:numFmt w:val="bullet"/>
-      <w:lvlText w:val=""/>
+      <w:start w:val="1"/>
+      <w:numFmt w:val="decimal"/>
+      <w:lvlText w:val="%2."/>
       <w:lvlJc w:val="left"/>
       <w:pPr>
         <w:tabs>
@@ -38029,14 +38120,12 @@
         </w:tabs>
         <w:ind w:left="1440" w:hanging="480"/>
       </w:pPr>
-      <w:rPr>
-        <w:rFonts w:ascii="Symbol" w:hAnsi="Symbol" w:cs="Symbol" w:hint="default"/>
-      </w:rPr>
+      <w:rPr/>
     </w:lvl>
     <w:lvl w:ilvl="2">
-      <w:start w:val="0"/>
-      <w:numFmt w:val="bullet"/>
-      <w:lvlText w:val=""/>
+      <w:start w:val="1"/>
+      <w:numFmt w:val="decimal"/>
+      <w:lvlText w:val="%3."/>
       <w:lvlJc w:val="left"/>
       <w:pPr>
         <w:tabs>
@@ -38044,14 +38133,12 @@
         </w:tabs>
         <w:ind w:left="2160" w:hanging="480"/>
       </w:pPr>
-      <w:rPr>
-        <w:rFonts w:ascii="Symbol" w:hAnsi="Symbol" w:cs="Symbol" w:hint="default"/>
-      </w:rPr>
+      <w:rPr/>
     </w:lvl>
     <w:lvl w:ilvl="3">
-      <w:start w:val="0"/>
-      <w:numFmt w:val="bullet"/>
-      <w:lvlText w:val=""/>
+      <w:start w:val="1"/>
+      <w:numFmt w:val="decimal"/>
+      <w:lvlText w:val="%4."/>
       <w:lvlJc w:val="left"/>
       <w:pPr>
         <w:tabs>
@@ -38059,14 +38146,12 @@
         </w:tabs>
         <w:ind w:left="2880" w:hanging="480"/>
       </w:pPr>
-      <w:rPr>
-        <w:rFonts w:ascii="Symbol" w:hAnsi="Symbol" w:cs="Symbol" w:hint="default"/>
-      </w:rPr>
+      <w:rPr/>
     </w:lvl>
     <w:lvl w:ilvl="4">
-      <w:start w:val="0"/>
-      <w:numFmt w:val="bullet"/>
-      <w:lvlText w:val=""/>
+      <w:start w:val="1"/>
+      <w:numFmt w:val="decimal"/>
+      <w:lvlText w:val="%5."/>
       <w:lvlJc w:val="left"/>
       <w:pPr>
         <w:tabs>
@@ -38074,14 +38159,12 @@
         </w:tabs>
         <w:ind w:left="3600" w:hanging="480"/>
       </w:pPr>
-      <w:rPr>
-        <w:rFonts w:ascii="Symbol" w:hAnsi="Symbol" w:cs="Symbol" w:hint="default"/>
-      </w:rPr>
+      <w:rPr/>
     </w:lvl>
     <w:lvl w:ilvl="5">
-      <w:start w:val="0"/>
-      <w:numFmt w:val="bullet"/>
-      <w:lvlText w:val=""/>
+      <w:start w:val="1"/>
+      <w:numFmt w:val="decimal"/>
+      <w:lvlText w:val="%6."/>
       <w:lvlJc w:val="left"/>
       <w:pPr>
         <w:tabs>
@@ -38089,14 +38172,12 @@
         </w:tabs>
         <w:ind w:left="4320" w:hanging="480"/>
       </w:pPr>
-      <w:rPr>
-        <w:rFonts w:ascii="Symbol" w:hAnsi="Symbol" w:cs="Symbol" w:hint="default"/>
-      </w:rPr>
+      <w:rPr/>
     </w:lvl>
     <w:lvl w:ilvl="6">
-      <w:start w:val="0"/>
-      <w:numFmt w:val="bullet"/>
-      <w:lvlText w:val=""/>
+      <w:start w:val="1"/>
+      <w:numFmt w:val="decimal"/>
+      <w:lvlText w:val="%7."/>
       <w:lvlJc w:val="left"/>
       <w:pPr>
         <w:tabs>
@@ -38104,14 +38185,12 @@
         </w:tabs>
         <w:ind w:left="5040" w:hanging="480"/>
       </w:pPr>
-      <w:rPr>
-        <w:rFonts w:ascii="Symbol" w:hAnsi="Symbol" w:cs="Symbol" w:hint="default"/>
-      </w:rPr>
+      <w:rPr/>
     </w:lvl>
     <w:lvl w:ilvl="7">
-      <w:start w:val="0"/>
-      <w:numFmt w:val="bullet"/>
-      <w:lvlText w:val=""/>
+      <w:start w:val="1"/>
+      <w:numFmt w:val="decimal"/>
+      <w:lvlText w:val="%8."/>
       <w:lvlJc w:val="left"/>
       <w:pPr>
         <w:tabs>
@@ -38119,14 +38198,12 @@
         </w:tabs>
         <w:ind w:left="5760" w:hanging="480"/>
       </w:pPr>
-      <w:rPr>
-        <w:rFonts w:ascii="Symbol" w:hAnsi="Symbol" w:cs="Symbol" w:hint="default"/>
-      </w:rPr>
+      <w:rPr/>
     </w:lvl>
     <w:lvl w:ilvl="8">
-      <w:start w:val="0"/>
-      <w:numFmt w:val="bullet"/>
-      <w:lvlText w:val=""/>
+      <w:start w:val="1"/>
+      <w:numFmt w:val="decimal"/>
+      <w:lvlText w:val="%9."/>
       <w:lvlJc w:val="left"/>
       <w:pPr>
         <w:tabs>
@@ -38134,9 +38211,7 @@
         </w:tabs>
         <w:ind w:left="6480" w:hanging="480"/>
       </w:pPr>
-      <w:rPr>
-        <w:rFonts w:ascii="Symbol" w:hAnsi="Symbol" w:cs="Symbol" w:hint="default"/>
-      </w:rPr>
+      <w:rPr/>
     </w:lvl>
   </w:abstractNum>
   <w:abstractNum w:abstractNumId="4">
@@ -38413,125 +38488,6 @@
   </w:abstractNum>
   <w:abstractNum w:abstractNumId="6">
     <w:lvl w:ilvl="0">
-      <w:start w:val="1"/>
-      <w:numFmt w:val="decimal"/>
-      <w:lvlText w:val="%1."/>
-      <w:lvlJc w:val="left"/>
-      <w:pPr>
-        <w:tabs>
-          <w:tab w:val="num" w:pos="0"/>
-        </w:tabs>
-        <w:ind w:left="720" w:hanging="480"/>
-      </w:pPr>
-      <w:rPr/>
-    </w:lvl>
-    <w:lvl w:ilvl="1">
-      <w:start w:val="1"/>
-      <w:numFmt w:val="decimal"/>
-      <w:lvlText w:val="%2."/>
-      <w:lvlJc w:val="left"/>
-      <w:pPr>
-        <w:tabs>
-          <w:tab w:val="num" w:pos="0"/>
-        </w:tabs>
-        <w:ind w:left="1440" w:hanging="480"/>
-      </w:pPr>
-      <w:rPr/>
-    </w:lvl>
-    <w:lvl w:ilvl="2">
-      <w:start w:val="1"/>
-      <w:numFmt w:val="decimal"/>
-      <w:lvlText w:val="%3."/>
-      <w:lvlJc w:val="left"/>
-      <w:pPr>
-        <w:tabs>
-          <w:tab w:val="num" w:pos="0"/>
-        </w:tabs>
-        <w:ind w:left="2160" w:hanging="480"/>
-      </w:pPr>
-      <w:rPr/>
-    </w:lvl>
-    <w:lvl w:ilvl="3">
-      <w:start w:val="1"/>
-      <w:numFmt w:val="decimal"/>
-      <w:lvlText w:val="%4."/>
-      <w:lvlJc w:val="left"/>
-      <w:pPr>
-        <w:tabs>
-          <w:tab w:val="num" w:pos="0"/>
-        </w:tabs>
-        <w:ind w:left="2880" w:hanging="480"/>
-      </w:pPr>
-      <w:rPr/>
-    </w:lvl>
-    <w:lvl w:ilvl="4">
-      <w:start w:val="1"/>
-      <w:numFmt w:val="decimal"/>
-      <w:lvlText w:val="%5."/>
-      <w:lvlJc w:val="left"/>
-      <w:pPr>
-        <w:tabs>
-          <w:tab w:val="num" w:pos="0"/>
-        </w:tabs>
-        <w:ind w:left="3600" w:hanging="480"/>
-      </w:pPr>
-      <w:rPr/>
-    </w:lvl>
-    <w:lvl w:ilvl="5">
-      <w:start w:val="1"/>
-      <w:numFmt w:val="decimal"/>
-      <w:lvlText w:val="%6."/>
-      <w:lvlJc w:val="left"/>
-      <w:pPr>
-        <w:tabs>
-          <w:tab w:val="num" w:pos="0"/>
-        </w:tabs>
-        <w:ind w:left="4320" w:hanging="480"/>
-      </w:pPr>
-      <w:rPr/>
-    </w:lvl>
-    <w:lvl w:ilvl="6">
-      <w:start w:val="1"/>
-      <w:numFmt w:val="decimal"/>
-      <w:lvlText w:val="%7."/>
-      <w:lvlJc w:val="left"/>
-      <w:pPr>
-        <w:tabs>
-          <w:tab w:val="num" w:pos="0"/>
-        </w:tabs>
-        <w:ind w:left="5040" w:hanging="480"/>
-      </w:pPr>
-      <w:rPr/>
-    </w:lvl>
-    <w:lvl w:ilvl="7">
-      <w:start w:val="1"/>
-      <w:numFmt w:val="decimal"/>
-      <w:lvlText w:val="%8."/>
-      <w:lvlJc w:val="left"/>
-      <w:pPr>
-        <w:tabs>
-          <w:tab w:val="num" w:pos="0"/>
-        </w:tabs>
-        <w:ind w:left="5760" w:hanging="480"/>
-      </w:pPr>
-      <w:rPr/>
-    </w:lvl>
-    <w:lvl w:ilvl="8">
-      <w:start w:val="1"/>
-      <w:numFmt w:val="decimal"/>
-      <w:lvlText w:val="%9."/>
-      <w:lvlJc w:val="left"/>
-      <w:pPr>
-        <w:tabs>
-          <w:tab w:val="num" w:pos="0"/>
-        </w:tabs>
-        <w:ind w:left="6480" w:hanging="480"/>
-      </w:pPr>
-      <w:rPr/>
-    </w:lvl>
-  </w:abstractNum>
-  <w:abstractNum w:abstractNumId="7">
-    <w:lvl w:ilvl="0">
       <w:numFmt w:val="bullet"/>
       <w:lvlText w:val=""/>
       <w:lvlJc w:val="left"/>
@@ -38664,6 +38620,125 @@
       <w:rPr>
         <w:rFonts w:ascii="Symbol" w:hAnsi="Symbol" w:cs="Symbol" w:hint="default"/>
       </w:rPr>
+    </w:lvl>
+  </w:abstractNum>
+  <w:abstractNum w:abstractNumId="7">
+    <w:lvl w:ilvl="0">
+      <w:start w:val="1"/>
+      <w:numFmt w:val="decimal"/>
+      <w:lvlText w:val="%1."/>
+      <w:lvlJc w:val="left"/>
+      <w:pPr>
+        <w:tabs>
+          <w:tab w:val="num" w:pos="0"/>
+        </w:tabs>
+        <w:ind w:left="720" w:hanging="480"/>
+      </w:pPr>
+      <w:rPr/>
+    </w:lvl>
+    <w:lvl w:ilvl="1">
+      <w:start w:val="1"/>
+      <w:numFmt w:val="decimal"/>
+      <w:lvlText w:val="%2."/>
+      <w:lvlJc w:val="left"/>
+      <w:pPr>
+        <w:tabs>
+          <w:tab w:val="num" w:pos="0"/>
+        </w:tabs>
+        <w:ind w:left="1440" w:hanging="480"/>
+      </w:pPr>
+      <w:rPr/>
+    </w:lvl>
+    <w:lvl w:ilvl="2">
+      <w:start w:val="1"/>
+      <w:numFmt w:val="decimal"/>
+      <w:lvlText w:val="%3."/>
+      <w:lvlJc w:val="left"/>
+      <w:pPr>
+        <w:tabs>
+          <w:tab w:val="num" w:pos="0"/>
+        </w:tabs>
+        <w:ind w:left="2160" w:hanging="480"/>
+      </w:pPr>
+      <w:rPr/>
+    </w:lvl>
+    <w:lvl w:ilvl="3">
+      <w:start w:val="1"/>
+      <w:numFmt w:val="decimal"/>
+      <w:lvlText w:val="%4."/>
+      <w:lvlJc w:val="left"/>
+      <w:pPr>
+        <w:tabs>
+          <w:tab w:val="num" w:pos="0"/>
+        </w:tabs>
+        <w:ind w:left="2880" w:hanging="480"/>
+      </w:pPr>
+      <w:rPr/>
+    </w:lvl>
+    <w:lvl w:ilvl="4">
+      <w:start w:val="1"/>
+      <w:numFmt w:val="decimal"/>
+      <w:lvlText w:val="%5."/>
+      <w:lvlJc w:val="left"/>
+      <w:pPr>
+        <w:tabs>
+          <w:tab w:val="num" w:pos="0"/>
+        </w:tabs>
+        <w:ind w:left="3600" w:hanging="480"/>
+      </w:pPr>
+      <w:rPr/>
+    </w:lvl>
+    <w:lvl w:ilvl="5">
+      <w:start w:val="1"/>
+      <w:numFmt w:val="decimal"/>
+      <w:lvlText w:val="%6."/>
+      <w:lvlJc w:val="left"/>
+      <w:pPr>
+        <w:tabs>
+          <w:tab w:val="num" w:pos="0"/>
+        </w:tabs>
+        <w:ind w:left="4320" w:hanging="480"/>
+      </w:pPr>
+      <w:rPr/>
+    </w:lvl>
+    <w:lvl w:ilvl="6">
+      <w:start w:val="1"/>
+      <w:numFmt w:val="decimal"/>
+      <w:lvlText w:val="%7."/>
+      <w:lvlJc w:val="left"/>
+      <w:pPr>
+        <w:tabs>
+          <w:tab w:val="num" w:pos="0"/>
+        </w:tabs>
+        <w:ind w:left="5040" w:hanging="480"/>
+      </w:pPr>
+      <w:rPr/>
+    </w:lvl>
+    <w:lvl w:ilvl="7">
+      <w:start w:val="1"/>
+      <w:numFmt w:val="decimal"/>
+      <w:lvlText w:val="%8."/>
+      <w:lvlJc w:val="left"/>
+      <w:pPr>
+        <w:tabs>
+          <w:tab w:val="num" w:pos="0"/>
+        </w:tabs>
+        <w:ind w:left="5760" w:hanging="480"/>
+      </w:pPr>
+      <w:rPr/>
+    </w:lvl>
+    <w:lvl w:ilvl="8">
+      <w:start w:val="1"/>
+      <w:numFmt w:val="decimal"/>
+      <w:lvlText w:val="%9."/>
+      <w:lvlJc w:val="left"/>
+      <w:pPr>
+        <w:tabs>
+          <w:tab w:val="num" w:pos="0"/>
+        </w:tabs>
+        <w:ind w:left="6480" w:hanging="480"/>
+      </w:pPr>
+      <w:rPr/>
     </w:lvl>
   </w:abstractNum>
   <w:abstractNum w:abstractNumId="8">
@@ -38940,125 +39015,6 @@
   </w:abstractNum>
   <w:abstractNum w:abstractNumId="10">
     <w:lvl w:ilvl="0">
-      <w:start w:val="1"/>
-      <w:numFmt w:val="decimal"/>
-      <w:lvlText w:val="%1."/>
-      <w:lvlJc w:val="left"/>
-      <w:pPr>
-        <w:tabs>
-          <w:tab w:val="num" w:pos="0"/>
-        </w:tabs>
-        <w:ind w:left="720" w:hanging="480"/>
-      </w:pPr>
-      <w:rPr/>
-    </w:lvl>
-    <w:lvl w:ilvl="1">
-      <w:start w:val="1"/>
-      <w:numFmt w:val="decimal"/>
-      <w:lvlText w:val="%2."/>
-      <w:lvlJc w:val="left"/>
-      <w:pPr>
-        <w:tabs>
-          <w:tab w:val="num" w:pos="0"/>
-        </w:tabs>
-        <w:ind w:left="1440" w:hanging="480"/>
-      </w:pPr>
-      <w:rPr/>
-    </w:lvl>
-    <w:lvl w:ilvl="2">
-      <w:start w:val="1"/>
-      <w:numFmt w:val="decimal"/>
-      <w:lvlText w:val="%3."/>
-      <w:lvlJc w:val="left"/>
-      <w:pPr>
-        <w:tabs>
-          <w:tab w:val="num" w:pos="0"/>
-        </w:tabs>
-        <w:ind w:left="2160" w:hanging="480"/>
-      </w:pPr>
-      <w:rPr/>
-    </w:lvl>
-    <w:lvl w:ilvl="3">
-      <w:start w:val="1"/>
-      <w:numFmt w:val="decimal"/>
-      <w:lvlText w:val="%4."/>
-      <w:lvlJc w:val="left"/>
-      <w:pPr>
-        <w:tabs>
-          <w:tab w:val="num" w:pos="0"/>
-        </w:tabs>
-        <w:ind w:left="2880" w:hanging="480"/>
-      </w:pPr>
-      <w:rPr/>
-    </w:lvl>
-    <w:lvl w:ilvl="4">
-      <w:start w:val="1"/>
-      <w:numFmt w:val="decimal"/>
-      <w:lvlText w:val="%5."/>
-      <w:lvlJc w:val="left"/>
-      <w:pPr>
-        <w:tabs>
-          <w:tab w:val="num" w:pos="0"/>
-        </w:tabs>
-        <w:ind w:left="3600" w:hanging="480"/>
-      </w:pPr>
-      <w:rPr/>
-    </w:lvl>
-    <w:lvl w:ilvl="5">
-      <w:start w:val="1"/>
-      <w:numFmt w:val="decimal"/>
-      <w:lvlText w:val="%6."/>
-      <w:lvlJc w:val="left"/>
-      <w:pPr>
-        <w:tabs>
-          <w:tab w:val="num" w:pos="0"/>
-        </w:tabs>
-        <w:ind w:left="4320" w:hanging="480"/>
-      </w:pPr>
-      <w:rPr/>
-    </w:lvl>
-    <w:lvl w:ilvl="6">
-      <w:start w:val="1"/>
-      <w:numFmt w:val="decimal"/>
-      <w:lvlText w:val="%7."/>
-      <w:lvlJc w:val="left"/>
-      <w:pPr>
-        <w:tabs>
-          <w:tab w:val="num" w:pos="0"/>
-        </w:tabs>
-        <w:ind w:left="5040" w:hanging="480"/>
-      </w:pPr>
-      <w:rPr/>
-    </w:lvl>
-    <w:lvl w:ilvl="7">
-      <w:start w:val="1"/>
-      <w:numFmt w:val="decimal"/>
-      <w:lvlText w:val="%8."/>
-      <w:lvlJc w:val="left"/>
-      <w:pPr>
-        <w:tabs>
-          <w:tab w:val="num" w:pos="0"/>
-        </w:tabs>
-        <w:ind w:left="5760" w:hanging="480"/>
-      </w:pPr>
-      <w:rPr/>
-    </w:lvl>
-    <w:lvl w:ilvl="8">
-      <w:start w:val="1"/>
-      <w:numFmt w:val="decimal"/>
-      <w:lvlText w:val="%9."/>
-      <w:lvlJc w:val="left"/>
-      <w:pPr>
-        <w:tabs>
-          <w:tab w:val="num" w:pos="0"/>
-        </w:tabs>
-        <w:ind w:left="6480" w:hanging="480"/>
-      </w:pPr>
-      <w:rPr/>
-    </w:lvl>
-  </w:abstractNum>
-  <w:abstractNum w:abstractNumId="11">
-    <w:lvl w:ilvl="0">
       <w:numFmt w:val="bullet"/>
       <w:lvlText w:val=""/>
       <w:lvlJc w:val="left"/>
@@ -39193,6 +39149,125 @@
       </w:rPr>
     </w:lvl>
   </w:abstractNum>
+  <w:abstractNum w:abstractNumId="11">
+    <w:lvl w:ilvl="0">
+      <w:start w:val="1"/>
+      <w:numFmt w:val="decimal"/>
+      <w:lvlText w:val="%1."/>
+      <w:lvlJc w:val="left"/>
+      <w:pPr>
+        <w:tabs>
+          <w:tab w:val="num" w:pos="0"/>
+        </w:tabs>
+        <w:ind w:left="720" w:hanging="480"/>
+      </w:pPr>
+      <w:rPr/>
+    </w:lvl>
+    <w:lvl w:ilvl="1">
+      <w:start w:val="1"/>
+      <w:numFmt w:val="decimal"/>
+      <w:lvlText w:val="%2."/>
+      <w:lvlJc w:val="left"/>
+      <w:pPr>
+        <w:tabs>
+          <w:tab w:val="num" w:pos="0"/>
+        </w:tabs>
+        <w:ind w:left="1440" w:hanging="480"/>
+      </w:pPr>
+      <w:rPr/>
+    </w:lvl>
+    <w:lvl w:ilvl="2">
+      <w:start w:val="1"/>
+      <w:numFmt w:val="decimal"/>
+      <w:lvlText w:val="%3."/>
+      <w:lvlJc w:val="left"/>
+      <w:pPr>
+        <w:tabs>
+          <w:tab w:val="num" w:pos="0"/>
+        </w:tabs>
+        <w:ind w:left="2160" w:hanging="480"/>
+      </w:pPr>
+      <w:rPr/>
+    </w:lvl>
+    <w:lvl w:ilvl="3">
+      <w:start w:val="1"/>
+      <w:numFmt w:val="decimal"/>
+      <w:lvlText w:val="%4."/>
+      <w:lvlJc w:val="left"/>
+      <w:pPr>
+        <w:tabs>
+          <w:tab w:val="num" w:pos="0"/>
+        </w:tabs>
+        <w:ind w:left="2880" w:hanging="480"/>
+      </w:pPr>
+      <w:rPr/>
+    </w:lvl>
+    <w:lvl w:ilvl="4">
+      <w:start w:val="1"/>
+      <w:numFmt w:val="decimal"/>
+      <w:lvlText w:val="%5."/>
+      <w:lvlJc w:val="left"/>
+      <w:pPr>
+        <w:tabs>
+          <w:tab w:val="num" w:pos="0"/>
+        </w:tabs>
+        <w:ind w:left="3600" w:hanging="480"/>
+      </w:pPr>
+      <w:rPr/>
+    </w:lvl>
+    <w:lvl w:ilvl="5">
+      <w:start w:val="1"/>
+      <w:numFmt w:val="decimal"/>
+      <w:lvlText w:val="%6."/>
+      <w:lvlJc w:val="left"/>
+      <w:pPr>
+        <w:tabs>
+          <w:tab w:val="num" w:pos="0"/>
+        </w:tabs>
+        <w:ind w:left="4320" w:hanging="480"/>
+      </w:pPr>
+      <w:rPr/>
+    </w:lvl>
+    <w:lvl w:ilvl="6">
+      <w:start w:val="1"/>
+      <w:numFmt w:val="decimal"/>
+      <w:lvlText w:val="%7."/>
+      <w:lvlJc w:val="left"/>
+      <w:pPr>
+        <w:tabs>
+          <w:tab w:val="num" w:pos="0"/>
+        </w:tabs>
+        <w:ind w:left="5040" w:hanging="480"/>
+      </w:pPr>
+      <w:rPr/>
+    </w:lvl>
+    <w:lvl w:ilvl="7">
+      <w:start w:val="1"/>
+      <w:numFmt w:val="decimal"/>
+      <w:lvlText w:val="%8."/>
+      <w:lvlJc w:val="left"/>
+      <w:pPr>
+        <w:tabs>
+          <w:tab w:val="num" w:pos="0"/>
+        </w:tabs>
+        <w:ind w:left="5760" w:hanging="480"/>
+      </w:pPr>
+      <w:rPr/>
+    </w:lvl>
+    <w:lvl w:ilvl="8">
+      <w:start w:val="1"/>
+      <w:numFmt w:val="decimal"/>
+      <w:lvlText w:val="%9."/>
+      <w:lvlJc w:val="left"/>
+      <w:pPr>
+        <w:tabs>
+          <w:tab w:val="num" w:pos="0"/>
+        </w:tabs>
+        <w:ind w:left="6480" w:hanging="480"/>
+      </w:pPr>
+      <w:rPr/>
+    </w:lvl>
+  </w:abstractNum>
   <w:abstractNum w:abstractNumId="12">
     <w:lvl w:ilvl="0">
       <w:numFmt w:val="bullet"/>
@@ -39331,244 +39406,6 @@
   </w:abstractNum>
   <w:abstractNum w:abstractNumId="13">
     <w:lvl w:ilvl="0">
-      <w:start w:val="1"/>
-      <w:numFmt w:val="decimal"/>
-      <w:lvlText w:val="%1."/>
-      <w:lvlJc w:val="left"/>
-      <w:pPr>
-        <w:tabs>
-          <w:tab w:val="num" w:pos="0"/>
-        </w:tabs>
-        <w:ind w:left="720" w:hanging="480"/>
-      </w:pPr>
-      <w:rPr/>
-    </w:lvl>
-    <w:lvl w:ilvl="1">
-      <w:start w:val="1"/>
-      <w:numFmt w:val="decimal"/>
-      <w:lvlText w:val="%2."/>
-      <w:lvlJc w:val="left"/>
-      <w:pPr>
-        <w:tabs>
-          <w:tab w:val="num" w:pos="0"/>
-        </w:tabs>
-        <w:ind w:left="1440" w:hanging="480"/>
-      </w:pPr>
-      <w:rPr/>
-    </w:lvl>
-    <w:lvl w:ilvl="2">
-      <w:start w:val="1"/>
-      <w:numFmt w:val="decimal"/>
-      <w:lvlText w:val="%3."/>
-      <w:lvlJc w:val="left"/>
-      <w:pPr>
-        <w:tabs>
-          <w:tab w:val="num" w:pos="0"/>
-        </w:tabs>
-        <w:ind w:left="2160" w:hanging="480"/>
-      </w:pPr>
-      <w:rPr/>
-    </w:lvl>
-    <w:lvl w:ilvl="3">
-      <w:start w:val="1"/>
-      <w:numFmt w:val="decimal"/>
-      <w:lvlText w:val="%4."/>
-      <w:lvlJc w:val="left"/>
-      <w:pPr>
-        <w:tabs>
-          <w:tab w:val="num" w:pos="0"/>
-        </w:tabs>
-        <w:ind w:left="2880" w:hanging="480"/>
-      </w:pPr>
-      <w:rPr/>
-    </w:lvl>
-    <w:lvl w:ilvl="4">
-      <w:start w:val="1"/>
-      <w:numFmt w:val="decimal"/>
-      <w:lvlText w:val="%5."/>
-      <w:lvlJc w:val="left"/>
-      <w:pPr>
-        <w:tabs>
-          <w:tab w:val="num" w:pos="0"/>
-        </w:tabs>
-        <w:ind w:left="3600" w:hanging="480"/>
-      </w:pPr>
-      <w:rPr/>
-    </w:lvl>
-    <w:lvl w:ilvl="5">
-      <w:start w:val="1"/>
-      <w:numFmt w:val="decimal"/>
-      <w:lvlText w:val="%6."/>
-      <w:lvlJc w:val="left"/>
-      <w:pPr>
-        <w:tabs>
-          <w:tab w:val="num" w:pos="0"/>
-        </w:tabs>
-        <w:ind w:left="4320" w:hanging="480"/>
-      </w:pPr>
-      <w:rPr/>
-    </w:lvl>
-    <w:lvl w:ilvl="6">
-      <w:start w:val="1"/>
-      <w:numFmt w:val="decimal"/>
-      <w:lvlText w:val="%7."/>
-      <w:lvlJc w:val="left"/>
-      <w:pPr>
-        <w:tabs>
-          <w:tab w:val="num" w:pos="0"/>
-        </w:tabs>
-        <w:ind w:left="5040" w:hanging="480"/>
-      </w:pPr>
-      <w:rPr/>
-    </w:lvl>
-    <w:lvl w:ilvl="7">
-      <w:start w:val="1"/>
-      <w:numFmt w:val="decimal"/>
-      <w:lvlText w:val="%8."/>
-      <w:lvlJc w:val="left"/>
-      <w:pPr>
-        <w:tabs>
-          <w:tab w:val="num" w:pos="0"/>
-        </w:tabs>
-        <w:ind w:left="5760" w:hanging="480"/>
-      </w:pPr>
-      <w:rPr/>
-    </w:lvl>
-    <w:lvl w:ilvl="8">
-      <w:start w:val="1"/>
-      <w:numFmt w:val="decimal"/>
-      <w:lvlText w:val="%9."/>
-      <w:lvlJc w:val="left"/>
-      <w:pPr>
-        <w:tabs>
-          <w:tab w:val="num" w:pos="0"/>
-        </w:tabs>
-        <w:ind w:left="6480" w:hanging="480"/>
-      </w:pPr>
-      <w:rPr/>
-    </w:lvl>
-  </w:abstractNum>
-  <w:abstractNum w:abstractNumId="14">
-    <w:lvl w:ilvl="0">
-      <w:start w:val="1"/>
-      <w:numFmt w:val="decimal"/>
-      <w:lvlText w:val="%1."/>
-      <w:lvlJc w:val="left"/>
-      <w:pPr>
-        <w:tabs>
-          <w:tab w:val="num" w:pos="0"/>
-        </w:tabs>
-        <w:ind w:left="720" w:hanging="480"/>
-      </w:pPr>
-      <w:rPr/>
-    </w:lvl>
-    <w:lvl w:ilvl="1">
-      <w:start w:val="1"/>
-      <w:numFmt w:val="decimal"/>
-      <w:lvlText w:val="%2."/>
-      <w:lvlJc w:val="left"/>
-      <w:pPr>
-        <w:tabs>
-          <w:tab w:val="num" w:pos="0"/>
-        </w:tabs>
-        <w:ind w:left="1440" w:hanging="480"/>
-      </w:pPr>
-      <w:rPr/>
-    </w:lvl>
-    <w:lvl w:ilvl="2">
-      <w:start w:val="1"/>
-      <w:numFmt w:val="decimal"/>
-      <w:lvlText w:val="%3."/>
-      <w:lvlJc w:val="left"/>
-      <w:pPr>
-        <w:tabs>
-          <w:tab w:val="num" w:pos="0"/>
-        </w:tabs>
-        <w:ind w:left="2160" w:hanging="480"/>
-      </w:pPr>
-      <w:rPr/>
-    </w:lvl>
-    <w:lvl w:ilvl="3">
-      <w:start w:val="1"/>
-      <w:numFmt w:val="decimal"/>
-      <w:lvlText w:val="%4."/>
-      <w:lvlJc w:val="left"/>
-      <w:pPr>
-        <w:tabs>
-          <w:tab w:val="num" w:pos="0"/>
-        </w:tabs>
-        <w:ind w:left="2880" w:hanging="480"/>
-      </w:pPr>
-      <w:rPr/>
-    </w:lvl>
-    <w:lvl w:ilvl="4">
-      <w:start w:val="1"/>
-      <w:numFmt w:val="decimal"/>
-      <w:lvlText w:val="%5."/>
-      <w:lvlJc w:val="left"/>
-      <w:pPr>
-        <w:tabs>
-          <w:tab w:val="num" w:pos="0"/>
-        </w:tabs>
-        <w:ind w:left="3600" w:hanging="480"/>
-      </w:pPr>
-      <w:rPr/>
-    </w:lvl>
-    <w:lvl w:ilvl="5">
-      <w:start w:val="1"/>
-      <w:numFmt w:val="decimal"/>
-      <w:lvlText w:val="%6."/>
-      <w:lvlJc w:val="left"/>
-      <w:pPr>
-        <w:tabs>
-          <w:tab w:val="num" w:pos="0"/>
-        </w:tabs>
-        <w:ind w:left="4320" w:hanging="480"/>
-      </w:pPr>
-      <w:rPr/>
-    </w:lvl>
-    <w:lvl w:ilvl="6">
-      <w:start w:val="1"/>
-      <w:numFmt w:val="decimal"/>
-      <w:lvlText w:val="%7."/>
-      <w:lvlJc w:val="left"/>
-      <w:pPr>
-        <w:tabs>
-          <w:tab w:val="num" w:pos="0"/>
-        </w:tabs>
-        <w:ind w:left="5040" w:hanging="480"/>
-      </w:pPr>
-      <w:rPr/>
-    </w:lvl>
-    <w:lvl w:ilvl="7">
-      <w:start w:val="1"/>
-      <w:numFmt w:val="decimal"/>
-      <w:lvlText w:val="%8."/>
-      <w:lvlJc w:val="left"/>
-      <w:pPr>
-        <w:tabs>
-          <w:tab w:val="num" w:pos="0"/>
-        </w:tabs>
-        <w:ind w:left="5760" w:hanging="480"/>
-      </w:pPr>
-      <w:rPr/>
-    </w:lvl>
-    <w:lvl w:ilvl="8">
-      <w:start w:val="1"/>
-      <w:numFmt w:val="decimal"/>
-      <w:lvlText w:val="%9."/>
-      <w:lvlJc w:val="left"/>
-      <w:pPr>
-        <w:tabs>
-          <w:tab w:val="num" w:pos="0"/>
-        </w:tabs>
-        <w:ind w:left="6480" w:hanging="480"/>
-      </w:pPr>
-      <w:rPr/>
-    </w:lvl>
-  </w:abstractNum>
-  <w:abstractNum w:abstractNumId="15">
-    <w:lvl w:ilvl="0">
       <w:numFmt w:val="bullet"/>
       <w:lvlText w:val=""/>
       <w:lvlJc w:val="left"/>
@@ -39703,126 +39540,7 @@
       </w:rPr>
     </w:lvl>
   </w:abstractNum>
-  <w:abstractNum w:abstractNumId="16">
-    <w:lvl w:ilvl="0">
-      <w:start w:val="1"/>
-      <w:numFmt w:val="decimal"/>
-      <w:lvlText w:val="%1."/>
-      <w:lvlJc w:val="left"/>
-      <w:pPr>
-        <w:tabs>
-          <w:tab w:val="num" w:pos="0"/>
-        </w:tabs>
-        <w:ind w:left="720" w:hanging="480"/>
-      </w:pPr>
-      <w:rPr/>
-    </w:lvl>
-    <w:lvl w:ilvl="1">
-      <w:start w:val="1"/>
-      <w:numFmt w:val="decimal"/>
-      <w:lvlText w:val="%2."/>
-      <w:lvlJc w:val="left"/>
-      <w:pPr>
-        <w:tabs>
-          <w:tab w:val="num" w:pos="0"/>
-        </w:tabs>
-        <w:ind w:left="1440" w:hanging="480"/>
-      </w:pPr>
-      <w:rPr/>
-    </w:lvl>
-    <w:lvl w:ilvl="2">
-      <w:start w:val="1"/>
-      <w:numFmt w:val="decimal"/>
-      <w:lvlText w:val="%3."/>
-      <w:lvlJc w:val="left"/>
-      <w:pPr>
-        <w:tabs>
-          <w:tab w:val="num" w:pos="0"/>
-        </w:tabs>
-        <w:ind w:left="2160" w:hanging="480"/>
-      </w:pPr>
-      <w:rPr/>
-    </w:lvl>
-    <w:lvl w:ilvl="3">
-      <w:start w:val="1"/>
-      <w:numFmt w:val="decimal"/>
-      <w:lvlText w:val="%4."/>
-      <w:lvlJc w:val="left"/>
-      <w:pPr>
-        <w:tabs>
-          <w:tab w:val="num" w:pos="0"/>
-        </w:tabs>
-        <w:ind w:left="2880" w:hanging="480"/>
-      </w:pPr>
-      <w:rPr/>
-    </w:lvl>
-    <w:lvl w:ilvl="4">
-      <w:start w:val="1"/>
-      <w:numFmt w:val="decimal"/>
-      <w:lvlText w:val="%5."/>
-      <w:lvlJc w:val="left"/>
-      <w:pPr>
-        <w:tabs>
-          <w:tab w:val="num" w:pos="0"/>
-        </w:tabs>
-        <w:ind w:left="3600" w:hanging="480"/>
-      </w:pPr>
-      <w:rPr/>
-    </w:lvl>
-    <w:lvl w:ilvl="5">
-      <w:start w:val="1"/>
-      <w:numFmt w:val="decimal"/>
-      <w:lvlText w:val="%6."/>
-      <w:lvlJc w:val="left"/>
-      <w:pPr>
-        <w:tabs>
-          <w:tab w:val="num" w:pos="0"/>
-        </w:tabs>
-        <w:ind w:left="4320" w:hanging="480"/>
-      </w:pPr>
-      <w:rPr/>
-    </w:lvl>
-    <w:lvl w:ilvl="6">
-      <w:start w:val="1"/>
-      <w:numFmt w:val="decimal"/>
-      <w:lvlText w:val="%7."/>
-      <w:lvlJc w:val="left"/>
-      <w:pPr>
-        <w:tabs>
-          <w:tab w:val="num" w:pos="0"/>
-        </w:tabs>
-        <w:ind w:left="5040" w:hanging="480"/>
-      </w:pPr>
-      <w:rPr/>
-    </w:lvl>
-    <w:lvl w:ilvl="7">
-      <w:start w:val="1"/>
-      <w:numFmt w:val="decimal"/>
-      <w:lvlText w:val="%8."/>
-      <w:lvlJc w:val="left"/>
-      <w:pPr>
-        <w:tabs>
-          <w:tab w:val="num" w:pos="0"/>
-        </w:tabs>
-        <w:ind w:left="5760" w:hanging="480"/>
-      </w:pPr>
-      <w:rPr/>
-    </w:lvl>
-    <w:lvl w:ilvl="8">
-      <w:start w:val="1"/>
-      <w:numFmt w:val="decimal"/>
-      <w:lvlText w:val="%9."/>
-      <w:lvlJc w:val="left"/>
-      <w:pPr>
-        <w:tabs>
-          <w:tab w:val="num" w:pos="0"/>
-        </w:tabs>
-        <w:ind w:left="6480" w:hanging="480"/>
-      </w:pPr>
-      <w:rPr/>
-    </w:lvl>
-  </w:abstractNum>
-  <w:abstractNum w:abstractNumId="17">
+  <w:abstractNum w:abstractNumId="14">
     <w:lvl w:ilvl="0">
       <w:numFmt w:val="bullet"/>
       <w:lvlText w:val=""/>
@@ -39958,7 +39676,245 @@
       </w:rPr>
     </w:lvl>
   </w:abstractNum>
-  <w:abstractNum w:abstractNumId="18">
+  <w:abstractNum w:abstractNumId="15">
+    <w:lvl w:ilvl="0">
+      <w:start w:val="1"/>
+      <w:numFmt w:val="decimal"/>
+      <w:lvlText w:val="%1."/>
+      <w:lvlJc w:val="left"/>
+      <w:pPr>
+        <w:tabs>
+          <w:tab w:val="num" w:pos="0"/>
+        </w:tabs>
+        <w:ind w:left="720" w:hanging="480"/>
+      </w:pPr>
+      <w:rPr/>
+    </w:lvl>
+    <w:lvl w:ilvl="1">
+      <w:start w:val="1"/>
+      <w:numFmt w:val="decimal"/>
+      <w:lvlText w:val="%2."/>
+      <w:lvlJc w:val="left"/>
+      <w:pPr>
+        <w:tabs>
+          <w:tab w:val="num" w:pos="0"/>
+        </w:tabs>
+        <w:ind w:left="1440" w:hanging="480"/>
+      </w:pPr>
+      <w:rPr/>
+    </w:lvl>
+    <w:lvl w:ilvl="2">
+      <w:start w:val="1"/>
+      <w:numFmt w:val="decimal"/>
+      <w:lvlText w:val="%3."/>
+      <w:lvlJc w:val="left"/>
+      <w:pPr>
+        <w:tabs>
+          <w:tab w:val="num" w:pos="0"/>
+        </w:tabs>
+        <w:ind w:left="2160" w:hanging="480"/>
+      </w:pPr>
+      <w:rPr/>
+    </w:lvl>
+    <w:lvl w:ilvl="3">
+      <w:start w:val="1"/>
+      <w:numFmt w:val="decimal"/>
+      <w:lvlText w:val="%4."/>
+      <w:lvlJc w:val="left"/>
+      <w:pPr>
+        <w:tabs>
+          <w:tab w:val="num" w:pos="0"/>
+        </w:tabs>
+        <w:ind w:left="2880" w:hanging="480"/>
+      </w:pPr>
+      <w:rPr/>
+    </w:lvl>
+    <w:lvl w:ilvl="4">
+      <w:start w:val="1"/>
+      <w:numFmt w:val="decimal"/>
+      <w:lvlText w:val="%5."/>
+      <w:lvlJc w:val="left"/>
+      <w:pPr>
+        <w:tabs>
+          <w:tab w:val="num" w:pos="0"/>
+        </w:tabs>
+        <w:ind w:left="3600" w:hanging="480"/>
+      </w:pPr>
+      <w:rPr/>
+    </w:lvl>
+    <w:lvl w:ilvl="5">
+      <w:start w:val="1"/>
+      <w:numFmt w:val="decimal"/>
+      <w:lvlText w:val="%6."/>
+      <w:lvlJc w:val="left"/>
+      <w:pPr>
+        <w:tabs>
+          <w:tab w:val="num" w:pos="0"/>
+        </w:tabs>
+        <w:ind w:left="4320" w:hanging="480"/>
+      </w:pPr>
+      <w:rPr/>
+    </w:lvl>
+    <w:lvl w:ilvl="6">
+      <w:start w:val="1"/>
+      <w:numFmt w:val="decimal"/>
+      <w:lvlText w:val="%7."/>
+      <w:lvlJc w:val="left"/>
+      <w:pPr>
+        <w:tabs>
+          <w:tab w:val="num" w:pos="0"/>
+        </w:tabs>
+        <w:ind w:left="5040" w:hanging="480"/>
+      </w:pPr>
+      <w:rPr/>
+    </w:lvl>
+    <w:lvl w:ilvl="7">
+      <w:start w:val="1"/>
+      <w:numFmt w:val="decimal"/>
+      <w:lvlText w:val="%8."/>
+      <w:lvlJc w:val="left"/>
+      <w:pPr>
+        <w:tabs>
+          <w:tab w:val="num" w:pos="0"/>
+        </w:tabs>
+        <w:ind w:left="5760" w:hanging="480"/>
+      </w:pPr>
+      <w:rPr/>
+    </w:lvl>
+    <w:lvl w:ilvl="8">
+      <w:start w:val="1"/>
+      <w:numFmt w:val="decimal"/>
+      <w:lvlText w:val="%9."/>
+      <w:lvlJc w:val="left"/>
+      <w:pPr>
+        <w:tabs>
+          <w:tab w:val="num" w:pos="0"/>
+        </w:tabs>
+        <w:ind w:left="6480" w:hanging="480"/>
+      </w:pPr>
+      <w:rPr/>
+    </w:lvl>
+  </w:abstractNum>
+  <w:abstractNum w:abstractNumId="16">
+    <w:lvl w:ilvl="0">
+      <w:start w:val="1"/>
+      <w:numFmt w:val="decimal"/>
+      <w:lvlText w:val="%1."/>
+      <w:lvlJc w:val="left"/>
+      <w:pPr>
+        <w:tabs>
+          <w:tab w:val="num" w:pos="0"/>
+        </w:tabs>
+        <w:ind w:left="720" w:hanging="480"/>
+      </w:pPr>
+      <w:rPr/>
+    </w:lvl>
+    <w:lvl w:ilvl="1">
+      <w:start w:val="1"/>
+      <w:numFmt w:val="decimal"/>
+      <w:lvlText w:val="%2."/>
+      <w:lvlJc w:val="left"/>
+      <w:pPr>
+        <w:tabs>
+          <w:tab w:val="num" w:pos="0"/>
+        </w:tabs>
+        <w:ind w:left="1440" w:hanging="480"/>
+      </w:pPr>
+      <w:rPr/>
+    </w:lvl>
+    <w:lvl w:ilvl="2">
+      <w:start w:val="1"/>
+      <w:numFmt w:val="decimal"/>
+      <w:lvlText w:val="%3."/>
+      <w:lvlJc w:val="left"/>
+      <w:pPr>
+        <w:tabs>
+          <w:tab w:val="num" w:pos="0"/>
+        </w:tabs>
+        <w:ind w:left="2160" w:hanging="480"/>
+      </w:pPr>
+      <w:rPr/>
+    </w:lvl>
+    <w:lvl w:ilvl="3">
+      <w:start w:val="1"/>
+      <w:numFmt w:val="decimal"/>
+      <w:lvlText w:val="%4."/>
+      <w:lvlJc w:val="left"/>
+      <w:pPr>
+        <w:tabs>
+          <w:tab w:val="num" w:pos="0"/>
+        </w:tabs>
+        <w:ind w:left="2880" w:hanging="480"/>
+      </w:pPr>
+      <w:rPr/>
+    </w:lvl>
+    <w:lvl w:ilvl="4">
+      <w:start w:val="1"/>
+      <w:numFmt w:val="decimal"/>
+      <w:lvlText w:val="%5."/>
+      <w:lvlJc w:val="left"/>
+      <w:pPr>
+        <w:tabs>
+          <w:tab w:val="num" w:pos="0"/>
+        </w:tabs>
+        <w:ind w:left="3600" w:hanging="480"/>
+      </w:pPr>
+      <w:rPr/>
+    </w:lvl>
+    <w:lvl w:ilvl="5">
+      <w:start w:val="1"/>
+      <w:numFmt w:val="decimal"/>
+      <w:lvlText w:val="%6."/>
+      <w:lvlJc w:val="left"/>
+      <w:pPr>
+        <w:tabs>
+          <w:tab w:val="num" w:pos="0"/>
+        </w:tabs>
+        <w:ind w:left="4320" w:hanging="480"/>
+      </w:pPr>
+      <w:rPr/>
+    </w:lvl>
+    <w:lvl w:ilvl="6">
+      <w:start w:val="1"/>
+      <w:numFmt w:val="decimal"/>
+      <w:lvlText w:val="%7."/>
+      <w:lvlJc w:val="left"/>
+      <w:pPr>
+        <w:tabs>
+          <w:tab w:val="num" w:pos="0"/>
+        </w:tabs>
+        <w:ind w:left="5040" w:hanging="480"/>
+      </w:pPr>
+      <w:rPr/>
+    </w:lvl>
+    <w:lvl w:ilvl="7">
+      <w:start w:val="1"/>
+      <w:numFmt w:val="decimal"/>
+      <w:lvlText w:val="%8."/>
+      <w:lvlJc w:val="left"/>
+      <w:pPr>
+        <w:tabs>
+          <w:tab w:val="num" w:pos="0"/>
+        </w:tabs>
+        <w:ind w:left="5760" w:hanging="480"/>
+      </w:pPr>
+      <w:rPr/>
+    </w:lvl>
+    <w:lvl w:ilvl="8">
+      <w:start w:val="1"/>
+      <w:numFmt w:val="decimal"/>
+      <w:lvlText w:val="%9."/>
+      <w:lvlJc w:val="left"/>
+      <w:pPr>
+        <w:tabs>
+          <w:tab w:val="num" w:pos="0"/>
+        </w:tabs>
+        <w:ind w:left="6480" w:hanging="480"/>
+      </w:pPr>
+      <w:rPr/>
+    </w:lvl>
+  </w:abstractNum>
+  <w:abstractNum w:abstractNumId="17">
     <w:lvl w:ilvl="0">
       <w:numFmt w:val="bullet"/>
       <w:lvlText w:val=""/>
@@ -40094,7 +40050,7 @@
       </w:rPr>
     </w:lvl>
   </w:abstractNum>
-  <w:abstractNum w:abstractNumId="19">
+  <w:abstractNum w:abstractNumId="18">
     <w:lvl w:ilvl="0">
       <w:start w:val="1"/>
       <w:numFmt w:val="decimal"/>
@@ -40211,6 +40167,142 @@
         <w:ind w:left="6480" w:hanging="480"/>
       </w:pPr>
       <w:rPr/>
+    </w:lvl>
+  </w:abstractNum>
+  <w:abstractNum w:abstractNumId="19">
+    <w:lvl w:ilvl="0">
+      <w:numFmt w:val="bullet"/>
+      <w:lvlText w:val=""/>
+      <w:lvlJc w:val="left"/>
+      <w:pPr>
+        <w:tabs>
+          <w:tab w:val="num" w:pos="0"/>
+        </w:tabs>
+        <w:ind w:left="720" w:hanging="480"/>
+      </w:pPr>
+      <w:rPr>
+        <w:rFonts w:ascii="Symbol" w:hAnsi="Symbol" w:cs="Symbol" w:hint="default"/>
+      </w:rPr>
+    </w:lvl>
+    <w:lvl w:ilvl="1">
+      <w:start w:val="0"/>
+      <w:numFmt w:val="bullet"/>
+      <w:lvlText w:val=""/>
+      <w:lvlJc w:val="left"/>
+      <w:pPr>
+        <w:tabs>
+          <w:tab w:val="num" w:pos="0"/>
+        </w:tabs>
+        <w:ind w:left="1440" w:hanging="480"/>
+      </w:pPr>
+      <w:rPr>
+        <w:rFonts w:ascii="Symbol" w:hAnsi="Symbol" w:cs="Symbol" w:hint="default"/>
+      </w:rPr>
+    </w:lvl>
+    <w:lvl w:ilvl="2">
+      <w:start w:val="0"/>
+      <w:numFmt w:val="bullet"/>
+      <w:lvlText w:val=""/>
+      <w:lvlJc w:val="left"/>
+      <w:pPr>
+        <w:tabs>
+          <w:tab w:val="num" w:pos="0"/>
+        </w:tabs>
+        <w:ind w:left="2160" w:hanging="480"/>
+      </w:pPr>
+      <w:rPr>
+        <w:rFonts w:ascii="Symbol" w:hAnsi="Symbol" w:cs="Symbol" w:hint="default"/>
+      </w:rPr>
+    </w:lvl>
+    <w:lvl w:ilvl="3">
+      <w:start w:val="0"/>
+      <w:numFmt w:val="bullet"/>
+      <w:lvlText w:val=""/>
+      <w:lvlJc w:val="left"/>
+      <w:pPr>
+        <w:tabs>
+          <w:tab w:val="num" w:pos="0"/>
+        </w:tabs>
+        <w:ind w:left="2880" w:hanging="480"/>
+      </w:pPr>
+      <w:rPr>
+        <w:rFonts w:ascii="Symbol" w:hAnsi="Symbol" w:cs="Symbol" w:hint="default"/>
+      </w:rPr>
+    </w:lvl>
+    <w:lvl w:ilvl="4">
+      <w:start w:val="0"/>
+      <w:numFmt w:val="bullet"/>
+      <w:lvlText w:val=""/>
+      <w:lvlJc w:val="left"/>
+      <w:pPr>
+        <w:tabs>
+          <w:tab w:val="num" w:pos="0"/>
+        </w:tabs>
+        <w:ind w:left="3600" w:hanging="480"/>
+      </w:pPr>
+      <w:rPr>
+        <w:rFonts w:ascii="Symbol" w:hAnsi="Symbol" w:cs="Symbol" w:hint="default"/>
+      </w:rPr>
+    </w:lvl>
+    <w:lvl w:ilvl="5">
+      <w:start w:val="0"/>
+      <w:numFmt w:val="bullet"/>
+      <w:lvlText w:val=""/>
+      <w:lvlJc w:val="left"/>
+      <w:pPr>
+        <w:tabs>
+          <w:tab w:val="num" w:pos="0"/>
+        </w:tabs>
+        <w:ind w:left="4320" w:hanging="480"/>
+      </w:pPr>
+      <w:rPr>
+        <w:rFonts w:ascii="Symbol" w:hAnsi="Symbol" w:cs="Symbol" w:hint="default"/>
+      </w:rPr>
+    </w:lvl>
+    <w:lvl w:ilvl="6">
+      <w:start w:val="0"/>
+      <w:numFmt w:val="bullet"/>
+      <w:lvlText w:val=""/>
+      <w:lvlJc w:val="left"/>
+      <w:pPr>
+        <w:tabs>
+          <w:tab w:val="num" w:pos="0"/>
+        </w:tabs>
+        <w:ind w:left="5040" w:hanging="480"/>
+      </w:pPr>
+      <w:rPr>
+        <w:rFonts w:ascii="Symbol" w:hAnsi="Symbol" w:cs="Symbol" w:hint="default"/>
+      </w:rPr>
+    </w:lvl>
+    <w:lvl w:ilvl="7">
+      <w:start w:val="0"/>
+      <w:numFmt w:val="bullet"/>
+      <w:lvlText w:val=""/>
+      <w:lvlJc w:val="left"/>
+      <w:pPr>
+        <w:tabs>
+          <w:tab w:val="num" w:pos="0"/>
+        </w:tabs>
+        <w:ind w:left="5760" w:hanging="480"/>
+      </w:pPr>
+      <w:rPr>
+        <w:rFonts w:ascii="Symbol" w:hAnsi="Symbol" w:cs="Symbol" w:hint="default"/>
+      </w:rPr>
+    </w:lvl>
+    <w:lvl w:ilvl="8">
+      <w:start w:val="0"/>
+      <w:numFmt w:val="bullet"/>
+      <w:lvlText w:val=""/>
+      <w:lvlJc w:val="left"/>
+      <w:pPr>
+        <w:tabs>
+          <w:tab w:val="num" w:pos="0"/>
+        </w:tabs>
+        <w:ind w:left="6480" w:hanging="480"/>
+      </w:pPr>
+      <w:rPr>
+        <w:rFonts w:ascii="Symbol" w:hAnsi="Symbol" w:cs="Symbol" w:hint="default"/>
+      </w:rPr>
     </w:lvl>
   </w:abstractNum>
   <w:abstractNum w:abstractNumId="20">
@@ -40861,8 +40953,9 @@
   </w:abstractNum>
   <w:abstractNum w:abstractNumId="25">
     <w:lvl w:ilvl="0">
-      <w:numFmt w:val="bullet"/>
-      <w:lvlText w:val=""/>
+      <w:start w:val="1"/>
+      <w:numFmt w:val="decimal"/>
+      <w:lvlText w:val="%1."/>
       <w:lvlJc w:val="left"/>
       <w:pPr>
         <w:tabs>
@@ -40870,14 +40963,12 @@
         </w:tabs>
         <w:ind w:left="720" w:hanging="480"/>
       </w:pPr>
-      <w:rPr>
-        <w:rFonts w:ascii="Symbol" w:hAnsi="Symbol" w:cs="Symbol" w:hint="default"/>
-      </w:rPr>
+      <w:rPr/>
     </w:lvl>
     <w:lvl w:ilvl="1">
-      <w:start w:val="0"/>
-      <w:numFmt w:val="bullet"/>
-      <w:lvlText w:val=""/>
+      <w:start w:val="1"/>
+      <w:numFmt w:val="decimal"/>
+      <w:lvlText w:val="%2."/>
       <w:lvlJc w:val="left"/>
       <w:pPr>
         <w:tabs>
@@ -40885,14 +40976,12 @@
         </w:tabs>
         <w:ind w:left="1440" w:hanging="480"/>
       </w:pPr>
-      <w:rPr>
-        <w:rFonts w:ascii="Symbol" w:hAnsi="Symbol" w:cs="Symbol" w:hint="default"/>
-      </w:rPr>
+      <w:rPr/>
     </w:lvl>
     <w:lvl w:ilvl="2">
-      <w:start w:val="0"/>
-      <w:numFmt w:val="bullet"/>
-      <w:lvlText w:val=""/>
+      <w:start w:val="1"/>
+      <w:numFmt w:val="decimal"/>
+      <w:lvlText w:val="%3."/>
       <w:lvlJc w:val="left"/>
       <w:pPr>
         <w:tabs>
@@ -40900,14 +40989,12 @@
         </w:tabs>
         <w:ind w:left="2160" w:hanging="480"/>
       </w:pPr>
-      <w:rPr>
-        <w:rFonts w:ascii="Symbol" w:hAnsi="Symbol" w:cs="Symbol" w:hint="default"/>
-      </w:rPr>
+      <w:rPr/>
     </w:lvl>
     <w:lvl w:ilvl="3">
-      <w:start w:val="0"/>
-      <w:numFmt w:val="bullet"/>
-      <w:lvlText w:val=""/>
+      <w:start w:val="1"/>
+      <w:numFmt w:val="decimal"/>
+      <w:lvlText w:val="%4."/>
       <w:lvlJc w:val="left"/>
       <w:pPr>
         <w:tabs>
@@ -40915,14 +41002,12 @@
         </w:tabs>
         <w:ind w:left="2880" w:hanging="480"/>
       </w:pPr>
-      <w:rPr>
-        <w:rFonts w:ascii="Symbol" w:hAnsi="Symbol" w:cs="Symbol" w:hint="default"/>
-      </w:rPr>
+      <w:rPr/>
     </w:lvl>
     <w:lvl w:ilvl="4">
-      <w:start w:val="0"/>
-      <w:numFmt w:val="bullet"/>
-      <w:lvlText w:val=""/>
+      <w:start w:val="1"/>
+      <w:numFmt w:val="decimal"/>
+      <w:lvlText w:val="%5."/>
       <w:lvlJc w:val="left"/>
       <w:pPr>
         <w:tabs>
@@ -40930,14 +41015,12 @@
         </w:tabs>
         <w:ind w:left="3600" w:hanging="480"/>
       </w:pPr>
-      <w:rPr>
-        <w:rFonts w:ascii="Symbol" w:hAnsi="Symbol" w:cs="Symbol" w:hint="default"/>
-      </w:rPr>
+      <w:rPr/>
     </w:lvl>
     <w:lvl w:ilvl="5">
-      <w:start w:val="0"/>
-      <w:numFmt w:val="bullet"/>
-      <w:lvlText w:val=""/>
+      <w:start w:val="1"/>
+      <w:numFmt w:val="decimal"/>
+      <w:lvlText w:val="%6."/>
       <w:lvlJc w:val="left"/>
       <w:pPr>
         <w:tabs>
@@ -40945,14 +41028,12 @@
         </w:tabs>
         <w:ind w:left="4320" w:hanging="480"/>
       </w:pPr>
-      <w:rPr>
-        <w:rFonts w:ascii="Symbol" w:hAnsi="Symbol" w:cs="Symbol" w:hint="default"/>
-      </w:rPr>
+      <w:rPr/>
     </w:lvl>
     <w:lvl w:ilvl="6">
-      <w:start w:val="0"/>
-      <w:numFmt w:val="bullet"/>
-      <w:lvlText w:val=""/>
+      <w:start w:val="1"/>
+      <w:numFmt w:val="decimal"/>
+      <w:lvlText w:val="%7."/>
       <w:lvlJc w:val="left"/>
       <w:pPr>
         <w:tabs>
@@ -40960,14 +41041,12 @@
         </w:tabs>
         <w:ind w:left="5040" w:hanging="480"/>
       </w:pPr>
-      <w:rPr>
-        <w:rFonts w:ascii="Symbol" w:hAnsi="Symbol" w:cs="Symbol" w:hint="default"/>
-      </w:rPr>
+      <w:rPr/>
     </w:lvl>
     <w:lvl w:ilvl="7">
-      <w:start w:val="0"/>
-      <w:numFmt w:val="bullet"/>
-      <w:lvlText w:val=""/>
+      <w:start w:val="1"/>
+      <w:numFmt w:val="decimal"/>
+      <w:lvlText w:val="%8."/>
       <w:lvlJc w:val="left"/>
       <w:pPr>
         <w:tabs>
@@ -40975,14 +41054,12 @@
         </w:tabs>
         <w:ind w:left="5760" w:hanging="480"/>
       </w:pPr>
-      <w:rPr>
-        <w:rFonts w:ascii="Symbol" w:hAnsi="Symbol" w:cs="Symbol" w:hint="default"/>
-      </w:rPr>
+      <w:rPr/>
     </w:lvl>
     <w:lvl w:ilvl="8">
-      <w:start w:val="0"/>
-      <w:numFmt w:val="bullet"/>
-      <w:lvlText w:val=""/>
+      <w:start w:val="1"/>
+      <w:numFmt w:val="decimal"/>
+      <w:lvlText w:val="%9."/>
       <w:lvlJc w:val="left"/>
       <w:pPr>
         <w:tabs>
@@ -40990,9 +41067,7 @@
         </w:tabs>
         <w:ind w:left="6480" w:hanging="480"/>
       </w:pPr>
-      <w:rPr>
-        <w:rFonts w:ascii="Symbol" w:hAnsi="Symbol" w:cs="Symbol" w:hint="default"/>
-      </w:rPr>
+      <w:rPr/>
     </w:lvl>
   </w:abstractNum>
   <w:abstractNum w:abstractNumId="26">
@@ -41268,6 +41343,278 @@
     </w:lvl>
   </w:abstractNum>
   <w:abstractNum w:abstractNumId="28">
+    <w:lvl w:ilvl="0">
+      <w:numFmt w:val="bullet"/>
+      <w:lvlText w:val=""/>
+      <w:lvlJc w:val="left"/>
+      <w:pPr>
+        <w:tabs>
+          <w:tab w:val="num" w:pos="0"/>
+        </w:tabs>
+        <w:ind w:left="720" w:hanging="480"/>
+      </w:pPr>
+      <w:rPr>
+        <w:rFonts w:ascii="Symbol" w:hAnsi="Symbol" w:cs="Symbol" w:hint="default"/>
+      </w:rPr>
+    </w:lvl>
+    <w:lvl w:ilvl="1">
+      <w:start w:val="0"/>
+      <w:numFmt w:val="bullet"/>
+      <w:lvlText w:val=""/>
+      <w:lvlJc w:val="left"/>
+      <w:pPr>
+        <w:tabs>
+          <w:tab w:val="num" w:pos="0"/>
+        </w:tabs>
+        <w:ind w:left="1440" w:hanging="480"/>
+      </w:pPr>
+      <w:rPr>
+        <w:rFonts w:ascii="Symbol" w:hAnsi="Symbol" w:cs="Symbol" w:hint="default"/>
+      </w:rPr>
+    </w:lvl>
+    <w:lvl w:ilvl="2">
+      <w:start w:val="0"/>
+      <w:numFmt w:val="bullet"/>
+      <w:lvlText w:val=""/>
+      <w:lvlJc w:val="left"/>
+      <w:pPr>
+        <w:tabs>
+          <w:tab w:val="num" w:pos="0"/>
+        </w:tabs>
+        <w:ind w:left="2160" w:hanging="480"/>
+      </w:pPr>
+      <w:rPr>
+        <w:rFonts w:ascii="Symbol" w:hAnsi="Symbol" w:cs="Symbol" w:hint="default"/>
+      </w:rPr>
+    </w:lvl>
+    <w:lvl w:ilvl="3">
+      <w:start w:val="0"/>
+      <w:numFmt w:val="bullet"/>
+      <w:lvlText w:val=""/>
+      <w:lvlJc w:val="left"/>
+      <w:pPr>
+        <w:tabs>
+          <w:tab w:val="num" w:pos="0"/>
+        </w:tabs>
+        <w:ind w:left="2880" w:hanging="480"/>
+      </w:pPr>
+      <w:rPr>
+        <w:rFonts w:ascii="Symbol" w:hAnsi="Symbol" w:cs="Symbol" w:hint="default"/>
+      </w:rPr>
+    </w:lvl>
+    <w:lvl w:ilvl="4">
+      <w:start w:val="0"/>
+      <w:numFmt w:val="bullet"/>
+      <w:lvlText w:val=""/>
+      <w:lvlJc w:val="left"/>
+      <w:pPr>
+        <w:tabs>
+          <w:tab w:val="num" w:pos="0"/>
+        </w:tabs>
+        <w:ind w:left="3600" w:hanging="480"/>
+      </w:pPr>
+      <w:rPr>
+        <w:rFonts w:ascii="Symbol" w:hAnsi="Symbol" w:cs="Symbol" w:hint="default"/>
+      </w:rPr>
+    </w:lvl>
+    <w:lvl w:ilvl="5">
+      <w:start w:val="0"/>
+      <w:numFmt w:val="bullet"/>
+      <w:lvlText w:val=""/>
+      <w:lvlJc w:val="left"/>
+      <w:pPr>
+        <w:tabs>
+          <w:tab w:val="num" w:pos="0"/>
+        </w:tabs>
+        <w:ind w:left="4320" w:hanging="480"/>
+      </w:pPr>
+      <w:rPr>
+        <w:rFonts w:ascii="Symbol" w:hAnsi="Symbol" w:cs="Symbol" w:hint="default"/>
+      </w:rPr>
+    </w:lvl>
+    <w:lvl w:ilvl="6">
+      <w:start w:val="0"/>
+      <w:numFmt w:val="bullet"/>
+      <w:lvlText w:val=""/>
+      <w:lvlJc w:val="left"/>
+      <w:pPr>
+        <w:tabs>
+          <w:tab w:val="num" w:pos="0"/>
+        </w:tabs>
+        <w:ind w:left="5040" w:hanging="480"/>
+      </w:pPr>
+      <w:rPr>
+        <w:rFonts w:ascii="Symbol" w:hAnsi="Symbol" w:cs="Symbol" w:hint="default"/>
+      </w:rPr>
+    </w:lvl>
+    <w:lvl w:ilvl="7">
+      <w:start w:val="0"/>
+      <w:numFmt w:val="bullet"/>
+      <w:lvlText w:val=""/>
+      <w:lvlJc w:val="left"/>
+      <w:pPr>
+        <w:tabs>
+          <w:tab w:val="num" w:pos="0"/>
+        </w:tabs>
+        <w:ind w:left="5760" w:hanging="480"/>
+      </w:pPr>
+      <w:rPr>
+        <w:rFonts w:ascii="Symbol" w:hAnsi="Symbol" w:cs="Symbol" w:hint="default"/>
+      </w:rPr>
+    </w:lvl>
+    <w:lvl w:ilvl="8">
+      <w:start w:val="0"/>
+      <w:numFmt w:val="bullet"/>
+      <w:lvlText w:val=""/>
+      <w:lvlJc w:val="left"/>
+      <w:pPr>
+        <w:tabs>
+          <w:tab w:val="num" w:pos="0"/>
+        </w:tabs>
+        <w:ind w:left="6480" w:hanging="480"/>
+      </w:pPr>
+      <w:rPr>
+        <w:rFonts w:ascii="Symbol" w:hAnsi="Symbol" w:cs="Symbol" w:hint="default"/>
+      </w:rPr>
+    </w:lvl>
+  </w:abstractNum>
+  <w:abstractNum w:abstractNumId="29">
+    <w:lvl w:ilvl="0">
+      <w:numFmt w:val="bullet"/>
+      <w:lvlText w:val=""/>
+      <w:lvlJc w:val="left"/>
+      <w:pPr>
+        <w:tabs>
+          <w:tab w:val="num" w:pos="0"/>
+        </w:tabs>
+        <w:ind w:left="720" w:hanging="480"/>
+      </w:pPr>
+      <w:rPr>
+        <w:rFonts w:ascii="Symbol" w:hAnsi="Symbol" w:cs="Symbol" w:hint="default"/>
+      </w:rPr>
+    </w:lvl>
+    <w:lvl w:ilvl="1">
+      <w:start w:val="0"/>
+      <w:numFmt w:val="bullet"/>
+      <w:lvlText w:val=""/>
+      <w:lvlJc w:val="left"/>
+      <w:pPr>
+        <w:tabs>
+          <w:tab w:val="num" w:pos="0"/>
+        </w:tabs>
+        <w:ind w:left="1440" w:hanging="480"/>
+      </w:pPr>
+      <w:rPr>
+        <w:rFonts w:ascii="Symbol" w:hAnsi="Symbol" w:cs="Symbol" w:hint="default"/>
+      </w:rPr>
+    </w:lvl>
+    <w:lvl w:ilvl="2">
+      <w:start w:val="0"/>
+      <w:numFmt w:val="bullet"/>
+      <w:lvlText w:val=""/>
+      <w:lvlJc w:val="left"/>
+      <w:pPr>
+        <w:tabs>
+          <w:tab w:val="num" w:pos="0"/>
+        </w:tabs>
+        <w:ind w:left="2160" w:hanging="480"/>
+      </w:pPr>
+      <w:rPr>
+        <w:rFonts w:ascii="Symbol" w:hAnsi="Symbol" w:cs="Symbol" w:hint="default"/>
+      </w:rPr>
+    </w:lvl>
+    <w:lvl w:ilvl="3">
+      <w:start w:val="0"/>
+      <w:numFmt w:val="bullet"/>
+      <w:lvlText w:val=""/>
+      <w:lvlJc w:val="left"/>
+      <w:pPr>
+        <w:tabs>
+          <w:tab w:val="num" w:pos="0"/>
+        </w:tabs>
+        <w:ind w:left="2880" w:hanging="480"/>
+      </w:pPr>
+      <w:rPr>
+        <w:rFonts w:ascii="Symbol" w:hAnsi="Symbol" w:cs="Symbol" w:hint="default"/>
+      </w:rPr>
+    </w:lvl>
+    <w:lvl w:ilvl="4">
+      <w:start w:val="0"/>
+      <w:numFmt w:val="bullet"/>
+      <w:lvlText w:val=""/>
+      <w:lvlJc w:val="left"/>
+      <w:pPr>
+        <w:tabs>
+          <w:tab w:val="num" w:pos="0"/>
+        </w:tabs>
+        <w:ind w:left="3600" w:hanging="480"/>
+      </w:pPr>
+      <w:rPr>
+        <w:rFonts w:ascii="Symbol" w:hAnsi="Symbol" w:cs="Symbol" w:hint="default"/>
+      </w:rPr>
+    </w:lvl>
+    <w:lvl w:ilvl="5">
+      <w:start w:val="0"/>
+      <w:numFmt w:val="bullet"/>
+      <w:lvlText w:val=""/>
+      <w:lvlJc w:val="left"/>
+      <w:pPr>
+        <w:tabs>
+          <w:tab w:val="num" w:pos="0"/>
+        </w:tabs>
+        <w:ind w:left="4320" w:hanging="480"/>
+      </w:pPr>
+      <w:rPr>
+        <w:rFonts w:ascii="Symbol" w:hAnsi="Symbol" w:cs="Symbol" w:hint="default"/>
+      </w:rPr>
+    </w:lvl>
+    <w:lvl w:ilvl="6">
+      <w:start w:val="0"/>
+      <w:numFmt w:val="bullet"/>
+      <w:lvlText w:val=""/>
+      <w:lvlJc w:val="left"/>
+      <w:pPr>
+        <w:tabs>
+          <w:tab w:val="num" w:pos="0"/>
+        </w:tabs>
+        <w:ind w:left="5040" w:hanging="480"/>
+      </w:pPr>
+      <w:rPr>
+        <w:rFonts w:ascii="Symbol" w:hAnsi="Symbol" w:cs="Symbol" w:hint="default"/>
+      </w:rPr>
+    </w:lvl>
+    <w:lvl w:ilvl="7">
+      <w:start w:val="0"/>
+      <w:numFmt w:val="bullet"/>
+      <w:lvlText w:val=""/>
+      <w:lvlJc w:val="left"/>
+      <w:pPr>
+        <w:tabs>
+          <w:tab w:val="num" w:pos="0"/>
+        </w:tabs>
+        <w:ind w:left="5760" w:hanging="480"/>
+      </w:pPr>
+      <w:rPr>
+        <w:rFonts w:ascii="Symbol" w:hAnsi="Symbol" w:cs="Symbol" w:hint="default"/>
+      </w:rPr>
+    </w:lvl>
+    <w:lvl w:ilvl="8">
+      <w:start w:val="0"/>
+      <w:numFmt w:val="bullet"/>
+      <w:lvlText w:val=""/>
+      <w:lvlJc w:val="left"/>
+      <w:pPr>
+        <w:tabs>
+          <w:tab w:val="num" w:pos="0"/>
+        </w:tabs>
+        <w:ind w:left="6480" w:hanging="480"/>
+      </w:pPr>
+      <w:rPr>
+        <w:rFonts w:ascii="Symbol" w:hAnsi="Symbol" w:cs="Symbol" w:hint="default"/>
+      </w:rPr>
+    </w:lvl>
+  </w:abstractNum>
+  <w:abstractNum w:abstractNumId="30">
     <w:lvl w:ilvl="0">
       <w:start w:val="1"/>
       <w:numFmt w:val="none"/>
@@ -41471,367 +41818,388 @@
     <w:abstractNumId w:val="28"/>
   </w:num>
   <w:num w:numId="29">
-    <w:abstractNumId w:val="1"/>
+    <w:abstractNumId w:val="29"/>
+  </w:num>
+  <w:num w:numId="30">
+    <w:abstractNumId w:val="30"/>
+  </w:num>
+  <w:num w:numId="31">
+    <w:abstractNumId w:val="2"/>
     <w:lvlOverride w:ilvl="0">
       <w:startOverride w:val="1"/>
     </w:lvlOverride>
   </w:num>
-  <w:num w:numId="30">
-    <w:abstractNumId w:val="1"/>
+  <w:num w:numId="32">
+    <w:abstractNumId w:val="2"/>
     <w:lvlOverride w:ilvl="0">
       <w:startOverride w:val="1"/>
     </w:lvlOverride>
   </w:num>
-  <w:num w:numId="31">
-    <w:abstractNumId w:val="1"/>
-  </w:num>
-  <w:num w:numId="32">
-    <w:abstractNumId w:val="1"/>
-  </w:num>
   <w:num w:numId="33">
-    <w:abstractNumId w:val="1"/>
+    <w:abstractNumId w:val="2"/>
   </w:num>
   <w:num w:numId="34">
-    <w:abstractNumId w:val="1"/>
+    <w:abstractNumId w:val="2"/>
   </w:num>
   <w:num w:numId="35">
-    <w:abstractNumId w:val="1"/>
+    <w:abstractNumId w:val="2"/>
   </w:num>
   <w:num w:numId="36">
-    <w:abstractNumId w:val="1"/>
+    <w:abstractNumId w:val="2"/>
   </w:num>
   <w:num w:numId="37">
-    <w:abstractNumId w:val="3"/>
+    <w:abstractNumId w:val="2"/>
   </w:num>
   <w:num w:numId="38">
-    <w:abstractNumId w:val="3"/>
+    <w:abstractNumId w:val="2"/>
   </w:num>
   <w:num w:numId="39">
-    <w:abstractNumId w:val="3"/>
+    <w:abstractNumId w:val="4"/>
   </w:num>
   <w:num w:numId="40">
-    <w:abstractNumId w:val="3"/>
+    <w:abstractNumId w:val="4"/>
   </w:num>
   <w:num w:numId="41">
-    <w:abstractNumId w:val="3"/>
+    <w:abstractNumId w:val="4"/>
   </w:num>
   <w:num w:numId="42">
-    <w:abstractNumId w:val="3"/>
+    <w:abstractNumId w:val="4"/>
   </w:num>
   <w:num w:numId="43">
-    <w:abstractNumId w:val="3"/>
+    <w:abstractNumId w:val="4"/>
   </w:num>
   <w:num w:numId="44">
-    <w:abstractNumId w:val="3"/>
+    <w:abstractNumId w:val="4"/>
   </w:num>
   <w:num w:numId="45">
-    <w:abstractNumId w:val="3"/>
+    <w:abstractNumId w:val="4"/>
   </w:num>
   <w:num w:numId="46">
-    <w:abstractNumId w:val="1"/>
+    <w:abstractNumId w:val="4"/>
+  </w:num>
+  <w:num w:numId="47">
+    <w:abstractNumId w:val="4"/>
+  </w:num>
+  <w:num w:numId="48">
+    <w:abstractNumId w:val="2"/>
     <w:lvlOverride w:ilvl="0">
       <w:startOverride w:val="1"/>
     </w:lvlOverride>
   </w:num>
-  <w:num w:numId="47">
-    <w:abstractNumId w:val="1"/>
-  </w:num>
-  <w:num w:numId="48">
-    <w:abstractNumId w:val="3"/>
-  </w:num>
   <w:num w:numId="49">
-    <w:abstractNumId w:val="3"/>
+    <w:abstractNumId w:val="2"/>
   </w:num>
   <w:num w:numId="50">
-    <w:abstractNumId w:val="3"/>
+    <w:abstractNumId w:val="4"/>
   </w:num>
   <w:num w:numId="51">
-    <w:abstractNumId w:val="3"/>
+    <w:abstractNumId w:val="4"/>
   </w:num>
   <w:num w:numId="52">
-    <w:abstractNumId w:val="3"/>
+    <w:abstractNumId w:val="4"/>
   </w:num>
   <w:num w:numId="53">
-    <w:abstractNumId w:val="3"/>
+    <w:abstractNumId w:val="4"/>
   </w:num>
   <w:num w:numId="54">
-    <w:abstractNumId w:val="3"/>
+    <w:abstractNumId w:val="4"/>
   </w:num>
   <w:num w:numId="55">
-    <w:abstractNumId w:val="3"/>
+    <w:abstractNumId w:val="4"/>
   </w:num>
   <w:num w:numId="56">
-    <w:abstractNumId w:val="3"/>
+    <w:abstractNumId w:val="4"/>
   </w:num>
   <w:num w:numId="57">
-    <w:abstractNumId w:val="3"/>
+    <w:abstractNumId w:val="4"/>
   </w:num>
   <w:num w:numId="58">
-    <w:abstractNumId w:val="3"/>
+    <w:abstractNumId w:val="4"/>
   </w:num>
   <w:num w:numId="59">
-    <w:abstractNumId w:val="3"/>
+    <w:abstractNumId w:val="4"/>
   </w:num>
   <w:num w:numId="60">
-    <w:abstractNumId w:val="1"/>
+    <w:abstractNumId w:val="4"/>
+  </w:num>
+  <w:num w:numId="61">
+    <w:abstractNumId w:val="4"/>
+  </w:num>
+  <w:num w:numId="62">
+    <w:abstractNumId w:val="2"/>
     <w:lvlOverride w:ilvl="0">
       <w:startOverride w:val="1"/>
     </w:lvlOverride>
   </w:num>
-  <w:num w:numId="61">
-    <w:abstractNumId w:val="1"/>
-  </w:num>
-  <w:num w:numId="62">
-    <w:abstractNumId w:val="1"/>
-  </w:num>
   <w:num w:numId="63">
-    <w:abstractNumId w:val="1"/>
+    <w:abstractNumId w:val="2"/>
   </w:num>
   <w:num w:numId="64">
-    <w:abstractNumId w:val="1"/>
+    <w:abstractNumId w:val="2"/>
   </w:num>
   <w:num w:numId="65">
-    <w:abstractNumId w:val="1"/>
+    <w:abstractNumId w:val="2"/>
   </w:num>
   <w:num w:numId="66">
-    <w:abstractNumId w:val="1"/>
+    <w:abstractNumId w:val="2"/>
   </w:num>
   <w:num w:numId="67">
-    <w:abstractNumId w:val="3"/>
+    <w:abstractNumId w:val="2"/>
   </w:num>
   <w:num w:numId="68">
-    <w:abstractNumId w:val="3"/>
+    <w:abstractNumId w:val="2"/>
   </w:num>
   <w:num w:numId="69">
-    <w:abstractNumId w:val="3"/>
+    <w:abstractNumId w:val="4"/>
   </w:num>
   <w:num w:numId="70">
-    <w:abstractNumId w:val="3"/>
+    <w:abstractNumId w:val="4"/>
   </w:num>
   <w:num w:numId="71">
-    <w:abstractNumId w:val="3"/>
+    <w:abstractNumId w:val="4"/>
   </w:num>
   <w:num w:numId="72">
-    <w:abstractNumId w:val="3"/>
+    <w:abstractNumId w:val="4"/>
   </w:num>
   <w:num w:numId="73">
-    <w:abstractNumId w:val="3"/>
+    <w:abstractNumId w:val="4"/>
   </w:num>
   <w:num w:numId="74">
-    <w:abstractNumId w:val="3"/>
+    <w:abstractNumId w:val="4"/>
   </w:num>
   <w:num w:numId="75">
-    <w:abstractNumId w:val="3"/>
+    <w:abstractNumId w:val="4"/>
   </w:num>
   <w:num w:numId="76">
-    <w:abstractNumId w:val="3"/>
+    <w:abstractNumId w:val="4"/>
   </w:num>
   <w:num w:numId="77">
-    <w:abstractNumId w:val="3"/>
+    <w:abstractNumId w:val="4"/>
   </w:num>
   <w:num w:numId="78">
-    <w:abstractNumId w:val="1"/>
+    <w:abstractNumId w:val="4"/>
+  </w:num>
+  <w:num w:numId="79">
+    <w:abstractNumId w:val="4"/>
+  </w:num>
+  <w:num w:numId="80">
+    <w:abstractNumId w:val="4"/>
+  </w:num>
+  <w:num w:numId="81">
+    <w:abstractNumId w:val="4"/>
+  </w:num>
+  <w:num w:numId="82">
+    <w:abstractNumId w:val="4"/>
+  </w:num>
+  <w:num w:numId="83">
+    <w:abstractNumId w:val="4"/>
+  </w:num>
+  <w:num w:numId="84">
+    <w:abstractNumId w:val="4"/>
+  </w:num>
+  <w:num w:numId="85">
+    <w:abstractNumId w:val="2"/>
     <w:lvlOverride w:ilvl="0">
       <w:startOverride w:val="1"/>
     </w:lvlOverride>
   </w:num>
-  <w:num w:numId="79">
-    <w:abstractNumId w:val="1"/>
+  <w:num w:numId="86">
+    <w:abstractNumId w:val="2"/>
   </w:num>
-  <w:num w:numId="80">
-    <w:abstractNumId w:val="1"/>
+  <w:num w:numId="87">
+    <w:abstractNumId w:val="2"/>
   </w:num>
-  <w:num w:numId="81">
-    <w:abstractNumId w:val="1"/>
+  <w:num w:numId="88">
+    <w:abstractNumId w:val="2"/>
   </w:num>
-  <w:num w:numId="82">
-    <w:abstractNumId w:val="1"/>
+  <w:num w:numId="89">
+    <w:abstractNumId w:val="2"/>
     <w:lvlOverride w:ilvl="0">
       <w:startOverride w:val="1"/>
     </w:lvlOverride>
   </w:num>
-  <w:num w:numId="83">
-    <w:abstractNumId w:val="1"/>
-  </w:num>
-  <w:num w:numId="84">
-    <w:abstractNumId w:val="1"/>
-  </w:num>
-  <w:num w:numId="85">
-    <w:abstractNumId w:val="1"/>
-  </w:num>
-  <w:num w:numId="86">
-    <w:abstractNumId w:val="1"/>
-  </w:num>
-  <w:num w:numId="87">
-    <w:abstractNumId w:val="1"/>
-  </w:num>
-  <w:num w:numId="88">
-    <w:abstractNumId w:val="1"/>
-  </w:num>
-  <w:num w:numId="89">
-    <w:abstractNumId w:val="3"/>
-  </w:num>
   <w:num w:numId="90">
-    <w:abstractNumId w:val="3"/>
+    <w:abstractNumId w:val="2"/>
   </w:num>
   <w:num w:numId="91">
-    <w:abstractNumId w:val="3"/>
+    <w:abstractNumId w:val="2"/>
   </w:num>
   <w:num w:numId="92">
-    <w:abstractNumId w:val="3"/>
+    <w:abstractNumId w:val="2"/>
   </w:num>
   <w:num w:numId="93">
-    <w:abstractNumId w:val="3"/>
+    <w:abstractNumId w:val="2"/>
   </w:num>
   <w:num w:numId="94">
-    <w:abstractNumId w:val="1"/>
+    <w:abstractNumId w:val="2"/>
+  </w:num>
+  <w:num w:numId="95">
+    <w:abstractNumId w:val="2"/>
+  </w:num>
+  <w:num w:numId="96">
+    <w:abstractNumId w:val="4"/>
+  </w:num>
+  <w:num w:numId="97">
+    <w:abstractNumId w:val="4"/>
+  </w:num>
+  <w:num w:numId="98">
+    <w:abstractNumId w:val="4"/>
+  </w:num>
+  <w:num w:numId="99">
+    <w:abstractNumId w:val="4"/>
+  </w:num>
+  <w:num w:numId="100">
+    <w:abstractNumId w:val="4"/>
+  </w:num>
+  <w:num w:numId="101">
+    <w:abstractNumId w:val="2"/>
     <w:lvlOverride w:ilvl="0">
       <w:startOverride w:val="1"/>
     </w:lvlOverride>
   </w:num>
-  <w:num w:numId="95">
-    <w:abstractNumId w:val="1"/>
-  </w:num>
-  <w:num w:numId="96">
-    <w:abstractNumId w:val="3"/>
-  </w:num>
-  <w:num w:numId="97">
-    <w:abstractNumId w:val="3"/>
-  </w:num>
-  <w:num w:numId="98">
-    <w:abstractNumId w:val="3"/>
-  </w:num>
-  <w:num w:numId="99">
-    <w:abstractNumId w:val="3"/>
-  </w:num>
-  <w:num w:numId="100">
-    <w:abstractNumId w:val="3"/>
-  </w:num>
-  <w:num w:numId="101">
-    <w:abstractNumId w:val="3"/>
-  </w:num>
   <w:num w:numId="102">
-    <w:abstractNumId w:val="3"/>
+    <w:abstractNumId w:val="2"/>
   </w:num>
   <w:num w:numId="103">
-    <w:abstractNumId w:val="1"/>
+    <w:abstractNumId w:val="4"/>
+  </w:num>
+  <w:num w:numId="104">
+    <w:abstractNumId w:val="4"/>
+  </w:num>
+  <w:num w:numId="105">
+    <w:abstractNumId w:val="4"/>
+  </w:num>
+  <w:num w:numId="106">
+    <w:abstractNumId w:val="4"/>
+  </w:num>
+  <w:num w:numId="107">
+    <w:abstractNumId w:val="4"/>
+  </w:num>
+  <w:num w:numId="108">
+    <w:abstractNumId w:val="4"/>
+  </w:num>
+  <w:num w:numId="109">
+    <w:abstractNumId w:val="4"/>
+  </w:num>
+  <w:num w:numId="110">
+    <w:abstractNumId w:val="2"/>
     <w:lvlOverride w:ilvl="0">
       <w:startOverride w:val="1"/>
     </w:lvlOverride>
   </w:num>
-  <w:num w:numId="104">
-    <w:abstractNumId w:val="1"/>
+  <w:num w:numId="111">
+    <w:abstractNumId w:val="2"/>
   </w:num>
-  <w:num w:numId="105">
-    <w:abstractNumId w:val="1"/>
+  <w:num w:numId="112">
+    <w:abstractNumId w:val="2"/>
   </w:num>
-  <w:num w:numId="106">
-    <w:abstractNumId w:val="1"/>
+  <w:num w:numId="113">
+    <w:abstractNumId w:val="2"/>
   </w:num>
-  <w:num w:numId="107">
-    <w:abstractNumId w:val="1"/>
+  <w:num w:numId="114">
+    <w:abstractNumId w:val="2"/>
   </w:num>
-  <w:num w:numId="108">
-    <w:abstractNumId w:val="3"/>
+  <w:num w:numId="115">
+    <w:abstractNumId w:val="4"/>
   </w:num>
-  <w:num w:numId="109">
-    <w:abstractNumId w:val="3"/>
+  <w:num w:numId="116">
+    <w:abstractNumId w:val="4"/>
   </w:num>
-  <w:num w:numId="110">
-    <w:abstractNumId w:val="3"/>
+  <w:num w:numId="117">
+    <w:abstractNumId w:val="4"/>
   </w:num>
-  <w:num w:numId="111">
-    <w:abstractNumId w:val="1"/>
+  <w:num w:numId="118">
+    <w:abstractNumId w:val="2"/>
     <w:lvlOverride w:ilvl="0">
       <w:startOverride w:val="1"/>
     </w:lvlOverride>
   </w:num>
-  <w:num w:numId="112">
-    <w:abstractNumId w:val="1"/>
-  </w:num>
-  <w:num w:numId="113">
-    <w:abstractNumId w:val="1"/>
-  </w:num>
-  <w:num w:numId="114">
-    <w:abstractNumId w:val="1"/>
-  </w:num>
-  <w:num w:numId="115">
-    <w:abstractNumId w:val="1"/>
-  </w:num>
-  <w:num w:numId="116">
-    <w:abstractNumId w:val="1"/>
-  </w:num>
-  <w:num w:numId="117">
-    <w:abstractNumId w:val="3"/>
-  </w:num>
-  <w:num w:numId="118">
-    <w:abstractNumId w:val="3"/>
-  </w:num>
   <w:num w:numId="119">
-    <w:abstractNumId w:val="3"/>
+    <w:abstractNumId w:val="2"/>
   </w:num>
   <w:num w:numId="120">
-    <w:abstractNumId w:val="3"/>
+    <w:abstractNumId w:val="2"/>
   </w:num>
   <w:num w:numId="121">
-    <w:abstractNumId w:val="1"/>
+    <w:abstractNumId w:val="2"/>
+  </w:num>
+  <w:num w:numId="122">
+    <w:abstractNumId w:val="2"/>
+  </w:num>
+  <w:num w:numId="123">
+    <w:abstractNumId w:val="2"/>
+  </w:num>
+  <w:num w:numId="124">
+    <w:abstractNumId w:val="4"/>
+  </w:num>
+  <w:num w:numId="125">
+    <w:abstractNumId w:val="4"/>
+  </w:num>
+  <w:num w:numId="126">
+    <w:abstractNumId w:val="4"/>
+  </w:num>
+  <w:num w:numId="127">
+    <w:abstractNumId w:val="4"/>
+  </w:num>
+  <w:num w:numId="128">
+    <w:abstractNumId w:val="2"/>
     <w:lvlOverride w:ilvl="0">
       <w:startOverride w:val="1"/>
     </w:lvlOverride>
   </w:num>
-  <w:num w:numId="122">
-    <w:abstractNumId w:val="1"/>
-  </w:num>
-  <w:num w:numId="123">
-    <w:abstractNumId w:val="1"/>
-  </w:num>
-  <w:num w:numId="124">
-    <w:abstractNumId w:val="1"/>
-  </w:num>
-  <w:num w:numId="125">
-    <w:abstractNumId w:val="3"/>
-  </w:num>
-  <w:num w:numId="126">
-    <w:abstractNumId w:val="3"/>
-  </w:num>
-  <w:num w:numId="127">
-    <w:abstractNumId w:val="3"/>
-  </w:num>
-  <w:num w:numId="128">
-    <w:abstractNumId w:val="3"/>
-  </w:num>
   <w:num w:numId="129">
-    <w:abstractNumId w:val="3"/>
+    <w:abstractNumId w:val="2"/>
   </w:num>
   <w:num w:numId="130">
-    <w:abstractNumId w:val="3"/>
+    <w:abstractNumId w:val="2"/>
   </w:num>
   <w:num w:numId="131">
-    <w:abstractNumId w:val="3"/>
+    <w:abstractNumId w:val="2"/>
   </w:num>
   <w:num w:numId="132">
-    <w:abstractNumId w:val="3"/>
+    <w:abstractNumId w:val="4"/>
   </w:num>
   <w:num w:numId="133">
-    <w:abstractNumId w:val="3"/>
+    <w:abstractNumId w:val="4"/>
   </w:num>
   <w:num w:numId="134">
-    <w:abstractNumId w:val="3"/>
+    <w:abstractNumId w:val="4"/>
   </w:num>
   <w:num w:numId="135">
-    <w:abstractNumId w:val="3"/>
+    <w:abstractNumId w:val="4"/>
   </w:num>
   <w:num w:numId="136">
-    <w:abstractNumId w:val="3"/>
+    <w:abstractNumId w:val="4"/>
   </w:num>
   <w:num w:numId="137">
-    <w:abstractNumId w:val="3"/>
+    <w:abstractNumId w:val="4"/>
   </w:num>
   <w:num w:numId="138">
-    <w:abstractNumId w:val="3"/>
+    <w:abstractNumId w:val="4"/>
   </w:num>
   <w:num w:numId="139">
-    <w:abstractNumId w:val="3"/>
+    <w:abstractNumId w:val="4"/>
+  </w:num>
+  <w:num w:numId="140">
+    <w:abstractNumId w:val="4"/>
+  </w:num>
+  <w:num w:numId="141">
+    <w:abstractNumId w:val="4"/>
+  </w:num>
+  <w:num w:numId="142">
+    <w:abstractNumId w:val="4"/>
+  </w:num>
+  <w:num w:numId="143">
+    <w:abstractNumId w:val="4"/>
+  </w:num>
+  <w:num w:numId="144">
+    <w:abstractNumId w:val="4"/>
+  </w:num>
+  <w:num w:numId="145">
+    <w:abstractNumId w:val="4"/>
+  </w:num>
+  <w:num w:numId="146">
+    <w:abstractNumId w:val="4"/>
   </w:num>
 </w:numbering>
 </file>

--- a/deliverables/BiblioFlow-CR-BF-01-consegna-2026-10-13/documenti/01 - Report finale CR-BF-01.docx
+++ b/deliverables/BiblioFlow-CR-BF-01-consegna-2026-10-13/documenti/01 - Report finale CR-BF-01.docx
@@ -86,7 +86,7 @@
         <w:rPr>
           <w:rStyle w:val="VerbatimChar"/>
         </w:rPr>
-        <w:t>066f198</w:t>
+        <w:t>1730b23</w:t>
       </w:r>
     </w:p>
     <w:p>
@@ -156,7 +156,7 @@
             </w:rPr>
             <w:fldChar w:fldCharType="separate"/>
           </w:r>
-          <w:hyperlink w:anchor="__RefHeading___Toc7552_3672760668">
+          <w:hyperlink w:anchor="__RefHeading___Toc7638_2049021629">
             <w:r>
               <w:rPr>
                 <w:webHidden/>
@@ -177,7 +177,7 @@
             </w:tabs>
             <w:rPr/>
           </w:pPr>
-          <w:hyperlink w:anchor="__RefHeading___Toc7554_3672760668">
+          <w:hyperlink w:anchor="__RefHeading___Toc7640_2049021629">
             <w:r>
               <w:rPr>
                 <w:webHidden/>
@@ -198,7 +198,7 @@
             </w:tabs>
             <w:rPr/>
           </w:pPr>
-          <w:hyperlink w:anchor="__RefHeading___Toc7556_3672760668">
+          <w:hyperlink w:anchor="__RefHeading___Toc7642_2049021629">
             <w:r>
               <w:rPr>
                 <w:webHidden/>
@@ -219,7 +219,7 @@
             </w:tabs>
             <w:rPr/>
           </w:pPr>
-          <w:hyperlink w:anchor="__RefHeading___Toc7558_3672760668">
+          <w:hyperlink w:anchor="__RefHeading___Toc7644_2049021629">
             <w:r>
               <w:rPr>
                 <w:webHidden/>
@@ -240,7 +240,7 @@
             </w:tabs>
             <w:rPr/>
           </w:pPr>
-          <w:hyperlink w:anchor="__RefHeading___Toc7560_3672760668">
+          <w:hyperlink w:anchor="__RefHeading___Toc7646_2049021629">
             <w:r>
               <w:rPr>
                 <w:webHidden/>
@@ -261,7 +261,7 @@
             </w:tabs>
             <w:rPr/>
           </w:pPr>
-          <w:hyperlink w:anchor="__RefHeading___Toc7562_3672760668">
+          <w:hyperlink w:anchor="__RefHeading___Toc7648_2049021629">
             <w:r>
               <w:rPr>
                 <w:webHidden/>
@@ -282,7 +282,7 @@
             </w:tabs>
             <w:rPr/>
           </w:pPr>
-          <w:hyperlink w:anchor="__RefHeading___Toc7564_3672760668">
+          <w:hyperlink w:anchor="__RefHeading___Toc7650_2049021629">
             <w:r>
               <w:rPr>
                 <w:webHidden/>
@@ -303,7 +303,7 @@
             </w:tabs>
             <w:rPr/>
           </w:pPr>
-          <w:hyperlink w:anchor="__RefHeading___Toc7566_3672760668">
+          <w:hyperlink w:anchor="__RefHeading___Toc7652_2049021629">
             <w:r>
               <w:rPr>
                 <w:webHidden/>
@@ -324,7 +324,7 @@
             </w:tabs>
             <w:rPr/>
           </w:pPr>
-          <w:hyperlink w:anchor="__RefHeading___Toc7568_3672760668">
+          <w:hyperlink w:anchor="__RefHeading___Toc7654_2049021629">
             <w:r>
               <w:rPr>
                 <w:webHidden/>
@@ -345,7 +345,7 @@
             </w:tabs>
             <w:rPr/>
           </w:pPr>
-          <w:hyperlink w:anchor="__RefHeading___Toc7570_3672760668">
+          <w:hyperlink w:anchor="__RefHeading___Toc7656_2049021629">
             <w:r>
               <w:rPr>
                 <w:webHidden/>
@@ -366,7 +366,7 @@
             </w:tabs>
             <w:rPr/>
           </w:pPr>
-          <w:hyperlink w:anchor="__RefHeading___Toc7572_3672760668">
+          <w:hyperlink w:anchor="__RefHeading___Toc7658_2049021629">
             <w:r>
               <w:rPr>
                 <w:webHidden/>
@@ -387,7 +387,7 @@
             </w:tabs>
             <w:rPr/>
           </w:pPr>
-          <w:hyperlink w:anchor="__RefHeading___Toc7574_3672760668">
+          <w:hyperlink w:anchor="__RefHeading___Toc7660_2049021629">
             <w:r>
               <w:rPr>
                 <w:webHidden/>
@@ -408,7 +408,7 @@
             </w:tabs>
             <w:rPr/>
           </w:pPr>
-          <w:hyperlink w:anchor="__RefHeading___Toc7576_3672760668">
+          <w:hyperlink w:anchor="__RefHeading___Toc7662_2049021629">
             <w:r>
               <w:rPr>
                 <w:webHidden/>
@@ -429,7 +429,7 @@
             </w:tabs>
             <w:rPr/>
           </w:pPr>
-          <w:hyperlink w:anchor="__RefHeading___Toc7578_3672760668">
+          <w:hyperlink w:anchor="__RefHeading___Toc7664_2049021629">
             <w:r>
               <w:rPr>
                 <w:webHidden/>
@@ -450,7 +450,7 @@
             </w:tabs>
             <w:rPr/>
           </w:pPr>
-          <w:hyperlink w:anchor="__RefHeading___Toc7580_3672760668">
+          <w:hyperlink w:anchor="__RefHeading___Toc7666_2049021629">
             <w:r>
               <w:rPr>
                 <w:webHidden/>
@@ -471,7 +471,7 @@
             </w:tabs>
             <w:rPr/>
           </w:pPr>
-          <w:hyperlink w:anchor="__RefHeading___Toc7582_3672760668">
+          <w:hyperlink w:anchor="__RefHeading___Toc7668_2049021629">
             <w:r>
               <w:rPr>
                 <w:webHidden/>
@@ -492,7 +492,7 @@
             </w:tabs>
             <w:rPr/>
           </w:pPr>
-          <w:hyperlink w:anchor="__RefHeading___Toc7584_3672760668">
+          <w:hyperlink w:anchor="__RefHeading___Toc7670_2049021629">
             <w:r>
               <w:rPr>
                 <w:webHidden/>
@@ -513,7 +513,7 @@
             </w:tabs>
             <w:rPr/>
           </w:pPr>
-          <w:hyperlink w:anchor="__RefHeading___Toc7586_3672760668">
+          <w:hyperlink w:anchor="__RefHeading___Toc7672_2049021629">
             <w:r>
               <w:rPr>
                 <w:webHidden/>
@@ -534,7 +534,7 @@
             </w:tabs>
             <w:rPr/>
           </w:pPr>
-          <w:hyperlink w:anchor="__RefHeading___Toc7588_3672760668">
+          <w:hyperlink w:anchor="__RefHeading___Toc7674_2049021629">
             <w:r>
               <w:rPr>
                 <w:webHidden/>
@@ -555,7 +555,7 @@
             </w:tabs>
             <w:rPr/>
           </w:pPr>
-          <w:hyperlink w:anchor="__RefHeading___Toc7590_3672760668">
+          <w:hyperlink w:anchor="__RefHeading___Toc7676_2049021629">
             <w:r>
               <w:rPr>
                 <w:webHidden/>
@@ -576,7 +576,7 @@
             </w:tabs>
             <w:rPr/>
           </w:pPr>
-          <w:hyperlink w:anchor="__RefHeading___Toc7592_3672760668">
+          <w:hyperlink w:anchor="__RefHeading___Toc7678_2049021629">
             <w:r>
               <w:rPr>
                 <w:webHidden/>
@@ -597,7 +597,7 @@
             </w:tabs>
             <w:rPr/>
           </w:pPr>
-          <w:hyperlink w:anchor="__RefHeading___Toc7594_3672760668">
+          <w:hyperlink w:anchor="__RefHeading___Toc7680_2049021629">
             <w:r>
               <w:rPr>
                 <w:webHidden/>
@@ -618,7 +618,7 @@
             </w:tabs>
             <w:rPr/>
           </w:pPr>
-          <w:hyperlink w:anchor="__RefHeading___Toc7596_3672760668">
+          <w:hyperlink w:anchor="__RefHeading___Toc7682_2049021629">
             <w:r>
               <w:rPr>
                 <w:webHidden/>
@@ -639,7 +639,7 @@
             </w:tabs>
             <w:rPr/>
           </w:pPr>
-          <w:hyperlink w:anchor="__RefHeading___Toc7598_3672760668">
+          <w:hyperlink w:anchor="__RefHeading___Toc7684_2049021629">
             <w:r>
               <w:rPr>
                 <w:webHidden/>
@@ -660,7 +660,7 @@
             </w:tabs>
             <w:rPr/>
           </w:pPr>
-          <w:hyperlink w:anchor="__RefHeading___Toc7600_3672760668">
+          <w:hyperlink w:anchor="__RefHeading___Toc7686_2049021629">
             <w:r>
               <w:rPr>
                 <w:webHidden/>
@@ -668,7 +668,7 @@
               </w:rPr>
               <w:t>Appendice A — Analisi AS-IS e impact analysis</w:t>
               <w:tab/>
-              <w:t>11</w:t>
+              <w:t>12</w:t>
             </w:r>
           </w:hyperlink>
         </w:p>
@@ -681,7 +681,7 @@
             </w:tabs>
             <w:rPr/>
           </w:pPr>
-          <w:hyperlink w:anchor="__RefHeading___Toc7602_3672760668">
+          <w:hyperlink w:anchor="__RefHeading___Toc7688_2049021629">
             <w:r>
               <w:rPr>
                 <w:webHidden/>
@@ -689,7 +689,7 @@
               </w:rPr>
               <w:t>Componenti del sottosistema prenotazione — AS-IS</w:t>
               <w:tab/>
-              <w:t>11</w:t>
+              <w:t>12</w:t>
             </w:r>
           </w:hyperlink>
         </w:p>
@@ -702,7 +702,7 @@
             </w:tabs>
             <w:rPr/>
           </w:pPr>
-          <w:hyperlink w:anchor="__RefHeading___Toc7604_3672760668">
+          <w:hyperlink w:anchor="__RefHeading___Toc7690_2049021629">
             <w:r>
               <w:rPr>
                 <w:webHidden/>
@@ -710,7 +710,7 @@
               </w:rPr>
               <w:t>Stati di Prenotazione — AS-IS</w:t>
               <w:tab/>
-              <w:t>14</w:t>
+              <w:t>15</w:t>
             </w:r>
           </w:hyperlink>
         </w:p>
@@ -723,7 +723,7 @@
             </w:tabs>
             <w:rPr/>
           </w:pPr>
-          <w:hyperlink w:anchor="__RefHeading___Toc7606_3672760668">
+          <w:hyperlink w:anchor="__RefHeading___Toc7692_2049021629">
             <w:r>
               <w:rPr>
                 <w:webHidden/>
@@ -731,7 +731,7 @@
               </w:rPr>
               <w:t>Matrice ruoli-operazioni — AS-IS</w:t>
               <w:tab/>
-              <w:t>15</w:t>
+              <w:t>16</w:t>
             </w:r>
           </w:hyperlink>
         </w:p>
@@ -744,7 +744,7 @@
             </w:tabs>
             <w:rPr/>
           </w:pPr>
-          <w:hyperlink w:anchor="__RefHeading___Toc7608_3672760668">
+          <w:hyperlink w:anchor="__RefHeading___Toc7694_2049021629">
             <w:r>
               <w:rPr>
                 <w:webHidden/>
@@ -752,7 +752,7 @@
               </w:rPr>
               <w:t>Appendice B — Progettazione TO-BE</w:t>
               <w:tab/>
-              <w:t>21</w:t>
+              <w:t>22</w:t>
             </w:r>
           </w:hyperlink>
         </w:p>
@@ -765,7 +765,7 @@
             </w:tabs>
             <w:rPr/>
           </w:pPr>
-          <w:hyperlink w:anchor="__RefHeading___Toc7610_3672760668">
+          <w:hyperlink w:anchor="__RefHeading___Toc7696_2049021629">
             <w:r>
               <w:rPr>
                 <w:webHidden/>
@@ -773,7 +773,7 @@
               </w:rPr>
               <w:t>Componenti del sottosistema prenotazione — TO-BE</w:t>
               <w:tab/>
-              <w:t>21</w:t>
+              <w:t>22</w:t>
             </w:r>
           </w:hyperlink>
         </w:p>
@@ -786,7 +786,7 @@
             </w:tabs>
             <w:rPr/>
           </w:pPr>
-          <w:hyperlink w:anchor="__RefHeading___Toc7612_3672760668">
+          <w:hyperlink w:anchor="__RefHeading___Toc7698_2049021629">
             <w:r>
               <w:rPr>
                 <w:webHidden/>
@@ -794,7 +794,7 @@
               </w:rPr>
               <w:t>Stati di prenotazione e lista d’attesa — TO-BE</w:t>
               <w:tab/>
-              <w:t>22</w:t>
+              <w:t>23</w:t>
             </w:r>
           </w:hyperlink>
         </w:p>
@@ -807,7 +807,7 @@
             </w:tabs>
             <w:rPr/>
           </w:pPr>
-          <w:hyperlink w:anchor="__RefHeading___Toc7614_3672760668">
+          <w:hyperlink w:anchor="__RefHeading___Toc7700_2049021629">
             <w:r>
               <w:rPr>
                 <w:webHidden/>
@@ -815,7 +815,7 @@
               </w:rPr>
               <w:t>Sottosistema prenotazioni — confronto AS-IS / TO-BE</w:t>
               <w:tab/>
-              <w:t>24</w:t>
+              <w:t>25</w:t>
             </w:r>
           </w:hyperlink>
         </w:p>
@@ -828,7 +828,7 @@
             </w:tabs>
             <w:rPr/>
           </w:pPr>
-          <w:hyperlink w:anchor="__RefHeading___Toc7616_3672760668">
+          <w:hyperlink w:anchor="__RefHeading___Toc7702_2049021629">
             <w:r>
               <w:rPr>
                 <w:webHidden/>
@@ -836,7 +836,7 @@
               </w:rPr>
               <w:t>Appendice C — Verifica finale dei criteri di accettazione</w:t>
               <w:tab/>
-              <w:t>27</w:t>
+              <w:t>28</w:t>
             </w:r>
           </w:hyperlink>
         </w:p>
@@ -849,7 +849,7 @@
             </w:tabs>
             <w:rPr/>
           </w:pPr>
-          <w:hyperlink w:anchor="__RefHeading___Toc7618_3672760668">
+          <w:hyperlink w:anchor="__RefHeading___Toc7704_2049021629">
             <w:r>
               <w:rPr>
                 <w:webHidden/>
@@ -857,7 +857,7 @@
               </w:rPr>
               <w:t>Verifica finale dei criteri di accettazione — CR-BF-01</w:t>
               <w:tab/>
-              <w:t>27</w:t>
+              <w:t>28</w:t>
             </w:r>
           </w:hyperlink>
           <w:r>
@@ -897,7 +897,7 @@
         <w:spacing w:before="0" w:after="120"/>
         <w:rPr/>
       </w:pPr>
-      <w:bookmarkStart w:id="0" w:name="__RefHeading___Toc7552_3672760668"/>
+      <w:bookmarkStart w:id="0" w:name="__RefHeading___Toc7638_2049021629"/>
       <w:bookmarkEnd w:id="0"/>
       <w:r>
         <w:rPr/>
@@ -1560,7 +1560,7 @@
         <w:pStyle w:val="Heading1"/>
         <w:rPr/>
       </w:pPr>
-      <w:bookmarkStart w:id="2" w:name="__RefHeading___Toc7554_3672760668"/>
+      <w:bookmarkStart w:id="2" w:name="__RefHeading___Toc7640_2049021629"/>
       <w:bookmarkEnd w:id="2"/>
       <w:r>
         <w:rPr/>
@@ -1582,7 +1582,7 @@
         <w:pStyle w:val="Compact"/>
         <w:numPr>
           <w:ilvl w:val="0"/>
-          <w:numId w:val="29"/>
+          <w:numId w:val="31"/>
         </w:numPr>
         <w:rPr/>
       </w:pPr>
@@ -1596,7 +1596,7 @@
         <w:pStyle w:val="Compact"/>
         <w:numPr>
           <w:ilvl w:val="0"/>
-          <w:numId w:val="1"/>
+          <w:numId w:val="2"/>
         </w:numPr>
         <w:rPr/>
       </w:pPr>
@@ -1610,7 +1610,7 @@
         <w:pStyle w:val="Compact"/>
         <w:numPr>
           <w:ilvl w:val="0"/>
-          <w:numId w:val="1"/>
+          <w:numId w:val="2"/>
         </w:numPr>
         <w:rPr/>
       </w:pPr>
@@ -1624,7 +1624,7 @@
         <w:pStyle w:val="Compact"/>
         <w:numPr>
           <w:ilvl w:val="0"/>
-          <w:numId w:val="1"/>
+          <w:numId w:val="2"/>
         </w:numPr>
         <w:rPr/>
       </w:pPr>
@@ -1638,7 +1638,7 @@
         <w:pStyle w:val="Compact"/>
         <w:numPr>
           <w:ilvl w:val="0"/>
-          <w:numId w:val="1"/>
+          <w:numId w:val="2"/>
         </w:numPr>
         <w:rPr/>
       </w:pPr>
@@ -1652,7 +1652,7 @@
         <w:pStyle w:val="Compact"/>
         <w:numPr>
           <w:ilvl w:val="0"/>
-          <w:numId w:val="1"/>
+          <w:numId w:val="2"/>
         </w:numPr>
         <w:rPr/>
       </w:pPr>
@@ -1666,7 +1666,7 @@
         <w:pStyle w:val="Compact"/>
         <w:numPr>
           <w:ilvl w:val="0"/>
-          <w:numId w:val="1"/>
+          <w:numId w:val="2"/>
         </w:numPr>
         <w:rPr/>
       </w:pPr>
@@ -1690,7 +1690,7 @@
         <w:pStyle w:val="Heading1"/>
         <w:rPr/>
       </w:pPr>
-      <w:bookmarkStart w:id="3" w:name="__RefHeading___Toc7556_3672760668"/>
+      <w:bookmarkStart w:id="3" w:name="__RefHeading___Toc7642_2049021629"/>
       <w:bookmarkStart w:id="4" w:name="processo-di-impact-analysis"/>
       <w:bookmarkEnd w:id="3"/>
       <w:r>
@@ -1703,7 +1703,7 @@
         <w:pStyle w:val="Heading2"/>
         <w:rPr/>
       </w:pPr>
-      <w:bookmarkStart w:id="5" w:name="__RefHeading___Toc7558_3672760668"/>
+      <w:bookmarkStart w:id="5" w:name="__RefHeading___Toc7644_2049021629"/>
       <w:bookmarkStart w:id="6" w:name="metodo-seguito"/>
       <w:bookmarkEnd w:id="5"/>
       <w:r>
@@ -1726,7 +1726,7 @@
         <w:pStyle w:val="Compact"/>
         <w:numPr>
           <w:ilvl w:val="0"/>
-          <w:numId w:val="30"/>
+          <w:numId w:val="32"/>
         </w:numPr>
         <w:rPr/>
       </w:pPr>
@@ -1757,7 +1757,7 @@
         <w:pStyle w:val="Compact"/>
         <w:numPr>
           <w:ilvl w:val="0"/>
-          <w:numId w:val="31"/>
+          <w:numId w:val="33"/>
         </w:numPr>
         <w:rPr/>
       </w:pPr>
@@ -1778,7 +1778,7 @@
         <w:pStyle w:val="Compact"/>
         <w:numPr>
           <w:ilvl w:val="0"/>
-          <w:numId w:val="32"/>
+          <w:numId w:val="34"/>
         </w:numPr>
         <w:rPr/>
       </w:pPr>
@@ -1799,7 +1799,7 @@
         <w:pStyle w:val="Compact"/>
         <w:numPr>
           <w:ilvl w:val="0"/>
-          <w:numId w:val="33"/>
+          <w:numId w:val="35"/>
         </w:numPr>
         <w:rPr/>
       </w:pPr>
@@ -1820,7 +1820,7 @@
         <w:pStyle w:val="Compact"/>
         <w:numPr>
           <w:ilvl w:val="0"/>
-          <w:numId w:val="34"/>
+          <w:numId w:val="36"/>
         </w:numPr>
         <w:rPr/>
       </w:pPr>
@@ -1841,7 +1841,7 @@
         <w:pStyle w:val="Compact"/>
         <w:numPr>
           <w:ilvl w:val="0"/>
-          <w:numId w:val="35"/>
+          <w:numId w:val="37"/>
         </w:numPr>
         <w:rPr/>
       </w:pPr>
@@ -1862,7 +1862,7 @@
         <w:pStyle w:val="Compact"/>
         <w:numPr>
           <w:ilvl w:val="0"/>
-          <w:numId w:val="36"/>
+          <w:numId w:val="38"/>
         </w:numPr>
         <w:rPr/>
       </w:pPr>
@@ -1884,7 +1884,7 @@
         <w:pStyle w:val="Heading2"/>
         <w:rPr/>
       </w:pPr>
-      <w:bookmarkStart w:id="7" w:name="__RefHeading___Toc7560_3672760668"/>
+      <w:bookmarkStart w:id="7" w:name="__RefHeading___Toc7646_2049021629"/>
       <w:bookmarkStart w:id="8" w:name="evidenze-as-is"/>
       <w:bookmarkEnd w:id="7"/>
       <w:r>
@@ -1907,7 +1907,7 @@
         <w:pStyle w:val="Compact"/>
         <w:numPr>
           <w:ilvl w:val="0"/>
-          <w:numId w:val="3"/>
+          <w:numId w:val="4"/>
         </w:numPr>
         <w:rPr/>
       </w:pPr>
@@ -1921,7 +1921,7 @@
         <w:pStyle w:val="Compact"/>
         <w:numPr>
           <w:ilvl w:val="0"/>
-          <w:numId w:val="3"/>
+          <w:numId w:val="4"/>
         </w:numPr>
         <w:rPr/>
       </w:pPr>
@@ -1935,7 +1935,7 @@
         <w:pStyle w:val="Compact"/>
         <w:numPr>
           <w:ilvl w:val="0"/>
-          <w:numId w:val="3"/>
+          <w:numId w:val="4"/>
         </w:numPr>
         <w:rPr/>
       </w:pPr>
@@ -1949,7 +1949,7 @@
         <w:pStyle w:val="Compact"/>
         <w:numPr>
           <w:ilvl w:val="0"/>
-          <w:numId w:val="3"/>
+          <w:numId w:val="4"/>
         </w:numPr>
         <w:rPr/>
       </w:pPr>
@@ -1963,7 +1963,7 @@
         <w:pStyle w:val="Compact"/>
         <w:numPr>
           <w:ilvl w:val="0"/>
-          <w:numId w:val="3"/>
+          <w:numId w:val="4"/>
         </w:numPr>
         <w:rPr/>
       </w:pPr>
@@ -1980,44 +1980,6 @@
       <w:r>
         <w:rPr/>
         <w:t>L’analisi ha evidenziato quattro cause principali:</w:t>
-      </w:r>
-    </w:p>
-    <w:p>
-      <w:pPr>
-        <w:pStyle w:val="Compact"/>
-        <w:numPr>
-          <w:ilvl w:val="0"/>
-          <w:numId w:val="37"/>
-        </w:numPr>
-        <w:rPr/>
-      </w:pPr>
-      <w:r>
-        <w:rPr/>
-        <w:t xml:space="preserve">alcune route si fidavano di </w:t>
-      </w:r>
-      <w:r>
-        <w:rPr>
-          <w:rStyle w:val="VerbatimChar"/>
-        </w:rPr>
-        <w:t>userId</w:t>
-      </w:r>
-      <w:r>
-        <w:rPr/>
-        <w:t xml:space="preserve"> proveniente da payload o query string;</w:t>
-      </w:r>
-    </w:p>
-    <w:p>
-      <w:pPr>
-        <w:pStyle w:val="Compact"/>
-        <w:numPr>
-          <w:ilvl w:val="0"/>
-          <w:numId w:val="38"/>
-        </w:numPr>
-        <w:rPr/>
-      </w:pPr>
-      <w:r>
-        <w:rPr/>
-        <w:t>creazione ed estensione duplicavano regole di validazione;</w:t>
       </w:r>
     </w:p>
     <w:p>
@@ -2031,7 +1993,17 @@
       </w:pPr>
       <w:r>
         <w:rPr/>
-        <w:t>controllo della disponibilità e creazione non costituivano un’operazione atomica e il database non impediva le sovrapposizioni;</w:t>
+        <w:t xml:space="preserve">alcune route si fidavano di </w:t>
+      </w:r>
+      <w:r>
+        <w:rPr>
+          <w:rStyle w:val="VerbatimChar"/>
+        </w:rPr>
+        <w:t>userId</w:t>
+      </w:r>
+      <w:r>
+        <w:rPr/>
+        <w:t xml:space="preserve"> proveniente da payload o query string;</w:t>
       </w:r>
     </w:p>
     <w:p>
@@ -2043,6 +2015,34 @@
         </w:numPr>
         <w:rPr/>
       </w:pPr>
+      <w:r>
+        <w:rPr/>
+        <w:t>creazione ed estensione duplicavano regole di validazione;</w:t>
+      </w:r>
+    </w:p>
+    <w:p>
+      <w:pPr>
+        <w:pStyle w:val="Compact"/>
+        <w:numPr>
+          <w:ilvl w:val="0"/>
+          <w:numId w:val="41"/>
+        </w:numPr>
+        <w:rPr/>
+      </w:pPr>
+      <w:r>
+        <w:rPr/>
+        <w:t>controllo della disponibilità e creazione non costituivano un’operazione atomica e il database non impediva le sovrapposizioni;</w:t>
+      </w:r>
+    </w:p>
+    <w:p>
+      <w:pPr>
+        <w:pStyle w:val="Compact"/>
+        <w:numPr>
+          <w:ilvl w:val="0"/>
+          <w:numId w:val="42"/>
+        </w:numPr>
+        <w:rPr/>
+      </w:pPr>
       <w:bookmarkStart w:id="9" w:name="evidenze-as-is"/>
       <w:r>
         <w:rPr/>
@@ -2055,7 +2055,7 @@
         <w:pStyle w:val="Heading2"/>
         <w:rPr/>
       </w:pPr>
-      <w:bookmarkStart w:id="10" w:name="__RefHeading___Toc7562_3672760668"/>
+      <w:bookmarkStart w:id="10" w:name="__RefHeading___Toc7648_2049021629"/>
       <w:bookmarkEnd w:id="10"/>
       <w:r>
         <w:rPr/>
@@ -2691,7 +2691,7 @@
         <w:pStyle w:val="Heading2"/>
         <w:rPr/>
       </w:pPr>
-      <w:bookmarkStart w:id="12" w:name="__RefHeading___Toc7564_3672760668"/>
+      <w:bookmarkStart w:id="12" w:name="__RefHeading___Toc7650_2049021629"/>
       <w:bookmarkEnd w:id="12"/>
       <w:r>
         <w:rPr/>
@@ -3665,7 +3665,7 @@
         <w:pStyle w:val="Heading1"/>
         <w:rPr/>
       </w:pPr>
-      <w:bookmarkStart w:id="14" w:name="__RefHeading___Toc7566_3672760668"/>
+      <w:bookmarkStart w:id="14" w:name="__RefHeading___Toc7652_2049021629"/>
       <w:bookmarkStart w:id="15" w:name="progettazione-to-be"/>
       <w:bookmarkEnd w:id="14"/>
       <w:r>
@@ -3678,7 +3678,7 @@
         <w:pStyle w:val="Heading2"/>
         <w:rPr/>
       </w:pPr>
-      <w:bookmarkStart w:id="16" w:name="__RefHeading___Toc7568_3672760668"/>
+      <w:bookmarkStart w:id="16" w:name="__RefHeading___Toc7654_2049021629"/>
       <w:bookmarkStart w:id="17" w:name="servizio-di-dominio-unico"/>
       <w:bookmarkEnd w:id="16"/>
       <w:r>
@@ -3720,34 +3720,6 @@
       <w:r>
         <w:rPr/>
         <w:t>, quindi gli endpoint traducono soltanto input, sessione ed errori HTTP. Il servizio controlla:</w:t>
-      </w:r>
-    </w:p>
-    <w:p>
-      <w:pPr>
-        <w:pStyle w:val="Compact"/>
-        <w:numPr>
-          <w:ilvl w:val="0"/>
-          <w:numId w:val="41"/>
-        </w:numPr>
-        <w:rPr/>
-      </w:pPr>
-      <w:r>
-        <w:rPr/>
-        <w:t>data non passata, ordine degli orari e durata massima;</w:t>
-      </w:r>
-    </w:p>
-    <w:p>
-      <w:pPr>
-        <w:pStyle w:val="Compact"/>
-        <w:numPr>
-          <w:ilvl w:val="0"/>
-          <w:numId w:val="42"/>
-        </w:numPr>
-        <w:rPr/>
-      </w:pPr>
-      <w:r>
-        <w:rPr/>
-        <w:t>apertura della sala e stato attivo/non in manutenzione del posto;</w:t>
       </w:r>
     </w:p>
     <w:p>
@@ -3761,7 +3733,7 @@
       </w:pPr>
       <w:r>
         <w:rPr/>
-        <w:t>sovrapposizioni sullo stesso posto;</w:t>
+        <w:t>data non passata, ordine degli orari e durata massima;</w:t>
       </w:r>
     </w:p>
     <w:p>
@@ -3775,7 +3747,7 @@
       </w:pPr>
       <w:r>
         <w:rPr/>
-        <w:t>ingresso, annullamento e posizione FIFO della richiesta;</w:t>
+        <w:t>apertura della sala e stato attivo/non in manutenzione del posto;</w:t>
       </w:r>
     </w:p>
     <w:p>
@@ -3789,42 +3761,7 @@
       </w:pPr>
       <w:r>
         <w:rPr/>
-        <w:t>promozione del primo utente eleggibile.</w:t>
-      </w:r>
-    </w:p>
-    <w:p>
-      <w:pPr>
-        <w:pStyle w:val="FirstParagraph"/>
-        <w:rPr/>
-      </w:pPr>
-      <w:bookmarkStart w:id="18" w:name="servizio-di-dominio-unico"/>
-      <w:r>
-        <w:rPr/>
-        <w:t>Gli errori hanno codice stabile e messaggio non tecnico. Creazione ed estensione non possono quindi divergere silenziosamente nell’interpretazione dello stesso intervallo.</w:t>
-      </w:r>
-      <w:bookmarkEnd w:id="18"/>
-    </w:p>
-    <w:p>
-      <w:pPr>
-        <w:pStyle w:val="Heading2"/>
-        <w:rPr/>
-      </w:pPr>
-      <w:bookmarkStart w:id="19" w:name="__RefHeading___Toc7570_3672760668"/>
-      <w:bookmarkStart w:id="20" w:name="atomicità-e-concorrenza"/>
-      <w:bookmarkEnd w:id="19"/>
-      <w:r>
-        <w:rPr/>
-        <w:t>4.2 Atomicità e concorrenza</w:t>
-      </w:r>
-    </w:p>
-    <w:p>
-      <w:pPr>
-        <w:pStyle w:val="FirstParagraph"/>
-        <w:rPr/>
-      </w:pPr>
-      <w:r>
-        <w:rPr/>
-        <w:t>La sola verifica applicativa non è sufficiente: due richieste possono leggere contemporaneamente lo stesso stato libero. La soluzione usa due livelli:</w:t>
+        <w:t>sovrapposizioni sullo stesso posto;</w:t>
       </w:r>
     </w:p>
     <w:p>
@@ -3838,17 +3775,7 @@
       </w:pPr>
       <w:r>
         <w:rPr/>
-        <w:t xml:space="preserve">transazioni Prisma con isolamento </w:t>
-      </w:r>
-      <w:r>
-        <w:rPr>
-          <w:rStyle w:val="VerbatimChar"/>
-        </w:rPr>
-        <w:t>Serializable</w:t>
-      </w:r>
-      <w:r>
-        <w:rPr/>
-        <w:t xml:space="preserve"> per mantenere verifica e scrittura nella stessa unità atomica;</w:t>
+        <w:t>ingresso, annullamento e posizione FIFO della richiesta;</w:t>
       </w:r>
     </w:p>
     <w:p>
@@ -3862,7 +3789,7 @@
       </w:pPr>
       <w:r>
         <w:rPr/>
-        <w:t>exclusion constraint PostgreSQL sull’intervallo delle prenotazioni attive, come ultima garanzia anche per scritture esterne all’applicazione.</w:t>
+        <w:t>promozione del primo utente eleggibile.</w:t>
       </w:r>
     </w:p>
     <w:p>
@@ -3870,24 +3797,24 @@
         <w:pStyle w:val="FirstParagraph"/>
         <w:rPr/>
       </w:pPr>
-      <w:bookmarkStart w:id="21" w:name="atomicità-e-concorrenza"/>
-      <w:r>
-        <w:rPr/>
-        <w:t>Le violazioni di vincolo e i conflitti serializzabili vengono tradotti in un errore di dominio gestito. Il chiamante può proporre l’ingresso in lista d’attesa senza esporre dettagli del database.</w:t>
-      </w:r>
-      <w:bookmarkEnd w:id="21"/>
+      <w:bookmarkStart w:id="18" w:name="servizio-di-dominio-unico"/>
+      <w:r>
+        <w:rPr/>
+        <w:t>Gli errori hanno codice stabile e messaggio non tecnico. Creazione ed estensione non possono quindi divergere silenziosamente nell’interpretazione dello stesso intervallo.</w:t>
+      </w:r>
+      <w:bookmarkEnd w:id="18"/>
     </w:p>
     <w:p>
       <w:pPr>
         <w:pStyle w:val="Heading2"/>
         <w:rPr/>
       </w:pPr>
-      <w:bookmarkStart w:id="22" w:name="__RefHeading___Toc7572_3672760668"/>
-      <w:bookmarkStart w:id="23" w:name="modello-della-lista-dattesa"/>
-      <w:bookmarkEnd w:id="22"/>
-      <w:r>
-        <w:rPr/>
-        <w:t>4.3 Modello della lista d’attesa</w:t>
+      <w:bookmarkStart w:id="19" w:name="__RefHeading___Toc7656_2049021629"/>
+      <w:bookmarkStart w:id="20" w:name="atomicità-e-concorrenza"/>
+      <w:bookmarkEnd w:id="19"/>
+      <w:r>
+        <w:rPr/>
+        <w:t>4.2 Atomicità e concorrenza</w:t>
       </w:r>
     </w:p>
     <w:p>
@@ -3896,109 +3823,8 @@
         <w:rPr/>
       </w:pPr>
       <w:r>
-        <w:rPr>
-          <w:rStyle w:val="VerbatimChar"/>
-        </w:rPr>
-        <w:t>ListaAttesa</w:t>
-      </w:r>
-      <w:r>
-        <w:rPr/>
-        <w:t xml:space="preserve"> collega utente, posto, data e intervallo e usa gli stati </w:t>
-      </w:r>
-      <w:r>
-        <w:rPr>
-          <w:rStyle w:val="VerbatimChar"/>
-        </w:rPr>
-        <w:t>IN_ATTESA</w:t>
-      </w:r>
-      <w:r>
-        <w:rPr/>
-        <w:t xml:space="preserve">, </w:t>
-      </w:r>
-      <w:r>
-        <w:rPr>
-          <w:rStyle w:val="VerbatimChar"/>
-        </w:rPr>
-        <w:t>PROMOSSA</w:t>
-      </w:r>
-      <w:r>
-        <w:rPr/>
-        <w:t xml:space="preserve">, </w:t>
-      </w:r>
-      <w:r>
-        <w:rPr>
-          <w:rStyle w:val="VerbatimChar"/>
-        </w:rPr>
-        <w:t>SCADUTA</w:t>
-      </w:r>
-      <w:r>
-        <w:rPr/>
-        <w:t xml:space="preserve"> e </w:t>
-      </w:r>
-      <w:r>
-        <w:rPr>
-          <w:rStyle w:val="VerbatimChar"/>
-        </w:rPr>
-        <w:t>ANNULLATA</w:t>
-      </w:r>
-      <w:r>
-        <w:rPr/>
-        <w:t xml:space="preserve">. L’ordine è deterministico: prima </w:t>
-      </w:r>
-      <w:r>
-        <w:rPr>
-          <w:rStyle w:val="VerbatimChar"/>
-        </w:rPr>
-        <w:t>createdAt</w:t>
-      </w:r>
-      <w:r>
-        <w:rPr/>
-        <w:t xml:space="preserve">, poi </w:t>
-      </w:r>
-      <w:r>
-        <w:rPr>
-          <w:rStyle w:val="VerbatimChar"/>
-        </w:rPr>
-        <w:t>id</w:t>
-      </w:r>
-      <w:r>
-        <w:rPr/>
-        <w:t xml:space="preserve"> come criterio di spareggio. Il vincolo sui record attivi impedisce allo stesso utente di accodarsi due volte per lo stesso intervallo senza impedire la conservazione dello storico terminale.</w:t>
-      </w:r>
-    </w:p>
-    <w:p>
-      <w:pPr>
-        <w:pStyle w:val="BodyText"/>
-        <w:rPr/>
-      </w:pPr>
-      <w:bookmarkStart w:id="24" w:name="modello-della-lista-dattesa"/>
-      <w:r>
-        <w:rPr/>
-        <w:t>La promozione seleziona il primo eleggibile, crea la prenotazione e aggiorna la richiesta nella stessa operazione transazionale. Chiamate ripetute non producono una seconda prenotazione.</w:t>
-      </w:r>
-      <w:bookmarkEnd w:id="24"/>
-    </w:p>
-    <w:p>
-      <w:pPr>
-        <w:pStyle w:val="Heading2"/>
-        <w:rPr/>
-      </w:pPr>
-      <w:bookmarkStart w:id="25" w:name="__RefHeading___Toc7574_3672760668"/>
-      <w:bookmarkStart w:id="26" w:name="identità-ruoli-e-ownership"/>
-      <w:bookmarkEnd w:id="25"/>
-      <w:r>
-        <w:rPr/>
-        <w:t>4.4 Identità, ruoli e ownership</w:t>
-      </w:r>
-    </w:p>
-    <w:p>
-      <w:pPr>
-        <w:pStyle w:val="FirstParagraph"/>
-        <w:rPr/>
-      </w:pPr>
-      <w:r>
-        <w:rPr/>
-        <w:t>L’identità operativa deriva sempre dalla sessione. Il client può indicare una risorsa, ma non scegliere l’attore. Gli helper comuni distinguono:</w:t>
+        <w:rPr/>
+        <w:t>La sola verifica applicativa non è sufficiente: due richieste possono leggere contemporaneamente lo stesso stato libero. La soluzione usa due livelli:</w:t>
       </w:r>
     </w:p>
     <w:p>
@@ -4011,14 +3837,18 @@
         <w:rPr/>
       </w:pPr>
       <w:r>
+        <w:rPr/>
+        <w:t xml:space="preserve">transazioni Prisma con isolamento </w:t>
+      </w:r>
+      <w:r>
         <w:rPr>
           <w:rStyle w:val="VerbatimChar"/>
         </w:rPr>
-        <w:t>401</w:t>
-      </w:r>
-      <w:r>
-        <w:rPr/>
-        <w:t xml:space="preserve"> quando manca una sessione valida;</w:t>
+        <w:t>Serializable</w:t>
+      </w:r>
+      <w:r>
+        <w:rPr/>
+        <w:t xml:space="preserve"> per mantenere verifica e scrittura nella stessa unità atomica;</w:t>
       </w:r>
     </w:p>
     <w:p>
@@ -4031,14 +3861,144 @@
         <w:rPr/>
       </w:pPr>
       <w:r>
+        <w:rPr/>
+        <w:t>exclusion constraint PostgreSQL sull’intervallo delle prenotazioni attive, come ultima garanzia anche per scritture esterne all’applicazione.</w:t>
+      </w:r>
+    </w:p>
+    <w:p>
+      <w:pPr>
+        <w:pStyle w:val="FirstParagraph"/>
+        <w:rPr/>
+      </w:pPr>
+      <w:bookmarkStart w:id="21" w:name="atomicità-e-concorrenza"/>
+      <w:r>
+        <w:rPr/>
+        <w:t>Le violazioni di vincolo e i conflitti serializzabili vengono tradotti in un errore di dominio gestito. Il chiamante può proporre l’ingresso in lista d’attesa senza esporre dettagli del database.</w:t>
+      </w:r>
+      <w:bookmarkEnd w:id="21"/>
+    </w:p>
+    <w:p>
+      <w:pPr>
+        <w:pStyle w:val="Heading2"/>
+        <w:rPr/>
+      </w:pPr>
+      <w:bookmarkStart w:id="22" w:name="__RefHeading___Toc7658_2049021629"/>
+      <w:bookmarkStart w:id="23" w:name="modello-della-lista-dattesa"/>
+      <w:bookmarkEnd w:id="22"/>
+      <w:r>
+        <w:rPr/>
+        <w:t>4.3 Modello della lista d’attesa</w:t>
+      </w:r>
+    </w:p>
+    <w:p>
+      <w:pPr>
+        <w:pStyle w:val="FirstParagraph"/>
+        <w:rPr/>
+      </w:pPr>
+      <w:r>
         <w:rPr>
           <w:rStyle w:val="VerbatimChar"/>
         </w:rPr>
-        <w:t>403</w:t>
-      </w:r>
-      <w:r>
-        <w:rPr/>
-        <w:t xml:space="preserve"> quando il ruolo non permette l’operazione;</w:t>
+        <w:t>ListaAttesa</w:t>
+      </w:r>
+      <w:r>
+        <w:rPr/>
+        <w:t xml:space="preserve"> collega utente, posto, data e intervallo e usa gli stati </w:t>
+      </w:r>
+      <w:r>
+        <w:rPr>
+          <w:rStyle w:val="VerbatimChar"/>
+        </w:rPr>
+        <w:t>IN_ATTESA</w:t>
+      </w:r>
+      <w:r>
+        <w:rPr/>
+        <w:t xml:space="preserve">, </w:t>
+      </w:r>
+      <w:r>
+        <w:rPr>
+          <w:rStyle w:val="VerbatimChar"/>
+        </w:rPr>
+        <w:t>PROMOSSA</w:t>
+      </w:r>
+      <w:r>
+        <w:rPr/>
+        <w:t xml:space="preserve">, </w:t>
+      </w:r>
+      <w:r>
+        <w:rPr>
+          <w:rStyle w:val="VerbatimChar"/>
+        </w:rPr>
+        <w:t>SCADUTA</w:t>
+      </w:r>
+      <w:r>
+        <w:rPr/>
+        <w:t xml:space="preserve"> e </w:t>
+      </w:r>
+      <w:r>
+        <w:rPr>
+          <w:rStyle w:val="VerbatimChar"/>
+        </w:rPr>
+        <w:t>ANNULLATA</w:t>
+      </w:r>
+      <w:r>
+        <w:rPr/>
+        <w:t xml:space="preserve">. L’ordine è deterministico: prima </w:t>
+      </w:r>
+      <w:r>
+        <w:rPr>
+          <w:rStyle w:val="VerbatimChar"/>
+        </w:rPr>
+        <w:t>createdAt</w:t>
+      </w:r>
+      <w:r>
+        <w:rPr/>
+        <w:t xml:space="preserve">, poi </w:t>
+      </w:r>
+      <w:r>
+        <w:rPr>
+          <w:rStyle w:val="VerbatimChar"/>
+        </w:rPr>
+        <w:t>id</w:t>
+      </w:r>
+      <w:r>
+        <w:rPr/>
+        <w:t xml:space="preserve"> come criterio di spareggio. Il vincolo sui record attivi impedisce allo stesso utente di accodarsi due volte per lo stesso intervallo senza impedire la conservazione dello storico terminale.</w:t>
+      </w:r>
+    </w:p>
+    <w:p>
+      <w:pPr>
+        <w:pStyle w:val="BodyText"/>
+        <w:rPr/>
+      </w:pPr>
+      <w:bookmarkStart w:id="24" w:name="modello-della-lista-dattesa"/>
+      <w:r>
+        <w:rPr/>
+        <w:t>La promozione seleziona il primo eleggibile, crea la prenotazione e aggiorna la richiesta nella stessa operazione transazionale. Chiamate ripetute non producono una seconda prenotazione.</w:t>
+      </w:r>
+      <w:bookmarkEnd w:id="24"/>
+    </w:p>
+    <w:p>
+      <w:pPr>
+        <w:pStyle w:val="Heading2"/>
+        <w:rPr/>
+      </w:pPr>
+      <w:bookmarkStart w:id="25" w:name="__RefHeading___Toc7660_2049021629"/>
+      <w:bookmarkStart w:id="26" w:name="identità-ruoli-e-ownership"/>
+      <w:bookmarkEnd w:id="25"/>
+      <w:r>
+        <w:rPr/>
+        <w:t>4.4 Identità, ruoli e ownership</w:t>
+      </w:r>
+    </w:p>
+    <w:p>
+      <w:pPr>
+        <w:pStyle w:val="FirstParagraph"/>
+        <w:rPr/>
+      </w:pPr>
+      <w:r>
+        <w:rPr/>
+        <w:t>L’identità operativa deriva sempre dalla sessione. Il client può indicare una risorsa, ma non scegliere l’attore. Gli helper comuni distinguono:</w:t>
       </w:r>
     </w:p>
     <w:p>
@@ -4054,6 +4014,46 @@
         <w:rPr>
           <w:rStyle w:val="VerbatimChar"/>
         </w:rPr>
+        <w:t>401</w:t>
+      </w:r>
+      <w:r>
+        <w:rPr/>
+        <w:t xml:space="preserve"> quando manca una sessione valida;</w:t>
+      </w:r>
+    </w:p>
+    <w:p>
+      <w:pPr>
+        <w:pStyle w:val="Compact"/>
+        <w:numPr>
+          <w:ilvl w:val="0"/>
+          <w:numId w:val="51"/>
+        </w:numPr>
+        <w:rPr/>
+      </w:pPr>
+      <w:r>
+        <w:rPr>
+          <w:rStyle w:val="VerbatimChar"/>
+        </w:rPr>
+        <w:t>403</w:t>
+      </w:r>
+      <w:r>
+        <w:rPr/>
+        <w:t xml:space="preserve"> quando il ruolo non permette l’operazione;</w:t>
+      </w:r>
+    </w:p>
+    <w:p>
+      <w:pPr>
+        <w:pStyle w:val="Compact"/>
+        <w:numPr>
+          <w:ilvl w:val="0"/>
+          <w:numId w:val="52"/>
+        </w:numPr>
+        <w:rPr/>
+      </w:pPr>
+      <w:r>
+        <w:rPr>
+          <w:rStyle w:val="VerbatimChar"/>
+        </w:rPr>
         <w:t>403</w:t>
       </w:r>
       <w:r>
@@ -4088,7 +4088,7 @@
         <w:pStyle w:val="Heading2"/>
         <w:rPr/>
       </w:pPr>
-      <w:bookmarkStart w:id="28" w:name="__RefHeading___Toc7576_3672760668"/>
+      <w:bookmarkStart w:id="28" w:name="__RefHeading___Toc7662_2049021629"/>
       <w:bookmarkStart w:id="29" w:name="log-notifiche-e-aggiornamento-client"/>
       <w:bookmarkEnd w:id="28"/>
       <w:r>
@@ -4152,7 +4152,7 @@
         <w:pStyle w:val="Heading2"/>
         <w:rPr/>
       </w:pPr>
-      <w:bookmarkStart w:id="30" w:name="__RefHeading___Toc7578_3672760668"/>
+      <w:bookmarkStart w:id="30" w:name="__RefHeading___Toc7664_2049021629"/>
       <w:bookmarkStart w:id="31" w:name="diagrammi"/>
       <w:bookmarkEnd w:id="30"/>
       <w:r>
@@ -4197,7 +4197,7 @@
         <w:pStyle w:val="Compact"/>
         <w:numPr>
           <w:ilvl w:val="0"/>
-          <w:numId w:val="51"/>
+          <w:numId w:val="53"/>
         </w:numPr>
         <w:rPr/>
       </w:pPr>
@@ -4211,7 +4211,7 @@
         <w:pStyle w:val="Compact"/>
         <w:numPr>
           <w:ilvl w:val="0"/>
-          <w:numId w:val="52"/>
+          <w:numId w:val="54"/>
         </w:numPr>
         <w:rPr/>
       </w:pPr>
@@ -4245,7 +4245,7 @@
         <w:pStyle w:val="Compact"/>
         <w:numPr>
           <w:ilvl w:val="0"/>
-          <w:numId w:val="53"/>
+          <w:numId w:val="55"/>
         </w:numPr>
         <w:rPr/>
       </w:pPr>
@@ -4273,7 +4273,7 @@
         <w:pStyle w:val="Heading1"/>
         <w:rPr/>
       </w:pPr>
-      <w:bookmarkStart w:id="34" w:name="__RefHeading___Toc7580_3672760668"/>
+      <w:bookmarkStart w:id="34" w:name="__RefHeading___Toc7666_2049021629"/>
       <w:bookmarkStart w:id="35" w:name="realizzazione-incrementale"/>
       <w:bookmarkEnd w:id="34"/>
       <w:r>
@@ -4286,7 +4286,7 @@
         <w:pStyle w:val="Heading2"/>
         <w:rPr/>
       </w:pPr>
-      <w:bookmarkStart w:id="36" w:name="__RefHeading___Toc7582_3672760668"/>
+      <w:bookmarkStart w:id="36" w:name="__RefHeading___Toc7668_2049021629"/>
       <w:bookmarkEnd w:id="36"/>
       <w:r>
         <w:rPr/>
@@ -5250,7 +5250,7 @@
         <w:pStyle w:val="Heading2"/>
         <w:rPr/>
       </w:pPr>
-      <w:bookmarkStart w:id="38" w:name="__RefHeading___Toc7584_3672760668"/>
+      <w:bookmarkStart w:id="38" w:name="__RefHeading___Toc7670_2049021629"/>
       <w:bookmarkEnd w:id="38"/>
       <w:r>
         <w:rPr/>
@@ -6006,7 +6006,7 @@
         <w:pStyle w:val="Heading2"/>
         <w:rPr/>
       </w:pPr>
-      <w:bookmarkStart w:id="39" w:name="__RefHeading___Toc7586_3672760668"/>
+      <w:bookmarkStart w:id="39" w:name="__RefHeading___Toc7672_2049021629"/>
       <w:bookmarkStart w:id="40" w:name="cronologia-git-sintetica"/>
       <w:bookmarkEnd w:id="39"/>
       <w:r>
@@ -7343,7 +7343,7 @@
         <w:pStyle w:val="Heading1"/>
         <w:rPr/>
       </w:pPr>
-      <w:bookmarkStart w:id="43" w:name="__RefHeading___Toc7588_3672760668"/>
+      <w:bookmarkStart w:id="43" w:name="__RefHeading___Toc7674_2049021629"/>
       <w:bookmarkStart w:id="44" w:name="criteri-di-accettazione-ed-evidenze"/>
       <w:bookmarkEnd w:id="43"/>
       <w:r>
@@ -8133,7 +8133,7 @@
         <w:pStyle w:val="Heading1"/>
         <w:rPr/>
       </w:pPr>
-      <w:bookmarkStart w:id="46" w:name="__RefHeading___Toc7590_3672760668"/>
+      <w:bookmarkStart w:id="46" w:name="__RefHeading___Toc7676_2049021629"/>
       <w:bookmarkStart w:id="47" w:name="strategia-ed-esiti-di-test"/>
       <w:bookmarkEnd w:id="46"/>
       <w:r>
@@ -8146,7 +8146,7 @@
         <w:pStyle w:val="Heading2"/>
         <w:rPr/>
       </w:pPr>
-      <w:bookmarkStart w:id="48" w:name="__RefHeading___Toc7592_3672760668"/>
+      <w:bookmarkStart w:id="48" w:name="__RefHeading___Toc7678_2049021629"/>
       <w:bookmarkEnd w:id="48"/>
       <w:r>
         <w:rPr/>
@@ -8671,39 +8671,11 @@
         <w:pStyle w:val="Heading2"/>
         <w:rPr/>
       </w:pPr>
-      <w:bookmarkStart w:id="50" w:name="__RefHeading___Toc7594_3672760668"/>
+      <w:bookmarkStart w:id="50" w:name="__RefHeading___Toc7680_2049021629"/>
       <w:bookmarkEnd w:id="50"/>
       <w:r>
         <w:rPr/>
         <w:t>7.2 Risultati consolidati</w:t>
-      </w:r>
-    </w:p>
-    <w:p>
-      <w:pPr>
-        <w:pStyle w:val="Compact"/>
-        <w:numPr>
-          <w:ilvl w:val="0"/>
-          <w:numId w:val="54"/>
-        </w:numPr>
-        <w:rPr/>
-      </w:pPr>
-      <w:r>
-        <w:rPr/>
-        <w:t>La specifica post-modifica registra 181 casi aggiunti, 14 modificati, 20 invariati e nessun caso eliminato alla prima esecuzione di Fase 6.</w:t>
-      </w:r>
-    </w:p>
-    <w:p>
-      <w:pPr>
-        <w:pStyle w:val="Compact"/>
-        <w:numPr>
-          <w:ilvl w:val="0"/>
-          <w:numId w:val="55"/>
-        </w:numPr>
-        <w:rPr/>
-      </w:pPr>
-      <w:r>
-        <w:rPr/>
-        <w:t>Il report delle parti modificate ha prodotto 179 pass e 2 target di sicurezza inizialmente attesi come fallimenti.</w:t>
       </w:r>
     </w:p>
     <w:p>
@@ -8717,6 +8689,34 @@
       </w:pPr>
       <w:r>
         <w:rPr/>
+        <w:t>La specifica post-modifica registra 181 casi aggiunti, 14 modificati, 20 invariati e nessun caso eliminato alla prima esecuzione di Fase 6.</w:t>
+      </w:r>
+    </w:p>
+    <w:p>
+      <w:pPr>
+        <w:pStyle w:val="Compact"/>
+        <w:numPr>
+          <w:ilvl w:val="0"/>
+          <w:numId w:val="57"/>
+        </w:numPr>
+        <w:rPr/>
+      </w:pPr>
+      <w:r>
+        <w:rPr/>
+        <w:t>Il report delle parti modificate ha prodotto 179 pass e 2 target di sicurezza inizialmente attesi come fallimenti.</w:t>
+      </w:r>
+    </w:p>
+    <w:p>
+      <w:pPr>
+        <w:pStyle w:val="Compact"/>
+        <w:numPr>
+          <w:ilvl w:val="0"/>
+          <w:numId w:val="58"/>
+        </w:numPr>
+        <w:rPr/>
+      </w:pPr>
+      <w:r>
+        <w:rPr/>
         <w:t xml:space="preserve">La candidata 2026-10-13 supera </w:t>
       </w:r>
       <w:r>
@@ -8736,7 +8736,7 @@
         <w:pStyle w:val="Compact"/>
         <w:numPr>
           <w:ilvl w:val="0"/>
-          <w:numId w:val="57"/>
+          <w:numId w:val="59"/>
         </w:numPr>
         <w:rPr/>
       </w:pPr>
@@ -8761,7 +8761,7 @@
         <w:pStyle w:val="Compact"/>
         <w:numPr>
           <w:ilvl w:val="0"/>
-          <w:numId w:val="58"/>
+          <w:numId w:val="60"/>
         </w:numPr>
         <w:rPr/>
       </w:pPr>
@@ -8786,7 +8786,7 @@
         <w:pStyle w:val="Compact"/>
         <w:numPr>
           <w:ilvl w:val="0"/>
-          <w:numId w:val="59"/>
+          <w:numId w:val="61"/>
         </w:numPr>
         <w:rPr/>
       </w:pPr>
@@ -8842,7 +8842,7 @@
         <w:pStyle w:val="Heading1"/>
         <w:rPr/>
       </w:pPr>
-      <w:bookmarkStart w:id="51" w:name="__RefHeading___Toc7596_3672760668"/>
+      <w:bookmarkStart w:id="51" w:name="__RefHeading___Toc7682_2049021629"/>
       <w:bookmarkStart w:id="52" w:name="anomalie-e-limiti-osservati"/>
       <w:bookmarkEnd w:id="51"/>
       <w:r>
@@ -8852,35 +8852,7 @@
     </w:p>
     <w:p>
       <w:pPr>
-        <w:pStyle w:val="Compact"/>
-        <w:numPr>
-          <w:ilvl w:val="0"/>
-          <w:numId w:val="60"/>
-        </w:numPr>
-        <w:rPr/>
-      </w:pPr>
-      <w:r>
-        <w:rPr/>
-        <w:t>La prima verifica finale aveva rilevato tre varchi amministrativi relativi a 401/403. Sono stati documentati prima della correzione e chiusi da BIB-68.</w:t>
-      </w:r>
-    </w:p>
-    <w:p>
-      <w:pPr>
-        <w:pStyle w:val="Compact"/>
-        <w:numPr>
-          <w:ilvl w:val="0"/>
-          <w:numId w:val="61"/>
-        </w:numPr>
-        <w:rPr/>
-      </w:pPr>
-      <w:r>
-        <w:rPr/>
-        <w:t>Una singola esecuzione esplorativa della suite ha mostrato un errore non riproducibile dopo ricreazione del database; dieci esecuzioni complete consecutive e cinque esecuzioni della concorrenza sono risultate verdi.</w:t>
-      </w:r>
-    </w:p>
-    <w:p>
-      <w:pPr>
-        <w:pStyle w:val="Compact"/>
+        <w:pStyle w:val="Normal"/>
         <w:numPr>
           <w:ilvl w:val="0"/>
           <w:numId w:val="62"/>
@@ -8889,12 +8861,12 @@
       </w:pPr>
       <w:r>
         <w:rPr/>
-        <w:t>La baseline PWA dichiarava due screenshot assenti e proteggeva alcuni asset prima del login. Il confronto Git dimostra che si tratta di limiti storici, non di regressioni della CR.</w:t>
+        <w:t>La prima verifica finale aveva rilevato tre varchi amministrativi relativi a 401/403. Sono stati documentati prima della correzione e chiusi da BIB-68.</w:t>
       </w:r>
     </w:p>
     <w:p>
       <w:pPr>
-        <w:pStyle w:val="Compact"/>
+        <w:pStyle w:val="Normal"/>
         <w:numPr>
           <w:ilvl w:val="0"/>
           <w:numId w:val="63"/>
@@ -8903,12 +8875,12 @@
       </w:pPr>
       <w:r>
         <w:rPr/>
-        <w:t>I test di caratterizzazione pre-modifica sono intenzionalmente separati dalla suite corrente: eseguirli indiscriminatamente sul codice TO-BE confonderebbe differenze volute e regressioni.</w:t>
+        <w:t>Una singola esecuzione esplorativa della suite ha mostrato un errore non riproducibile dopo ricreazione del database; dieci esecuzioni complete consecutive e cinque esecuzioni della concorrenza sono risultate verdi.</w:t>
       </w:r>
     </w:p>
     <w:p>
       <w:pPr>
-        <w:pStyle w:val="Compact"/>
+        <w:pStyle w:val="Normal"/>
         <w:numPr>
           <w:ilvl w:val="0"/>
           <w:numId w:val="64"/>
@@ -8917,6 +8889,34 @@
       </w:pPr>
       <w:r>
         <w:rPr/>
+        <w:t>La baseline PWA dichiarava due screenshot assenti e proteggeva alcuni asset prima del login. Il confronto Git dimostra che si tratta di limiti storici, non di regressioni della CR.</w:t>
+      </w:r>
+    </w:p>
+    <w:p>
+      <w:pPr>
+        <w:pStyle w:val="Normal"/>
+        <w:numPr>
+          <w:ilvl w:val="0"/>
+          <w:numId w:val="65"/>
+        </w:numPr>
+        <w:rPr/>
+      </w:pPr>
+      <w:r>
+        <w:rPr/>
+        <w:t>I test di caratterizzazione pre-modifica sono intenzionalmente separati dalla suite corrente: eseguirli indiscriminatamente sul codice TO-BE confonderebbe differenze volute e regressioni.</w:t>
+      </w:r>
+    </w:p>
+    <w:p>
+      <w:pPr>
+        <w:pStyle w:val="Normal"/>
+        <w:numPr>
+          <w:ilvl w:val="0"/>
+          <w:numId w:val="66"/>
+        </w:numPr>
+        <w:rPr/>
+      </w:pPr>
+      <w:r>
+        <w:rPr/>
         <w:t xml:space="preserve">Il rate limiter è in memoria per singola istanza serverless: riduce gli abusi evidenti ma non è un limite globale. </w:t>
       </w:r>
       <w:r>
@@ -8932,10 +8932,10 @@
     </w:p>
     <w:p>
       <w:pPr>
-        <w:pStyle w:val="Compact"/>
+        <w:pStyle w:val="Normal"/>
         <w:numPr>
           <w:ilvl w:val="0"/>
-          <w:numId w:val="65"/>
+          <w:numId w:val="67"/>
         </w:numPr>
         <w:rPr/>
       </w:pPr>
@@ -8983,17 +8983,206 @@
         <w:rPr/>
         <w:t>) senza fix compatibile pubblicato. Non entra nel bundle di produzione.</w:t>
       </w:r>
-      <w:bookmarkEnd w:id="52"/>
     </w:p>
     <w:p>
       <w:pPr>
+        <w:pStyle w:val="Normal"/>
+        <w:numPr>
+          <w:ilvl w:val="0"/>
+          <w:numId w:val="68"/>
+        </w:numPr>
+        <w:rPr/>
+      </w:pPr>
+      <w:r>
+        <w:rPr/>
+        <w:t>La verifica dal vivo dell’applicazione (13 ottobre 2026) ha rilevato difetti preesistenti e indipendenti dalla CR, che non toccano prenotazioni, lista d’attesa e concorrenza. Tutti sono corretti dalla PR #85, tenuta separata dalla PR #84 già verificata (tracciati in BIB-69):</w:t>
+      </w:r>
+    </w:p>
+    <w:p>
+      <w:pPr>
+        <w:pStyle w:val="Compact"/>
+        <w:numPr>
+          <w:ilvl w:val="1"/>
+          <w:numId w:val="69"/>
+        </w:numPr>
+        <w:rPr/>
+      </w:pPr>
+      <w:r>
+        <w:rPr/>
+        <w:t xml:space="preserve">catalogo </w:t>
+      </w:r>
+      <w:r>
+        <w:rPr>
+          <w:rStyle w:val="VerbatimChar"/>
+        </w:rPr>
+        <w:t>/libri</w:t>
+      </w:r>
+      <w:r>
+        <w:rPr/>
+        <w:t xml:space="preserve">: tutti i libri “Non disponibile” e anno/posizione vuoti, perché </w:t>
+      </w:r>
+      <w:r>
+        <w:rPr>
+          <w:rStyle w:val="VerbatimChar"/>
+        </w:rPr>
+        <w:t>GET /api/libri</w:t>
+      </w:r>
+      <w:r>
+        <w:rPr/>
+        <w:t xml:space="preserve"> restituiva il modello Prisma grezzo (</w:t>
+      </w:r>
+      <w:r>
+        <w:rPr>
+          <w:rStyle w:val="VerbatimChar"/>
+        </w:rPr>
+        <w:t>anno</w:t>
+      </w:r>
+      <w:r>
+        <w:rPr/>
+        <w:t xml:space="preserve">, </w:t>
+      </w:r>
+      <w:r>
+        <w:rPr>
+          <w:rStyle w:val="VerbatimChar"/>
+        </w:rPr>
+        <w:t>scaffale</w:t>
+      </w:r>
+      <w:r>
+        <w:rPr/>
+        <w:t xml:space="preserve">, </w:t>
+      </w:r>
+      <w:r>
+        <w:rPr>
+          <w:rStyle w:val="VerbatimChar"/>
+        </w:rPr>
+        <w:t>piano</w:t>
+      </w:r>
+      <w:r>
+        <w:rPr/>
+        <w:t xml:space="preserve">) mentre la pagina legge </w:t>
+      </w:r>
+      <w:r>
+        <w:rPr>
+          <w:rStyle w:val="VerbatimChar"/>
+        </w:rPr>
+        <w:t>disponibile</w:t>
+      </w:r>
+      <w:r>
+        <w:rPr/>
+        <w:t xml:space="preserve">, </w:t>
+      </w:r>
+      <w:r>
+        <w:rPr>
+          <w:rStyle w:val="VerbatimChar"/>
+        </w:rPr>
+        <w:t>annoPubblicazione</w:t>
+      </w:r>
+      <w:r>
+        <w:rPr/>
+        <w:t xml:space="preserve">, </w:t>
+      </w:r>
+      <w:r>
+        <w:rPr>
+          <w:rStyle w:val="VerbatimChar"/>
+        </w:rPr>
+        <w:t>posizione</w:t>
+      </w:r>
+      <w:r>
+        <w:rPr/>
+        <w:t xml:space="preserve"> (</w:t>
+      </w:r>
+      <w:r>
+        <w:rPr>
+          <w:rStyle w:val="VerbatimChar"/>
+        </w:rPr>
+        <w:t>arricchisciLibro</w:t>
+      </w:r>
+      <w:r>
+        <w:rPr/>
+        <w:t>, 5 test CAT-001..005);</w:t>
+      </w:r>
+    </w:p>
+    <w:p>
+      <w:pPr>
+        <w:pStyle w:val="Compact"/>
+        <w:numPr>
+          <w:ilvl w:val="1"/>
+          <w:numId w:val="70"/>
+        </w:numPr>
+        <w:rPr/>
+      </w:pPr>
+      <w:r>
+        <w:rPr/>
+        <w:t>home: “Libri consigliati” e “Posti preferiti” erano dati scritti nel codice (un libro assente dal catalogo, sale inesistenti, link a id non validi); ora i libri vengono dal catalogo reale e i posti finti sono stati rimossi;</w:t>
+      </w:r>
+    </w:p>
+    <w:p>
+      <w:pPr>
+        <w:pStyle w:val="Compact"/>
+        <w:numPr>
+          <w:ilvl w:val="1"/>
+          <w:numId w:val="71"/>
+        </w:numPr>
+        <w:rPr/>
+      </w:pPr>
+      <w:r>
+        <w:rPr/>
+        <w:t>home: i posti in manutenzione contavano come occupati (2% di occupazione con la biblioteca vuota); ora sono esclusi dal denominatore;</w:t>
+      </w:r>
+    </w:p>
+    <w:p>
+      <w:pPr>
+        <w:pStyle w:val="Compact"/>
+        <w:numPr>
+          <w:ilvl w:val="1"/>
+          <w:numId w:val="72"/>
+        </w:numPr>
+        <w:rPr/>
+      </w:pPr>
+      <w:r>
+        <w:rPr/>
+        <w:t>mappa e griglia mobile: mancava la voce “Manutenzione” in legenda e i posti erano ordinati come testo (G1, G10 … G19, G2); ora ordine naturale;</w:t>
+      </w:r>
+    </w:p>
+    <w:p>
+      <w:pPr>
+        <w:pStyle w:val="Compact"/>
+        <w:numPr>
+          <w:ilvl w:val="1"/>
+          <w:numId w:val="73"/>
+        </w:numPr>
+        <w:rPr/>
+      </w:pPr>
+      <w:r>
+        <w:rPr/>
+        <w:t>admin posti: l’elenco era troncato a 100 righe senza avviso (122 posti totali) e su telefono la colonna Azioni usciva dallo schermo.</w:t>
+      </w:r>
+    </w:p>
+    <w:p>
+      <w:pPr>
+        <w:pStyle w:val="Normal"/>
+        <w:numPr>
+          <w:ilvl w:val="0"/>
+          <w:numId w:val="1"/>
+        </w:numPr>
+        <w:rPr/>
+      </w:pPr>
+      <w:bookmarkStart w:id="53" w:name="anomalie-e-limiti-osservati"/>
+      <w:r>
+        <w:rPr/>
+        <w:t>Il flusso principale è stato riprovato in locale con dati fittizi: messa in manutenzione di due posti (esclusi dalla disponibilità della sala e dai contatori), prenotazione, ingresso in lista d’attesa, annullo del proprietario e promozione automatica con le notifiche corrispondenti.</w:t>
+      </w:r>
+      <w:bookmarkEnd w:id="53"/>
+    </w:p>
+    <w:p>
+      <w:pPr>
         <w:pStyle w:val="Heading1"/>
         <w:rPr/>
       </w:pPr>
-      <w:bookmarkStart w:id="53" w:name="__RefHeading___Toc7598_3672760668"/>
-      <w:bookmarkStart w:id="54" w:name="valutazione-finale"/>
-      <w:bookmarkEnd w:id="53"/>
+      <w:bookmarkStart w:id="54" w:name="__RefHeading___Toc7684_2049021629"/>
+      <w:bookmarkStart w:id="55" w:name="valutazione-finale"/>
       <w:bookmarkEnd w:id="54"/>
+      <w:bookmarkEnd w:id="55"/>
       <w:r>
         <w:rPr/>
         <w:t>9. Valutazione finale</w:t>
@@ -9109,9 +9298,9 @@
       <w:r>
         <w:rPr/>
       </w:r>
-      <w:bookmarkStart w:id="55" w:name="valutazione-finale"/>
       <w:bookmarkStart w:id="56" w:name="valutazione-finale"/>
-      <w:bookmarkEnd w:id="56"/>
+      <w:bookmarkStart w:id="57" w:name="valutazione-finale"/>
+      <w:bookmarkEnd w:id="57"/>
       <w:r>
         <w:br w:type="page"/>
       </w:r>
@@ -9122,10 +9311,10 @@
         <w:spacing w:before="0" w:after="120"/>
         <w:rPr/>
       </w:pPr>
-      <w:bookmarkStart w:id="57" w:name="__RefHeading___Toc7600_3672760668"/>
-      <w:bookmarkStart w:id="58" w:name="X6b26a8375254fc4564533c6c3d12e0b5fffed05"/>
-      <w:bookmarkEnd w:id="57"/>
+      <w:bookmarkStart w:id="58" w:name="__RefHeading___Toc7686_2049021629"/>
+      <w:bookmarkStart w:id="59" w:name="X6b26a8375254fc4564533c6c3d12e0b5fffed05"/>
       <w:bookmarkEnd w:id="58"/>
+      <w:bookmarkEnd w:id="59"/>
       <w:r>
         <w:rPr/>
         <w:t>Appendice A — Analisi AS-IS e impact analysis</w:t>
@@ -9136,9 +9325,9 @@
         <w:pStyle w:val="Heading2"/>
         <w:rPr/>
       </w:pPr>
-      <w:bookmarkStart w:id="59" w:name="__RefHeading___Toc7602_3672760668"/>
-      <w:bookmarkStart w:id="60" w:name="X345180dfa60e3e14b3fa4fce5fb6f823680a80f"/>
-      <w:bookmarkEnd w:id="59"/>
+      <w:bookmarkStart w:id="60" w:name="__RefHeading___Toc7688_2049021629"/>
+      <w:bookmarkStart w:id="61" w:name="X345180dfa60e3e14b3fa4fce5fb6f823680a80f"/>
+      <w:bookmarkEnd w:id="60"/>
       <w:r>
         <w:rPr/>
         <w:t>Componenti del sottosistema prenotazione — AS-IS</w:t>
@@ -9149,7 +9338,7 @@
         <w:pStyle w:val="Heading3"/>
         <w:rPr/>
       </w:pPr>
-      <w:bookmarkStart w:id="61" w:name="scopo"/>
+      <w:bookmarkStart w:id="62" w:name="scopo"/>
       <w:r>
         <w:rPr/>
         <w:t>Scopo</w:t>
@@ -9190,7 +9379,7 @@
         <w:pStyle w:val="Compact"/>
         <w:numPr>
           <w:ilvl w:val="0"/>
-          <w:numId w:val="66"/>
+          <w:numId w:val="74"/>
         </w:numPr>
         <w:rPr/>
       </w:pPr>
@@ -9212,7 +9401,7 @@
         <w:pStyle w:val="Compact"/>
         <w:numPr>
           <w:ilvl w:val="0"/>
-          <w:numId w:val="67"/>
+          <w:numId w:val="75"/>
         </w:numPr>
         <w:rPr/>
       </w:pPr>
@@ -9226,7 +9415,7 @@
         <w:pStyle w:val="Compact"/>
         <w:numPr>
           <w:ilvl w:val="0"/>
-          <w:numId w:val="68"/>
+          <w:numId w:val="76"/>
         </w:numPr>
         <w:rPr/>
       </w:pPr>
@@ -9246,7 +9435,7 @@
         <w:pStyle w:val="Compact"/>
         <w:numPr>
           <w:ilvl w:val="0"/>
-          <w:numId w:val="69"/>
+          <w:numId w:val="77"/>
         </w:numPr>
         <w:rPr/>
       </w:pPr>
@@ -9260,7 +9449,7 @@
         <w:pStyle w:val="Compact"/>
         <w:numPr>
           <w:ilvl w:val="0"/>
-          <w:numId w:val="70"/>
+          <w:numId w:val="78"/>
         </w:numPr>
         <w:rPr/>
       </w:pPr>
@@ -9274,16 +9463,16 @@
         <w:pStyle w:val="Compact"/>
         <w:numPr>
           <w:ilvl w:val="0"/>
-          <w:numId w:val="71"/>
+          <w:numId w:val="79"/>
         </w:numPr>
         <w:rPr/>
       </w:pPr>
-      <w:bookmarkStart w:id="62" w:name="scopo"/>
+      <w:bookmarkStart w:id="63" w:name="scopo"/>
       <w:r>
         <w:rPr/>
         <w:t>Evidenza di regressione collegata: specifica dei test pre-modifica, integrata dalla task BIB-19</w:t>
       </w:r>
-      <w:bookmarkEnd w:id="62"/>
+      <w:bookmarkEnd w:id="63"/>
     </w:p>
     <w:p>
       <w:pPr>
@@ -9761,8 +9950,8 @@
               </w:rPr>
               <w:t>Mappa UI → API → servizi → Prisma, con accessi R/W/D e punti di impatto della CR.</w:t>
             </w:r>
-            <w:bookmarkStart w:id="63" w:name="relazione-con-lanalisi-as-is-esistente"/>
-            <w:bookmarkEnd w:id="63"/>
+            <w:bookmarkStart w:id="64" w:name="relazione-con-lanalisi-as-is-esistente"/>
+            <w:bookmarkEnd w:id="64"/>
           </w:p>
         </w:tc>
       </w:tr>
@@ -9782,7 +9971,7 @@
         <w:pStyle w:val="Compact"/>
         <w:numPr>
           <w:ilvl w:val="0"/>
-          <w:numId w:val="72"/>
+          <w:numId w:val="80"/>
         </w:numPr>
         <w:rPr/>
       </w:pPr>
@@ -9813,7 +10002,7 @@
         <w:pStyle w:val="Compact"/>
         <w:numPr>
           <w:ilvl w:val="0"/>
-          <w:numId w:val="73"/>
+          <w:numId w:val="81"/>
         </w:numPr>
         <w:rPr/>
       </w:pPr>
@@ -9844,7 +10033,7 @@
         <w:pStyle w:val="Compact"/>
         <w:numPr>
           <w:ilvl w:val="0"/>
-          <w:numId w:val="74"/>
+          <w:numId w:val="82"/>
         </w:numPr>
         <w:rPr/>
       </w:pPr>
@@ -9865,7 +10054,7 @@
         <w:pStyle w:val="Compact"/>
         <w:numPr>
           <w:ilvl w:val="0"/>
-          <w:numId w:val="75"/>
+          <w:numId w:val="83"/>
         </w:numPr>
         <w:rPr/>
       </w:pPr>
@@ -9890,7 +10079,7 @@
         <w:pStyle w:val="Compact"/>
         <w:numPr>
           <w:ilvl w:val="0"/>
-          <w:numId w:val="76"/>
+          <w:numId w:val="84"/>
         </w:numPr>
         <w:rPr/>
       </w:pPr>
@@ -9904,7 +10093,7 @@
         <w:pStyle w:val="Heading3"/>
         <w:rPr/>
       </w:pPr>
-      <w:bookmarkStart w:id="64" w:name="diagramma-dei-componenti"/>
+      <w:bookmarkStart w:id="65" w:name="diagramma-dei-componenti"/>
       <w:r>
         <w:rPr/>
         <w:t>Diagramma dei componenti</w:t>
@@ -9916,12 +10105,12 @@
         <w:jc w:val="center"/>
         <w:rPr/>
       </w:pPr>
-      <w:bookmarkStart w:id="65" w:name="diagramma-dei-componenti"/>
+      <w:bookmarkStart w:id="66" w:name="diagramma-dei-componenti"/>
       <w:r>
         <w:rPr/>
         <w:drawing>
           <wp:inline distT="0" distB="0" distL="0" distR="0">
-            <wp:extent cx="5760085" cy="4246245"/>
+            <wp:extent cx="5760085" cy="4217035"/>
             <wp:effectExtent l="0" t="0" r="0" b="0"/>
             <wp:docPr id="1" name="Picture" descr=""/>
             <wp:cNvGraphicFramePr>
@@ -9945,7 +10134,7 @@
                   <pic:spPr bwMode="auto">
                     <a:xfrm>
                       <a:off x="0" y="0"/>
-                      <a:ext cx="5760085" cy="4246245"/>
+                      <a:ext cx="5760085" cy="4217035"/>
                     </a:xfrm>
                     <a:prstGeom prst="rect">
                       <a:avLst/>
@@ -9957,7 +10146,7 @@
           </wp:inline>
         </w:drawing>
       </w:r>
-      <w:bookmarkEnd w:id="65"/>
+      <w:bookmarkEnd w:id="66"/>
     </w:p>
     <w:p>
       <w:pPr>
@@ -11850,8 +12039,8 @@
               </w:rPr>
               <w:t>La disponibilità futura dovrà distinguere confermate e richieste in attesa.</w:t>
             </w:r>
-            <w:bookmarkStart w:id="66" w:name="accessi-al-modello-prenotazione"/>
-            <w:bookmarkEnd w:id="66"/>
+            <w:bookmarkStart w:id="67" w:name="accessi-al-modello-prenotazione"/>
+            <w:bookmarkEnd w:id="67"/>
           </w:p>
         </w:tc>
       </w:tr>
@@ -13008,7 +13197,7 @@
         <w:pStyle w:val="Compact"/>
         <w:numPr>
           <w:ilvl w:val="0"/>
-          <w:numId w:val="77"/>
+          <w:numId w:val="85"/>
         </w:numPr>
         <w:rPr/>
       </w:pPr>
@@ -13059,7 +13248,7 @@
         <w:pStyle w:val="Compact"/>
         <w:numPr>
           <w:ilvl w:val="0"/>
-          <w:numId w:val="78"/>
+          <w:numId w:val="86"/>
         </w:numPr>
         <w:rPr/>
       </w:pPr>
@@ -13080,7 +13269,7 @@
         <w:pStyle w:val="Compact"/>
         <w:numPr>
           <w:ilvl w:val="0"/>
-          <w:numId w:val="79"/>
+          <w:numId w:val="87"/>
         </w:numPr>
         <w:rPr/>
       </w:pPr>
@@ -13101,7 +13290,7 @@
         <w:pStyle w:val="Compact"/>
         <w:numPr>
           <w:ilvl w:val="0"/>
-          <w:numId w:val="80"/>
+          <w:numId w:val="88"/>
         </w:numPr>
         <w:rPr/>
       </w:pPr>
@@ -13122,7 +13311,7 @@
         <w:pStyle w:val="Heading3"/>
         <w:rPr/>
       </w:pPr>
-      <w:bookmarkStart w:id="67" w:name="X9faa5b16ff964926f00effc154f560962da41c4"/>
+      <w:bookmarkStart w:id="68" w:name="X9faa5b16ff964926f00effc154f560962da41c4"/>
       <w:r>
         <w:rPr/>
         <w:t>Ripple effect da dimostrare nelle fasi successive</w:t>
@@ -13133,7 +13322,7 @@
         <w:pStyle w:val="Compact"/>
         <w:numPr>
           <w:ilvl w:val="0"/>
-          <w:numId w:val="81"/>
+          <w:numId w:val="89"/>
         </w:numPr>
         <w:rPr/>
       </w:pPr>
@@ -13154,7 +13343,7 @@
         <w:pStyle w:val="Compact"/>
         <w:numPr>
           <w:ilvl w:val="0"/>
-          <w:numId w:val="82"/>
+          <w:numId w:val="90"/>
         </w:numPr>
         <w:rPr/>
       </w:pPr>
@@ -13205,7 +13394,7 @@
         <w:pStyle w:val="Compact"/>
         <w:numPr>
           <w:ilvl w:val="0"/>
-          <w:numId w:val="83"/>
+          <w:numId w:val="91"/>
         </w:numPr>
         <w:rPr/>
       </w:pPr>
@@ -13226,7 +13415,7 @@
         <w:pStyle w:val="Compact"/>
         <w:numPr>
           <w:ilvl w:val="0"/>
-          <w:numId w:val="84"/>
+          <w:numId w:val="92"/>
         </w:numPr>
         <w:rPr/>
       </w:pPr>
@@ -13247,7 +13436,7 @@
         <w:pStyle w:val="Compact"/>
         <w:numPr>
           <w:ilvl w:val="0"/>
-          <w:numId w:val="85"/>
+          <w:numId w:val="93"/>
         </w:numPr>
         <w:rPr/>
       </w:pPr>
@@ -13268,7 +13457,7 @@
         <w:pStyle w:val="Compact"/>
         <w:numPr>
           <w:ilvl w:val="0"/>
-          <w:numId w:val="86"/>
+          <w:numId w:val="94"/>
         </w:numPr>
         <w:rPr/>
       </w:pPr>
@@ -13289,7 +13478,7 @@
         <w:pStyle w:val="Compact"/>
         <w:numPr>
           <w:ilvl w:val="0"/>
-          <w:numId w:val="87"/>
+          <w:numId w:val="95"/>
         </w:numPr>
         <w:rPr/>
       </w:pPr>
@@ -13304,14 +13493,14 @@
         <w:rPr/>
         <w:t xml:space="preserve"> le route e le automazioni li scrivono insieme alle transizioni, spesso fuori da una transazione; i nuovi eventi devono restare coerenti con lo stato persistito.</w:t>
       </w:r>
-      <w:bookmarkEnd w:id="67"/>
+      <w:bookmarkEnd w:id="68"/>
     </w:p>
     <w:p>
       <w:pPr>
         <w:pStyle w:val="Heading3"/>
         <w:rPr/>
       </w:pPr>
-      <w:bookmarkStart w:id="68" w:name="confini-del-documento"/>
+      <w:bookmarkStart w:id="69" w:name="confini-del-documento"/>
       <w:r>
         <w:rPr/>
         <w:t>Confini del documento</w:t>
@@ -13336,17 +13525,17 @@
         <w:rPr/>
         <w:t>, la lista d’attesa o nuovi enum: questi appartengono ai diagrammi TO-BE e alle fasi di implementazione. Nessun file applicativo è stato modificato per produrre questa analisi.</w:t>
       </w:r>
-      <w:bookmarkEnd w:id="60"/>
-      <w:bookmarkEnd w:id="68"/>
+      <w:bookmarkEnd w:id="61"/>
+      <w:bookmarkEnd w:id="69"/>
     </w:p>
     <w:p>
       <w:pPr>
         <w:pStyle w:val="Heading2"/>
         <w:rPr/>
       </w:pPr>
-      <w:bookmarkStart w:id="69" w:name="__RefHeading___Toc7604_3672760668"/>
-      <w:bookmarkStart w:id="70" w:name="stati-di-prenotazione-as-is"/>
-      <w:bookmarkEnd w:id="69"/>
+      <w:bookmarkStart w:id="70" w:name="__RefHeading___Toc7690_2049021629"/>
+      <w:bookmarkStart w:id="71" w:name="stati-di-prenotazione-as-is"/>
+      <w:bookmarkEnd w:id="70"/>
       <w:r>
         <w:rPr/>
         <w:t xml:space="preserve">Stati di </w:t>
@@ -13412,7 +13601,7 @@
         <w:rPr/>
         <w:drawing>
           <wp:inline distT="0" distB="0" distL="0" distR="0">
-            <wp:extent cx="5760085" cy="1322070"/>
+            <wp:extent cx="5760085" cy="1351915"/>
             <wp:effectExtent l="0" t="0" r="0" b="0"/>
             <wp:docPr id="2" name="Image2" descr=""/>
             <wp:cNvGraphicFramePr>
@@ -13436,7 +13625,7 @@
                   <pic:spPr bwMode="auto">
                     <a:xfrm>
                       <a:off x="0" y="0"/>
-                      <a:ext cx="5760085" cy="1322070"/>
+                      <a:ext cx="5760085" cy="1351915"/>
                     </a:xfrm>
                     <a:prstGeom prst="rect">
                       <a:avLst/>
@@ -15383,8 +15572,8 @@
               </w:rPr>
               <w:t>. Queste transizioni sono quindi tecnicamente raggiungibili.</w:t>
             </w:r>
-            <w:bookmarkStart w:id="71" w:name="evidenze-nel-codice"/>
-            <w:bookmarkEnd w:id="71"/>
+            <w:bookmarkStart w:id="72" w:name="evidenze-nel-codice"/>
+            <w:bookmarkEnd w:id="72"/>
           </w:p>
         </w:tc>
       </w:tr>
@@ -15474,17 +15663,17 @@
         <w:rPr/>
         <w:t xml:space="preserve"> elimina fisicamente il record senza assegnare uno stato dell’enum; per questo non è rappresentata come transizione di stato.</w:t>
       </w:r>
-      <w:bookmarkEnd w:id="70"/>
+      <w:bookmarkEnd w:id="71"/>
     </w:p>
     <w:p>
       <w:pPr>
         <w:pStyle w:val="Heading2"/>
         <w:rPr/>
       </w:pPr>
-      <w:bookmarkStart w:id="72" w:name="__RefHeading___Toc7606_3672760668"/>
-      <w:bookmarkStart w:id="73" w:name="matrice-ruoli-operazioni-as-is"/>
-      <w:bookmarkEnd w:id="72"/>
+      <w:bookmarkStart w:id="73" w:name="__RefHeading___Toc7692_2049021629"/>
+      <w:bookmarkStart w:id="74" w:name="matrice-ruoli-operazioni-as-is"/>
       <w:bookmarkEnd w:id="73"/>
+      <w:bookmarkEnd w:id="74"/>
       <w:r>
         <w:rPr/>
         <w:t>Matrice ruoli-operazioni — AS-IS</w:t>
@@ -15495,7 +15684,7 @@
         <w:pStyle w:val="Heading3"/>
         <w:rPr/>
       </w:pPr>
-      <w:bookmarkStart w:id="74" w:name="scopo-e-baseline"/>
+      <w:bookmarkStart w:id="75" w:name="scopo-e-baseline"/>
       <w:r>
         <w:rPr/>
         <w:t>Scopo e baseline</w:t>
@@ -15556,7 +15745,7 @@
         <w:pStyle w:val="Compact"/>
         <w:numPr>
           <w:ilvl w:val="0"/>
-          <w:numId w:val="88"/>
+          <w:numId w:val="96"/>
         </w:numPr>
         <w:rPr/>
       </w:pPr>
@@ -15578,7 +15767,7 @@
         <w:pStyle w:val="Compact"/>
         <w:numPr>
           <w:ilvl w:val="0"/>
-          <w:numId w:val="89"/>
+          <w:numId w:val="97"/>
         </w:numPr>
         <w:rPr/>
       </w:pPr>
@@ -15592,7 +15781,7 @@
         <w:pStyle w:val="Compact"/>
         <w:numPr>
           <w:ilvl w:val="0"/>
-          <w:numId w:val="90"/>
+          <w:numId w:val="98"/>
         </w:numPr>
         <w:rPr/>
       </w:pPr>
@@ -15622,7 +15811,7 @@
         <w:pStyle w:val="Compact"/>
         <w:numPr>
           <w:ilvl w:val="0"/>
-          <w:numId w:val="91"/>
+          <w:numId w:val="99"/>
         </w:numPr>
         <w:rPr/>
       </w:pPr>
@@ -15636,23 +15825,23 @@
         <w:pStyle w:val="Compact"/>
         <w:numPr>
           <w:ilvl w:val="0"/>
-          <w:numId w:val="92"/>
+          <w:numId w:val="100"/>
         </w:numPr>
         <w:rPr/>
       </w:pPr>
-      <w:bookmarkStart w:id="75" w:name="scopo-e-baseline"/>
+      <w:bookmarkStart w:id="76" w:name="scopo-e-baseline"/>
       <w:r>
         <w:rPr/>
         <w:t>Criteri di accettazione CR-BF-01: nessuno specifico; la matrice prepara i test negativi di autorizzazione e la futura verifica di CA-01</w:t>
       </w:r>
-      <w:bookmarkEnd w:id="75"/>
+      <w:bookmarkEnd w:id="76"/>
     </w:p>
     <w:p>
       <w:pPr>
         <w:pStyle w:val="Heading3"/>
         <w:rPr/>
       </w:pPr>
-      <w:bookmarkStart w:id="76" w:name="come-leggere-la-matrice"/>
+      <w:bookmarkStart w:id="77" w:name="come-leggere-la-matrice"/>
       <w:r>
         <w:rPr/>
         <w:t>Come leggere la matrice</w:t>
@@ -16196,14 +16385,14 @@
         <w:rPr/>
         <w:t>, la sola presenza del cookie consente di raggiungere la logica applicativa. Per questo ⚠️ non equivale a un’autorizzazione verificata.</w:t>
       </w:r>
-      <w:bookmarkEnd w:id="76"/>
+      <w:bookmarkEnd w:id="77"/>
     </w:p>
     <w:p>
       <w:pPr>
         <w:pStyle w:val="Heading3"/>
         <w:rPr/>
       </w:pPr>
-      <w:bookmarkStart w:id="77" w:name="area-prenotazioni"/>
+      <w:bookmarkStart w:id="78" w:name="area-prenotazioni"/>
       <w:r>
         <w:rPr/>
         <w:t>Area prenotazioni</w:t>
@@ -18670,19 +18859,19 @@
         <w:pStyle w:val="FirstParagraph"/>
         <w:rPr/>
       </w:pPr>
-      <w:bookmarkStart w:id="78" w:name="area-prenotazioni"/>
+      <w:bookmarkStart w:id="79" w:name="area-prenotazioni"/>
       <w:r>
         <w:rPr/>
         <w:t>Solo il check-in dedicato lega l’operazione alla sessione e verifica l’ownership. Tutte le altre operazioni possono essere eseguite da qualunque ruolo che superi il controllo di presenza del cookie del middleware; GET, PATCH, DELETE ed estensione non impediscono l’accesso a prenotazioni altrui.</w:t>
       </w:r>
-      <w:bookmarkEnd w:id="78"/>
+      <w:bookmarkEnd w:id="79"/>
     </w:p>
     <w:p>
       <w:pPr>
         <w:pStyle w:val="Heading3"/>
         <w:rPr/>
       </w:pPr>
-      <w:bookmarkStart w:id="79" w:name="area-admin"/>
+      <w:bookmarkStart w:id="80" w:name="area-admin"/>
       <w:r>
         <w:rPr/>
         <w:t>Area admin</w:t>
@@ -22806,7 +22995,7 @@
         <w:pStyle w:val="Compact"/>
         <w:numPr>
           <w:ilvl w:val="0"/>
-          <w:numId w:val="93"/>
+          <w:numId w:val="101"/>
         </w:numPr>
         <w:rPr/>
       </w:pPr>
@@ -22826,7 +23015,7 @@
         <w:pStyle w:val="Compact"/>
         <w:numPr>
           <w:ilvl w:val="0"/>
-          <w:numId w:val="94"/>
+          <w:numId w:val="102"/>
         </w:numPr>
         <w:rPr/>
       </w:pPr>
@@ -22860,7 +23049,7 @@
         <w:rPr/>
         <w:t xml:space="preserve"> e dipendono soltanto dalla presenza del cookie controllata dal middleware.</w:t>
       </w:r>
-      <w:bookmarkEnd w:id="79"/>
+      <w:bookmarkEnd w:id="80"/>
     </w:p>
     <w:p>
       <w:pPr>
@@ -23710,8 +23899,8 @@
               </w:rPr>
               <w:t>Un cookie non vuoto raggiunge il handler; la validità della sessione non è verificata localmente.</w:t>
             </w:r>
-            <w:bookmarkStart w:id="80" w:name="X1e78bb1c794ed2691753b28a3d7ae61a1d43532"/>
-            <w:bookmarkEnd w:id="80"/>
+            <w:bookmarkStart w:id="81" w:name="X1e78bb1c794ed2691753b28a3d7ae61a1d43532"/>
+            <w:bookmarkEnd w:id="81"/>
           </w:p>
         </w:tc>
       </w:tr>
@@ -24888,7 +25077,7 @@
         <w:pStyle w:val="Compact"/>
         <w:numPr>
           <w:ilvl w:val="0"/>
-          <w:numId w:val="95"/>
+          <w:numId w:val="103"/>
         </w:numPr>
         <w:rPr/>
       </w:pPr>
@@ -24902,7 +25091,7 @@
         <w:pStyle w:val="Compact"/>
         <w:numPr>
           <w:ilvl w:val="0"/>
-          <w:numId w:val="96"/>
+          <w:numId w:val="104"/>
         </w:numPr>
         <w:rPr/>
       </w:pPr>
@@ -24924,7 +25113,7 @@
         <w:pStyle w:val="Compact"/>
         <w:numPr>
           <w:ilvl w:val="0"/>
-          <w:numId w:val="97"/>
+          <w:numId w:val="105"/>
         </w:numPr>
         <w:rPr/>
       </w:pPr>
@@ -24946,8 +25135,8 @@
         <w:pStyle w:val="Heading3"/>
         <w:rPr/>
       </w:pPr>
-      <w:bookmarkStart w:id="81" w:name="confini-del-documento-1"/>
-      <w:bookmarkEnd w:id="81"/>
+      <w:bookmarkStart w:id="82" w:name="confini-del-documento-1"/>
+      <w:bookmarkEnd w:id="82"/>
       <w:r>
         <w:rPr/>
         <w:t>Confini del documento</w:t>
@@ -24971,15 +25160,15 @@
       <w:r>
         <w:rPr/>
       </w:r>
-      <w:bookmarkStart w:id="82" w:name="X6b26a8375254fc4564533c6c3d12e0b5fffed05"/>
-      <w:bookmarkStart w:id="83" w:name="matrice-ruoli-operazioni-as-is"/>
-      <w:bookmarkStart w:id="84" w:name="confini-del-documento-1"/>
-      <w:bookmarkStart w:id="85" w:name="X6b26a8375254fc4564533c6c3d12e0b5fffed05"/>
-      <w:bookmarkStart w:id="86" w:name="matrice-ruoli-operazioni-as-is"/>
-      <w:bookmarkStart w:id="87" w:name="confini-del-documento-1"/>
-      <w:bookmarkEnd w:id="85"/>
+      <w:bookmarkStart w:id="83" w:name="X6b26a8375254fc4564533c6c3d12e0b5fffed05"/>
+      <w:bookmarkStart w:id="84" w:name="matrice-ruoli-operazioni-as-is"/>
+      <w:bookmarkStart w:id="85" w:name="confini-del-documento-1"/>
+      <w:bookmarkStart w:id="86" w:name="X6b26a8375254fc4564533c6c3d12e0b5fffed05"/>
+      <w:bookmarkStart w:id="87" w:name="matrice-ruoli-operazioni-as-is"/>
+      <w:bookmarkStart w:id="88" w:name="confini-del-documento-1"/>
       <w:bookmarkEnd w:id="86"/>
       <w:bookmarkEnd w:id="87"/>
+      <w:bookmarkEnd w:id="88"/>
       <w:r>
         <w:br w:type="page"/>
       </w:r>
@@ -24990,10 +25179,10 @@
         <w:spacing w:before="0" w:after="120"/>
         <w:rPr/>
       </w:pPr>
-      <w:bookmarkStart w:id="88" w:name="__RefHeading___Toc7608_3672760668"/>
-      <w:bookmarkStart w:id="89" w:name="appendice-b-progettazione-to-be"/>
-      <w:bookmarkEnd w:id="88"/>
+      <w:bookmarkStart w:id="89" w:name="__RefHeading___Toc7694_2049021629"/>
+      <w:bookmarkStart w:id="90" w:name="appendice-b-progettazione-to-be"/>
       <w:bookmarkEnd w:id="89"/>
+      <w:bookmarkEnd w:id="90"/>
       <w:r>
         <w:rPr/>
         <w:t>Appendice B — Progettazione TO-BE</w:t>
@@ -25004,9 +25193,9 @@
         <w:pStyle w:val="Heading2"/>
         <w:rPr/>
       </w:pPr>
-      <w:bookmarkStart w:id="90" w:name="__RefHeading___Toc7610_3672760668"/>
-      <w:bookmarkStart w:id="91" w:name="Xd6a0c6f01f596988a6401a90c655cfdd37ac9a6"/>
-      <w:bookmarkEnd w:id="90"/>
+      <w:bookmarkStart w:id="91" w:name="__RefHeading___Toc7696_2049021629"/>
+      <w:bookmarkStart w:id="92" w:name="Xd6a0c6f01f596988a6401a90c655cfdd37ac9a6"/>
+      <w:bookmarkEnd w:id="91"/>
       <w:r>
         <w:rPr/>
         <w:t>Componenti del sottosistema prenotazione — TO-BE</w:t>
@@ -25017,7 +25206,7 @@
         <w:pStyle w:val="Heading3"/>
         <w:rPr/>
       </w:pPr>
-      <w:bookmarkStart w:id="92" w:name="scopo-e-riferimenti"/>
+      <w:bookmarkStart w:id="93" w:name="scopo-e-riferimenti"/>
       <w:r>
         <w:rPr/>
         <w:t>Scopo e riferimenti</w:t>
@@ -25058,7 +25247,7 @@
         <w:pStyle w:val="Compact"/>
         <w:numPr>
           <w:ilvl w:val="0"/>
-          <w:numId w:val="98"/>
+          <w:numId w:val="106"/>
         </w:numPr>
         <w:rPr/>
       </w:pPr>
@@ -25080,7 +25269,7 @@
         <w:pStyle w:val="Compact"/>
         <w:numPr>
           <w:ilvl w:val="0"/>
-          <w:numId w:val="99"/>
+          <w:numId w:val="107"/>
         </w:numPr>
         <w:rPr/>
       </w:pPr>
@@ -25100,7 +25289,7 @@
         <w:pStyle w:val="Compact"/>
         <w:numPr>
           <w:ilvl w:val="0"/>
-          <w:numId w:val="100"/>
+          <w:numId w:val="108"/>
         </w:numPr>
         <w:rPr/>
       </w:pPr>
@@ -25114,23 +25303,23 @@
         <w:pStyle w:val="Compact"/>
         <w:numPr>
           <w:ilvl w:val="0"/>
-          <w:numId w:val="101"/>
+          <w:numId w:val="109"/>
         </w:numPr>
         <w:rPr/>
       </w:pPr>
-      <w:bookmarkStart w:id="93" w:name="scopo-e-riferimenti"/>
+      <w:bookmarkStart w:id="94" w:name="scopo-e-riferimenti"/>
       <w:r>
         <w:rPr/>
         <w:t>Confronto sintetico: AS-IS / TO-BE</w:t>
       </w:r>
-      <w:bookmarkEnd w:id="93"/>
+      <w:bookmarkEnd w:id="94"/>
     </w:p>
     <w:p>
       <w:pPr>
         <w:pStyle w:val="Heading3"/>
         <w:rPr/>
       </w:pPr>
-      <w:bookmarkStart w:id="94" w:name="diagramma-dei-componenti-1"/>
+      <w:bookmarkStart w:id="95" w:name="diagramma-dei-componenti-1"/>
       <w:r>
         <w:rPr/>
         <w:t>Diagramma dei componenti</w:t>
@@ -25142,12 +25331,12 @@
         <w:jc w:val="center"/>
         <w:rPr/>
       </w:pPr>
-      <w:bookmarkStart w:id="95" w:name="diagramma-dei-componenti-1"/>
+      <w:bookmarkStart w:id="96" w:name="diagramma-dei-componenti-1"/>
       <w:r>
         <w:rPr/>
         <w:drawing>
           <wp:inline distT="0" distB="0" distL="0" distR="0">
-            <wp:extent cx="5760085" cy="4628515"/>
+            <wp:extent cx="5760085" cy="4540250"/>
             <wp:effectExtent l="0" t="0" r="0" b="0"/>
             <wp:docPr id="3" name="Image3" descr=""/>
             <wp:cNvGraphicFramePr>
@@ -25171,7 +25360,7 @@
                   <pic:spPr bwMode="auto">
                     <a:xfrm>
                       <a:off x="0" y="0"/>
-                      <a:ext cx="5760085" cy="4628515"/>
+                      <a:ext cx="5760085" cy="4540250"/>
                     </a:xfrm>
                     <a:prstGeom prst="rect">
                       <a:avLst/>
@@ -25183,7 +25372,7 @@
           </wp:inline>
         </w:drawing>
       </w:r>
-      <w:bookmarkEnd w:id="95"/>
+      <w:bookmarkEnd w:id="96"/>
     </w:p>
     <w:p>
       <w:pPr>
@@ -26306,8 +26495,8 @@
               </w:rPr>
               <w:t>CA-05 e correlazione delle catene automatiche</w:t>
             </w:r>
-            <w:bookmarkStart w:id="96" w:name="responsabilità-consolidate"/>
-            <w:bookmarkEnd w:id="96"/>
+            <w:bookmarkStart w:id="97" w:name="responsabilità-consolidate"/>
+            <w:bookmarkEnd w:id="97"/>
           </w:p>
         </w:tc>
       </w:tr>
@@ -26327,7 +26516,7 @@
         <w:pStyle w:val="Compact"/>
         <w:numPr>
           <w:ilvl w:val="0"/>
-          <w:numId w:val="102"/>
+          <w:numId w:val="110"/>
         </w:numPr>
         <w:rPr/>
       </w:pPr>
@@ -26341,7 +26530,7 @@
         <w:pStyle w:val="Compact"/>
         <w:numPr>
           <w:ilvl w:val="0"/>
-          <w:numId w:val="103"/>
+          <w:numId w:val="111"/>
         </w:numPr>
         <w:rPr/>
       </w:pPr>
@@ -26375,7 +26564,7 @@
         <w:pStyle w:val="Compact"/>
         <w:numPr>
           <w:ilvl w:val="0"/>
-          <w:numId w:val="104"/>
+          <w:numId w:val="112"/>
         </w:numPr>
         <w:rPr/>
       </w:pPr>
@@ -26419,7 +26608,7 @@
         <w:pStyle w:val="Compact"/>
         <w:numPr>
           <w:ilvl w:val="0"/>
-          <w:numId w:val="105"/>
+          <w:numId w:val="113"/>
         </w:numPr>
         <w:rPr/>
       </w:pPr>
@@ -26433,7 +26622,7 @@
         <w:pStyle w:val="Compact"/>
         <w:numPr>
           <w:ilvl w:val="0"/>
-          <w:numId w:val="106"/>
+          <w:numId w:val="114"/>
         </w:numPr>
         <w:rPr/>
       </w:pPr>
@@ -26447,7 +26636,7 @@
         <w:pStyle w:val="Heading3"/>
         <w:rPr/>
       </w:pPr>
-      <w:bookmarkStart w:id="97" w:name="confini"/>
+      <w:bookmarkStart w:id="98" w:name="confini"/>
       <w:r>
         <w:rPr/>
         <w:t>Confini</w:t>
@@ -26482,17 +26671,17 @@
         <w:rPr/>
         <w:t>.</w:t>
       </w:r>
-      <w:bookmarkEnd w:id="91"/>
-      <w:bookmarkEnd w:id="97"/>
+      <w:bookmarkEnd w:id="92"/>
+      <w:bookmarkEnd w:id="98"/>
     </w:p>
     <w:p>
       <w:pPr>
         <w:pStyle w:val="Heading2"/>
         <w:rPr/>
       </w:pPr>
-      <w:bookmarkStart w:id="98" w:name="__RefHeading___Toc7612_3672760668"/>
-      <w:bookmarkStart w:id="99" w:name="X2850bc93332866d7b33826adee665ca4a2d23cd"/>
-      <w:bookmarkEnd w:id="98"/>
+      <w:bookmarkStart w:id="99" w:name="__RefHeading___Toc7698_2049021629"/>
+      <w:bookmarkStart w:id="100" w:name="X2850bc93332866d7b33826adee665ca4a2d23cd"/>
+      <w:bookmarkEnd w:id="99"/>
       <w:r>
         <w:rPr/>
         <w:t>Stati di prenotazione e lista d’attesa — TO-BE</w:t>
@@ -26503,7 +26692,7 @@
         <w:pStyle w:val="Heading3"/>
         <w:rPr/>
       </w:pPr>
-      <w:bookmarkStart w:id="100" w:name="scopo-e-convenzioni"/>
+      <w:bookmarkStart w:id="101" w:name="scopo-e-convenzioni"/>
       <w:r>
         <w:rPr/>
         <w:t>Scopo e convenzioni</w:t>
@@ -26544,7 +26733,7 @@
         <w:pStyle w:val="Compact"/>
         <w:numPr>
           <w:ilvl w:val="0"/>
-          <w:numId w:val="107"/>
+          <w:numId w:val="115"/>
         </w:numPr>
         <w:rPr/>
       </w:pPr>
@@ -26558,7 +26747,7 @@
         <w:pStyle w:val="Compact"/>
         <w:numPr>
           <w:ilvl w:val="0"/>
-          <w:numId w:val="108"/>
+          <w:numId w:val="116"/>
         </w:numPr>
         <w:rPr/>
       </w:pPr>
@@ -26572,23 +26761,23 @@
         <w:pStyle w:val="Compact"/>
         <w:numPr>
           <w:ilvl w:val="0"/>
-          <w:numId w:val="109"/>
+          <w:numId w:val="117"/>
         </w:numPr>
         <w:rPr/>
       </w:pPr>
-      <w:bookmarkStart w:id="101" w:name="scopo-e-convenzioni"/>
+      <w:bookmarkStart w:id="102" w:name="scopo-e-convenzioni"/>
       <w:r>
         <w:rPr/>
         <w:t>Confronto: AS-IS / TO-BE</w:t>
       </w:r>
-      <w:bookmarkEnd w:id="101"/>
+      <w:bookmarkEnd w:id="102"/>
     </w:p>
     <w:p>
       <w:pPr>
         <w:pStyle w:val="Heading3"/>
         <w:rPr/>
       </w:pPr>
-      <w:bookmarkStart w:id="102" w:name="ciclo-della-prenotazione"/>
+      <w:bookmarkStart w:id="103" w:name="ciclo-della-prenotazione"/>
       <w:r>
         <w:rPr/>
         <w:t>Ciclo della prenotazione</w:t>
@@ -26600,12 +26789,12 @@
         <w:jc w:val="center"/>
         <w:rPr/>
       </w:pPr>
-      <w:bookmarkStart w:id="103" w:name="ciclo-della-prenotazione"/>
+      <w:bookmarkStart w:id="104" w:name="ciclo-della-prenotazione"/>
       <w:r>
         <w:rPr/>
         <w:drawing>
           <wp:inline distT="0" distB="0" distL="0" distR="0">
-            <wp:extent cx="5760085" cy="1763395"/>
+            <wp:extent cx="5760085" cy="1816100"/>
             <wp:effectExtent l="0" t="0" r="0" b="0"/>
             <wp:docPr id="4" name="Image4" descr=""/>
             <wp:cNvGraphicFramePr>
@@ -26629,7 +26818,7 @@
                   <pic:spPr bwMode="auto">
                     <a:xfrm>
                       <a:off x="0" y="0"/>
-                      <a:ext cx="5760085" cy="1763395"/>
+                      <a:ext cx="5760085" cy="1816100"/>
                     </a:xfrm>
                     <a:prstGeom prst="rect">
                       <a:avLst/>
@@ -26641,14 +26830,14 @@
           </wp:inline>
         </w:drawing>
       </w:r>
-      <w:bookmarkEnd w:id="103"/>
+      <w:bookmarkEnd w:id="104"/>
     </w:p>
     <w:p>
       <w:pPr>
         <w:pStyle w:val="Heading3"/>
         <w:rPr/>
       </w:pPr>
-      <w:bookmarkStart w:id="104" w:name="ciclo-della-lista-dattesa"/>
+      <w:bookmarkStart w:id="105" w:name="ciclo-della-lista-dattesa"/>
       <w:r>
         <w:rPr/>
         <w:t>Ciclo della lista d’attesa</w:t>
@@ -26660,12 +26849,12 @@
         <w:jc w:val="center"/>
         <w:rPr/>
       </w:pPr>
-      <w:bookmarkStart w:id="105" w:name="ciclo-della-lista-dattesa"/>
+      <w:bookmarkStart w:id="106" w:name="ciclo-della-lista-dattesa"/>
       <w:r>
         <w:rPr/>
         <w:drawing>
           <wp:inline distT="0" distB="0" distL="0" distR="0">
-            <wp:extent cx="5760085" cy="1410335"/>
+            <wp:extent cx="5760085" cy="1478280"/>
             <wp:effectExtent l="0" t="0" r="0" b="0"/>
             <wp:docPr id="5" name="Image5" descr=""/>
             <wp:cNvGraphicFramePr>
@@ -26689,7 +26878,7 @@
                   <pic:spPr bwMode="auto">
                     <a:xfrm>
                       <a:off x="0" y="0"/>
-                      <a:ext cx="5760085" cy="1410335"/>
+                      <a:ext cx="5760085" cy="1478280"/>
                     </a:xfrm>
                     <a:prstGeom prst="rect">
                       <a:avLst/>
@@ -26701,14 +26890,14 @@
           </wp:inline>
         </w:drawing>
       </w:r>
-      <w:bookmarkEnd w:id="105"/>
+      <w:bookmarkEnd w:id="106"/>
     </w:p>
     <w:p>
       <w:pPr>
         <w:pStyle w:val="Heading3"/>
         <w:rPr/>
       </w:pPr>
-      <w:bookmarkStart w:id="106" w:name="coordinamento-fra-i-due-cicli"/>
+      <w:bookmarkStart w:id="107" w:name="coordinamento-fra-i-due-cicli"/>
       <w:r>
         <w:rPr/>
         <w:t>Coordinamento fra i due cicli</w:t>
@@ -26720,12 +26909,12 @@
         <w:jc w:val="center"/>
         <w:rPr/>
       </w:pPr>
-      <w:bookmarkStart w:id="107" w:name="coordinamento-fra-i-due-cicli"/>
+      <w:bookmarkStart w:id="108" w:name="coordinamento-fra-i-due-cicli"/>
       <w:r>
         <w:rPr/>
         <w:drawing>
           <wp:inline distT="0" distB="0" distL="0" distR="0">
-            <wp:extent cx="5760085" cy="3300095"/>
+            <wp:extent cx="5760085" cy="3285490"/>
             <wp:effectExtent l="0" t="0" r="0" b="0"/>
             <wp:docPr id="6" name="Image6" descr=""/>
             <wp:cNvGraphicFramePr>
@@ -26749,7 +26938,7 @@
                   <pic:spPr bwMode="auto">
                     <a:xfrm>
                       <a:off x="0" y="0"/>
-                      <a:ext cx="5760085" cy="3300095"/>
+                      <a:ext cx="5760085" cy="3285490"/>
                     </a:xfrm>
                     <a:prstGeom prst="rect">
                       <a:avLst/>
@@ -26761,14 +26950,14 @@
           </wp:inline>
         </w:drawing>
       </w:r>
-      <w:bookmarkEnd w:id="107"/>
+      <w:bookmarkEnd w:id="108"/>
     </w:p>
     <w:p>
       <w:pPr>
         <w:pStyle w:val="Heading3"/>
         <w:rPr/>
       </w:pPr>
-      <w:bookmarkStart w:id="108" w:name="transizioni-e-garanzie"/>
+      <w:bookmarkStart w:id="109" w:name="transizioni-e-garanzie"/>
       <w:r>
         <w:rPr/>
         <w:t>Transizioni e garanzie</w:t>
@@ -28942,24 +29131,24 @@
         <w:pStyle w:val="BodyText"/>
         <w:rPr/>
       </w:pPr>
-      <w:bookmarkStart w:id="109" w:name="X2850bc93332866d7b33826adee665ca4a2d23cd"/>
-      <w:bookmarkStart w:id="110" w:name="transizioni-e-garanzie"/>
+      <w:bookmarkStart w:id="110" w:name="X2850bc93332866d7b33826adee665ca4a2d23cd"/>
+      <w:bookmarkStart w:id="111" w:name="transizioni-e-garanzie"/>
       <w:r>
         <w:rPr/>
         <w:t>Le transizioni automatiche usano guardie sullo stato atteso e transazioni Serializable. Un secondo run non ripete gli effetti già persistiti; il vincolo di esclusione impedisce comunque due prenotazioni attive sovrapposte.</w:t>
       </w:r>
-      <w:bookmarkEnd w:id="109"/>
       <w:bookmarkEnd w:id="110"/>
+      <w:bookmarkEnd w:id="111"/>
     </w:p>
     <w:p>
       <w:pPr>
         <w:pStyle w:val="Heading2"/>
         <w:rPr/>
       </w:pPr>
-      <w:bookmarkStart w:id="111" w:name="__RefHeading___Toc7614_3672760668"/>
-      <w:bookmarkStart w:id="112" w:name="X5a14547f53ee4b9de1bdbf19b5a613b8dbcf22b"/>
-      <w:bookmarkEnd w:id="111"/>
+      <w:bookmarkStart w:id="112" w:name="__RefHeading___Toc7700_2049021629"/>
+      <w:bookmarkStart w:id="113" w:name="X5a14547f53ee4b9de1bdbf19b5a613b8dbcf22b"/>
       <w:bookmarkEnd w:id="112"/>
+      <w:bookmarkEnd w:id="113"/>
       <w:r>
         <w:rPr/>
         <w:t>Sottosistema prenotazioni — confronto AS-IS / TO-BE</w:t>
@@ -28970,7 +29159,7 @@
         <w:pStyle w:val="Heading3"/>
         <w:rPr/>
       </w:pPr>
-      <w:bookmarkStart w:id="113" w:name="vista-affiancata"/>
+      <w:bookmarkStart w:id="114" w:name="vista-affiancata"/>
       <w:r>
         <w:rPr/>
         <w:t>Vista affiancata</w:t>
@@ -29469,12 +29658,12 @@
         <w:pStyle w:val="BodyText"/>
         <w:rPr/>
       </w:pPr>
-      <w:bookmarkStart w:id="114" w:name="vista-affiancata"/>
+      <w:bookmarkStart w:id="115" w:name="vista-affiancata"/>
       <w:r>
         <w:rPr/>
         <w:t>I diagrammi AS-IS restano immutati come fotografia della baseline. I documenti TO-BE rappresentano invece le dipendenze e le transizioni osservabili nel codice finale; questa pagina li mette in relazione senza duplicarne il dettaglio.</w:t>
       </w:r>
-      <w:bookmarkEnd w:id="114"/>
+      <w:bookmarkEnd w:id="115"/>
     </w:p>
     <w:p>
       <w:pPr>
@@ -31580,8 +31769,8 @@
               </w:rPr>
               <w:t>API e pagina statistiche</w:t>
             </w:r>
-            <w:bookmarkStart w:id="115" w:name="differenze-architetturali"/>
-            <w:bookmarkEnd w:id="115"/>
+            <w:bookmarkStart w:id="116" w:name="differenze-architetturali"/>
+            <w:bookmarkEnd w:id="116"/>
           </w:p>
         </w:tc>
       </w:tr>
@@ -31606,7 +31795,7 @@
         <w:rPr/>
         <w:drawing>
           <wp:inline distT="0" distB="0" distL="0" distR="0">
-            <wp:extent cx="5760085" cy="3476625"/>
+            <wp:extent cx="5760085" cy="3467735"/>
             <wp:effectExtent l="0" t="0" r="0" b="0"/>
             <wp:docPr id="7" name="Image7" descr=""/>
             <wp:cNvGraphicFramePr>
@@ -31630,7 +31819,7 @@
                   <pic:spPr bwMode="auto">
                     <a:xfrm>
                       <a:off x="0" y="0"/>
-                      <a:ext cx="5760085" cy="3476625"/>
+                      <a:ext cx="5760085" cy="3467735"/>
                     </a:xfrm>
                     <a:prstGeom prst="rect">
                       <a:avLst/>
@@ -31648,146 +31837,10 @@
         <w:pStyle w:val="Heading3"/>
         <w:rPr/>
       </w:pPr>
-      <w:bookmarkStart w:id="116" w:name="ripple-effect-chiusi"/>
+      <w:bookmarkStart w:id="117" w:name="ripple-effect-chiusi"/>
       <w:r>
         <w:rPr/>
         <w:t>Ripple effect chiusi</w:t>
-      </w:r>
-    </w:p>
-    <w:p>
-      <w:pPr>
-        <w:pStyle w:val="Compact"/>
-        <w:numPr>
-          <w:ilvl w:val="0"/>
-          <w:numId w:val="110"/>
-        </w:numPr>
-        <w:rPr/>
-      </w:pPr>
-      <w:r>
-        <w:rPr/>
-        <w:t>Creazione, estensione e controllo conflitti condividono la semantica degli intervalli; il database impedisce sovrapposizioni anche in concorrenza.</w:t>
-      </w:r>
-    </w:p>
-    <w:p>
-      <w:pPr>
-        <w:pStyle w:val="Compact"/>
-        <w:numPr>
-          <w:ilvl w:val="0"/>
-          <w:numId w:val="111"/>
-        </w:numPr>
-        <w:rPr/>
-      </w:pPr>
-      <w:r>
-        <w:rPr/>
-        <w:t>Check-in e ownership non accettano richieste in coda come prenotazioni.</w:t>
-      </w:r>
-    </w:p>
-    <w:p>
-      <w:pPr>
-        <w:pStyle w:val="Compact"/>
-        <w:numPr>
-          <w:ilvl w:val="0"/>
-          <w:numId w:val="112"/>
-        </w:numPr>
-        <w:rPr/>
-      </w:pPr>
-      <w:r>
-        <w:rPr/>
-        <w:t>Cancellazione del personale, no-show e scadenza convergono sulla stessa promozione, senza duplicarne l’algoritmo FIFO.</w:t>
-      </w:r>
-    </w:p>
-    <w:p>
-      <w:pPr>
-        <w:pStyle w:val="Compact"/>
-        <w:numPr>
-          <w:ilvl w:val="0"/>
-          <w:numId w:val="113"/>
-        </w:numPr>
-        <w:rPr/>
-      </w:pPr>
-      <w:r>
-        <w:rPr/>
-        <w:t>Cron e transizioni usano lock o guardie di stato per non duplicare promozioni, notifiche e log.</w:t>
-      </w:r>
-    </w:p>
-    <w:p>
-      <w:pPr>
-        <w:pStyle w:val="Compact"/>
-        <w:numPr>
-          <w:ilvl w:val="0"/>
-          <w:numId w:val="114"/>
-        </w:numPr>
-        <w:rPr/>
-      </w:pPr>
-      <w:r>
-        <w:rPr/>
-        <w:t>Le notifiche della coda sono persistenti e collegate alla prenotazione; il badge le rileva tramite polling senza mantenere connessioni SSE serverless.</w:t>
-      </w:r>
-    </w:p>
-    <w:p>
-      <w:pPr>
-        <w:pStyle w:val="Compact"/>
-        <w:numPr>
-          <w:ilvl w:val="0"/>
-          <w:numId w:val="115"/>
-        </w:numPr>
-        <w:rPr/>
-      </w:pPr>
-      <w:bookmarkStart w:id="117" w:name="ripple-effect-chiusi"/>
-      <w:r>
-        <w:rPr/>
-        <w:t>Le statistiche distinguono gli eventi della coda dai conteggi storici.</w:t>
-      </w:r>
-      <w:bookmarkEnd w:id="117"/>
-    </w:p>
-    <w:p>
-      <w:pPr>
-        <w:pStyle w:val="Heading3"/>
-        <w:rPr/>
-      </w:pPr>
-      <w:bookmarkStart w:id="118" w:name="evidenza-di-verifica"/>
-      <w:bookmarkEnd w:id="118"/>
-      <w:r>
-        <w:rPr/>
-        <w:t>Evidenza di verifica</w:t>
-      </w:r>
-    </w:p>
-    <w:p>
-      <w:pPr>
-        <w:pStyle w:val="FirstParagraph"/>
-        <w:rPr/>
-      </w:pPr>
-      <w:r>
-        <w:rPr/>
-        <w:t>La coerenza del TO-BE è supportata dai documenti di Fase 6:</w:t>
-      </w:r>
-    </w:p>
-    <w:p>
-      <w:pPr>
-        <w:pStyle w:val="Compact"/>
-        <w:numPr>
-          <w:ilvl w:val="0"/>
-          <w:numId w:val="116"/>
-        </w:numPr>
-        <w:rPr/>
-      </w:pPr>
-      <w:r>
-        <w:rPr/>
-        <w:t>specifica dei test post-modifica;</w:t>
-      </w:r>
-    </w:p>
-    <w:p>
-      <w:pPr>
-        <w:pStyle w:val="Compact"/>
-        <w:numPr>
-          <w:ilvl w:val="0"/>
-          <w:numId w:val="117"/>
-        </w:numPr>
-        <w:rPr/>
-      </w:pPr>
-      <w:r>
-        <w:rPr/>
-        <w:t>report delle parti modificate;</w:t>
       </w:r>
     </w:p>
     <w:p>
@@ -31801,7 +31854,7 @@
       </w:pPr>
       <w:r>
         <w:rPr/>
-        <w:t>report di regressione;</w:t>
+        <w:t>Creazione, estensione e controllo conflitti condividono la semantica degli intervalli; il database impedisce sovrapposizioni anche in concorrenza.</w:t>
       </w:r>
     </w:p>
     <w:p>
@@ -31815,36 +31868,172 @@
       </w:pPr>
       <w:r>
         <w:rPr/>
-        <w:t>verifica finale dei criteri.</w:t>
+        <w:t>Check-in e ownership non accettano richieste in coda come prenotazioni.</w:t>
       </w:r>
     </w:p>
     <w:p>
       <w:pPr>
-        <w:pStyle w:val="FirstParagraph"/>
-        <w:rPr/>
-      </w:pPr>
-      <w:r>
-        <w:rPr/>
-        <w:t>Questi report costituiscono l’evidenza eseguibile; i diagrammi ne rappresentano la struttura e non introducono nuovi requisiti o comportamenti.</w:t>
+        <w:pStyle w:val="Compact"/>
+        <w:numPr>
+          <w:ilvl w:val="0"/>
+          <w:numId w:val="120"/>
+        </w:numPr>
+        <w:rPr/>
+      </w:pPr>
+      <w:r>
+        <w:rPr/>
+        <w:t>Cancellazione del personale, no-show e scadenza convergono sulla stessa promozione, senza duplicarne l’algoritmo FIFO.</w:t>
       </w:r>
     </w:p>
     <w:p>
       <w:pPr>
+        <w:pStyle w:val="Compact"/>
+        <w:numPr>
+          <w:ilvl w:val="0"/>
+          <w:numId w:val="121"/>
+        </w:numPr>
+        <w:rPr/>
+      </w:pPr>
+      <w:r>
+        <w:rPr/>
+        <w:t>Cron e transizioni usano lock o guardie di stato per non duplicare promozioni, notifiche e log.</w:t>
+      </w:r>
+    </w:p>
+    <w:p>
+      <w:pPr>
+        <w:pStyle w:val="Compact"/>
+        <w:numPr>
+          <w:ilvl w:val="0"/>
+          <w:numId w:val="122"/>
+        </w:numPr>
+        <w:rPr/>
+      </w:pPr>
+      <w:r>
+        <w:rPr/>
+        <w:t>Le notifiche della coda sono persistenti e collegate alla prenotazione; il badge le rileva tramite polling senza mantenere connessioni SSE serverless.</w:t>
+      </w:r>
+    </w:p>
+    <w:p>
+      <w:pPr>
+        <w:pStyle w:val="Compact"/>
+        <w:numPr>
+          <w:ilvl w:val="0"/>
+          <w:numId w:val="123"/>
+        </w:numPr>
+        <w:rPr/>
+      </w:pPr>
+      <w:bookmarkStart w:id="118" w:name="ripple-effect-chiusi"/>
+      <w:r>
+        <w:rPr/>
+        <w:t>Le statistiche distinguono gli eventi della coda dai conteggi storici.</w:t>
+      </w:r>
+      <w:bookmarkEnd w:id="118"/>
+    </w:p>
+    <w:p>
+      <w:pPr>
+        <w:pStyle w:val="Heading3"/>
+        <w:rPr/>
+      </w:pPr>
+      <w:bookmarkStart w:id="119" w:name="evidenza-di-verifica"/>
+      <w:bookmarkEnd w:id="119"/>
+      <w:r>
+        <w:rPr/>
+        <w:t>Evidenza di verifica</w:t>
+      </w:r>
+    </w:p>
+    <w:p>
+      <w:pPr>
+        <w:pStyle w:val="FirstParagraph"/>
+        <w:rPr/>
+      </w:pPr>
+      <w:r>
+        <w:rPr/>
+        <w:t>La coerenza del TO-BE è supportata dai documenti di Fase 6:</w:t>
+      </w:r>
+    </w:p>
+    <w:p>
+      <w:pPr>
+        <w:pStyle w:val="Compact"/>
+        <w:numPr>
+          <w:ilvl w:val="0"/>
+          <w:numId w:val="124"/>
+        </w:numPr>
+        <w:rPr/>
+      </w:pPr>
+      <w:r>
+        <w:rPr/>
+        <w:t>specifica dei test post-modifica;</w:t>
+      </w:r>
+    </w:p>
+    <w:p>
+      <w:pPr>
+        <w:pStyle w:val="Compact"/>
+        <w:numPr>
+          <w:ilvl w:val="0"/>
+          <w:numId w:val="125"/>
+        </w:numPr>
+        <w:rPr/>
+      </w:pPr>
+      <w:r>
+        <w:rPr/>
+        <w:t>report delle parti modificate;</w:t>
+      </w:r>
+    </w:p>
+    <w:p>
+      <w:pPr>
+        <w:pStyle w:val="Compact"/>
+        <w:numPr>
+          <w:ilvl w:val="0"/>
+          <w:numId w:val="126"/>
+        </w:numPr>
+        <w:rPr/>
+      </w:pPr>
+      <w:r>
+        <w:rPr/>
+        <w:t>report di regressione;</w:t>
+      </w:r>
+    </w:p>
+    <w:p>
+      <w:pPr>
+        <w:pStyle w:val="Compact"/>
+        <w:numPr>
+          <w:ilvl w:val="0"/>
+          <w:numId w:val="127"/>
+        </w:numPr>
+        <w:rPr/>
+      </w:pPr>
+      <w:r>
+        <w:rPr/>
+        <w:t>verifica finale dei criteri.</w:t>
+      </w:r>
+    </w:p>
+    <w:p>
+      <w:pPr>
+        <w:pStyle w:val="FirstParagraph"/>
+        <w:rPr/>
+      </w:pPr>
+      <w:r>
+        <w:rPr/>
+        <w:t>Questi report costituiscono l’evidenza eseguibile; i diagrammi ne rappresentano la struttura e non introducono nuovi requisiti o comportamenti.</w:t>
+      </w:r>
+    </w:p>
+    <w:p>
+      <w:pPr>
         <w:pStyle w:val="Normal"/>
         <w:rPr/>
       </w:pPr>
       <w:r>
         <w:rPr/>
       </w:r>
-      <w:bookmarkStart w:id="119" w:name="appendice-b-progettazione-to-be"/>
-      <w:bookmarkStart w:id="120" w:name="X5a14547f53ee4b9de1bdbf19b5a613b8dbcf22b"/>
-      <w:bookmarkStart w:id="121" w:name="evidenza-di-verifica"/>
-      <w:bookmarkStart w:id="122" w:name="appendice-b-progettazione-to-be"/>
-      <w:bookmarkStart w:id="123" w:name="X5a14547f53ee4b9de1bdbf19b5a613b8dbcf22b"/>
-      <w:bookmarkStart w:id="124" w:name="evidenza-di-verifica"/>
-      <w:bookmarkEnd w:id="122"/>
+      <w:bookmarkStart w:id="120" w:name="appendice-b-progettazione-to-be"/>
+      <w:bookmarkStart w:id="121" w:name="X5a14547f53ee4b9de1bdbf19b5a613b8dbcf22b"/>
+      <w:bookmarkStart w:id="122" w:name="evidenza-di-verifica"/>
+      <w:bookmarkStart w:id="123" w:name="appendice-b-progettazione-to-be"/>
+      <w:bookmarkStart w:id="124" w:name="X5a14547f53ee4b9de1bdbf19b5a613b8dbcf22b"/>
+      <w:bookmarkStart w:id="125" w:name="evidenza-di-verifica"/>
       <w:bookmarkEnd w:id="123"/>
       <w:bookmarkEnd w:id="124"/>
+      <w:bookmarkEnd w:id="125"/>
       <w:r>
         <w:br w:type="page"/>
       </w:r>
@@ -31855,8 +32044,8 @@
         <w:spacing w:before="0" w:after="120"/>
         <w:rPr/>
       </w:pPr>
-      <w:bookmarkStart w:id="125" w:name="__RefHeading___Toc7616_3672760668"/>
-      <w:bookmarkEnd w:id="125"/>
+      <w:bookmarkStart w:id="126" w:name="__RefHeading___Toc7702_2049021629"/>
+      <w:bookmarkEnd w:id="126"/>
       <w:r>
         <w:rPr/>
         <w:t>Appendice C — Verifica finale dei criteri di accettazione</w:t>
@@ -31867,8 +32056,8 @@
         <w:pStyle w:val="Heading2"/>
         <w:rPr/>
       </w:pPr>
-      <w:bookmarkStart w:id="126" w:name="__RefHeading___Toc7618_3672760668"/>
-      <w:bookmarkEnd w:id="126"/>
+      <w:bookmarkStart w:id="127" w:name="__RefHeading___Toc7704_2049021629"/>
+      <w:bookmarkEnd w:id="127"/>
       <w:r>
         <w:rPr/>
         <w:t>Verifica finale dei criteri di accettazione — CR-BF-01</w:t>
@@ -32441,8 +32630,8 @@
               </w:rPr>
               <w:t>CONFORME — 6 criteri verificati su 6</w:t>
             </w:r>
-            <w:bookmarkStart w:id="127" w:name="identificazione-1"/>
-            <w:bookmarkEnd w:id="127"/>
+            <w:bookmarkStart w:id="128" w:name="identificazione-1"/>
+            <w:bookmarkEnd w:id="128"/>
           </w:p>
         </w:tc>
       </w:tr>
@@ -33655,8 +33844,8 @@
               </w:rPr>
               <w:t>Verificato</w:t>
             </w:r>
-            <w:bookmarkStart w:id="128" w:name="matrice-finale"/>
-            <w:bookmarkEnd w:id="128"/>
+            <w:bookmarkStart w:id="129" w:name="matrice-finale"/>
+            <w:bookmarkEnd w:id="129"/>
           </w:p>
         </w:tc>
       </w:tr>
@@ -34549,7 +34738,7 @@
         <w:pStyle w:val="Heading3"/>
         <w:rPr/>
       </w:pPr>
-      <w:bookmarkStart w:id="129" w:name="ca-01-accesso-verificato-dopo-bib-68"/>
+      <w:bookmarkStart w:id="130" w:name="ca-01-accesso-verificato-dopo-bib-68"/>
       <w:r>
         <w:rPr/>
         <w:t>CA-01 — accesso: verificato (dopo BIB-68)</w:t>
@@ -34560,7 +34749,7 @@
         <w:pStyle w:val="Heading4"/>
         <w:rPr/>
       </w:pPr>
-      <w:bookmarkStart w:id="130" w:name="Xd5a1c1a2e6e79ea6081ca872d036f095af34bd2"/>
+      <w:bookmarkStart w:id="131" w:name="Xd5a1c1a2e6e79ea6081ca872d036f095af34bd2"/>
       <w:r>
         <w:rPr/>
         <w:t>Prima verifica (BIB-63, 2026-09-04) — non conforme</w:t>
@@ -35406,7 +35595,7 @@
         <w:pStyle w:val="Compact"/>
         <w:numPr>
           <w:ilvl w:val="0"/>
-          <w:numId w:val="120"/>
+          <w:numId w:val="128"/>
         </w:numPr>
         <w:rPr/>
       </w:pPr>
@@ -35430,7 +35619,7 @@
         <w:pStyle w:val="Compact"/>
         <w:numPr>
           <w:ilvl w:val="0"/>
-          <w:numId w:val="121"/>
+          <w:numId w:val="129"/>
         </w:numPr>
         <w:rPr/>
       </w:pPr>
@@ -35464,7 +35653,7 @@
         <w:pStyle w:val="Compact"/>
         <w:numPr>
           <w:ilvl w:val="0"/>
-          <w:numId w:val="122"/>
+          <w:numId w:val="130"/>
         </w:numPr>
         <w:rPr/>
       </w:pPr>
@@ -35508,7 +35697,7 @@
         <w:pStyle w:val="Compact"/>
         <w:numPr>
           <w:ilvl w:val="0"/>
-          <w:numId w:val="123"/>
+          <w:numId w:val="131"/>
         </w:numPr>
         <w:rPr/>
       </w:pPr>
@@ -35522,19 +35711,19 @@
         <w:pStyle w:val="FirstParagraph"/>
         <w:rPr/>
       </w:pPr>
-      <w:bookmarkStart w:id="131" w:name="Xd5a1c1a2e6e79ea6081ca872d036f095af34bd2"/>
+      <w:bookmarkStart w:id="132" w:name="Xd5a1c1a2e6e79ea6081ca872d036f095af34bd2"/>
       <w:r>
         <w:rPr/>
         <w:t>La correzione non era stata effettuata in BIB-63 per rispettare sia il perimetro di una task di verifica sia la responsabilità dell’area admin/UI.</w:t>
       </w:r>
-      <w:bookmarkEnd w:id="131"/>
+      <w:bookmarkEnd w:id="132"/>
     </w:p>
     <w:p>
       <w:pPr>
         <w:pStyle w:val="Heading4"/>
         <w:rPr/>
       </w:pPr>
-      <w:bookmarkStart w:id="132" w:name="X2eb61451333d787227a6c1f7edd28e07fa38ad2"/>
+      <w:bookmarkStart w:id="133" w:name="X2eb61451333d787227a6c1f7edd28e07fa38ad2"/>
       <w:r>
         <w:rPr/>
         <w:t>Correzione (BIB-68) e verifica finale — conforme</w:t>
@@ -36604,15 +36793,15 @@
         <w:rPr/>
         <w:t xml:space="preserve"> secondo lo stesso criterio applicato agli altri cinque.</w:t>
       </w:r>
-      <w:bookmarkEnd w:id="129"/>
-      <w:bookmarkEnd w:id="132"/>
+      <w:bookmarkEnd w:id="130"/>
+      <w:bookmarkEnd w:id="133"/>
     </w:p>
     <w:p>
       <w:pPr>
         <w:pStyle w:val="Heading3"/>
         <w:rPr/>
       </w:pPr>
-      <w:bookmarkStart w:id="133" w:name="ca-02-concorrenza-verificato"/>
+      <w:bookmarkStart w:id="134" w:name="ca-02-concorrenza-verificato"/>
       <w:r>
         <w:rPr/>
         <w:t>CA-02 — concorrenza: verificato</w:t>
@@ -36639,7 +36828,7 @@
         <w:pStyle w:val="Compact"/>
         <w:numPr>
           <w:ilvl w:val="0"/>
-          <w:numId w:val="124"/>
+          <w:numId w:val="132"/>
         </w:numPr>
         <w:rPr/>
       </w:pPr>
@@ -36653,7 +36842,7 @@
         <w:pStyle w:val="Compact"/>
         <w:numPr>
           <w:ilvl w:val="0"/>
-          <w:numId w:val="125"/>
+          <w:numId w:val="133"/>
         </w:numPr>
         <w:rPr/>
       </w:pPr>
@@ -36719,19 +36908,19 @@
         <w:pStyle w:val="FirstParagraph"/>
         <w:rPr/>
       </w:pPr>
-      <w:bookmarkStart w:id="134" w:name="ca-02-concorrenza-verificato"/>
+      <w:bookmarkStart w:id="135" w:name="ca-02-concorrenza-verificato"/>
       <w:r>
         <w:rPr/>
         <w:t>I messaggi Prisma relativi a write conflict, deadlock o violazione del vincolo di esclusione sono attesi: rappresentano le richieste perdenti che il dominio traduce in conflitto, non fallimenti del test.</w:t>
       </w:r>
-      <w:bookmarkEnd w:id="134"/>
+      <w:bookmarkEnd w:id="135"/>
     </w:p>
     <w:p>
       <w:pPr>
         <w:pStyle w:val="Heading3"/>
         <w:rPr/>
       </w:pPr>
-      <w:bookmarkStart w:id="135" w:name="ca-03-ca-04-e-ca-05-verificati"/>
+      <w:bookmarkStart w:id="136" w:name="ca-03-ca-04-e-ca-05-verificati"/>
       <w:r>
         <w:rPr/>
         <w:t>CA-03, CA-04 e CA-05 — verificati</w:t>
@@ -36784,7 +36973,7 @@
         <w:pStyle w:val="Compact"/>
         <w:numPr>
           <w:ilvl w:val="0"/>
-          <w:numId w:val="126"/>
+          <w:numId w:val="134"/>
         </w:numPr>
         <w:rPr/>
       </w:pPr>
@@ -36798,7 +36987,7 @@
         <w:pStyle w:val="Compact"/>
         <w:numPr>
           <w:ilvl w:val="0"/>
-          <w:numId w:val="127"/>
+          <w:numId w:val="135"/>
         </w:numPr>
         <w:rPr/>
       </w:pPr>
@@ -36832,7 +37021,7 @@
         <w:pStyle w:val="Compact"/>
         <w:numPr>
           <w:ilvl w:val="0"/>
-          <w:numId w:val="128"/>
+          <w:numId w:val="136"/>
         </w:numPr>
         <w:rPr/>
       </w:pPr>
@@ -36846,7 +37035,7 @@
         <w:pStyle w:val="Compact"/>
         <w:numPr>
           <w:ilvl w:val="0"/>
-          <w:numId w:val="129"/>
+          <w:numId w:val="137"/>
         </w:numPr>
         <w:rPr/>
       </w:pPr>
@@ -36860,7 +37049,7 @@
         <w:pStyle w:val="Compact"/>
         <w:numPr>
           <w:ilvl w:val="0"/>
-          <w:numId w:val="130"/>
+          <w:numId w:val="138"/>
         </w:numPr>
         <w:rPr/>
       </w:pPr>
@@ -36874,23 +37063,23 @@
         <w:pStyle w:val="Compact"/>
         <w:numPr>
           <w:ilvl w:val="0"/>
-          <w:numId w:val="131"/>
+          <w:numId w:val="139"/>
         </w:numPr>
         <w:rPr/>
       </w:pPr>
-      <w:bookmarkStart w:id="136" w:name="ca-03-ca-04-e-ca-05-verificati"/>
+      <w:bookmarkStart w:id="137" w:name="ca-03-ca-04-e-ca-05-verificati"/>
       <w:r>
         <w:rPr/>
         <w:t>propagazione realtime ai soli canali previsti.</w:t>
       </w:r>
-      <w:bookmarkEnd w:id="136"/>
+      <w:bookmarkEnd w:id="137"/>
     </w:p>
     <w:p>
       <w:pPr>
         <w:pStyle w:val="Heading3"/>
         <w:rPr/>
       </w:pPr>
-      <w:bookmarkStart w:id="137" w:name="ca-06-regressione-verificato"/>
+      <w:bookmarkStart w:id="138" w:name="ca-06-regressione-verificato"/>
       <w:r>
         <w:rPr/>
         <w:t>CA-06 — regressione: verificato</w:t>
@@ -36958,14 +37147,14 @@
         <w:rPr/>
         <w:t>, mentre i limiti PWA osservati esistevano già nella baseline. Non risultano regressioni introdotte dalla CR-BF-01 nel perimetro definito.</w:t>
       </w:r>
-      <w:bookmarkEnd w:id="137"/>
+      <w:bookmarkEnd w:id="138"/>
     </w:p>
     <w:p>
       <w:pPr>
         <w:pStyle w:val="Heading3"/>
         <w:rPr/>
       </w:pPr>
-      <w:bookmarkStart w:id="138" w:name="stabilità-della-suite-completa"/>
+      <w:bookmarkStart w:id="139" w:name="stabilità-della-suite-completa"/>
       <w:r>
         <w:rPr/>
         <w:t>Stabilità della suite completa</w:t>
@@ -36986,7 +37175,7 @@
         <w:pStyle w:val="Compact"/>
         <w:numPr>
           <w:ilvl w:val="0"/>
-          <w:numId w:val="132"/>
+          <w:numId w:val="140"/>
         </w:numPr>
         <w:rPr/>
       </w:pPr>
@@ -37000,7 +37189,7 @@
         <w:pStyle w:val="Compact"/>
         <w:numPr>
           <w:ilvl w:val="0"/>
-          <w:numId w:val="133"/>
+          <w:numId w:val="141"/>
         </w:numPr>
         <w:rPr/>
       </w:pPr>
@@ -37024,7 +37213,7 @@
         <w:pStyle w:val="Compact"/>
         <w:numPr>
           <w:ilvl w:val="0"/>
-          <w:numId w:val="134"/>
+          <w:numId w:val="142"/>
         </w:numPr>
         <w:rPr/>
       </w:pPr>
@@ -37038,19 +37227,19 @@
         <w:pStyle w:val="FirstParagraph"/>
         <w:rPr/>
       </w:pPr>
-      <w:bookmarkStart w:id="139" w:name="stabilità-della-suite-completa"/>
+      <w:bookmarkStart w:id="140" w:name="stabilità-della-suite-completa"/>
       <w:r>
         <w:rPr/>
         <w:t>Il dato è registrato per trasparenza come probabile contaminazione dello stato di test durante la sessione esplorativa. Non c’è al momento un fallimento riproducibile da aprire come regressione; se ricompare in CI va conservato il log completo e aperta una task di stabilizzazione del test database.</w:t>
       </w:r>
-      <w:bookmarkEnd w:id="139"/>
+      <w:bookmarkEnd w:id="140"/>
     </w:p>
     <w:p>
       <w:pPr>
         <w:pStyle w:val="Heading3"/>
         <w:rPr/>
       </w:pPr>
-      <w:bookmarkStart w:id="140" w:name="stato-consigliato"/>
+      <w:bookmarkStart w:id="141" w:name="stato-consigliato"/>
       <w:r>
         <w:rPr/>
         <w:t>Stato consigliato</w:t>
@@ -37061,7 +37250,7 @@
         <w:pStyle w:val="Compact"/>
         <w:numPr>
           <w:ilvl w:val="0"/>
-          <w:numId w:val="135"/>
+          <w:numId w:val="143"/>
         </w:numPr>
         <w:rPr/>
       </w:pPr>
@@ -37086,7 +37275,7 @@
         <w:pStyle w:val="Compact"/>
         <w:numPr>
           <w:ilvl w:val="0"/>
-          <w:numId w:val="136"/>
+          <w:numId w:val="144"/>
         </w:numPr>
         <w:rPr/>
       </w:pPr>
@@ -37100,7 +37289,7 @@
         <w:pStyle w:val="Compact"/>
         <w:numPr>
           <w:ilvl w:val="0"/>
-          <w:numId w:val="137"/>
+          <w:numId w:val="145"/>
         </w:numPr>
         <w:rPr/>
       </w:pPr>
@@ -37114,16 +37303,16 @@
         <w:pStyle w:val="Compact"/>
         <w:numPr>
           <w:ilvl w:val="0"/>
-          <w:numId w:val="138"/>
+          <w:numId w:val="146"/>
         </w:numPr>
         <w:rPr/>
       </w:pPr>
-      <w:bookmarkStart w:id="141" w:name="stato-consigliato"/>
+      <w:bookmarkStart w:id="142" w:name="stato-consigliato"/>
       <w:r>
         <w:rPr/>
         <w:t>BIB-60, BIB-61 e BIB-62: documenti disponibili nelle rispettive PR e pagine Confluence, invariati da questo aggiornamento.</w:t>
       </w:r>
-      <w:bookmarkEnd w:id="141"/>
+      <w:bookmarkEnd w:id="142"/>
     </w:p>
     <w:p>
       <w:pPr>
@@ -37500,12 +37689,12 @@
               </w:rPr>
               <w:t>.</w:t>
             </w:r>
-            <w:bookmarkStart w:id="142" w:name="Xcc2f976ac4dbfe182d234daad2955e4c9478f93"/>
-            <w:bookmarkStart w:id="143" w:name="Xd0727cf2e7c1586d4df30b8ca39aafdb7f200ca"/>
-            <w:bookmarkStart w:id="144" w:name="cronologia"/>
-            <w:bookmarkEnd w:id="142"/>
+            <w:bookmarkStart w:id="143" w:name="Xcc2f976ac4dbfe182d234daad2955e4c9478f93"/>
+            <w:bookmarkStart w:id="144" w:name="Xd0727cf2e7c1586d4df30b8ca39aafdb7f200ca"/>
+            <w:bookmarkStart w:id="145" w:name="cronologia"/>
             <w:bookmarkEnd w:id="143"/>
             <w:bookmarkEnd w:id="144"/>
+            <w:bookmarkEnd w:id="145"/>
           </w:p>
         </w:tc>
       </w:tr>
@@ -37574,7 +37763,7 @@
     </w:r>
     <w:r>
       <w:rPr/>
-      <w:t>30</w:t>
+      <w:t>31</w:t>
     </w:r>
     <w:r>
       <w:rPr/>
@@ -37653,9 +37842,8 @@
 <w:numbering xmlns:w="http://schemas.openxmlformats.org/wordprocessingml/2006/main" xmlns:o="urn:schemas-microsoft-com:office:office" xmlns:r="http://schemas.openxmlformats.org/officeDocument/2006/relationships" xmlns:v="urn:schemas-microsoft-com:vml" xmlns:mc="http://schemas.openxmlformats.org/markup-compatibility/2006" xmlns:w14="http://schemas.microsoft.com/office/word/2010/wordml" mc:Ignorable="w14">
   <w:abstractNum w:abstractNumId="1">
     <w:lvl w:ilvl="0">
-      <w:start w:val="1"/>
-      <w:numFmt w:val="decimal"/>
-      <w:lvlText w:val="%1."/>
+      <w:numFmt w:val="bullet"/>
+      <w:lvlText w:val=""/>
       <w:lvlJc w:val="left"/>
       <w:pPr>
         <w:tabs>
@@ -37663,12 +37851,14 @@
         </w:tabs>
         <w:ind w:left="720" w:hanging="480"/>
       </w:pPr>
-      <w:rPr/>
+      <w:rPr>
+        <w:rFonts w:ascii="Symbol" w:hAnsi="Symbol" w:cs="Symbol" w:hint="default"/>
+      </w:rPr>
     </w:lvl>
     <w:lvl w:ilvl="1">
-      <w:start w:val="1"/>
-      <w:numFmt w:val="decimal"/>
-      <w:lvlText w:val="%2."/>
+      <w:start w:val="0"/>
+      <w:numFmt w:val="bullet"/>
+      <w:lvlText w:val=""/>
       <w:lvlJc w:val="left"/>
       <w:pPr>
         <w:tabs>
@@ -37676,12 +37866,14 @@
         </w:tabs>
         <w:ind w:left="1440" w:hanging="480"/>
       </w:pPr>
-      <w:rPr/>
+      <w:rPr>
+        <w:rFonts w:ascii="Symbol" w:hAnsi="Symbol" w:cs="Symbol" w:hint="default"/>
+      </w:rPr>
     </w:lvl>
     <w:lvl w:ilvl="2">
-      <w:start w:val="1"/>
-      <w:numFmt w:val="decimal"/>
-      <w:lvlText w:val="%3."/>
+      <w:start w:val="0"/>
+      <w:numFmt w:val="bullet"/>
+      <w:lvlText w:val=""/>
       <w:lvlJc w:val="left"/>
       <w:pPr>
         <w:tabs>
@@ -37689,12 +37881,14 @@
         </w:tabs>
         <w:ind w:left="2160" w:hanging="480"/>
       </w:pPr>
-      <w:rPr/>
+      <w:rPr>
+        <w:rFonts w:ascii="Symbol" w:hAnsi="Symbol" w:cs="Symbol" w:hint="default"/>
+      </w:rPr>
     </w:lvl>
     <w:lvl w:ilvl="3">
-      <w:start w:val="1"/>
-      <w:numFmt w:val="decimal"/>
-      <w:lvlText w:val="%4."/>
+      <w:start w:val="0"/>
+      <w:numFmt w:val="bullet"/>
+      <w:lvlText w:val=""/>
       <w:lvlJc w:val="left"/>
       <w:pPr>
         <w:tabs>
@@ -37702,12 +37896,14 @@
         </w:tabs>
         <w:ind w:left="2880" w:hanging="480"/>
       </w:pPr>
-      <w:rPr/>
+      <w:rPr>
+        <w:rFonts w:ascii="Symbol" w:hAnsi="Symbol" w:cs="Symbol" w:hint="default"/>
+      </w:rPr>
     </w:lvl>
     <w:lvl w:ilvl="4">
-      <w:start w:val="1"/>
-      <w:numFmt w:val="decimal"/>
-      <w:lvlText w:val="%5."/>
+      <w:start w:val="0"/>
+      <w:numFmt w:val="bullet"/>
+      <w:lvlText w:val=""/>
       <w:lvlJc w:val="left"/>
       <w:pPr>
         <w:tabs>
@@ -37715,12 +37911,14 @@
         </w:tabs>
         <w:ind w:left="3600" w:hanging="480"/>
       </w:pPr>
-      <w:rPr/>
+      <w:rPr>
+        <w:rFonts w:ascii="Symbol" w:hAnsi="Symbol" w:cs="Symbol" w:hint="default"/>
+      </w:rPr>
     </w:lvl>
     <w:lvl w:ilvl="5">
-      <w:start w:val="1"/>
-      <w:numFmt w:val="decimal"/>
-      <w:lvlText w:val="%6."/>
+      <w:start w:val="0"/>
+      <w:numFmt w:val="bullet"/>
+      <w:lvlText w:val=""/>
       <w:lvlJc w:val="left"/>
       <w:pPr>
         <w:tabs>
@@ -37728,12 +37926,14 @@
         </w:tabs>
         <w:ind w:left="4320" w:hanging="480"/>
       </w:pPr>
-      <w:rPr/>
+      <w:rPr>
+        <w:rFonts w:ascii="Symbol" w:hAnsi="Symbol" w:cs="Symbol" w:hint="default"/>
+      </w:rPr>
     </w:lvl>
     <w:lvl w:ilvl="6">
-      <w:start w:val="1"/>
-      <w:numFmt w:val="decimal"/>
-      <w:lvlText w:val="%7."/>
+      <w:start w:val="0"/>
+      <w:numFmt w:val="bullet"/>
+      <w:lvlText w:val=""/>
       <w:lvlJc w:val="left"/>
       <w:pPr>
         <w:tabs>
@@ -37741,12 +37941,14 @@
         </w:tabs>
         <w:ind w:left="5040" w:hanging="480"/>
       </w:pPr>
-      <w:rPr/>
+      <w:rPr>
+        <w:rFonts w:ascii="Symbol" w:hAnsi="Symbol" w:cs="Symbol" w:hint="default"/>
+      </w:rPr>
     </w:lvl>
     <w:lvl w:ilvl="7">
-      <w:start w:val="1"/>
-      <w:numFmt w:val="decimal"/>
-      <w:lvlText w:val="%8."/>
+      <w:start w:val="0"/>
+      <w:numFmt w:val="bullet"/>
+      <w:lvlText w:val=""/>
       <w:lvlJc w:val="left"/>
       <w:pPr>
         <w:tabs>
@@ -37754,12 +37956,14 @@
         </w:tabs>
         <w:ind w:left="5760" w:hanging="480"/>
       </w:pPr>
-      <w:rPr/>
+      <w:rPr>
+        <w:rFonts w:ascii="Symbol" w:hAnsi="Symbol" w:cs="Symbol" w:hint="default"/>
+      </w:rPr>
     </w:lvl>
     <w:lvl w:ilvl="8">
-      <w:start w:val="1"/>
-      <w:numFmt w:val="decimal"/>
-      <w:lvlText w:val="%9."/>
+      <w:start w:val="0"/>
+      <w:numFmt w:val="bullet"/>
+      <w:lvlText w:val=""/>
       <w:lvlJc w:val="left"/>
       <w:pPr>
         <w:tabs>
@@ -37767,7 +37971,9 @@
         </w:tabs>
         <w:ind w:left="6480" w:hanging="480"/>
       </w:pPr>
-      <w:rPr/>
+      <w:rPr>
+        <w:rFonts w:ascii="Symbol" w:hAnsi="Symbol" w:cs="Symbol" w:hint="default"/>
+      </w:rPr>
     </w:lvl>
   </w:abstractNum>
   <w:abstractNum w:abstractNumId="2">
@@ -37891,8 +38097,9 @@
   </w:abstractNum>
   <w:abstractNum w:abstractNumId="3">
     <w:lvl w:ilvl="0">
-      <w:numFmt w:val="bullet"/>
-      <w:lvlText w:val=""/>
+      <w:start w:val="1"/>
+      <w:numFmt w:val="decimal"/>
+      <w:lvlText w:val="%1."/>
       <w:lvlJc w:val="left"/>
       <w:pPr>
         <w:tabs>
@@ -37900,14 +38107,12 @@
         </w:tabs>
         <w:ind w:left="720" w:hanging="480"/>
       </w:pPr>
-      <w:rPr>
-        <w:rFonts w:ascii="Symbol" w:hAnsi="Symbol" w:cs="Symbol" w:hint="default"/>
-      </w:rPr>
+      <w:rPr/>
     </w:lvl>
     <w:lvl w:ilvl="1">
-      <w:start w:val="0"/>
-      <w:numFmt w:val="bullet"/>
-      <w:lvlText w:val=""/>
+      <w:start w:val="1"/>
+      <w:numFmt w:val="decimal"/>
+      <w:lvlText w:val="%2."/>
       <w:lvlJc w:val="left"/>
       <w:pPr>
         <w:tabs>
@@ -37915,14 +38120,12 @@
         </w:tabs>
         <w:ind w:left="1440" w:hanging="480"/>
       </w:pPr>
-      <w:rPr>
-        <w:rFonts w:ascii="Symbol" w:hAnsi="Symbol" w:cs="Symbol" w:hint="default"/>
-      </w:rPr>
+      <w:rPr/>
     </w:lvl>
     <w:lvl w:ilvl="2">
-      <w:start w:val="0"/>
-      <w:numFmt w:val="bullet"/>
-      <w:lvlText w:val=""/>
+      <w:start w:val="1"/>
+      <w:numFmt w:val="decimal"/>
+      <w:lvlText w:val="%3."/>
       <w:lvlJc w:val="left"/>
       <w:pPr>
         <w:tabs>
@@ -37930,14 +38133,12 @@
         </w:tabs>
         <w:ind w:left="2160" w:hanging="480"/>
       </w:pPr>
-      <w:rPr>
-        <w:rFonts w:ascii="Symbol" w:hAnsi="Symbol" w:cs="Symbol" w:hint="default"/>
-      </w:rPr>
+      <w:rPr/>
     </w:lvl>
     <w:lvl w:ilvl="3">
-      <w:start w:val="0"/>
-      <w:numFmt w:val="bullet"/>
-      <w:lvlText w:val=""/>
+      <w:start w:val="1"/>
+      <w:numFmt w:val="decimal"/>
+      <w:lvlText w:val="%4."/>
       <w:lvlJc w:val="left"/>
       <w:pPr>
         <w:tabs>
@@ -37945,14 +38146,12 @@
         </w:tabs>
         <w:ind w:left="2880" w:hanging="480"/>
       </w:pPr>
-      <w:rPr>
-        <w:rFonts w:ascii="Symbol" w:hAnsi="Symbol" w:cs="Symbol" w:hint="default"/>
-      </w:rPr>
+      <w:rPr/>
     </w:lvl>
     <w:lvl w:ilvl="4">
-      <w:start w:val="0"/>
-      <w:numFmt w:val="bullet"/>
-      <w:lvlText w:val=""/>
+      <w:start w:val="1"/>
+      <w:numFmt w:val="decimal"/>
+      <w:lvlText w:val="%5."/>
       <w:lvlJc w:val="left"/>
       <w:pPr>
         <w:tabs>
@@ -37960,14 +38159,12 @@
         </w:tabs>
         <w:ind w:left="3600" w:hanging="480"/>
       </w:pPr>
-      <w:rPr>
-        <w:rFonts w:ascii="Symbol" w:hAnsi="Symbol" w:cs="Symbol" w:hint="default"/>
-      </w:rPr>
+      <w:rPr/>
     </w:lvl>
     <w:lvl w:ilvl="5">
-      <w:start w:val="0"/>
-      <w:numFmt w:val="bullet"/>
-      <w:lvlText w:val=""/>
+      <w:start w:val="1"/>
+      <w:numFmt w:val="decimal"/>
+      <w:lvlText w:val="%6."/>
       <w:lvlJc w:val="left"/>
       <w:pPr>
         <w:tabs>
@@ -37975,14 +38172,12 @@
         </w:tabs>
         <w:ind w:left="4320" w:hanging="480"/>
       </w:pPr>
-      <w:rPr>
-        <w:rFonts w:ascii="Symbol" w:hAnsi="Symbol" w:cs="Symbol" w:hint="default"/>
-      </w:rPr>
+      <w:rPr/>
     </w:lvl>
     <w:lvl w:ilvl="6">
-      <w:start w:val="0"/>
-      <w:numFmt w:val="bullet"/>
-      <w:lvlText w:val=""/>
+      <w:start w:val="1"/>
+      <w:numFmt w:val="decimal"/>
+      <w:lvlText w:val="%7."/>
       <w:lvlJc w:val="left"/>
       <w:pPr>
         <w:tabs>
@@ -37990,14 +38185,12 @@
         </w:tabs>
         <w:ind w:left="5040" w:hanging="480"/>
       </w:pPr>
-      <w:rPr>
-        <w:rFonts w:ascii="Symbol" w:hAnsi="Symbol" w:cs="Symbol" w:hint="default"/>
-      </w:rPr>
+      <w:rPr/>
     </w:lvl>
     <w:lvl w:ilvl="7">
-      <w:start w:val="0"/>
-      <w:numFmt w:val="bullet"/>
-      <w:lvlText w:val=""/>
+      <w:start w:val="1"/>
+      <w:numFmt w:val="decimal"/>
+      <w:lvlText w:val="%8."/>
       <w:lvlJc w:val="left"/>
       <w:pPr>
         <w:tabs>
@@ -38005,14 +38198,12 @@
         </w:tabs>
         <w:ind w:left="5760" w:hanging="480"/>
       </w:pPr>
-      <w:rPr>
-        <w:rFonts w:ascii="Symbol" w:hAnsi="Symbol" w:cs="Symbol" w:hint="default"/>
-      </w:rPr>
+      <w:rPr/>
     </w:lvl>
     <w:lvl w:ilvl="8">
-      <w:start w:val="0"/>
-      <w:numFmt w:val="bullet"/>
-      <w:lvlText w:val=""/>
+      <w:start w:val="1"/>
+      <w:numFmt w:val="decimal"/>
+      <w:lvlText w:val="%9."/>
       <w:lvlJc w:val="left"/>
       <w:pPr>
         <w:tabs>
@@ -38020,9 +38211,7 @@
         </w:tabs>
         <w:ind w:left="6480" w:hanging="480"/>
       </w:pPr>
-      <w:rPr>
-        <w:rFonts w:ascii="Symbol" w:hAnsi="Symbol" w:cs="Symbol" w:hint="default"/>
-      </w:rPr>
+      <w:rPr/>
     </w:lvl>
   </w:abstractNum>
   <w:abstractNum w:abstractNumId="4">
@@ -38299,125 +38488,6 @@
   </w:abstractNum>
   <w:abstractNum w:abstractNumId="6">
     <w:lvl w:ilvl="0">
-      <w:start w:val="1"/>
-      <w:numFmt w:val="decimal"/>
-      <w:lvlText w:val="%1."/>
-      <w:lvlJc w:val="left"/>
-      <w:pPr>
-        <w:tabs>
-          <w:tab w:val="num" w:pos="0"/>
-        </w:tabs>
-        <w:ind w:left="720" w:hanging="480"/>
-      </w:pPr>
-      <w:rPr/>
-    </w:lvl>
-    <w:lvl w:ilvl="1">
-      <w:start w:val="1"/>
-      <w:numFmt w:val="decimal"/>
-      <w:lvlText w:val="%2."/>
-      <w:lvlJc w:val="left"/>
-      <w:pPr>
-        <w:tabs>
-          <w:tab w:val="num" w:pos="0"/>
-        </w:tabs>
-        <w:ind w:left="1440" w:hanging="480"/>
-      </w:pPr>
-      <w:rPr/>
-    </w:lvl>
-    <w:lvl w:ilvl="2">
-      <w:start w:val="1"/>
-      <w:numFmt w:val="decimal"/>
-      <w:lvlText w:val="%3."/>
-      <w:lvlJc w:val="left"/>
-      <w:pPr>
-        <w:tabs>
-          <w:tab w:val="num" w:pos="0"/>
-        </w:tabs>
-        <w:ind w:left="2160" w:hanging="480"/>
-      </w:pPr>
-      <w:rPr/>
-    </w:lvl>
-    <w:lvl w:ilvl="3">
-      <w:start w:val="1"/>
-      <w:numFmt w:val="decimal"/>
-      <w:lvlText w:val="%4."/>
-      <w:lvlJc w:val="left"/>
-      <w:pPr>
-        <w:tabs>
-          <w:tab w:val="num" w:pos="0"/>
-        </w:tabs>
-        <w:ind w:left="2880" w:hanging="480"/>
-      </w:pPr>
-      <w:rPr/>
-    </w:lvl>
-    <w:lvl w:ilvl="4">
-      <w:start w:val="1"/>
-      <w:numFmt w:val="decimal"/>
-      <w:lvlText w:val="%5."/>
-      <w:lvlJc w:val="left"/>
-      <w:pPr>
-        <w:tabs>
-          <w:tab w:val="num" w:pos="0"/>
-        </w:tabs>
-        <w:ind w:left="3600" w:hanging="480"/>
-      </w:pPr>
-      <w:rPr/>
-    </w:lvl>
-    <w:lvl w:ilvl="5">
-      <w:start w:val="1"/>
-      <w:numFmt w:val="decimal"/>
-      <w:lvlText w:val="%6."/>
-      <w:lvlJc w:val="left"/>
-      <w:pPr>
-        <w:tabs>
-          <w:tab w:val="num" w:pos="0"/>
-        </w:tabs>
-        <w:ind w:left="4320" w:hanging="480"/>
-      </w:pPr>
-      <w:rPr/>
-    </w:lvl>
-    <w:lvl w:ilvl="6">
-      <w:start w:val="1"/>
-      <w:numFmt w:val="decimal"/>
-      <w:lvlText w:val="%7."/>
-      <w:lvlJc w:val="left"/>
-      <w:pPr>
-        <w:tabs>
-          <w:tab w:val="num" w:pos="0"/>
-        </w:tabs>
-        <w:ind w:left="5040" w:hanging="480"/>
-      </w:pPr>
-      <w:rPr/>
-    </w:lvl>
-    <w:lvl w:ilvl="7">
-      <w:start w:val="1"/>
-      <w:numFmt w:val="decimal"/>
-      <w:lvlText w:val="%8."/>
-      <w:lvlJc w:val="left"/>
-      <w:pPr>
-        <w:tabs>
-          <w:tab w:val="num" w:pos="0"/>
-        </w:tabs>
-        <w:ind w:left="5760" w:hanging="480"/>
-      </w:pPr>
-      <w:rPr/>
-    </w:lvl>
-    <w:lvl w:ilvl="8">
-      <w:start w:val="1"/>
-      <w:numFmt w:val="decimal"/>
-      <w:lvlText w:val="%9."/>
-      <w:lvlJc w:val="left"/>
-      <w:pPr>
-        <w:tabs>
-          <w:tab w:val="num" w:pos="0"/>
-        </w:tabs>
-        <w:ind w:left="6480" w:hanging="480"/>
-      </w:pPr>
-      <w:rPr/>
-    </w:lvl>
-  </w:abstractNum>
-  <w:abstractNum w:abstractNumId="7">
-    <w:lvl w:ilvl="0">
       <w:numFmt w:val="bullet"/>
       <w:lvlText w:val=""/>
       <w:lvlJc w:val="left"/>
@@ -38550,6 +38620,125 @@
       <w:rPr>
         <w:rFonts w:ascii="Symbol" w:hAnsi="Symbol" w:cs="Symbol" w:hint="default"/>
       </w:rPr>
+    </w:lvl>
+  </w:abstractNum>
+  <w:abstractNum w:abstractNumId="7">
+    <w:lvl w:ilvl="0">
+      <w:start w:val="1"/>
+      <w:numFmt w:val="decimal"/>
+      <w:lvlText w:val="%1."/>
+      <w:lvlJc w:val="left"/>
+      <w:pPr>
+        <w:tabs>
+          <w:tab w:val="num" w:pos="0"/>
+        </w:tabs>
+        <w:ind w:left="720" w:hanging="480"/>
+      </w:pPr>
+      <w:rPr/>
+    </w:lvl>
+    <w:lvl w:ilvl="1">
+      <w:start w:val="1"/>
+      <w:numFmt w:val="decimal"/>
+      <w:lvlText w:val="%2."/>
+      <w:lvlJc w:val="left"/>
+      <w:pPr>
+        <w:tabs>
+          <w:tab w:val="num" w:pos="0"/>
+        </w:tabs>
+        <w:ind w:left="1440" w:hanging="480"/>
+      </w:pPr>
+      <w:rPr/>
+    </w:lvl>
+    <w:lvl w:ilvl="2">
+      <w:start w:val="1"/>
+      <w:numFmt w:val="decimal"/>
+      <w:lvlText w:val="%3."/>
+      <w:lvlJc w:val="left"/>
+      <w:pPr>
+        <w:tabs>
+          <w:tab w:val="num" w:pos="0"/>
+        </w:tabs>
+        <w:ind w:left="2160" w:hanging="480"/>
+      </w:pPr>
+      <w:rPr/>
+    </w:lvl>
+    <w:lvl w:ilvl="3">
+      <w:start w:val="1"/>
+      <w:numFmt w:val="decimal"/>
+      <w:lvlText w:val="%4."/>
+      <w:lvlJc w:val="left"/>
+      <w:pPr>
+        <w:tabs>
+          <w:tab w:val="num" w:pos="0"/>
+        </w:tabs>
+        <w:ind w:left="2880" w:hanging="480"/>
+      </w:pPr>
+      <w:rPr/>
+    </w:lvl>
+    <w:lvl w:ilvl="4">
+      <w:start w:val="1"/>
+      <w:numFmt w:val="decimal"/>
+      <w:lvlText w:val="%5."/>
+      <w:lvlJc w:val="left"/>
+      <w:pPr>
+        <w:tabs>
+          <w:tab w:val="num" w:pos="0"/>
+        </w:tabs>
+        <w:ind w:left="3600" w:hanging="480"/>
+      </w:pPr>
+      <w:rPr/>
+    </w:lvl>
+    <w:lvl w:ilvl="5">
+      <w:start w:val="1"/>
+      <w:numFmt w:val="decimal"/>
+      <w:lvlText w:val="%6."/>
+      <w:lvlJc w:val="left"/>
+      <w:pPr>
+        <w:tabs>
+          <w:tab w:val="num" w:pos="0"/>
+        </w:tabs>
+        <w:ind w:left="4320" w:hanging="480"/>
+      </w:pPr>
+      <w:rPr/>
+    </w:lvl>
+    <w:lvl w:ilvl="6">
+      <w:start w:val="1"/>
+      <w:numFmt w:val="decimal"/>
+      <w:lvlText w:val="%7."/>
+      <w:lvlJc w:val="left"/>
+      <w:pPr>
+        <w:tabs>
+          <w:tab w:val="num" w:pos="0"/>
+        </w:tabs>
+        <w:ind w:left="5040" w:hanging="480"/>
+      </w:pPr>
+      <w:rPr/>
+    </w:lvl>
+    <w:lvl w:ilvl="7">
+      <w:start w:val="1"/>
+      <w:numFmt w:val="decimal"/>
+      <w:lvlText w:val="%8."/>
+      <w:lvlJc w:val="left"/>
+      <w:pPr>
+        <w:tabs>
+          <w:tab w:val="num" w:pos="0"/>
+        </w:tabs>
+        <w:ind w:left="5760" w:hanging="480"/>
+      </w:pPr>
+      <w:rPr/>
+    </w:lvl>
+    <w:lvl w:ilvl="8">
+      <w:start w:val="1"/>
+      <w:numFmt w:val="decimal"/>
+      <w:lvlText w:val="%9."/>
+      <w:lvlJc w:val="left"/>
+      <w:pPr>
+        <w:tabs>
+          <w:tab w:val="num" w:pos="0"/>
+        </w:tabs>
+        <w:ind w:left="6480" w:hanging="480"/>
+      </w:pPr>
+      <w:rPr/>
     </w:lvl>
   </w:abstractNum>
   <w:abstractNum w:abstractNumId="8">
@@ -38826,125 +39015,6 @@
   </w:abstractNum>
   <w:abstractNum w:abstractNumId="10">
     <w:lvl w:ilvl="0">
-      <w:start w:val="1"/>
-      <w:numFmt w:val="decimal"/>
-      <w:lvlText w:val="%1."/>
-      <w:lvlJc w:val="left"/>
-      <w:pPr>
-        <w:tabs>
-          <w:tab w:val="num" w:pos="0"/>
-        </w:tabs>
-        <w:ind w:left="720" w:hanging="480"/>
-      </w:pPr>
-      <w:rPr/>
-    </w:lvl>
-    <w:lvl w:ilvl="1">
-      <w:start w:val="1"/>
-      <w:numFmt w:val="decimal"/>
-      <w:lvlText w:val="%2."/>
-      <w:lvlJc w:val="left"/>
-      <w:pPr>
-        <w:tabs>
-          <w:tab w:val="num" w:pos="0"/>
-        </w:tabs>
-        <w:ind w:left="1440" w:hanging="480"/>
-      </w:pPr>
-      <w:rPr/>
-    </w:lvl>
-    <w:lvl w:ilvl="2">
-      <w:start w:val="1"/>
-      <w:numFmt w:val="decimal"/>
-      <w:lvlText w:val="%3."/>
-      <w:lvlJc w:val="left"/>
-      <w:pPr>
-        <w:tabs>
-          <w:tab w:val="num" w:pos="0"/>
-        </w:tabs>
-        <w:ind w:left="2160" w:hanging="480"/>
-      </w:pPr>
-      <w:rPr/>
-    </w:lvl>
-    <w:lvl w:ilvl="3">
-      <w:start w:val="1"/>
-      <w:numFmt w:val="decimal"/>
-      <w:lvlText w:val="%4."/>
-      <w:lvlJc w:val="left"/>
-      <w:pPr>
-        <w:tabs>
-          <w:tab w:val="num" w:pos="0"/>
-        </w:tabs>
-        <w:ind w:left="2880" w:hanging="480"/>
-      </w:pPr>
-      <w:rPr/>
-    </w:lvl>
-    <w:lvl w:ilvl="4">
-      <w:start w:val="1"/>
-      <w:numFmt w:val="decimal"/>
-      <w:lvlText w:val="%5."/>
-      <w:lvlJc w:val="left"/>
-      <w:pPr>
-        <w:tabs>
-          <w:tab w:val="num" w:pos="0"/>
-        </w:tabs>
-        <w:ind w:left="3600" w:hanging="480"/>
-      </w:pPr>
-      <w:rPr/>
-    </w:lvl>
-    <w:lvl w:ilvl="5">
-      <w:start w:val="1"/>
-      <w:numFmt w:val="decimal"/>
-      <w:lvlText w:val="%6."/>
-      <w:lvlJc w:val="left"/>
-      <w:pPr>
-        <w:tabs>
-          <w:tab w:val="num" w:pos="0"/>
-        </w:tabs>
-        <w:ind w:left="4320" w:hanging="480"/>
-      </w:pPr>
-      <w:rPr/>
-    </w:lvl>
-    <w:lvl w:ilvl="6">
-      <w:start w:val="1"/>
-      <w:numFmt w:val="decimal"/>
-      <w:lvlText w:val="%7."/>
-      <w:lvlJc w:val="left"/>
-      <w:pPr>
-        <w:tabs>
-          <w:tab w:val="num" w:pos="0"/>
-        </w:tabs>
-        <w:ind w:left="5040" w:hanging="480"/>
-      </w:pPr>
-      <w:rPr/>
-    </w:lvl>
-    <w:lvl w:ilvl="7">
-      <w:start w:val="1"/>
-      <w:numFmt w:val="decimal"/>
-      <w:lvlText w:val="%8."/>
-      <w:lvlJc w:val="left"/>
-      <w:pPr>
-        <w:tabs>
-          <w:tab w:val="num" w:pos="0"/>
-        </w:tabs>
-        <w:ind w:left="5760" w:hanging="480"/>
-      </w:pPr>
-      <w:rPr/>
-    </w:lvl>
-    <w:lvl w:ilvl="8">
-      <w:start w:val="1"/>
-      <w:numFmt w:val="decimal"/>
-      <w:lvlText w:val="%9."/>
-      <w:lvlJc w:val="left"/>
-      <w:pPr>
-        <w:tabs>
-          <w:tab w:val="num" w:pos="0"/>
-        </w:tabs>
-        <w:ind w:left="6480" w:hanging="480"/>
-      </w:pPr>
-      <w:rPr/>
-    </w:lvl>
-  </w:abstractNum>
-  <w:abstractNum w:abstractNumId="11">
-    <w:lvl w:ilvl="0">
       <w:numFmt w:val="bullet"/>
       <w:lvlText w:val=""/>
       <w:lvlJc w:val="left"/>
@@ -39079,6 +39149,125 @@
       </w:rPr>
     </w:lvl>
   </w:abstractNum>
+  <w:abstractNum w:abstractNumId="11">
+    <w:lvl w:ilvl="0">
+      <w:start w:val="1"/>
+      <w:numFmt w:val="decimal"/>
+      <w:lvlText w:val="%1."/>
+      <w:lvlJc w:val="left"/>
+      <w:pPr>
+        <w:tabs>
+          <w:tab w:val="num" w:pos="0"/>
+        </w:tabs>
+        <w:ind w:left="720" w:hanging="480"/>
+      </w:pPr>
+      <w:rPr/>
+    </w:lvl>
+    <w:lvl w:ilvl="1">
+      <w:start w:val="1"/>
+      <w:numFmt w:val="decimal"/>
+      <w:lvlText w:val="%2."/>
+      <w:lvlJc w:val="left"/>
+      <w:pPr>
+        <w:tabs>
+          <w:tab w:val="num" w:pos="0"/>
+        </w:tabs>
+        <w:ind w:left="1440" w:hanging="480"/>
+      </w:pPr>
+      <w:rPr/>
+    </w:lvl>
+    <w:lvl w:ilvl="2">
+      <w:start w:val="1"/>
+      <w:numFmt w:val="decimal"/>
+      <w:lvlText w:val="%3."/>
+      <w:lvlJc w:val="left"/>
+      <w:pPr>
+        <w:tabs>
+          <w:tab w:val="num" w:pos="0"/>
+        </w:tabs>
+        <w:ind w:left="2160" w:hanging="480"/>
+      </w:pPr>
+      <w:rPr/>
+    </w:lvl>
+    <w:lvl w:ilvl="3">
+      <w:start w:val="1"/>
+      <w:numFmt w:val="decimal"/>
+      <w:lvlText w:val="%4."/>
+      <w:lvlJc w:val="left"/>
+      <w:pPr>
+        <w:tabs>
+          <w:tab w:val="num" w:pos="0"/>
+        </w:tabs>
+        <w:ind w:left="2880" w:hanging="480"/>
+      </w:pPr>
+      <w:rPr/>
+    </w:lvl>
+    <w:lvl w:ilvl="4">
+      <w:start w:val="1"/>
+      <w:numFmt w:val="decimal"/>
+      <w:lvlText w:val="%5."/>
+      <w:lvlJc w:val="left"/>
+      <w:pPr>
+        <w:tabs>
+          <w:tab w:val="num" w:pos="0"/>
+        </w:tabs>
+        <w:ind w:left="3600" w:hanging="480"/>
+      </w:pPr>
+      <w:rPr/>
+    </w:lvl>
+    <w:lvl w:ilvl="5">
+      <w:start w:val="1"/>
+      <w:numFmt w:val="decimal"/>
+      <w:lvlText w:val="%6."/>
+      <w:lvlJc w:val="left"/>
+      <w:pPr>
+        <w:tabs>
+          <w:tab w:val="num" w:pos="0"/>
+        </w:tabs>
+        <w:ind w:left="4320" w:hanging="480"/>
+      </w:pPr>
+      <w:rPr/>
+    </w:lvl>
+    <w:lvl w:ilvl="6">
+      <w:start w:val="1"/>
+      <w:numFmt w:val="decimal"/>
+      <w:lvlText w:val="%7."/>
+      <w:lvlJc w:val="left"/>
+      <w:pPr>
+        <w:tabs>
+          <w:tab w:val="num" w:pos="0"/>
+        </w:tabs>
+        <w:ind w:left="5040" w:hanging="480"/>
+      </w:pPr>
+      <w:rPr/>
+    </w:lvl>
+    <w:lvl w:ilvl="7">
+      <w:start w:val="1"/>
+      <w:numFmt w:val="decimal"/>
+      <w:lvlText w:val="%8."/>
+      <w:lvlJc w:val="left"/>
+      <w:pPr>
+        <w:tabs>
+          <w:tab w:val="num" w:pos="0"/>
+        </w:tabs>
+        <w:ind w:left="5760" w:hanging="480"/>
+      </w:pPr>
+      <w:rPr/>
+    </w:lvl>
+    <w:lvl w:ilvl="8">
+      <w:start w:val="1"/>
+      <w:numFmt w:val="decimal"/>
+      <w:lvlText w:val="%9."/>
+      <w:lvlJc w:val="left"/>
+      <w:pPr>
+        <w:tabs>
+          <w:tab w:val="num" w:pos="0"/>
+        </w:tabs>
+        <w:ind w:left="6480" w:hanging="480"/>
+      </w:pPr>
+      <w:rPr/>
+    </w:lvl>
+  </w:abstractNum>
   <w:abstractNum w:abstractNumId="12">
     <w:lvl w:ilvl="0">
       <w:numFmt w:val="bullet"/>
@@ -39217,244 +39406,6 @@
   </w:abstractNum>
   <w:abstractNum w:abstractNumId="13">
     <w:lvl w:ilvl="0">
-      <w:start w:val="1"/>
-      <w:numFmt w:val="decimal"/>
-      <w:lvlText w:val="%1."/>
-      <w:lvlJc w:val="left"/>
-      <w:pPr>
-        <w:tabs>
-          <w:tab w:val="num" w:pos="0"/>
-        </w:tabs>
-        <w:ind w:left="720" w:hanging="480"/>
-      </w:pPr>
-      <w:rPr/>
-    </w:lvl>
-    <w:lvl w:ilvl="1">
-      <w:start w:val="1"/>
-      <w:numFmt w:val="decimal"/>
-      <w:lvlText w:val="%2."/>
-      <w:lvlJc w:val="left"/>
-      <w:pPr>
-        <w:tabs>
-          <w:tab w:val="num" w:pos="0"/>
-        </w:tabs>
-        <w:ind w:left="1440" w:hanging="480"/>
-      </w:pPr>
-      <w:rPr/>
-    </w:lvl>
-    <w:lvl w:ilvl="2">
-      <w:start w:val="1"/>
-      <w:numFmt w:val="decimal"/>
-      <w:lvlText w:val="%3."/>
-      <w:lvlJc w:val="left"/>
-      <w:pPr>
-        <w:tabs>
-          <w:tab w:val="num" w:pos="0"/>
-        </w:tabs>
-        <w:ind w:left="2160" w:hanging="480"/>
-      </w:pPr>
-      <w:rPr/>
-    </w:lvl>
-    <w:lvl w:ilvl="3">
-      <w:start w:val="1"/>
-      <w:numFmt w:val="decimal"/>
-      <w:lvlText w:val="%4."/>
-      <w:lvlJc w:val="left"/>
-      <w:pPr>
-        <w:tabs>
-          <w:tab w:val="num" w:pos="0"/>
-        </w:tabs>
-        <w:ind w:left="2880" w:hanging="480"/>
-      </w:pPr>
-      <w:rPr/>
-    </w:lvl>
-    <w:lvl w:ilvl="4">
-      <w:start w:val="1"/>
-      <w:numFmt w:val="decimal"/>
-      <w:lvlText w:val="%5."/>
-      <w:lvlJc w:val="left"/>
-      <w:pPr>
-        <w:tabs>
-          <w:tab w:val="num" w:pos="0"/>
-        </w:tabs>
-        <w:ind w:left="3600" w:hanging="480"/>
-      </w:pPr>
-      <w:rPr/>
-    </w:lvl>
-    <w:lvl w:ilvl="5">
-      <w:start w:val="1"/>
-      <w:numFmt w:val="decimal"/>
-      <w:lvlText w:val="%6."/>
-      <w:lvlJc w:val="left"/>
-      <w:pPr>
-        <w:tabs>
-          <w:tab w:val="num" w:pos="0"/>
-        </w:tabs>
-        <w:ind w:left="4320" w:hanging="480"/>
-      </w:pPr>
-      <w:rPr/>
-    </w:lvl>
-    <w:lvl w:ilvl="6">
-      <w:start w:val="1"/>
-      <w:numFmt w:val="decimal"/>
-      <w:lvlText w:val="%7."/>
-      <w:lvlJc w:val="left"/>
-      <w:pPr>
-        <w:tabs>
-          <w:tab w:val="num" w:pos="0"/>
-        </w:tabs>
-        <w:ind w:left="5040" w:hanging="480"/>
-      </w:pPr>
-      <w:rPr/>
-    </w:lvl>
-    <w:lvl w:ilvl="7">
-      <w:start w:val="1"/>
-      <w:numFmt w:val="decimal"/>
-      <w:lvlText w:val="%8."/>
-      <w:lvlJc w:val="left"/>
-      <w:pPr>
-        <w:tabs>
-          <w:tab w:val="num" w:pos="0"/>
-        </w:tabs>
-        <w:ind w:left="5760" w:hanging="480"/>
-      </w:pPr>
-      <w:rPr/>
-    </w:lvl>
-    <w:lvl w:ilvl="8">
-      <w:start w:val="1"/>
-      <w:numFmt w:val="decimal"/>
-      <w:lvlText w:val="%9."/>
-      <w:lvlJc w:val="left"/>
-      <w:pPr>
-        <w:tabs>
-          <w:tab w:val="num" w:pos="0"/>
-        </w:tabs>
-        <w:ind w:left="6480" w:hanging="480"/>
-      </w:pPr>
-      <w:rPr/>
-    </w:lvl>
-  </w:abstractNum>
-  <w:abstractNum w:abstractNumId="14">
-    <w:lvl w:ilvl="0">
-      <w:start w:val="1"/>
-      <w:numFmt w:val="decimal"/>
-      <w:lvlText w:val="%1."/>
-      <w:lvlJc w:val="left"/>
-      <w:pPr>
-        <w:tabs>
-          <w:tab w:val="num" w:pos="0"/>
-        </w:tabs>
-        <w:ind w:left="720" w:hanging="480"/>
-      </w:pPr>
-      <w:rPr/>
-    </w:lvl>
-    <w:lvl w:ilvl="1">
-      <w:start w:val="1"/>
-      <w:numFmt w:val="decimal"/>
-      <w:lvlText w:val="%2."/>
-      <w:lvlJc w:val="left"/>
-      <w:pPr>
-        <w:tabs>
-          <w:tab w:val="num" w:pos="0"/>
-        </w:tabs>
-        <w:ind w:left="1440" w:hanging="480"/>
-      </w:pPr>
-      <w:rPr/>
-    </w:lvl>
-    <w:lvl w:ilvl="2">
-      <w:start w:val="1"/>
-      <w:numFmt w:val="decimal"/>
-      <w:lvlText w:val="%3."/>
-      <w:lvlJc w:val="left"/>
-      <w:pPr>
-        <w:tabs>
-          <w:tab w:val="num" w:pos="0"/>
-        </w:tabs>
-        <w:ind w:left="2160" w:hanging="480"/>
-      </w:pPr>
-      <w:rPr/>
-    </w:lvl>
-    <w:lvl w:ilvl="3">
-      <w:start w:val="1"/>
-      <w:numFmt w:val="decimal"/>
-      <w:lvlText w:val="%4."/>
-      <w:lvlJc w:val="left"/>
-      <w:pPr>
-        <w:tabs>
-          <w:tab w:val="num" w:pos="0"/>
-        </w:tabs>
-        <w:ind w:left="2880" w:hanging="480"/>
-      </w:pPr>
-      <w:rPr/>
-    </w:lvl>
-    <w:lvl w:ilvl="4">
-      <w:start w:val="1"/>
-      <w:numFmt w:val="decimal"/>
-      <w:lvlText w:val="%5."/>
-      <w:lvlJc w:val="left"/>
-      <w:pPr>
-        <w:tabs>
-          <w:tab w:val="num" w:pos="0"/>
-        </w:tabs>
-        <w:ind w:left="3600" w:hanging="480"/>
-      </w:pPr>
-      <w:rPr/>
-    </w:lvl>
-    <w:lvl w:ilvl="5">
-      <w:start w:val="1"/>
-      <w:numFmt w:val="decimal"/>
-      <w:lvlText w:val="%6."/>
-      <w:lvlJc w:val="left"/>
-      <w:pPr>
-        <w:tabs>
-          <w:tab w:val="num" w:pos="0"/>
-        </w:tabs>
-        <w:ind w:left="4320" w:hanging="480"/>
-      </w:pPr>
-      <w:rPr/>
-    </w:lvl>
-    <w:lvl w:ilvl="6">
-      <w:start w:val="1"/>
-      <w:numFmt w:val="decimal"/>
-      <w:lvlText w:val="%7."/>
-      <w:lvlJc w:val="left"/>
-      <w:pPr>
-        <w:tabs>
-          <w:tab w:val="num" w:pos="0"/>
-        </w:tabs>
-        <w:ind w:left="5040" w:hanging="480"/>
-      </w:pPr>
-      <w:rPr/>
-    </w:lvl>
-    <w:lvl w:ilvl="7">
-      <w:start w:val="1"/>
-      <w:numFmt w:val="decimal"/>
-      <w:lvlText w:val="%8."/>
-      <w:lvlJc w:val="left"/>
-      <w:pPr>
-        <w:tabs>
-          <w:tab w:val="num" w:pos="0"/>
-        </w:tabs>
-        <w:ind w:left="5760" w:hanging="480"/>
-      </w:pPr>
-      <w:rPr/>
-    </w:lvl>
-    <w:lvl w:ilvl="8">
-      <w:start w:val="1"/>
-      <w:numFmt w:val="decimal"/>
-      <w:lvlText w:val="%9."/>
-      <w:lvlJc w:val="left"/>
-      <w:pPr>
-        <w:tabs>
-          <w:tab w:val="num" w:pos="0"/>
-        </w:tabs>
-        <w:ind w:left="6480" w:hanging="480"/>
-      </w:pPr>
-      <w:rPr/>
-    </w:lvl>
-  </w:abstractNum>
-  <w:abstractNum w:abstractNumId="15">
-    <w:lvl w:ilvl="0">
       <w:numFmt w:val="bullet"/>
       <w:lvlText w:val=""/>
       <w:lvlJc w:val="left"/>
@@ -39589,126 +39540,7 @@
       </w:rPr>
     </w:lvl>
   </w:abstractNum>
-  <w:abstractNum w:abstractNumId="16">
-    <w:lvl w:ilvl="0">
-      <w:start w:val="1"/>
-      <w:numFmt w:val="decimal"/>
-      <w:lvlText w:val="%1."/>
-      <w:lvlJc w:val="left"/>
-      <w:pPr>
-        <w:tabs>
-          <w:tab w:val="num" w:pos="0"/>
-        </w:tabs>
-        <w:ind w:left="720" w:hanging="480"/>
-      </w:pPr>
-      <w:rPr/>
-    </w:lvl>
-    <w:lvl w:ilvl="1">
-      <w:start w:val="1"/>
-      <w:numFmt w:val="decimal"/>
-      <w:lvlText w:val="%2."/>
-      <w:lvlJc w:val="left"/>
-      <w:pPr>
-        <w:tabs>
-          <w:tab w:val="num" w:pos="0"/>
-        </w:tabs>
-        <w:ind w:left="1440" w:hanging="480"/>
-      </w:pPr>
-      <w:rPr/>
-    </w:lvl>
-    <w:lvl w:ilvl="2">
-      <w:start w:val="1"/>
-      <w:numFmt w:val="decimal"/>
-      <w:lvlText w:val="%3."/>
-      <w:lvlJc w:val="left"/>
-      <w:pPr>
-        <w:tabs>
-          <w:tab w:val="num" w:pos="0"/>
-        </w:tabs>
-        <w:ind w:left="2160" w:hanging="480"/>
-      </w:pPr>
-      <w:rPr/>
-    </w:lvl>
-    <w:lvl w:ilvl="3">
-      <w:start w:val="1"/>
-      <w:numFmt w:val="decimal"/>
-      <w:lvlText w:val="%4."/>
-      <w:lvlJc w:val="left"/>
-      <w:pPr>
-        <w:tabs>
-          <w:tab w:val="num" w:pos="0"/>
-        </w:tabs>
-        <w:ind w:left="2880" w:hanging="480"/>
-      </w:pPr>
-      <w:rPr/>
-    </w:lvl>
-    <w:lvl w:ilvl="4">
-      <w:start w:val="1"/>
-      <w:numFmt w:val="decimal"/>
-      <w:lvlText w:val="%5."/>
-      <w:lvlJc w:val="left"/>
-      <w:pPr>
-        <w:tabs>
-          <w:tab w:val="num" w:pos="0"/>
-        </w:tabs>
-        <w:ind w:left="3600" w:hanging="480"/>
-      </w:pPr>
-      <w:rPr/>
-    </w:lvl>
-    <w:lvl w:ilvl="5">
-      <w:start w:val="1"/>
-      <w:numFmt w:val="decimal"/>
-      <w:lvlText w:val="%6."/>
-      <w:lvlJc w:val="left"/>
-      <w:pPr>
-        <w:tabs>
-          <w:tab w:val="num" w:pos="0"/>
-        </w:tabs>
-        <w:ind w:left="4320" w:hanging="480"/>
-      </w:pPr>
-      <w:rPr/>
-    </w:lvl>
-    <w:lvl w:ilvl="6">
-      <w:start w:val="1"/>
-      <w:numFmt w:val="decimal"/>
-      <w:lvlText w:val="%7."/>
-      <w:lvlJc w:val="left"/>
-      <w:pPr>
-        <w:tabs>
-          <w:tab w:val="num" w:pos="0"/>
-        </w:tabs>
-        <w:ind w:left="5040" w:hanging="480"/>
-      </w:pPr>
-      <w:rPr/>
-    </w:lvl>
-    <w:lvl w:ilvl="7">
-      <w:start w:val="1"/>
-      <w:numFmt w:val="decimal"/>
-      <w:lvlText w:val="%8."/>
-      <w:lvlJc w:val="left"/>
-      <w:pPr>
-        <w:tabs>
-          <w:tab w:val="num" w:pos="0"/>
-        </w:tabs>
-        <w:ind w:left="5760" w:hanging="480"/>
-      </w:pPr>
-      <w:rPr/>
-    </w:lvl>
-    <w:lvl w:ilvl="8">
-      <w:start w:val="1"/>
-      <w:numFmt w:val="decimal"/>
-      <w:lvlText w:val="%9."/>
-      <w:lvlJc w:val="left"/>
-      <w:pPr>
-        <w:tabs>
-          <w:tab w:val="num" w:pos="0"/>
-        </w:tabs>
-        <w:ind w:left="6480" w:hanging="480"/>
-      </w:pPr>
-      <w:rPr/>
-    </w:lvl>
-  </w:abstractNum>
-  <w:abstractNum w:abstractNumId="17">
+  <w:abstractNum w:abstractNumId="14">
     <w:lvl w:ilvl="0">
       <w:numFmt w:val="bullet"/>
       <w:lvlText w:val=""/>
@@ -39844,7 +39676,245 @@
       </w:rPr>
     </w:lvl>
   </w:abstractNum>
-  <w:abstractNum w:abstractNumId="18">
+  <w:abstractNum w:abstractNumId="15">
+    <w:lvl w:ilvl="0">
+      <w:start w:val="1"/>
+      <w:numFmt w:val="decimal"/>
+      <w:lvlText w:val="%1."/>
+      <w:lvlJc w:val="left"/>
+      <w:pPr>
+        <w:tabs>
+          <w:tab w:val="num" w:pos="0"/>
+        </w:tabs>
+        <w:ind w:left="720" w:hanging="480"/>
+      </w:pPr>
+      <w:rPr/>
+    </w:lvl>
+    <w:lvl w:ilvl="1">
+      <w:start w:val="1"/>
+      <w:numFmt w:val="decimal"/>
+      <w:lvlText w:val="%2."/>
+      <w:lvlJc w:val="left"/>
+      <w:pPr>
+        <w:tabs>
+          <w:tab w:val="num" w:pos="0"/>
+        </w:tabs>
+        <w:ind w:left="1440" w:hanging="480"/>
+      </w:pPr>
+      <w:rPr/>
+    </w:lvl>
+    <w:lvl w:ilvl="2">
+      <w:start w:val="1"/>
+      <w:numFmt w:val="decimal"/>
+      <w:lvlText w:val="%3."/>
+      <w:lvlJc w:val="left"/>
+      <w:pPr>
+        <w:tabs>
+          <w:tab w:val="num" w:pos="0"/>
+        </w:tabs>
+        <w:ind w:left="2160" w:hanging="480"/>
+      </w:pPr>
+      <w:rPr/>
+    </w:lvl>
+    <w:lvl w:ilvl="3">
+      <w:start w:val="1"/>
+      <w:numFmt w:val="decimal"/>
+      <w:lvlText w:val="%4."/>
+      <w:lvlJc w:val="left"/>
+      <w:pPr>
+        <w:tabs>
+          <w:tab w:val="num" w:pos="0"/>
+        </w:tabs>
+        <w:ind w:left="2880" w:hanging="480"/>
+      </w:pPr>
+      <w:rPr/>
+    </w:lvl>
+    <w:lvl w:ilvl="4">
+      <w:start w:val="1"/>
+      <w:numFmt w:val="decimal"/>
+      <w:lvlText w:val="%5."/>
+      <w:lvlJc w:val="left"/>
+      <w:pPr>
+        <w:tabs>
+          <w:tab w:val="num" w:pos="0"/>
+        </w:tabs>
+        <w:ind w:left="3600" w:hanging="480"/>
+      </w:pPr>
+      <w:rPr/>
+    </w:lvl>
+    <w:lvl w:ilvl="5">
+      <w:start w:val="1"/>
+      <w:numFmt w:val="decimal"/>
+      <w:lvlText w:val="%6."/>
+      <w:lvlJc w:val="left"/>
+      <w:pPr>
+        <w:tabs>
+          <w:tab w:val="num" w:pos="0"/>
+        </w:tabs>
+        <w:ind w:left="4320" w:hanging="480"/>
+      </w:pPr>
+      <w:rPr/>
+    </w:lvl>
+    <w:lvl w:ilvl="6">
+      <w:start w:val="1"/>
+      <w:numFmt w:val="decimal"/>
+      <w:lvlText w:val="%7."/>
+      <w:lvlJc w:val="left"/>
+      <w:pPr>
+        <w:tabs>
+          <w:tab w:val="num" w:pos="0"/>
+        </w:tabs>
+        <w:ind w:left="5040" w:hanging="480"/>
+      </w:pPr>
+      <w:rPr/>
+    </w:lvl>
+    <w:lvl w:ilvl="7">
+      <w:start w:val="1"/>
+      <w:numFmt w:val="decimal"/>
+      <w:lvlText w:val="%8."/>
+      <w:lvlJc w:val="left"/>
+      <w:pPr>
+        <w:tabs>
+          <w:tab w:val="num" w:pos="0"/>
+        </w:tabs>
+        <w:ind w:left="5760" w:hanging="480"/>
+      </w:pPr>
+      <w:rPr/>
+    </w:lvl>
+    <w:lvl w:ilvl="8">
+      <w:start w:val="1"/>
+      <w:numFmt w:val="decimal"/>
+      <w:lvlText w:val="%9."/>
+      <w:lvlJc w:val="left"/>
+      <w:pPr>
+        <w:tabs>
+          <w:tab w:val="num" w:pos="0"/>
+        </w:tabs>
+        <w:ind w:left="6480" w:hanging="480"/>
+      </w:pPr>
+      <w:rPr/>
+    </w:lvl>
+  </w:abstractNum>
+  <w:abstractNum w:abstractNumId="16">
+    <w:lvl w:ilvl="0">
+      <w:start w:val="1"/>
+      <w:numFmt w:val="decimal"/>
+      <w:lvlText w:val="%1."/>
+      <w:lvlJc w:val="left"/>
+      <w:pPr>
+        <w:tabs>
+          <w:tab w:val="num" w:pos="0"/>
+        </w:tabs>
+        <w:ind w:left="720" w:hanging="480"/>
+      </w:pPr>
+      <w:rPr/>
+    </w:lvl>
+    <w:lvl w:ilvl="1">
+      <w:start w:val="1"/>
+      <w:numFmt w:val="decimal"/>
+      <w:lvlText w:val="%2."/>
+      <w:lvlJc w:val="left"/>
+      <w:pPr>
+        <w:tabs>
+          <w:tab w:val="num" w:pos="0"/>
+        </w:tabs>
+        <w:ind w:left="1440" w:hanging="480"/>
+      </w:pPr>
+      <w:rPr/>
+    </w:lvl>
+    <w:lvl w:ilvl="2">
+      <w:start w:val="1"/>
+      <w:numFmt w:val="decimal"/>
+      <w:lvlText w:val="%3."/>
+      <w:lvlJc w:val="left"/>
+      <w:pPr>
+        <w:tabs>
+          <w:tab w:val="num" w:pos="0"/>
+        </w:tabs>
+        <w:ind w:left="2160" w:hanging="480"/>
+      </w:pPr>
+      <w:rPr/>
+    </w:lvl>
+    <w:lvl w:ilvl="3">
+      <w:start w:val="1"/>
+      <w:numFmt w:val="decimal"/>
+      <w:lvlText w:val="%4."/>
+      <w:lvlJc w:val="left"/>
+      <w:pPr>
+        <w:tabs>
+          <w:tab w:val="num" w:pos="0"/>
+        </w:tabs>
+        <w:ind w:left="2880" w:hanging="480"/>
+      </w:pPr>
+      <w:rPr/>
+    </w:lvl>
+    <w:lvl w:ilvl="4">
+      <w:start w:val="1"/>
+      <w:numFmt w:val="decimal"/>
+      <w:lvlText w:val="%5."/>
+      <w:lvlJc w:val="left"/>
+      <w:pPr>
+        <w:tabs>
+          <w:tab w:val="num" w:pos="0"/>
+        </w:tabs>
+        <w:ind w:left="3600" w:hanging="480"/>
+      </w:pPr>
+      <w:rPr/>
+    </w:lvl>
+    <w:lvl w:ilvl="5">
+      <w:start w:val="1"/>
+      <w:numFmt w:val="decimal"/>
+      <w:lvlText w:val="%6."/>
+      <w:lvlJc w:val="left"/>
+      <w:pPr>
+        <w:tabs>
+          <w:tab w:val="num" w:pos="0"/>
+        </w:tabs>
+        <w:ind w:left="4320" w:hanging="480"/>
+      </w:pPr>
+      <w:rPr/>
+    </w:lvl>
+    <w:lvl w:ilvl="6">
+      <w:start w:val="1"/>
+      <w:numFmt w:val="decimal"/>
+      <w:lvlText w:val="%7."/>
+      <w:lvlJc w:val="left"/>
+      <w:pPr>
+        <w:tabs>
+          <w:tab w:val="num" w:pos="0"/>
+        </w:tabs>
+        <w:ind w:left="5040" w:hanging="480"/>
+      </w:pPr>
+      <w:rPr/>
+    </w:lvl>
+    <w:lvl w:ilvl="7">
+      <w:start w:val="1"/>
+      <w:numFmt w:val="decimal"/>
+      <w:lvlText w:val="%8."/>
+      <w:lvlJc w:val="left"/>
+      <w:pPr>
+        <w:tabs>
+          <w:tab w:val="num" w:pos="0"/>
+        </w:tabs>
+        <w:ind w:left="5760" w:hanging="480"/>
+      </w:pPr>
+      <w:rPr/>
+    </w:lvl>
+    <w:lvl w:ilvl="8">
+      <w:start w:val="1"/>
+      <w:numFmt w:val="decimal"/>
+      <w:lvlText w:val="%9."/>
+      <w:lvlJc w:val="left"/>
+      <w:pPr>
+        <w:tabs>
+          <w:tab w:val="num" w:pos="0"/>
+        </w:tabs>
+        <w:ind w:left="6480" w:hanging="480"/>
+      </w:pPr>
+      <w:rPr/>
+    </w:lvl>
+  </w:abstractNum>
+  <w:abstractNum w:abstractNumId="17">
     <w:lvl w:ilvl="0">
       <w:numFmt w:val="bullet"/>
       <w:lvlText w:val=""/>
@@ -39980,7 +40050,7 @@
       </w:rPr>
     </w:lvl>
   </w:abstractNum>
-  <w:abstractNum w:abstractNumId="19">
+  <w:abstractNum w:abstractNumId="18">
     <w:lvl w:ilvl="0">
       <w:start w:val="1"/>
       <w:numFmt w:val="decimal"/>
@@ -40097,6 +40167,142 @@
         <w:ind w:left="6480" w:hanging="480"/>
       </w:pPr>
       <w:rPr/>
+    </w:lvl>
+  </w:abstractNum>
+  <w:abstractNum w:abstractNumId="19">
+    <w:lvl w:ilvl="0">
+      <w:numFmt w:val="bullet"/>
+      <w:lvlText w:val=""/>
+      <w:lvlJc w:val="left"/>
+      <w:pPr>
+        <w:tabs>
+          <w:tab w:val="num" w:pos="0"/>
+        </w:tabs>
+        <w:ind w:left="720" w:hanging="480"/>
+      </w:pPr>
+      <w:rPr>
+        <w:rFonts w:ascii="Symbol" w:hAnsi="Symbol" w:cs="Symbol" w:hint="default"/>
+      </w:rPr>
+    </w:lvl>
+    <w:lvl w:ilvl="1">
+      <w:start w:val="0"/>
+      <w:numFmt w:val="bullet"/>
+      <w:lvlText w:val=""/>
+      <w:lvlJc w:val="left"/>
+      <w:pPr>
+        <w:tabs>
+          <w:tab w:val="num" w:pos="0"/>
+        </w:tabs>
+        <w:ind w:left="1440" w:hanging="480"/>
+      </w:pPr>
+      <w:rPr>
+        <w:rFonts w:ascii="Symbol" w:hAnsi="Symbol" w:cs="Symbol" w:hint="default"/>
+      </w:rPr>
+    </w:lvl>
+    <w:lvl w:ilvl="2">
+      <w:start w:val="0"/>
+      <w:numFmt w:val="bullet"/>
+      <w:lvlText w:val=""/>
+      <w:lvlJc w:val="left"/>
+      <w:pPr>
+        <w:tabs>
+          <w:tab w:val="num" w:pos="0"/>
+        </w:tabs>
+        <w:ind w:left="2160" w:hanging="480"/>
+      </w:pPr>
+      <w:rPr>
+        <w:rFonts w:ascii="Symbol" w:hAnsi="Symbol" w:cs="Symbol" w:hint="default"/>
+      </w:rPr>
+    </w:lvl>
+    <w:lvl w:ilvl="3">
+      <w:start w:val="0"/>
+      <w:numFmt w:val="bullet"/>
+      <w:lvlText w:val=""/>
+      <w:lvlJc w:val="left"/>
+      <w:pPr>
+        <w:tabs>
+          <w:tab w:val="num" w:pos="0"/>
+        </w:tabs>
+        <w:ind w:left="2880" w:hanging="480"/>
+      </w:pPr>
+      <w:rPr>
+        <w:rFonts w:ascii="Symbol" w:hAnsi="Symbol" w:cs="Symbol" w:hint="default"/>
+      </w:rPr>
+    </w:lvl>
+    <w:lvl w:ilvl="4">
+      <w:start w:val="0"/>
+      <w:numFmt w:val="bullet"/>
+      <w:lvlText w:val=""/>
+      <w:lvlJc w:val="left"/>
+      <w:pPr>
+        <w:tabs>
+          <w:tab w:val="num" w:pos="0"/>
+        </w:tabs>
+        <w:ind w:left="3600" w:hanging="480"/>
+      </w:pPr>
+      <w:rPr>
+        <w:rFonts w:ascii="Symbol" w:hAnsi="Symbol" w:cs="Symbol" w:hint="default"/>
+      </w:rPr>
+    </w:lvl>
+    <w:lvl w:ilvl="5">
+      <w:start w:val="0"/>
+      <w:numFmt w:val="bullet"/>
+      <w:lvlText w:val=""/>
+      <w:lvlJc w:val="left"/>
+      <w:pPr>
+        <w:tabs>
+          <w:tab w:val="num" w:pos="0"/>
+        </w:tabs>
+        <w:ind w:left="4320" w:hanging="480"/>
+      </w:pPr>
+      <w:rPr>
+        <w:rFonts w:ascii="Symbol" w:hAnsi="Symbol" w:cs="Symbol" w:hint="default"/>
+      </w:rPr>
+    </w:lvl>
+    <w:lvl w:ilvl="6">
+      <w:start w:val="0"/>
+      <w:numFmt w:val="bullet"/>
+      <w:lvlText w:val=""/>
+      <w:lvlJc w:val="left"/>
+      <w:pPr>
+        <w:tabs>
+          <w:tab w:val="num" w:pos="0"/>
+        </w:tabs>
+        <w:ind w:left="5040" w:hanging="480"/>
+      </w:pPr>
+      <w:rPr>
+        <w:rFonts w:ascii="Symbol" w:hAnsi="Symbol" w:cs="Symbol" w:hint="default"/>
+      </w:rPr>
+    </w:lvl>
+    <w:lvl w:ilvl="7">
+      <w:start w:val="0"/>
+      <w:numFmt w:val="bullet"/>
+      <w:lvlText w:val=""/>
+      <w:lvlJc w:val="left"/>
+      <w:pPr>
+        <w:tabs>
+          <w:tab w:val="num" w:pos="0"/>
+        </w:tabs>
+        <w:ind w:left="5760" w:hanging="480"/>
+      </w:pPr>
+      <w:rPr>
+        <w:rFonts w:ascii="Symbol" w:hAnsi="Symbol" w:cs="Symbol" w:hint="default"/>
+      </w:rPr>
+    </w:lvl>
+    <w:lvl w:ilvl="8">
+      <w:start w:val="0"/>
+      <w:numFmt w:val="bullet"/>
+      <w:lvlText w:val=""/>
+      <w:lvlJc w:val="left"/>
+      <w:pPr>
+        <w:tabs>
+          <w:tab w:val="num" w:pos="0"/>
+        </w:tabs>
+        <w:ind w:left="6480" w:hanging="480"/>
+      </w:pPr>
+      <w:rPr>
+        <w:rFonts w:ascii="Symbol" w:hAnsi="Symbol" w:cs="Symbol" w:hint="default"/>
+      </w:rPr>
     </w:lvl>
   </w:abstractNum>
   <w:abstractNum w:abstractNumId="20">
@@ -40747,8 +40953,9 @@
   </w:abstractNum>
   <w:abstractNum w:abstractNumId="25">
     <w:lvl w:ilvl="0">
-      <w:numFmt w:val="bullet"/>
-      <w:lvlText w:val=""/>
+      <w:start w:val="1"/>
+      <w:numFmt w:val="decimal"/>
+      <w:lvlText w:val="%1."/>
       <w:lvlJc w:val="left"/>
       <w:pPr>
         <w:tabs>
@@ -40756,14 +40963,12 @@
         </w:tabs>
         <w:ind w:left="720" w:hanging="480"/>
       </w:pPr>
-      <w:rPr>
-        <w:rFonts w:ascii="Symbol" w:hAnsi="Symbol" w:cs="Symbol" w:hint="default"/>
-      </w:rPr>
+      <w:rPr/>
     </w:lvl>
     <w:lvl w:ilvl="1">
-      <w:start w:val="0"/>
-      <w:numFmt w:val="bullet"/>
-      <w:lvlText w:val=""/>
+      <w:start w:val="1"/>
+      <w:numFmt w:val="decimal"/>
+      <w:lvlText w:val="%2."/>
       <w:lvlJc w:val="left"/>
       <w:pPr>
         <w:tabs>
@@ -40771,14 +40976,12 @@
         </w:tabs>
         <w:ind w:left="1440" w:hanging="480"/>
       </w:pPr>
-      <w:rPr>
-        <w:rFonts w:ascii="Symbol" w:hAnsi="Symbol" w:cs="Symbol" w:hint="default"/>
-      </w:rPr>
+      <w:rPr/>
     </w:lvl>
     <w:lvl w:ilvl="2">
-      <w:start w:val="0"/>
-      <w:numFmt w:val="bullet"/>
-      <w:lvlText w:val=""/>
+      <w:start w:val="1"/>
+      <w:numFmt w:val="decimal"/>
+      <w:lvlText w:val="%3."/>
       <w:lvlJc w:val="left"/>
       <w:pPr>
         <w:tabs>
@@ -40786,14 +40989,12 @@
         </w:tabs>
         <w:ind w:left="2160" w:hanging="480"/>
       </w:pPr>
-      <w:rPr>
-        <w:rFonts w:ascii="Symbol" w:hAnsi="Symbol" w:cs="Symbol" w:hint="default"/>
-      </w:rPr>
+      <w:rPr/>
     </w:lvl>
     <w:lvl w:ilvl="3">
-      <w:start w:val="0"/>
-      <w:numFmt w:val="bullet"/>
-      <w:lvlText w:val=""/>
+      <w:start w:val="1"/>
+      <w:numFmt w:val="decimal"/>
+      <w:lvlText w:val="%4."/>
       <w:lvlJc w:val="left"/>
       <w:pPr>
         <w:tabs>
@@ -40801,14 +41002,12 @@
         </w:tabs>
         <w:ind w:left="2880" w:hanging="480"/>
       </w:pPr>
-      <w:rPr>
-        <w:rFonts w:ascii="Symbol" w:hAnsi="Symbol" w:cs="Symbol" w:hint="default"/>
-      </w:rPr>
+      <w:rPr/>
     </w:lvl>
     <w:lvl w:ilvl="4">
-      <w:start w:val="0"/>
-      <w:numFmt w:val="bullet"/>
-      <w:lvlText w:val=""/>
+      <w:start w:val="1"/>
+      <w:numFmt w:val="decimal"/>
+      <w:lvlText w:val="%5."/>
       <w:lvlJc w:val="left"/>
       <w:pPr>
         <w:tabs>
@@ -40816,14 +41015,12 @@
         </w:tabs>
         <w:ind w:left="3600" w:hanging="480"/>
       </w:pPr>
-      <w:rPr>
-        <w:rFonts w:ascii="Symbol" w:hAnsi="Symbol" w:cs="Symbol" w:hint="default"/>
-      </w:rPr>
+      <w:rPr/>
     </w:lvl>
     <w:lvl w:ilvl="5">
-      <w:start w:val="0"/>
-      <w:numFmt w:val="bullet"/>
-      <w:lvlText w:val=""/>
+      <w:start w:val="1"/>
+      <w:numFmt w:val="decimal"/>
+      <w:lvlText w:val="%6."/>
       <w:lvlJc w:val="left"/>
       <w:pPr>
         <w:tabs>
@@ -40831,14 +41028,12 @@
         </w:tabs>
         <w:ind w:left="4320" w:hanging="480"/>
       </w:pPr>
-      <w:rPr>
-        <w:rFonts w:ascii="Symbol" w:hAnsi="Symbol" w:cs="Symbol" w:hint="default"/>
-      </w:rPr>
+      <w:rPr/>
     </w:lvl>
     <w:lvl w:ilvl="6">
-      <w:start w:val="0"/>
-      <w:numFmt w:val="bullet"/>
-      <w:lvlText w:val=""/>
+      <w:start w:val="1"/>
+      <w:numFmt w:val="decimal"/>
+      <w:lvlText w:val="%7."/>
       <w:lvlJc w:val="left"/>
       <w:pPr>
         <w:tabs>
@@ -40846,14 +41041,12 @@
         </w:tabs>
         <w:ind w:left="5040" w:hanging="480"/>
       </w:pPr>
-      <w:rPr>
-        <w:rFonts w:ascii="Symbol" w:hAnsi="Symbol" w:cs="Symbol" w:hint="default"/>
-      </w:rPr>
+      <w:rPr/>
     </w:lvl>
     <w:lvl w:ilvl="7">
-      <w:start w:val="0"/>
-      <w:numFmt w:val="bullet"/>
-      <w:lvlText w:val=""/>
+      <w:start w:val="1"/>
+      <w:numFmt w:val="decimal"/>
+      <w:lvlText w:val="%8."/>
       <w:lvlJc w:val="left"/>
       <w:pPr>
         <w:tabs>
@@ -40861,14 +41054,12 @@
         </w:tabs>
         <w:ind w:left="5760" w:hanging="480"/>
       </w:pPr>
-      <w:rPr>
-        <w:rFonts w:ascii="Symbol" w:hAnsi="Symbol" w:cs="Symbol" w:hint="default"/>
-      </w:rPr>
+      <w:rPr/>
     </w:lvl>
     <w:lvl w:ilvl="8">
-      <w:start w:val="0"/>
-      <w:numFmt w:val="bullet"/>
-      <w:lvlText w:val=""/>
+      <w:start w:val="1"/>
+      <w:numFmt w:val="decimal"/>
+      <w:lvlText w:val="%9."/>
       <w:lvlJc w:val="left"/>
       <w:pPr>
         <w:tabs>
@@ -40876,9 +41067,7 @@
         </w:tabs>
         <w:ind w:left="6480" w:hanging="480"/>
       </w:pPr>
-      <w:rPr>
-        <w:rFonts w:ascii="Symbol" w:hAnsi="Symbol" w:cs="Symbol" w:hint="default"/>
-      </w:rPr>
+      <w:rPr/>
     </w:lvl>
   </w:abstractNum>
   <w:abstractNum w:abstractNumId="26">
@@ -41154,6 +41343,278 @@
     </w:lvl>
   </w:abstractNum>
   <w:abstractNum w:abstractNumId="28">
+    <w:lvl w:ilvl="0">
+      <w:numFmt w:val="bullet"/>
+      <w:lvlText w:val=""/>
+      <w:lvlJc w:val="left"/>
+      <w:pPr>
+        <w:tabs>
+          <w:tab w:val="num" w:pos="0"/>
+        </w:tabs>
+        <w:ind w:left="720" w:hanging="480"/>
+      </w:pPr>
+      <w:rPr>
+        <w:rFonts w:ascii="Symbol" w:hAnsi="Symbol" w:cs="Symbol" w:hint="default"/>
+      </w:rPr>
+    </w:lvl>
+    <w:lvl w:ilvl="1">
+      <w:start w:val="0"/>
+      <w:numFmt w:val="bullet"/>
+      <w:lvlText w:val=""/>
+      <w:lvlJc w:val="left"/>
+      <w:pPr>
+        <w:tabs>
+          <w:tab w:val="num" w:pos="0"/>
+        </w:tabs>
+        <w:ind w:left="1440" w:hanging="480"/>
+      </w:pPr>
+      <w:rPr>
+        <w:rFonts w:ascii="Symbol" w:hAnsi="Symbol" w:cs="Symbol" w:hint="default"/>
+      </w:rPr>
+    </w:lvl>
+    <w:lvl w:ilvl="2">
+      <w:start w:val="0"/>
+      <w:numFmt w:val="bullet"/>
+      <w:lvlText w:val=""/>
+      <w:lvlJc w:val="left"/>
+      <w:pPr>
+        <w:tabs>
+          <w:tab w:val="num" w:pos="0"/>
+        </w:tabs>
+        <w:ind w:left="2160" w:hanging="480"/>
+      </w:pPr>
+      <w:rPr>
+        <w:rFonts w:ascii="Symbol" w:hAnsi="Symbol" w:cs="Symbol" w:hint="default"/>
+      </w:rPr>
+    </w:lvl>
+    <w:lvl w:ilvl="3">
+      <w:start w:val="0"/>
+      <w:numFmt w:val="bullet"/>
+      <w:lvlText w:val=""/>
+      <w:lvlJc w:val="left"/>
+      <w:pPr>
+        <w:tabs>
+          <w:tab w:val="num" w:pos="0"/>
+        </w:tabs>
+        <w:ind w:left="2880" w:hanging="480"/>
+      </w:pPr>
+      <w:rPr>
+        <w:rFonts w:ascii="Symbol" w:hAnsi="Symbol" w:cs="Symbol" w:hint="default"/>
+      </w:rPr>
+    </w:lvl>
+    <w:lvl w:ilvl="4">
+      <w:start w:val="0"/>
+      <w:numFmt w:val="bullet"/>
+      <w:lvlText w:val=""/>
+      <w:lvlJc w:val="left"/>
+      <w:pPr>
+        <w:tabs>
+          <w:tab w:val="num" w:pos="0"/>
+        </w:tabs>
+        <w:ind w:left="3600" w:hanging="480"/>
+      </w:pPr>
+      <w:rPr>
+        <w:rFonts w:ascii="Symbol" w:hAnsi="Symbol" w:cs="Symbol" w:hint="default"/>
+      </w:rPr>
+    </w:lvl>
+    <w:lvl w:ilvl="5">
+      <w:start w:val="0"/>
+      <w:numFmt w:val="bullet"/>
+      <w:lvlText w:val=""/>
+      <w:lvlJc w:val="left"/>
+      <w:pPr>
+        <w:tabs>
+          <w:tab w:val="num" w:pos="0"/>
+        </w:tabs>
+        <w:ind w:left="4320" w:hanging="480"/>
+      </w:pPr>
+      <w:rPr>
+        <w:rFonts w:ascii="Symbol" w:hAnsi="Symbol" w:cs="Symbol" w:hint="default"/>
+      </w:rPr>
+    </w:lvl>
+    <w:lvl w:ilvl="6">
+      <w:start w:val="0"/>
+      <w:numFmt w:val="bullet"/>
+      <w:lvlText w:val=""/>
+      <w:lvlJc w:val="left"/>
+      <w:pPr>
+        <w:tabs>
+          <w:tab w:val="num" w:pos="0"/>
+        </w:tabs>
+        <w:ind w:left="5040" w:hanging="480"/>
+      </w:pPr>
+      <w:rPr>
+        <w:rFonts w:ascii="Symbol" w:hAnsi="Symbol" w:cs="Symbol" w:hint="default"/>
+      </w:rPr>
+    </w:lvl>
+    <w:lvl w:ilvl="7">
+      <w:start w:val="0"/>
+      <w:numFmt w:val="bullet"/>
+      <w:lvlText w:val=""/>
+      <w:lvlJc w:val="left"/>
+      <w:pPr>
+        <w:tabs>
+          <w:tab w:val="num" w:pos="0"/>
+        </w:tabs>
+        <w:ind w:left="5760" w:hanging="480"/>
+      </w:pPr>
+      <w:rPr>
+        <w:rFonts w:ascii="Symbol" w:hAnsi="Symbol" w:cs="Symbol" w:hint="default"/>
+      </w:rPr>
+    </w:lvl>
+    <w:lvl w:ilvl="8">
+      <w:start w:val="0"/>
+      <w:numFmt w:val="bullet"/>
+      <w:lvlText w:val=""/>
+      <w:lvlJc w:val="left"/>
+      <w:pPr>
+        <w:tabs>
+          <w:tab w:val="num" w:pos="0"/>
+        </w:tabs>
+        <w:ind w:left="6480" w:hanging="480"/>
+      </w:pPr>
+      <w:rPr>
+        <w:rFonts w:ascii="Symbol" w:hAnsi="Symbol" w:cs="Symbol" w:hint="default"/>
+      </w:rPr>
+    </w:lvl>
+  </w:abstractNum>
+  <w:abstractNum w:abstractNumId="29">
+    <w:lvl w:ilvl="0">
+      <w:numFmt w:val="bullet"/>
+      <w:lvlText w:val=""/>
+      <w:lvlJc w:val="left"/>
+      <w:pPr>
+        <w:tabs>
+          <w:tab w:val="num" w:pos="0"/>
+        </w:tabs>
+        <w:ind w:left="720" w:hanging="480"/>
+      </w:pPr>
+      <w:rPr>
+        <w:rFonts w:ascii="Symbol" w:hAnsi="Symbol" w:cs="Symbol" w:hint="default"/>
+      </w:rPr>
+    </w:lvl>
+    <w:lvl w:ilvl="1">
+      <w:start w:val="0"/>
+      <w:numFmt w:val="bullet"/>
+      <w:lvlText w:val=""/>
+      <w:lvlJc w:val="left"/>
+      <w:pPr>
+        <w:tabs>
+          <w:tab w:val="num" w:pos="0"/>
+        </w:tabs>
+        <w:ind w:left="1440" w:hanging="480"/>
+      </w:pPr>
+      <w:rPr>
+        <w:rFonts w:ascii="Symbol" w:hAnsi="Symbol" w:cs="Symbol" w:hint="default"/>
+      </w:rPr>
+    </w:lvl>
+    <w:lvl w:ilvl="2">
+      <w:start w:val="0"/>
+      <w:numFmt w:val="bullet"/>
+      <w:lvlText w:val=""/>
+      <w:lvlJc w:val="left"/>
+      <w:pPr>
+        <w:tabs>
+          <w:tab w:val="num" w:pos="0"/>
+        </w:tabs>
+        <w:ind w:left="2160" w:hanging="480"/>
+      </w:pPr>
+      <w:rPr>
+        <w:rFonts w:ascii="Symbol" w:hAnsi="Symbol" w:cs="Symbol" w:hint="default"/>
+      </w:rPr>
+    </w:lvl>
+    <w:lvl w:ilvl="3">
+      <w:start w:val="0"/>
+      <w:numFmt w:val="bullet"/>
+      <w:lvlText w:val=""/>
+      <w:lvlJc w:val="left"/>
+      <w:pPr>
+        <w:tabs>
+          <w:tab w:val="num" w:pos="0"/>
+        </w:tabs>
+        <w:ind w:left="2880" w:hanging="480"/>
+      </w:pPr>
+      <w:rPr>
+        <w:rFonts w:ascii="Symbol" w:hAnsi="Symbol" w:cs="Symbol" w:hint="default"/>
+      </w:rPr>
+    </w:lvl>
+    <w:lvl w:ilvl="4">
+      <w:start w:val="0"/>
+      <w:numFmt w:val="bullet"/>
+      <w:lvlText w:val=""/>
+      <w:lvlJc w:val="left"/>
+      <w:pPr>
+        <w:tabs>
+          <w:tab w:val="num" w:pos="0"/>
+        </w:tabs>
+        <w:ind w:left="3600" w:hanging="480"/>
+      </w:pPr>
+      <w:rPr>
+        <w:rFonts w:ascii="Symbol" w:hAnsi="Symbol" w:cs="Symbol" w:hint="default"/>
+      </w:rPr>
+    </w:lvl>
+    <w:lvl w:ilvl="5">
+      <w:start w:val="0"/>
+      <w:numFmt w:val="bullet"/>
+      <w:lvlText w:val=""/>
+      <w:lvlJc w:val="left"/>
+      <w:pPr>
+        <w:tabs>
+          <w:tab w:val="num" w:pos="0"/>
+        </w:tabs>
+        <w:ind w:left="4320" w:hanging="480"/>
+      </w:pPr>
+      <w:rPr>
+        <w:rFonts w:ascii="Symbol" w:hAnsi="Symbol" w:cs="Symbol" w:hint="default"/>
+      </w:rPr>
+    </w:lvl>
+    <w:lvl w:ilvl="6">
+      <w:start w:val="0"/>
+      <w:numFmt w:val="bullet"/>
+      <w:lvlText w:val=""/>
+      <w:lvlJc w:val="left"/>
+      <w:pPr>
+        <w:tabs>
+          <w:tab w:val="num" w:pos="0"/>
+        </w:tabs>
+        <w:ind w:left="5040" w:hanging="480"/>
+      </w:pPr>
+      <w:rPr>
+        <w:rFonts w:ascii="Symbol" w:hAnsi="Symbol" w:cs="Symbol" w:hint="default"/>
+      </w:rPr>
+    </w:lvl>
+    <w:lvl w:ilvl="7">
+      <w:start w:val="0"/>
+      <w:numFmt w:val="bullet"/>
+      <w:lvlText w:val=""/>
+      <w:lvlJc w:val="left"/>
+      <w:pPr>
+        <w:tabs>
+          <w:tab w:val="num" w:pos="0"/>
+        </w:tabs>
+        <w:ind w:left="5760" w:hanging="480"/>
+      </w:pPr>
+      <w:rPr>
+        <w:rFonts w:ascii="Symbol" w:hAnsi="Symbol" w:cs="Symbol" w:hint="default"/>
+      </w:rPr>
+    </w:lvl>
+    <w:lvl w:ilvl="8">
+      <w:start w:val="0"/>
+      <w:numFmt w:val="bullet"/>
+      <w:lvlText w:val=""/>
+      <w:lvlJc w:val="left"/>
+      <w:pPr>
+        <w:tabs>
+          <w:tab w:val="num" w:pos="0"/>
+        </w:tabs>
+        <w:ind w:left="6480" w:hanging="480"/>
+      </w:pPr>
+      <w:rPr>
+        <w:rFonts w:ascii="Symbol" w:hAnsi="Symbol" w:cs="Symbol" w:hint="default"/>
+      </w:rPr>
+    </w:lvl>
+  </w:abstractNum>
+  <w:abstractNum w:abstractNumId="30">
     <w:lvl w:ilvl="0">
       <w:start w:val="1"/>
       <w:numFmt w:val="none"/>
@@ -41357,364 +41818,388 @@
     <w:abstractNumId w:val="28"/>
   </w:num>
   <w:num w:numId="29">
-    <w:abstractNumId w:val="1"/>
+    <w:abstractNumId w:val="29"/>
+  </w:num>
+  <w:num w:numId="30">
+    <w:abstractNumId w:val="30"/>
+  </w:num>
+  <w:num w:numId="31">
+    <w:abstractNumId w:val="2"/>
     <w:lvlOverride w:ilvl="0">
       <w:startOverride w:val="1"/>
     </w:lvlOverride>
   </w:num>
-  <w:num w:numId="30">
-    <w:abstractNumId w:val="1"/>
+  <w:num w:numId="32">
+    <w:abstractNumId w:val="2"/>
     <w:lvlOverride w:ilvl="0">
       <w:startOverride w:val="1"/>
     </w:lvlOverride>
   </w:num>
-  <w:num w:numId="31">
-    <w:abstractNumId w:val="1"/>
-  </w:num>
-  <w:num w:numId="32">
-    <w:abstractNumId w:val="1"/>
-  </w:num>
   <w:num w:numId="33">
-    <w:abstractNumId w:val="1"/>
+    <w:abstractNumId w:val="2"/>
   </w:num>
   <w:num w:numId="34">
-    <w:abstractNumId w:val="1"/>
+    <w:abstractNumId w:val="2"/>
   </w:num>
   <w:num w:numId="35">
-    <w:abstractNumId w:val="1"/>
+    <w:abstractNumId w:val="2"/>
   </w:num>
   <w:num w:numId="36">
-    <w:abstractNumId w:val="1"/>
+    <w:abstractNumId w:val="2"/>
   </w:num>
   <w:num w:numId="37">
-    <w:abstractNumId w:val="3"/>
+    <w:abstractNumId w:val="2"/>
   </w:num>
   <w:num w:numId="38">
-    <w:abstractNumId w:val="3"/>
+    <w:abstractNumId w:val="2"/>
   </w:num>
   <w:num w:numId="39">
-    <w:abstractNumId w:val="3"/>
+    <w:abstractNumId w:val="4"/>
   </w:num>
   <w:num w:numId="40">
-    <w:abstractNumId w:val="3"/>
+    <w:abstractNumId w:val="4"/>
   </w:num>
   <w:num w:numId="41">
-    <w:abstractNumId w:val="3"/>
+    <w:abstractNumId w:val="4"/>
   </w:num>
   <w:num w:numId="42">
-    <w:abstractNumId w:val="3"/>
+    <w:abstractNumId w:val="4"/>
   </w:num>
   <w:num w:numId="43">
-    <w:abstractNumId w:val="3"/>
+    <w:abstractNumId w:val="4"/>
   </w:num>
   <w:num w:numId="44">
-    <w:abstractNumId w:val="3"/>
+    <w:abstractNumId w:val="4"/>
   </w:num>
   <w:num w:numId="45">
-    <w:abstractNumId w:val="3"/>
+    <w:abstractNumId w:val="4"/>
   </w:num>
   <w:num w:numId="46">
-    <w:abstractNumId w:val="1"/>
+    <w:abstractNumId w:val="4"/>
+  </w:num>
+  <w:num w:numId="47">
+    <w:abstractNumId w:val="4"/>
+  </w:num>
+  <w:num w:numId="48">
+    <w:abstractNumId w:val="2"/>
     <w:lvlOverride w:ilvl="0">
       <w:startOverride w:val="1"/>
     </w:lvlOverride>
   </w:num>
-  <w:num w:numId="47">
-    <w:abstractNumId w:val="1"/>
-  </w:num>
-  <w:num w:numId="48">
-    <w:abstractNumId w:val="3"/>
-  </w:num>
   <w:num w:numId="49">
-    <w:abstractNumId w:val="3"/>
+    <w:abstractNumId w:val="2"/>
   </w:num>
   <w:num w:numId="50">
-    <w:abstractNumId w:val="3"/>
+    <w:abstractNumId w:val="4"/>
   </w:num>
   <w:num w:numId="51">
-    <w:abstractNumId w:val="3"/>
+    <w:abstractNumId w:val="4"/>
   </w:num>
   <w:num w:numId="52">
-    <w:abstractNumId w:val="3"/>
+    <w:abstractNumId w:val="4"/>
   </w:num>
   <w:num w:numId="53">
-    <w:abstractNumId w:val="3"/>
+    <w:abstractNumId w:val="4"/>
   </w:num>
   <w:num w:numId="54">
-    <w:abstractNumId w:val="3"/>
+    <w:abstractNumId w:val="4"/>
   </w:num>
   <w:num w:numId="55">
-    <w:abstractNumId w:val="3"/>
+    <w:abstractNumId w:val="4"/>
   </w:num>
   <w:num w:numId="56">
-    <w:abstractNumId w:val="3"/>
+    <w:abstractNumId w:val="4"/>
   </w:num>
   <w:num w:numId="57">
-    <w:abstractNumId w:val="3"/>
+    <w:abstractNumId w:val="4"/>
   </w:num>
   <w:num w:numId="58">
-    <w:abstractNumId w:val="3"/>
+    <w:abstractNumId w:val="4"/>
   </w:num>
   <w:num w:numId="59">
-    <w:abstractNumId w:val="3"/>
+    <w:abstractNumId w:val="4"/>
   </w:num>
   <w:num w:numId="60">
-    <w:abstractNumId w:val="1"/>
+    <w:abstractNumId w:val="4"/>
+  </w:num>
+  <w:num w:numId="61">
+    <w:abstractNumId w:val="4"/>
+  </w:num>
+  <w:num w:numId="62">
+    <w:abstractNumId w:val="2"/>
     <w:lvlOverride w:ilvl="0">
       <w:startOverride w:val="1"/>
     </w:lvlOverride>
   </w:num>
-  <w:num w:numId="61">
-    <w:abstractNumId w:val="1"/>
-  </w:num>
-  <w:num w:numId="62">
-    <w:abstractNumId w:val="1"/>
-  </w:num>
   <w:num w:numId="63">
-    <w:abstractNumId w:val="1"/>
+    <w:abstractNumId w:val="2"/>
   </w:num>
   <w:num w:numId="64">
-    <w:abstractNumId w:val="1"/>
+    <w:abstractNumId w:val="2"/>
   </w:num>
   <w:num w:numId="65">
-    <w:abstractNumId w:val="1"/>
+    <w:abstractNumId w:val="2"/>
   </w:num>
   <w:num w:numId="66">
-    <w:abstractNumId w:val="3"/>
+    <w:abstractNumId w:val="2"/>
   </w:num>
   <w:num w:numId="67">
-    <w:abstractNumId w:val="3"/>
+    <w:abstractNumId w:val="2"/>
   </w:num>
   <w:num w:numId="68">
-    <w:abstractNumId w:val="3"/>
+    <w:abstractNumId w:val="2"/>
   </w:num>
   <w:num w:numId="69">
-    <w:abstractNumId w:val="3"/>
+    <w:abstractNumId w:val="4"/>
   </w:num>
   <w:num w:numId="70">
-    <w:abstractNumId w:val="3"/>
+    <w:abstractNumId w:val="4"/>
   </w:num>
   <w:num w:numId="71">
-    <w:abstractNumId w:val="3"/>
+    <w:abstractNumId w:val="4"/>
   </w:num>
   <w:num w:numId="72">
-    <w:abstractNumId w:val="3"/>
+    <w:abstractNumId w:val="4"/>
   </w:num>
   <w:num w:numId="73">
-    <w:abstractNumId w:val="3"/>
+    <w:abstractNumId w:val="4"/>
   </w:num>
   <w:num w:numId="74">
-    <w:abstractNumId w:val="3"/>
+    <w:abstractNumId w:val="4"/>
   </w:num>
   <w:num w:numId="75">
-    <w:abstractNumId w:val="3"/>
+    <w:abstractNumId w:val="4"/>
   </w:num>
   <w:num w:numId="76">
-    <w:abstractNumId w:val="3"/>
+    <w:abstractNumId w:val="4"/>
   </w:num>
   <w:num w:numId="77">
-    <w:abstractNumId w:val="1"/>
+    <w:abstractNumId w:val="4"/>
+  </w:num>
+  <w:num w:numId="78">
+    <w:abstractNumId w:val="4"/>
+  </w:num>
+  <w:num w:numId="79">
+    <w:abstractNumId w:val="4"/>
+  </w:num>
+  <w:num w:numId="80">
+    <w:abstractNumId w:val="4"/>
+  </w:num>
+  <w:num w:numId="81">
+    <w:abstractNumId w:val="4"/>
+  </w:num>
+  <w:num w:numId="82">
+    <w:abstractNumId w:val="4"/>
+  </w:num>
+  <w:num w:numId="83">
+    <w:abstractNumId w:val="4"/>
+  </w:num>
+  <w:num w:numId="84">
+    <w:abstractNumId w:val="4"/>
+  </w:num>
+  <w:num w:numId="85">
+    <w:abstractNumId w:val="2"/>
     <w:lvlOverride w:ilvl="0">
       <w:startOverride w:val="1"/>
     </w:lvlOverride>
   </w:num>
-  <w:num w:numId="78">
-    <w:abstractNumId w:val="1"/>
+  <w:num w:numId="86">
+    <w:abstractNumId w:val="2"/>
   </w:num>
-  <w:num w:numId="79">
-    <w:abstractNumId w:val="1"/>
+  <w:num w:numId="87">
+    <w:abstractNumId w:val="2"/>
   </w:num>
-  <w:num w:numId="80">
-    <w:abstractNumId w:val="1"/>
+  <w:num w:numId="88">
+    <w:abstractNumId w:val="2"/>
   </w:num>
-  <w:num w:numId="81">
-    <w:abstractNumId w:val="1"/>
+  <w:num w:numId="89">
+    <w:abstractNumId w:val="2"/>
     <w:lvlOverride w:ilvl="0">
       <w:startOverride w:val="1"/>
     </w:lvlOverride>
   </w:num>
-  <w:num w:numId="82">
-    <w:abstractNumId w:val="1"/>
-  </w:num>
-  <w:num w:numId="83">
-    <w:abstractNumId w:val="1"/>
-  </w:num>
-  <w:num w:numId="84">
-    <w:abstractNumId w:val="1"/>
-  </w:num>
-  <w:num w:numId="85">
-    <w:abstractNumId w:val="1"/>
-  </w:num>
-  <w:num w:numId="86">
-    <w:abstractNumId w:val="1"/>
-  </w:num>
-  <w:num w:numId="87">
-    <w:abstractNumId w:val="1"/>
-  </w:num>
-  <w:num w:numId="88">
-    <w:abstractNumId w:val="3"/>
-  </w:num>
-  <w:num w:numId="89">
-    <w:abstractNumId w:val="3"/>
-  </w:num>
   <w:num w:numId="90">
-    <w:abstractNumId w:val="3"/>
+    <w:abstractNumId w:val="2"/>
   </w:num>
   <w:num w:numId="91">
-    <w:abstractNumId w:val="3"/>
+    <w:abstractNumId w:val="2"/>
   </w:num>
   <w:num w:numId="92">
-    <w:abstractNumId w:val="3"/>
+    <w:abstractNumId w:val="2"/>
   </w:num>
   <w:num w:numId="93">
-    <w:abstractNumId w:val="1"/>
+    <w:abstractNumId w:val="2"/>
+  </w:num>
+  <w:num w:numId="94">
+    <w:abstractNumId w:val="2"/>
+  </w:num>
+  <w:num w:numId="95">
+    <w:abstractNumId w:val="2"/>
+  </w:num>
+  <w:num w:numId="96">
+    <w:abstractNumId w:val="4"/>
+  </w:num>
+  <w:num w:numId="97">
+    <w:abstractNumId w:val="4"/>
+  </w:num>
+  <w:num w:numId="98">
+    <w:abstractNumId w:val="4"/>
+  </w:num>
+  <w:num w:numId="99">
+    <w:abstractNumId w:val="4"/>
+  </w:num>
+  <w:num w:numId="100">
+    <w:abstractNumId w:val="4"/>
+  </w:num>
+  <w:num w:numId="101">
+    <w:abstractNumId w:val="2"/>
     <w:lvlOverride w:ilvl="0">
       <w:startOverride w:val="1"/>
     </w:lvlOverride>
   </w:num>
-  <w:num w:numId="94">
-    <w:abstractNumId w:val="1"/>
-  </w:num>
-  <w:num w:numId="95">
-    <w:abstractNumId w:val="3"/>
-  </w:num>
-  <w:num w:numId="96">
-    <w:abstractNumId w:val="3"/>
-  </w:num>
-  <w:num w:numId="97">
-    <w:abstractNumId w:val="3"/>
-  </w:num>
-  <w:num w:numId="98">
-    <w:abstractNumId w:val="3"/>
-  </w:num>
-  <w:num w:numId="99">
-    <w:abstractNumId w:val="3"/>
-  </w:num>
-  <w:num w:numId="100">
-    <w:abstractNumId w:val="3"/>
-  </w:num>
-  <w:num w:numId="101">
-    <w:abstractNumId w:val="3"/>
-  </w:num>
   <w:num w:numId="102">
-    <w:abstractNumId w:val="1"/>
-    <w:lvlOverride w:ilvl="0">
-      <w:startOverride w:val="1"/>
-    </w:lvlOverride>
+    <w:abstractNumId w:val="2"/>
   </w:num>
   <w:num w:numId="103">
-    <w:abstractNumId w:val="1"/>
+    <w:abstractNumId w:val="4"/>
   </w:num>
   <w:num w:numId="104">
-    <w:abstractNumId w:val="1"/>
+    <w:abstractNumId w:val="4"/>
   </w:num>
   <w:num w:numId="105">
-    <w:abstractNumId w:val="1"/>
+    <w:abstractNumId w:val="4"/>
   </w:num>
   <w:num w:numId="106">
-    <w:abstractNumId w:val="1"/>
+    <w:abstractNumId w:val="4"/>
   </w:num>
   <w:num w:numId="107">
-    <w:abstractNumId w:val="3"/>
+    <w:abstractNumId w:val="4"/>
   </w:num>
   <w:num w:numId="108">
-    <w:abstractNumId w:val="3"/>
+    <w:abstractNumId w:val="4"/>
   </w:num>
   <w:num w:numId="109">
-    <w:abstractNumId w:val="3"/>
+    <w:abstractNumId w:val="4"/>
   </w:num>
   <w:num w:numId="110">
-    <w:abstractNumId w:val="1"/>
+    <w:abstractNumId w:val="2"/>
     <w:lvlOverride w:ilvl="0">
       <w:startOverride w:val="1"/>
     </w:lvlOverride>
   </w:num>
   <w:num w:numId="111">
-    <w:abstractNumId w:val="1"/>
+    <w:abstractNumId w:val="2"/>
   </w:num>
   <w:num w:numId="112">
-    <w:abstractNumId w:val="1"/>
+    <w:abstractNumId w:val="2"/>
   </w:num>
   <w:num w:numId="113">
-    <w:abstractNumId w:val="1"/>
+    <w:abstractNumId w:val="2"/>
   </w:num>
   <w:num w:numId="114">
-    <w:abstractNumId w:val="1"/>
+    <w:abstractNumId w:val="2"/>
   </w:num>
   <w:num w:numId="115">
-    <w:abstractNumId w:val="1"/>
+    <w:abstractNumId w:val="4"/>
   </w:num>
   <w:num w:numId="116">
-    <w:abstractNumId w:val="3"/>
+    <w:abstractNumId w:val="4"/>
   </w:num>
   <w:num w:numId="117">
-    <w:abstractNumId w:val="3"/>
+    <w:abstractNumId w:val="4"/>
   </w:num>
   <w:num w:numId="118">
-    <w:abstractNumId w:val="3"/>
-  </w:num>
-  <w:num w:numId="119">
-    <w:abstractNumId w:val="3"/>
-  </w:num>
-  <w:num w:numId="120">
-    <w:abstractNumId w:val="1"/>
+    <w:abstractNumId w:val="2"/>
     <w:lvlOverride w:ilvl="0">
       <w:startOverride w:val="1"/>
     </w:lvlOverride>
   </w:num>
+  <w:num w:numId="119">
+    <w:abstractNumId w:val="2"/>
+  </w:num>
+  <w:num w:numId="120">
+    <w:abstractNumId w:val="2"/>
+  </w:num>
   <w:num w:numId="121">
-    <w:abstractNumId w:val="1"/>
+    <w:abstractNumId w:val="2"/>
   </w:num>
   <w:num w:numId="122">
-    <w:abstractNumId w:val="1"/>
+    <w:abstractNumId w:val="2"/>
   </w:num>
   <w:num w:numId="123">
-    <w:abstractNumId w:val="1"/>
+    <w:abstractNumId w:val="2"/>
   </w:num>
   <w:num w:numId="124">
-    <w:abstractNumId w:val="3"/>
+    <w:abstractNumId w:val="4"/>
   </w:num>
   <w:num w:numId="125">
-    <w:abstractNumId w:val="3"/>
+    <w:abstractNumId w:val="4"/>
   </w:num>
   <w:num w:numId="126">
-    <w:abstractNumId w:val="3"/>
+    <w:abstractNumId w:val="4"/>
   </w:num>
   <w:num w:numId="127">
-    <w:abstractNumId w:val="3"/>
+    <w:abstractNumId w:val="4"/>
   </w:num>
   <w:num w:numId="128">
-    <w:abstractNumId w:val="3"/>
+    <w:abstractNumId w:val="2"/>
+    <w:lvlOverride w:ilvl="0">
+      <w:startOverride w:val="1"/>
+    </w:lvlOverride>
   </w:num>
   <w:num w:numId="129">
-    <w:abstractNumId w:val="3"/>
+    <w:abstractNumId w:val="2"/>
   </w:num>
   <w:num w:numId="130">
-    <w:abstractNumId w:val="3"/>
+    <w:abstractNumId w:val="2"/>
   </w:num>
   <w:num w:numId="131">
-    <w:abstractNumId w:val="3"/>
+    <w:abstractNumId w:val="2"/>
   </w:num>
   <w:num w:numId="132">
-    <w:abstractNumId w:val="3"/>
+    <w:abstractNumId w:val="4"/>
   </w:num>
   <w:num w:numId="133">
-    <w:abstractNumId w:val="3"/>
+    <w:abstractNumId w:val="4"/>
   </w:num>
   <w:num w:numId="134">
-    <w:abstractNumId w:val="3"/>
+    <w:abstractNumId w:val="4"/>
   </w:num>
   <w:num w:numId="135">
-    <w:abstractNumId w:val="3"/>
+    <w:abstractNumId w:val="4"/>
   </w:num>
   <w:num w:numId="136">
-    <w:abstractNumId w:val="3"/>
+    <w:abstractNumId w:val="4"/>
   </w:num>
   <w:num w:numId="137">
-    <w:abstractNumId w:val="3"/>
+    <w:abstractNumId w:val="4"/>
   </w:num>
   <w:num w:numId="138">
-    <w:abstractNumId w:val="3"/>
+    <w:abstractNumId w:val="4"/>
+  </w:num>
+  <w:num w:numId="139">
+    <w:abstractNumId w:val="4"/>
+  </w:num>
+  <w:num w:numId="140">
+    <w:abstractNumId w:val="4"/>
+  </w:num>
+  <w:num w:numId="141">
+    <w:abstractNumId w:val="4"/>
+  </w:num>
+  <w:num w:numId="142">
+    <w:abstractNumId w:val="4"/>
+  </w:num>
+  <w:num w:numId="143">
+    <w:abstractNumId w:val="4"/>
+  </w:num>
+  <w:num w:numId="144">
+    <w:abstractNumId w:val="4"/>
+  </w:num>
+  <w:num w:numId="145">
+    <w:abstractNumId w:val="4"/>
+  </w:num>
+  <w:num w:numId="146">
+    <w:abstractNumId w:val="4"/>
   </w:num>
 </w:numbering>
 </file>
